--- a/doc/project/03-计划文档/迭代开发计划第二稿 .docx
+++ b/doc/project/03-计划文档/迭代开发计划第二稿 .docx
@@ -84,16 +84,7 @@
           <w:szCs w:val="30"/>
           <w:lang w:val="en-US" w:eastAsia="zh-CN"/>
         </w:rPr>
-        <w:t xml:space="preserve"> 2</w:t>
-      </w:r>
-      <w:r>
-        <w:rPr>
-          <w:rFonts w:hint="eastAsia" w:ascii="楷体" w:hAnsi="楷体" w:eastAsia="楷体" w:cs="楷体"/>
-          <w:sz w:val="30"/>
-          <w:szCs w:val="30"/>
-          <w:lang w:val="en-US" w:eastAsia="zh-CN"/>
-        </w:rPr>
-        <w:t>.0</w:t>
+        <w:t xml:space="preserve"> 2.0</w:t>
       </w:r>
     </w:p>
     <w:p>
@@ -376,8 +367,6 @@
               </w:rPr>
               <w:t>2025.11.21</w:t>
             </w:r>
-            <w:bookmarkStart w:id="0" w:name="_GoBack"/>
-            <w:bookmarkEnd w:id="0"/>
           </w:p>
         </w:tc>
         <w:tc>
@@ -1808,6 +1797,7 @@
             <w:insideH w:val="none" w:color="auto" w:sz="0" w:space="0"/>
             <w:insideV w:val="none" w:color="auto" w:sz="0" w:space="0"/>
           </w:tblBorders>
+          <w:shd w:val="clear" w:color="auto" w:fill="auto"/>
           <w:tblCellMar>
             <w:top w:w="0" w:type="dxa"/>
             <w:left w:w="0" w:type="dxa"/>
@@ -2086,6 +2076,7 @@
             <w:insideH w:val="none" w:color="auto" w:sz="0" w:space="0"/>
             <w:insideV w:val="none" w:color="auto" w:sz="0" w:space="0"/>
           </w:tblBorders>
+          <w:shd w:val="clear" w:color="auto" w:fill="auto"/>
           <w:tblCellMar>
             <w:top w:w="0" w:type="dxa"/>
             <w:left w:w="0" w:type="dxa"/>
@@ -2178,6 +2169,7 @@
             <w:insideH w:val="none" w:color="auto" w:sz="0" w:space="0"/>
             <w:insideV w:val="none" w:color="auto" w:sz="0" w:space="0"/>
           </w:tblBorders>
+          <w:shd w:val="clear" w:color="auto" w:fill="auto"/>
           <w:tblCellMar>
             <w:top w:w="0" w:type="dxa"/>
             <w:left w:w="0" w:type="dxa"/>
@@ -2606,6 +2598,7 @@
             <w:insideH w:val="none" w:color="auto" w:sz="0" w:space="0"/>
             <w:insideV w:val="none" w:color="auto" w:sz="0" w:space="0"/>
           </w:tblBorders>
+          <w:shd w:val="clear" w:color="auto" w:fill="auto"/>
           <w:tblCellMar>
             <w:top w:w="0" w:type="dxa"/>
             <w:left w:w="0" w:type="dxa"/>
@@ -2687,6 +2680,282 @@
                 <w:lang w:val="en-US" w:eastAsia="zh-CN"/>
               </w:rPr>
               <w:t>优先级</w:t>
+            </w:r>
+          </w:p>
+        </w:tc>
+      </w:tr>
+      <w:tr>
+        <w:tblPrEx>
+          <w:tblBorders>
+            <w:top w:val="single" w:color="auto" w:sz="2" w:space="0"/>
+            <w:left w:val="single" w:color="auto" w:sz="2" w:space="0"/>
+            <w:bottom w:val="single" w:color="auto" w:sz="2" w:space="0"/>
+            <w:right w:val="single" w:color="auto" w:sz="2" w:space="0"/>
+            <w:insideH w:val="none" w:color="auto" w:sz="0" w:space="0"/>
+            <w:insideV w:val="none" w:color="auto" w:sz="0" w:space="0"/>
+          </w:tblBorders>
+          <w:tblCellMar>
+            <w:top w:w="0" w:type="dxa"/>
+            <w:left w:w="0" w:type="dxa"/>
+            <w:bottom w:w="0" w:type="dxa"/>
+            <w:right w:w="0" w:type="dxa"/>
+          </w:tblCellMar>
+        </w:tblPrEx>
+        <w:tc>
+          <w:tcPr>
+            <w:tcW w:w="0" w:type="auto"/>
+            <w:tcBorders>
+              <w:top w:val="nil"/>
+              <w:left w:val="nil"/>
+              <w:bottom w:val="nil"/>
+              <w:right w:val="single" w:color="auto" w:sz="2" w:space="0"/>
+            </w:tcBorders>
+            <w:shd w:val="clear" w:color="auto" w:fill="auto"/>
+            <w:tcMar>
+              <w:top w:w="120" w:type="dxa"/>
+              <w:left w:w="180" w:type="dxa"/>
+              <w:bottom w:w="120" w:type="dxa"/>
+              <w:right w:w="180" w:type="dxa"/>
+            </w:tcMar>
+            <w:vAlign w:val="center"/>
+          </w:tcPr>
+          <w:p>
+            <w:pPr>
+              <w:rPr>
+                <w:rFonts w:hint="eastAsia" w:ascii="楷体" w:hAnsi="楷体" w:eastAsia="楷体" w:cs="楷体"/>
+                <w:sz w:val="24"/>
+                <w:szCs w:val="24"/>
+              </w:rPr>
+            </w:pPr>
+            <w:r>
+              <w:rPr>
+                <w:rFonts w:hint="eastAsia" w:ascii="楷体" w:hAnsi="楷体" w:eastAsia="楷体" w:cs="楷体"/>
+                <w:sz w:val="24"/>
+                <w:szCs w:val="24"/>
+                <w:lang w:val="en-US" w:eastAsia="zh-CN"/>
+              </w:rPr>
+              <w:t>用户登录（多角色）</w:t>
+            </w:r>
+          </w:p>
+        </w:tc>
+        <w:tc>
+          <w:tcPr>
+            <w:tcW w:w="0" w:type="auto"/>
+            <w:tcBorders>
+              <w:top w:val="nil"/>
+              <w:left w:val="nil"/>
+              <w:bottom w:val="nil"/>
+              <w:right w:val="nil"/>
+            </w:tcBorders>
+            <w:shd w:val="clear" w:color="auto" w:fill="auto"/>
+            <w:tcMar>
+              <w:top w:w="120" w:type="dxa"/>
+              <w:left w:w="180" w:type="dxa"/>
+              <w:bottom w:w="120" w:type="dxa"/>
+              <w:right w:w="180" w:type="dxa"/>
+            </w:tcMar>
+            <w:vAlign w:val="center"/>
+          </w:tcPr>
+          <w:p>
+            <w:pPr>
+              <w:rPr>
+                <w:rFonts w:hint="eastAsia" w:ascii="楷体" w:hAnsi="楷体" w:eastAsia="楷体" w:cs="楷体"/>
+                <w:sz w:val="24"/>
+                <w:szCs w:val="24"/>
+              </w:rPr>
+            </w:pPr>
+            <w:r>
+              <w:rPr>
+                <w:rFonts w:hint="eastAsia" w:ascii="楷体" w:hAnsi="楷体" w:eastAsia="楷体" w:cs="楷体"/>
+                <w:sz w:val="24"/>
+                <w:szCs w:val="24"/>
+                <w:lang w:val="en-US" w:eastAsia="zh-CN"/>
+              </w:rPr>
+              <w:t>高</w:t>
+            </w:r>
+          </w:p>
+        </w:tc>
+      </w:tr>
+      <w:tr>
+        <w:tblPrEx>
+          <w:tblBorders>
+            <w:top w:val="single" w:color="auto" w:sz="2" w:space="0"/>
+            <w:left w:val="single" w:color="auto" w:sz="2" w:space="0"/>
+            <w:bottom w:val="single" w:color="auto" w:sz="2" w:space="0"/>
+            <w:right w:val="single" w:color="auto" w:sz="2" w:space="0"/>
+            <w:insideH w:val="none" w:color="auto" w:sz="0" w:space="0"/>
+            <w:insideV w:val="none" w:color="auto" w:sz="0" w:space="0"/>
+          </w:tblBorders>
+          <w:tblCellMar>
+            <w:top w:w="0" w:type="dxa"/>
+            <w:left w:w="0" w:type="dxa"/>
+            <w:bottom w:w="0" w:type="dxa"/>
+            <w:right w:w="0" w:type="dxa"/>
+          </w:tblCellMar>
+        </w:tblPrEx>
+        <w:tc>
+          <w:tcPr>
+            <w:tcW w:w="0" w:type="auto"/>
+            <w:tcBorders>
+              <w:top w:val="nil"/>
+              <w:left w:val="nil"/>
+              <w:bottom w:val="nil"/>
+              <w:right w:val="single" w:color="auto" w:sz="2" w:space="0"/>
+            </w:tcBorders>
+            <w:shd w:val="clear" w:color="auto" w:fill="auto"/>
+            <w:tcMar>
+              <w:top w:w="120" w:type="dxa"/>
+              <w:left w:w="180" w:type="dxa"/>
+              <w:bottom w:w="120" w:type="dxa"/>
+              <w:right w:w="180" w:type="dxa"/>
+            </w:tcMar>
+            <w:vAlign w:val="center"/>
+          </w:tcPr>
+          <w:p>
+            <w:pPr>
+              <w:rPr>
+                <w:rFonts w:hint="eastAsia" w:ascii="楷体" w:hAnsi="楷体" w:eastAsia="楷体" w:cs="楷体"/>
+                <w:sz w:val="24"/>
+                <w:szCs w:val="24"/>
+              </w:rPr>
+            </w:pPr>
+            <w:r>
+              <w:rPr>
+                <w:rFonts w:hint="eastAsia" w:ascii="楷体" w:hAnsi="楷体" w:eastAsia="楷体" w:cs="楷体"/>
+                <w:sz w:val="24"/>
+                <w:szCs w:val="24"/>
+                <w:lang w:val="en-US" w:eastAsia="zh-CN"/>
+              </w:rPr>
+              <w:t>数据模拟器（定时生成数据）</w:t>
+            </w:r>
+          </w:p>
+        </w:tc>
+        <w:tc>
+          <w:tcPr>
+            <w:tcW w:w="0" w:type="auto"/>
+            <w:tcBorders>
+              <w:top w:val="nil"/>
+              <w:left w:val="nil"/>
+              <w:bottom w:val="nil"/>
+              <w:right w:val="nil"/>
+            </w:tcBorders>
+            <w:shd w:val="clear" w:color="auto" w:fill="auto"/>
+            <w:tcMar>
+              <w:top w:w="120" w:type="dxa"/>
+              <w:left w:w="180" w:type="dxa"/>
+              <w:bottom w:w="120" w:type="dxa"/>
+              <w:right w:w="180" w:type="dxa"/>
+            </w:tcMar>
+            <w:vAlign w:val="center"/>
+          </w:tcPr>
+          <w:p>
+            <w:pPr>
+              <w:rPr>
+                <w:rFonts w:hint="eastAsia" w:ascii="楷体" w:hAnsi="楷体" w:eastAsia="楷体" w:cs="楷体"/>
+                <w:sz w:val="24"/>
+                <w:szCs w:val="24"/>
+              </w:rPr>
+            </w:pPr>
+            <w:r>
+              <w:rPr>
+                <w:rFonts w:hint="eastAsia" w:ascii="楷体" w:hAnsi="楷体" w:eastAsia="楷体" w:cs="楷体"/>
+                <w:sz w:val="24"/>
+                <w:szCs w:val="24"/>
+                <w:lang w:val="en-US" w:eastAsia="zh-CN"/>
+              </w:rPr>
+              <w:t>高</w:t>
+            </w:r>
+          </w:p>
+        </w:tc>
+      </w:tr>
+      <w:tr>
+        <w:tblPrEx>
+          <w:tblBorders>
+            <w:top w:val="single" w:color="auto" w:sz="2" w:space="0"/>
+            <w:left w:val="single" w:color="auto" w:sz="2" w:space="0"/>
+            <w:bottom w:val="single" w:color="auto" w:sz="2" w:space="0"/>
+            <w:right w:val="single" w:color="auto" w:sz="2" w:space="0"/>
+            <w:insideH w:val="none" w:color="auto" w:sz="0" w:space="0"/>
+            <w:insideV w:val="none" w:color="auto" w:sz="0" w:space="0"/>
+          </w:tblBorders>
+          <w:tblCellMar>
+            <w:top w:w="0" w:type="dxa"/>
+            <w:left w:w="0" w:type="dxa"/>
+            <w:bottom w:w="0" w:type="dxa"/>
+            <w:right w:w="0" w:type="dxa"/>
+          </w:tblCellMar>
+        </w:tblPrEx>
+        <w:tc>
+          <w:tcPr>
+            <w:tcW w:w="0" w:type="auto"/>
+            <w:tcBorders>
+              <w:top w:val="nil"/>
+              <w:left w:val="nil"/>
+              <w:bottom w:val="nil"/>
+              <w:right w:val="single" w:color="auto" w:sz="2" w:space="0"/>
+            </w:tcBorders>
+            <w:shd w:val="clear" w:color="auto" w:fill="auto"/>
+            <w:tcMar>
+              <w:top w:w="120" w:type="dxa"/>
+              <w:left w:w="180" w:type="dxa"/>
+              <w:bottom w:w="120" w:type="dxa"/>
+              <w:right w:w="180" w:type="dxa"/>
+            </w:tcMar>
+            <w:vAlign w:val="center"/>
+          </w:tcPr>
+          <w:p>
+            <w:pPr>
+              <w:rPr>
+                <w:rFonts w:hint="eastAsia" w:ascii="楷体" w:hAnsi="楷体" w:eastAsia="楷体" w:cs="楷体"/>
+                <w:sz w:val="24"/>
+                <w:szCs w:val="24"/>
+              </w:rPr>
+            </w:pPr>
+            <w:r>
+              <w:rPr>
+                <w:rFonts w:hint="eastAsia" w:ascii="楷体" w:hAnsi="楷体" w:eastAsia="楷体" w:cs="楷体"/>
+                <w:sz w:val="24"/>
+                <w:szCs w:val="24"/>
+                <w:lang w:val="en-US" w:eastAsia="zh-CN"/>
+              </w:rPr>
+              <w:t>管理员 - 设备监控</w:t>
+            </w:r>
+          </w:p>
+        </w:tc>
+        <w:tc>
+          <w:tcPr>
+            <w:tcW w:w="0" w:type="auto"/>
+            <w:tcBorders>
+              <w:top w:val="nil"/>
+              <w:left w:val="nil"/>
+              <w:bottom w:val="nil"/>
+              <w:right w:val="nil"/>
+            </w:tcBorders>
+            <w:shd w:val="clear" w:color="auto" w:fill="auto"/>
+            <w:tcMar>
+              <w:top w:w="120" w:type="dxa"/>
+              <w:left w:w="180" w:type="dxa"/>
+              <w:bottom w:w="120" w:type="dxa"/>
+              <w:right w:w="180" w:type="dxa"/>
+            </w:tcMar>
+            <w:vAlign w:val="center"/>
+          </w:tcPr>
+          <w:p>
+            <w:pPr>
+              <w:rPr>
+                <w:rFonts w:hint="eastAsia" w:ascii="楷体" w:hAnsi="楷体" w:eastAsia="楷体" w:cs="楷体"/>
+                <w:sz w:val="24"/>
+                <w:szCs w:val="24"/>
+              </w:rPr>
+            </w:pPr>
+            <w:r>
+              <w:rPr>
+                <w:rFonts w:hint="eastAsia" w:ascii="楷体" w:hAnsi="楷体" w:eastAsia="楷体" w:cs="楷体"/>
+                <w:sz w:val="24"/>
+                <w:szCs w:val="24"/>
+                <w:lang w:val="en-US" w:eastAsia="zh-CN"/>
+              </w:rPr>
+              <w:t>高</w:t>
             </w:r>
           </w:p>
         </w:tc>
@@ -2742,7 +3011,7 @@
                 <w:szCs w:val="24"/>
                 <w:lang w:val="en-US" w:eastAsia="zh-CN"/>
               </w:rPr>
-              <w:t>用户登录（多角色）</w:t>
+              <w:t>管理员 - 人员 / 用户管理</w:t>
             </w:r>
           </w:p>
         </w:tc>
@@ -2780,6 +3049,558 @@
                 <w:lang w:val="en-US" w:eastAsia="zh-CN"/>
               </w:rPr>
               <w:t>高</w:t>
+            </w:r>
+          </w:p>
+        </w:tc>
+      </w:tr>
+      <w:tr>
+        <w:tblPrEx>
+          <w:tblBorders>
+            <w:top w:val="single" w:color="auto" w:sz="2" w:space="0"/>
+            <w:left w:val="single" w:color="auto" w:sz="2" w:space="0"/>
+            <w:bottom w:val="single" w:color="auto" w:sz="2" w:space="0"/>
+            <w:right w:val="single" w:color="auto" w:sz="2" w:space="0"/>
+            <w:insideH w:val="none" w:color="auto" w:sz="0" w:space="0"/>
+            <w:insideV w:val="none" w:color="auto" w:sz="0" w:space="0"/>
+          </w:tblBorders>
+          <w:tblCellMar>
+            <w:top w:w="0" w:type="dxa"/>
+            <w:left w:w="0" w:type="dxa"/>
+            <w:bottom w:w="0" w:type="dxa"/>
+            <w:right w:w="0" w:type="dxa"/>
+          </w:tblCellMar>
+        </w:tblPrEx>
+        <w:tc>
+          <w:tcPr>
+            <w:tcW w:w="0" w:type="auto"/>
+            <w:tcBorders>
+              <w:top w:val="nil"/>
+              <w:left w:val="nil"/>
+              <w:bottom w:val="nil"/>
+              <w:right w:val="single" w:color="auto" w:sz="2" w:space="0"/>
+            </w:tcBorders>
+            <w:shd w:val="clear" w:color="auto" w:fill="auto"/>
+            <w:tcMar>
+              <w:top w:w="120" w:type="dxa"/>
+              <w:left w:w="180" w:type="dxa"/>
+              <w:bottom w:w="120" w:type="dxa"/>
+              <w:right w:w="180" w:type="dxa"/>
+            </w:tcMar>
+            <w:vAlign w:val="center"/>
+          </w:tcPr>
+          <w:p>
+            <w:pPr>
+              <w:rPr>
+                <w:rFonts w:hint="eastAsia" w:ascii="楷体" w:hAnsi="楷体" w:eastAsia="楷体" w:cs="楷体"/>
+                <w:sz w:val="24"/>
+                <w:szCs w:val="24"/>
+              </w:rPr>
+            </w:pPr>
+            <w:r>
+              <w:rPr>
+                <w:rFonts w:hint="eastAsia" w:ascii="楷体" w:hAnsi="楷体" w:eastAsia="楷体" w:cs="楷体"/>
+                <w:sz w:val="24"/>
+                <w:szCs w:val="24"/>
+                <w:lang w:val="en-US" w:eastAsia="zh-CN"/>
+              </w:rPr>
+              <w:t>管理员 - 告警查看</w:t>
+            </w:r>
+          </w:p>
+        </w:tc>
+        <w:tc>
+          <w:tcPr>
+            <w:tcW w:w="0" w:type="auto"/>
+            <w:tcBorders>
+              <w:top w:val="nil"/>
+              <w:left w:val="nil"/>
+              <w:bottom w:val="nil"/>
+              <w:right w:val="nil"/>
+            </w:tcBorders>
+            <w:shd w:val="clear" w:color="auto" w:fill="auto"/>
+            <w:tcMar>
+              <w:top w:w="120" w:type="dxa"/>
+              <w:left w:w="180" w:type="dxa"/>
+              <w:bottom w:w="120" w:type="dxa"/>
+              <w:right w:w="180" w:type="dxa"/>
+            </w:tcMar>
+            <w:vAlign w:val="center"/>
+          </w:tcPr>
+          <w:p>
+            <w:pPr>
+              <w:rPr>
+                <w:rFonts w:hint="eastAsia" w:ascii="楷体" w:hAnsi="楷体" w:eastAsia="楷体" w:cs="楷体"/>
+                <w:sz w:val="24"/>
+                <w:szCs w:val="24"/>
+              </w:rPr>
+            </w:pPr>
+            <w:r>
+              <w:rPr>
+                <w:rFonts w:hint="eastAsia" w:ascii="楷体" w:hAnsi="楷体" w:eastAsia="楷体" w:cs="楷体"/>
+                <w:sz w:val="24"/>
+                <w:szCs w:val="24"/>
+                <w:lang w:val="en-US" w:eastAsia="zh-CN"/>
+              </w:rPr>
+              <w:t>高</w:t>
+            </w:r>
+          </w:p>
+        </w:tc>
+      </w:tr>
+      <w:tr>
+        <w:tblPrEx>
+          <w:tblBorders>
+            <w:top w:val="single" w:color="auto" w:sz="2" w:space="0"/>
+            <w:left w:val="single" w:color="auto" w:sz="2" w:space="0"/>
+            <w:bottom w:val="single" w:color="auto" w:sz="2" w:space="0"/>
+            <w:right w:val="single" w:color="auto" w:sz="2" w:space="0"/>
+            <w:insideH w:val="none" w:color="auto" w:sz="0" w:space="0"/>
+            <w:insideV w:val="none" w:color="auto" w:sz="0" w:space="0"/>
+          </w:tblBorders>
+          <w:tblCellMar>
+            <w:top w:w="0" w:type="dxa"/>
+            <w:left w:w="0" w:type="dxa"/>
+            <w:bottom w:w="0" w:type="dxa"/>
+            <w:right w:w="0" w:type="dxa"/>
+          </w:tblCellMar>
+        </w:tblPrEx>
+        <w:tc>
+          <w:tcPr>
+            <w:tcW w:w="0" w:type="auto"/>
+            <w:tcBorders>
+              <w:top w:val="nil"/>
+              <w:left w:val="nil"/>
+              <w:bottom w:val="nil"/>
+              <w:right w:val="single" w:color="auto" w:sz="2" w:space="0"/>
+            </w:tcBorders>
+            <w:shd w:val="clear" w:color="auto" w:fill="auto"/>
+            <w:tcMar>
+              <w:top w:w="120" w:type="dxa"/>
+              <w:left w:w="180" w:type="dxa"/>
+              <w:bottom w:w="120" w:type="dxa"/>
+              <w:right w:w="180" w:type="dxa"/>
+            </w:tcMar>
+            <w:vAlign w:val="center"/>
+          </w:tcPr>
+          <w:p>
+            <w:pPr>
+              <w:rPr>
+                <w:rFonts w:hint="eastAsia" w:ascii="楷体" w:hAnsi="楷体" w:eastAsia="楷体" w:cs="楷体"/>
+                <w:sz w:val="24"/>
+                <w:szCs w:val="24"/>
+              </w:rPr>
+            </w:pPr>
+            <w:r>
+              <w:rPr>
+                <w:rFonts w:hint="eastAsia" w:ascii="楷体" w:hAnsi="楷体" w:eastAsia="楷体" w:cs="楷体"/>
+                <w:sz w:val="24"/>
+                <w:szCs w:val="24"/>
+                <w:lang w:val="en-US" w:eastAsia="zh-CN"/>
+              </w:rPr>
+              <w:t>管理员 - 人工派单</w:t>
+            </w:r>
+          </w:p>
+        </w:tc>
+        <w:tc>
+          <w:tcPr>
+            <w:tcW w:w="0" w:type="auto"/>
+            <w:tcBorders>
+              <w:top w:val="nil"/>
+              <w:left w:val="nil"/>
+              <w:bottom w:val="nil"/>
+              <w:right w:val="nil"/>
+            </w:tcBorders>
+            <w:shd w:val="clear" w:color="auto" w:fill="auto"/>
+            <w:tcMar>
+              <w:top w:w="120" w:type="dxa"/>
+              <w:left w:w="180" w:type="dxa"/>
+              <w:bottom w:w="120" w:type="dxa"/>
+              <w:right w:w="180" w:type="dxa"/>
+            </w:tcMar>
+            <w:vAlign w:val="center"/>
+          </w:tcPr>
+          <w:p>
+            <w:pPr>
+              <w:rPr>
+                <w:rFonts w:hint="eastAsia" w:ascii="楷体" w:hAnsi="楷体" w:eastAsia="楷体" w:cs="楷体"/>
+                <w:sz w:val="24"/>
+                <w:szCs w:val="24"/>
+              </w:rPr>
+            </w:pPr>
+            <w:r>
+              <w:rPr>
+                <w:rFonts w:hint="eastAsia" w:ascii="楷体" w:hAnsi="楷体" w:eastAsia="楷体" w:cs="楷体"/>
+                <w:sz w:val="24"/>
+                <w:szCs w:val="24"/>
+                <w:lang w:val="en-US" w:eastAsia="zh-CN"/>
+              </w:rPr>
+              <w:t>高</w:t>
+            </w:r>
+          </w:p>
+        </w:tc>
+      </w:tr>
+      <w:tr>
+        <w:tblPrEx>
+          <w:tblBorders>
+            <w:top w:val="single" w:color="auto" w:sz="2" w:space="0"/>
+            <w:left w:val="single" w:color="auto" w:sz="2" w:space="0"/>
+            <w:bottom w:val="single" w:color="auto" w:sz="2" w:space="0"/>
+            <w:right w:val="single" w:color="auto" w:sz="2" w:space="0"/>
+            <w:insideH w:val="none" w:color="auto" w:sz="0" w:space="0"/>
+            <w:insideV w:val="none" w:color="auto" w:sz="0" w:space="0"/>
+          </w:tblBorders>
+          <w:tblCellMar>
+            <w:top w:w="0" w:type="dxa"/>
+            <w:left w:w="0" w:type="dxa"/>
+            <w:bottom w:w="0" w:type="dxa"/>
+            <w:right w:w="0" w:type="dxa"/>
+          </w:tblCellMar>
+        </w:tblPrEx>
+        <w:tc>
+          <w:tcPr>
+            <w:tcW w:w="0" w:type="auto"/>
+            <w:tcBorders>
+              <w:top w:val="nil"/>
+              <w:left w:val="nil"/>
+              <w:bottom w:val="nil"/>
+              <w:right w:val="single" w:color="auto" w:sz="2" w:space="0"/>
+            </w:tcBorders>
+            <w:shd w:val="clear" w:color="auto" w:fill="auto"/>
+            <w:tcMar>
+              <w:top w:w="120" w:type="dxa"/>
+              <w:left w:w="180" w:type="dxa"/>
+              <w:bottom w:w="120" w:type="dxa"/>
+              <w:right w:w="180" w:type="dxa"/>
+            </w:tcMar>
+            <w:vAlign w:val="center"/>
+          </w:tcPr>
+          <w:p>
+            <w:pPr>
+              <w:rPr>
+                <w:rFonts w:hint="eastAsia" w:ascii="楷体" w:hAnsi="楷体" w:eastAsia="楷体" w:cs="楷体"/>
+                <w:sz w:val="24"/>
+                <w:szCs w:val="24"/>
+              </w:rPr>
+            </w:pPr>
+            <w:r>
+              <w:rPr>
+                <w:rFonts w:hint="eastAsia" w:ascii="楷体" w:hAnsi="楷体" w:eastAsia="楷体" w:cs="楷体"/>
+                <w:sz w:val="24"/>
+                <w:szCs w:val="24"/>
+                <w:lang w:val="en-US" w:eastAsia="zh-CN"/>
+              </w:rPr>
+              <w:t>管理员 - 查看日志</w:t>
+            </w:r>
+          </w:p>
+        </w:tc>
+        <w:tc>
+          <w:tcPr>
+            <w:tcW w:w="0" w:type="auto"/>
+            <w:tcBorders>
+              <w:top w:val="nil"/>
+              <w:left w:val="nil"/>
+              <w:bottom w:val="nil"/>
+              <w:right w:val="nil"/>
+            </w:tcBorders>
+            <w:shd w:val="clear" w:color="auto" w:fill="auto"/>
+            <w:tcMar>
+              <w:top w:w="120" w:type="dxa"/>
+              <w:left w:w="180" w:type="dxa"/>
+              <w:bottom w:w="120" w:type="dxa"/>
+              <w:right w:w="180" w:type="dxa"/>
+            </w:tcMar>
+            <w:vAlign w:val="center"/>
+          </w:tcPr>
+          <w:p>
+            <w:pPr>
+              <w:rPr>
+                <w:rFonts w:hint="eastAsia" w:ascii="楷体" w:hAnsi="楷体" w:eastAsia="楷体" w:cs="楷体"/>
+                <w:sz w:val="24"/>
+                <w:szCs w:val="24"/>
+              </w:rPr>
+            </w:pPr>
+            <w:r>
+              <w:rPr>
+                <w:rFonts w:hint="eastAsia" w:ascii="楷体" w:hAnsi="楷体" w:eastAsia="楷体" w:cs="楷体"/>
+                <w:sz w:val="24"/>
+                <w:szCs w:val="24"/>
+                <w:lang w:val="en-US" w:eastAsia="zh-CN"/>
+              </w:rPr>
+              <w:t>中</w:t>
+            </w:r>
+          </w:p>
+        </w:tc>
+      </w:tr>
+      <w:tr>
+        <w:tblPrEx>
+          <w:tblBorders>
+            <w:top w:val="single" w:color="auto" w:sz="2" w:space="0"/>
+            <w:left w:val="single" w:color="auto" w:sz="2" w:space="0"/>
+            <w:bottom w:val="single" w:color="auto" w:sz="2" w:space="0"/>
+            <w:right w:val="single" w:color="auto" w:sz="2" w:space="0"/>
+            <w:insideH w:val="none" w:color="auto" w:sz="0" w:space="0"/>
+            <w:insideV w:val="none" w:color="auto" w:sz="0" w:space="0"/>
+          </w:tblBorders>
+          <w:tblCellMar>
+            <w:top w:w="0" w:type="dxa"/>
+            <w:left w:w="0" w:type="dxa"/>
+            <w:bottom w:w="0" w:type="dxa"/>
+            <w:right w:w="0" w:type="dxa"/>
+          </w:tblCellMar>
+        </w:tblPrEx>
+        <w:tc>
+          <w:tcPr>
+            <w:tcW w:w="0" w:type="auto"/>
+            <w:tcBorders>
+              <w:top w:val="nil"/>
+              <w:left w:val="nil"/>
+              <w:bottom w:val="nil"/>
+              <w:right w:val="single" w:color="auto" w:sz="2" w:space="0"/>
+            </w:tcBorders>
+            <w:shd w:val="clear" w:color="auto" w:fill="auto"/>
+            <w:tcMar>
+              <w:top w:w="120" w:type="dxa"/>
+              <w:left w:w="180" w:type="dxa"/>
+              <w:bottom w:w="120" w:type="dxa"/>
+              <w:right w:w="180" w:type="dxa"/>
+            </w:tcMar>
+            <w:vAlign w:val="center"/>
+          </w:tcPr>
+          <w:p>
+            <w:pPr>
+              <w:rPr>
+                <w:rFonts w:hint="eastAsia" w:ascii="楷体" w:hAnsi="楷体" w:eastAsia="楷体" w:cs="楷体"/>
+                <w:sz w:val="24"/>
+                <w:szCs w:val="24"/>
+              </w:rPr>
+            </w:pPr>
+            <w:r>
+              <w:rPr>
+                <w:rFonts w:hint="eastAsia" w:ascii="楷体" w:hAnsi="楷体" w:eastAsia="楷体" w:cs="楷体"/>
+                <w:sz w:val="24"/>
+                <w:szCs w:val="24"/>
+                <w:lang w:val="en-US" w:eastAsia="zh-CN"/>
+              </w:rPr>
+              <w:t>维修人员 - 辖区设备查看</w:t>
+            </w:r>
+          </w:p>
+        </w:tc>
+        <w:tc>
+          <w:tcPr>
+            <w:tcW w:w="0" w:type="auto"/>
+            <w:tcBorders>
+              <w:top w:val="nil"/>
+              <w:left w:val="nil"/>
+              <w:bottom w:val="nil"/>
+              <w:right w:val="nil"/>
+            </w:tcBorders>
+            <w:shd w:val="clear" w:color="auto" w:fill="auto"/>
+            <w:tcMar>
+              <w:top w:w="120" w:type="dxa"/>
+              <w:left w:w="180" w:type="dxa"/>
+              <w:bottom w:w="120" w:type="dxa"/>
+              <w:right w:w="180" w:type="dxa"/>
+            </w:tcMar>
+            <w:vAlign w:val="center"/>
+          </w:tcPr>
+          <w:p>
+            <w:pPr>
+              <w:rPr>
+                <w:rFonts w:hint="eastAsia" w:ascii="楷体" w:hAnsi="楷体" w:eastAsia="楷体" w:cs="楷体"/>
+                <w:sz w:val="24"/>
+                <w:szCs w:val="24"/>
+              </w:rPr>
+            </w:pPr>
+            <w:r>
+              <w:rPr>
+                <w:rFonts w:hint="eastAsia" w:ascii="楷体" w:hAnsi="楷体" w:eastAsia="楷体" w:cs="楷体"/>
+                <w:sz w:val="24"/>
+                <w:szCs w:val="24"/>
+                <w:lang w:val="en-US" w:eastAsia="zh-CN"/>
+              </w:rPr>
+              <w:t>高</w:t>
+            </w:r>
+          </w:p>
+        </w:tc>
+      </w:tr>
+      <w:tr>
+        <w:tblPrEx>
+          <w:tblBorders>
+            <w:top w:val="single" w:color="auto" w:sz="2" w:space="0"/>
+            <w:left w:val="single" w:color="auto" w:sz="2" w:space="0"/>
+            <w:bottom w:val="single" w:color="auto" w:sz="2" w:space="0"/>
+            <w:right w:val="single" w:color="auto" w:sz="2" w:space="0"/>
+            <w:insideH w:val="none" w:color="auto" w:sz="0" w:space="0"/>
+            <w:insideV w:val="none" w:color="auto" w:sz="0" w:space="0"/>
+          </w:tblBorders>
+          <w:tblCellMar>
+            <w:top w:w="0" w:type="dxa"/>
+            <w:left w:w="0" w:type="dxa"/>
+            <w:bottom w:w="0" w:type="dxa"/>
+            <w:right w:w="0" w:type="dxa"/>
+          </w:tblCellMar>
+        </w:tblPrEx>
+        <w:tc>
+          <w:tcPr>
+            <w:tcW w:w="0" w:type="auto"/>
+            <w:tcBorders>
+              <w:top w:val="nil"/>
+              <w:left w:val="nil"/>
+              <w:bottom w:val="nil"/>
+              <w:right w:val="single" w:color="auto" w:sz="2" w:space="0"/>
+            </w:tcBorders>
+            <w:shd w:val="clear" w:color="auto" w:fill="auto"/>
+            <w:tcMar>
+              <w:top w:w="120" w:type="dxa"/>
+              <w:left w:w="180" w:type="dxa"/>
+              <w:bottom w:w="120" w:type="dxa"/>
+              <w:right w:w="180" w:type="dxa"/>
+            </w:tcMar>
+            <w:vAlign w:val="center"/>
+          </w:tcPr>
+          <w:p>
+            <w:pPr>
+              <w:rPr>
+                <w:rFonts w:hint="eastAsia" w:ascii="楷体" w:hAnsi="楷体" w:eastAsia="楷体" w:cs="楷体"/>
+                <w:sz w:val="24"/>
+                <w:szCs w:val="24"/>
+              </w:rPr>
+            </w:pPr>
+            <w:r>
+              <w:rPr>
+                <w:rFonts w:hint="eastAsia" w:ascii="楷体" w:hAnsi="楷体" w:eastAsia="楷体" w:cs="楷体"/>
+                <w:sz w:val="24"/>
+                <w:szCs w:val="24"/>
+                <w:lang w:val="en-US" w:eastAsia="zh-CN"/>
+              </w:rPr>
+              <w:t>维修人员 - 工单抢单 / 拒单 / 提交</w:t>
+            </w:r>
+          </w:p>
+        </w:tc>
+        <w:tc>
+          <w:tcPr>
+            <w:tcW w:w="0" w:type="auto"/>
+            <w:tcBorders>
+              <w:top w:val="nil"/>
+              <w:left w:val="nil"/>
+              <w:bottom w:val="nil"/>
+              <w:right w:val="nil"/>
+            </w:tcBorders>
+            <w:shd w:val="clear" w:color="auto" w:fill="auto"/>
+            <w:tcMar>
+              <w:top w:w="120" w:type="dxa"/>
+              <w:left w:w="180" w:type="dxa"/>
+              <w:bottom w:w="120" w:type="dxa"/>
+              <w:right w:w="180" w:type="dxa"/>
+            </w:tcMar>
+            <w:vAlign w:val="center"/>
+          </w:tcPr>
+          <w:p>
+            <w:pPr>
+              <w:rPr>
+                <w:rFonts w:hint="eastAsia" w:ascii="楷体" w:hAnsi="楷体" w:eastAsia="楷体" w:cs="楷体"/>
+                <w:sz w:val="24"/>
+                <w:szCs w:val="24"/>
+              </w:rPr>
+            </w:pPr>
+            <w:r>
+              <w:rPr>
+                <w:rFonts w:hint="eastAsia" w:ascii="楷体" w:hAnsi="楷体" w:eastAsia="楷体" w:cs="楷体"/>
+                <w:sz w:val="24"/>
+                <w:szCs w:val="24"/>
+                <w:lang w:val="en-US" w:eastAsia="zh-CN"/>
+              </w:rPr>
+              <w:t>高</w:t>
+            </w:r>
+          </w:p>
+        </w:tc>
+      </w:tr>
+      <w:tr>
+        <w:tblPrEx>
+          <w:tblBorders>
+            <w:top w:val="single" w:color="auto" w:sz="2" w:space="0"/>
+            <w:left w:val="single" w:color="auto" w:sz="2" w:space="0"/>
+            <w:bottom w:val="single" w:color="auto" w:sz="2" w:space="0"/>
+            <w:right w:val="single" w:color="auto" w:sz="2" w:space="0"/>
+            <w:insideH w:val="none" w:color="auto" w:sz="0" w:space="0"/>
+            <w:insideV w:val="none" w:color="auto" w:sz="0" w:space="0"/>
+          </w:tblBorders>
+          <w:tblCellMar>
+            <w:top w:w="0" w:type="dxa"/>
+            <w:left w:w="0" w:type="dxa"/>
+            <w:bottom w:w="0" w:type="dxa"/>
+            <w:right w:w="0" w:type="dxa"/>
+          </w:tblCellMar>
+        </w:tblPrEx>
+        <w:tc>
+          <w:tcPr>
+            <w:tcW w:w="0" w:type="auto"/>
+            <w:tcBorders>
+              <w:top w:val="nil"/>
+              <w:left w:val="nil"/>
+              <w:bottom w:val="nil"/>
+              <w:right w:val="single" w:color="auto" w:sz="2" w:space="0"/>
+            </w:tcBorders>
+            <w:shd w:val="clear" w:color="auto" w:fill="auto"/>
+            <w:tcMar>
+              <w:top w:w="120" w:type="dxa"/>
+              <w:left w:w="180" w:type="dxa"/>
+              <w:bottom w:w="120" w:type="dxa"/>
+              <w:right w:w="180" w:type="dxa"/>
+            </w:tcMar>
+            <w:vAlign w:val="center"/>
+          </w:tcPr>
+          <w:p>
+            <w:pPr>
+              <w:rPr>
+                <w:rFonts w:hint="eastAsia" w:ascii="楷体" w:hAnsi="楷体" w:eastAsia="楷体" w:cs="楷体"/>
+                <w:sz w:val="24"/>
+                <w:szCs w:val="24"/>
+              </w:rPr>
+            </w:pPr>
+            <w:r>
+              <w:rPr>
+                <w:rFonts w:hint="eastAsia" w:ascii="楷体" w:hAnsi="楷体" w:eastAsia="楷体" w:cs="楷体"/>
+                <w:sz w:val="24"/>
+                <w:szCs w:val="24"/>
+                <w:lang w:val="en-US" w:eastAsia="zh-CN"/>
+              </w:rPr>
+              <w:t>维修人员 - 查看通知</w:t>
+            </w:r>
+          </w:p>
+        </w:tc>
+        <w:tc>
+          <w:tcPr>
+            <w:tcW w:w="0" w:type="auto"/>
+            <w:tcBorders>
+              <w:top w:val="nil"/>
+              <w:left w:val="nil"/>
+              <w:bottom w:val="nil"/>
+              <w:right w:val="nil"/>
+            </w:tcBorders>
+            <w:shd w:val="clear" w:color="auto" w:fill="auto"/>
+            <w:tcMar>
+              <w:top w:w="120" w:type="dxa"/>
+              <w:left w:w="180" w:type="dxa"/>
+              <w:bottom w:w="120" w:type="dxa"/>
+              <w:right w:w="180" w:type="dxa"/>
+            </w:tcMar>
+            <w:vAlign w:val="center"/>
+          </w:tcPr>
+          <w:p>
+            <w:pPr>
+              <w:rPr>
+                <w:rFonts w:hint="eastAsia" w:ascii="楷体" w:hAnsi="楷体" w:eastAsia="楷体" w:cs="楷体"/>
+                <w:sz w:val="24"/>
+                <w:szCs w:val="24"/>
+              </w:rPr>
+            </w:pPr>
+            <w:r>
+              <w:rPr>
+                <w:rFonts w:hint="eastAsia" w:ascii="楷体" w:hAnsi="楷体" w:eastAsia="楷体" w:cs="楷体"/>
+                <w:sz w:val="24"/>
+                <w:szCs w:val="24"/>
+                <w:lang w:val="en-US" w:eastAsia="zh-CN"/>
+              </w:rPr>
+              <w:t>低</w:t>
             </w:r>
           </w:p>
         </w:tc>
@@ -2835,7 +3656,7 @@
                 <w:szCs w:val="24"/>
                 <w:lang w:val="en-US" w:eastAsia="zh-CN"/>
               </w:rPr>
-              <w:t>数据模拟器（定时生成数据）</w:t>
+              <w:t>学生 - 饮水点地图查看</w:t>
             </w:r>
           </w:p>
         </w:tc>
@@ -2887,838 +3708,6 @@
             <w:insideH w:val="none" w:color="auto" w:sz="0" w:space="0"/>
             <w:insideV w:val="none" w:color="auto" w:sz="0" w:space="0"/>
           </w:tblBorders>
-          <w:shd w:val="clear" w:color="auto" w:fill="auto"/>
-          <w:tblCellMar>
-            <w:top w:w="0" w:type="dxa"/>
-            <w:left w:w="0" w:type="dxa"/>
-            <w:bottom w:w="0" w:type="dxa"/>
-            <w:right w:w="0" w:type="dxa"/>
-          </w:tblCellMar>
-        </w:tblPrEx>
-        <w:tc>
-          <w:tcPr>
-            <w:tcW w:w="0" w:type="auto"/>
-            <w:tcBorders>
-              <w:top w:val="nil"/>
-              <w:left w:val="nil"/>
-              <w:bottom w:val="nil"/>
-              <w:right w:val="single" w:color="auto" w:sz="2" w:space="0"/>
-            </w:tcBorders>
-            <w:shd w:val="clear" w:color="auto" w:fill="auto"/>
-            <w:tcMar>
-              <w:top w:w="120" w:type="dxa"/>
-              <w:left w:w="180" w:type="dxa"/>
-              <w:bottom w:w="120" w:type="dxa"/>
-              <w:right w:w="180" w:type="dxa"/>
-            </w:tcMar>
-            <w:vAlign w:val="center"/>
-          </w:tcPr>
-          <w:p>
-            <w:pPr>
-              <w:rPr>
-                <w:rFonts w:hint="eastAsia" w:ascii="楷体" w:hAnsi="楷体" w:eastAsia="楷体" w:cs="楷体"/>
-                <w:sz w:val="24"/>
-                <w:szCs w:val="24"/>
-              </w:rPr>
-            </w:pPr>
-            <w:r>
-              <w:rPr>
-                <w:rFonts w:hint="eastAsia" w:ascii="楷体" w:hAnsi="楷体" w:eastAsia="楷体" w:cs="楷体"/>
-                <w:sz w:val="24"/>
-                <w:szCs w:val="24"/>
-                <w:lang w:val="en-US" w:eastAsia="zh-CN"/>
-              </w:rPr>
-              <w:t>管理员 - 设备监控</w:t>
-            </w:r>
-          </w:p>
-        </w:tc>
-        <w:tc>
-          <w:tcPr>
-            <w:tcW w:w="0" w:type="auto"/>
-            <w:tcBorders>
-              <w:top w:val="nil"/>
-              <w:left w:val="nil"/>
-              <w:bottom w:val="nil"/>
-              <w:right w:val="nil"/>
-            </w:tcBorders>
-            <w:shd w:val="clear" w:color="auto" w:fill="auto"/>
-            <w:tcMar>
-              <w:top w:w="120" w:type="dxa"/>
-              <w:left w:w="180" w:type="dxa"/>
-              <w:bottom w:w="120" w:type="dxa"/>
-              <w:right w:w="180" w:type="dxa"/>
-            </w:tcMar>
-            <w:vAlign w:val="center"/>
-          </w:tcPr>
-          <w:p>
-            <w:pPr>
-              <w:rPr>
-                <w:rFonts w:hint="eastAsia" w:ascii="楷体" w:hAnsi="楷体" w:eastAsia="楷体" w:cs="楷体"/>
-                <w:sz w:val="24"/>
-                <w:szCs w:val="24"/>
-              </w:rPr>
-            </w:pPr>
-            <w:r>
-              <w:rPr>
-                <w:rFonts w:hint="eastAsia" w:ascii="楷体" w:hAnsi="楷体" w:eastAsia="楷体" w:cs="楷体"/>
-                <w:sz w:val="24"/>
-                <w:szCs w:val="24"/>
-                <w:lang w:val="en-US" w:eastAsia="zh-CN"/>
-              </w:rPr>
-              <w:t>高</w:t>
-            </w:r>
-          </w:p>
-        </w:tc>
-      </w:tr>
-      <w:tr>
-        <w:tblPrEx>
-          <w:tblBorders>
-            <w:top w:val="single" w:color="auto" w:sz="2" w:space="0"/>
-            <w:left w:val="single" w:color="auto" w:sz="2" w:space="0"/>
-            <w:bottom w:val="single" w:color="auto" w:sz="2" w:space="0"/>
-            <w:right w:val="single" w:color="auto" w:sz="2" w:space="0"/>
-            <w:insideH w:val="none" w:color="auto" w:sz="0" w:space="0"/>
-            <w:insideV w:val="none" w:color="auto" w:sz="0" w:space="0"/>
-          </w:tblBorders>
-          <w:tblCellMar>
-            <w:top w:w="0" w:type="dxa"/>
-            <w:left w:w="0" w:type="dxa"/>
-            <w:bottom w:w="0" w:type="dxa"/>
-            <w:right w:w="0" w:type="dxa"/>
-          </w:tblCellMar>
-        </w:tblPrEx>
-        <w:tc>
-          <w:tcPr>
-            <w:tcW w:w="0" w:type="auto"/>
-            <w:tcBorders>
-              <w:top w:val="nil"/>
-              <w:left w:val="nil"/>
-              <w:bottom w:val="nil"/>
-              <w:right w:val="single" w:color="auto" w:sz="2" w:space="0"/>
-            </w:tcBorders>
-            <w:shd w:val="clear" w:color="auto" w:fill="auto"/>
-            <w:tcMar>
-              <w:top w:w="120" w:type="dxa"/>
-              <w:left w:w="180" w:type="dxa"/>
-              <w:bottom w:w="120" w:type="dxa"/>
-              <w:right w:w="180" w:type="dxa"/>
-            </w:tcMar>
-            <w:vAlign w:val="center"/>
-          </w:tcPr>
-          <w:p>
-            <w:pPr>
-              <w:rPr>
-                <w:rFonts w:hint="eastAsia" w:ascii="楷体" w:hAnsi="楷体" w:eastAsia="楷体" w:cs="楷体"/>
-                <w:sz w:val="24"/>
-                <w:szCs w:val="24"/>
-              </w:rPr>
-            </w:pPr>
-            <w:r>
-              <w:rPr>
-                <w:rFonts w:hint="eastAsia" w:ascii="楷体" w:hAnsi="楷体" w:eastAsia="楷体" w:cs="楷体"/>
-                <w:sz w:val="24"/>
-                <w:szCs w:val="24"/>
-                <w:lang w:val="en-US" w:eastAsia="zh-CN"/>
-              </w:rPr>
-              <w:t>管理员 - 人员 / 用户管理</w:t>
-            </w:r>
-          </w:p>
-        </w:tc>
-        <w:tc>
-          <w:tcPr>
-            <w:tcW w:w="0" w:type="auto"/>
-            <w:tcBorders>
-              <w:top w:val="nil"/>
-              <w:left w:val="nil"/>
-              <w:bottom w:val="nil"/>
-              <w:right w:val="nil"/>
-            </w:tcBorders>
-            <w:shd w:val="clear" w:color="auto" w:fill="auto"/>
-            <w:tcMar>
-              <w:top w:w="120" w:type="dxa"/>
-              <w:left w:w="180" w:type="dxa"/>
-              <w:bottom w:w="120" w:type="dxa"/>
-              <w:right w:w="180" w:type="dxa"/>
-            </w:tcMar>
-            <w:vAlign w:val="center"/>
-          </w:tcPr>
-          <w:p>
-            <w:pPr>
-              <w:rPr>
-                <w:rFonts w:hint="eastAsia" w:ascii="楷体" w:hAnsi="楷体" w:eastAsia="楷体" w:cs="楷体"/>
-                <w:sz w:val="24"/>
-                <w:szCs w:val="24"/>
-              </w:rPr>
-            </w:pPr>
-            <w:r>
-              <w:rPr>
-                <w:rFonts w:hint="eastAsia" w:ascii="楷体" w:hAnsi="楷体" w:eastAsia="楷体" w:cs="楷体"/>
-                <w:sz w:val="24"/>
-                <w:szCs w:val="24"/>
-                <w:lang w:val="en-US" w:eastAsia="zh-CN"/>
-              </w:rPr>
-              <w:t>高</w:t>
-            </w:r>
-          </w:p>
-        </w:tc>
-      </w:tr>
-      <w:tr>
-        <w:tblPrEx>
-          <w:tblBorders>
-            <w:top w:val="single" w:color="auto" w:sz="2" w:space="0"/>
-            <w:left w:val="single" w:color="auto" w:sz="2" w:space="0"/>
-            <w:bottom w:val="single" w:color="auto" w:sz="2" w:space="0"/>
-            <w:right w:val="single" w:color="auto" w:sz="2" w:space="0"/>
-            <w:insideH w:val="none" w:color="auto" w:sz="0" w:space="0"/>
-            <w:insideV w:val="none" w:color="auto" w:sz="0" w:space="0"/>
-          </w:tblBorders>
-          <w:shd w:val="clear" w:color="auto" w:fill="auto"/>
-          <w:tblCellMar>
-            <w:top w:w="0" w:type="dxa"/>
-            <w:left w:w="0" w:type="dxa"/>
-            <w:bottom w:w="0" w:type="dxa"/>
-            <w:right w:w="0" w:type="dxa"/>
-          </w:tblCellMar>
-        </w:tblPrEx>
-        <w:tc>
-          <w:tcPr>
-            <w:tcW w:w="0" w:type="auto"/>
-            <w:tcBorders>
-              <w:top w:val="nil"/>
-              <w:left w:val="nil"/>
-              <w:bottom w:val="nil"/>
-              <w:right w:val="single" w:color="auto" w:sz="2" w:space="0"/>
-            </w:tcBorders>
-            <w:shd w:val="clear" w:color="auto" w:fill="auto"/>
-            <w:tcMar>
-              <w:top w:w="120" w:type="dxa"/>
-              <w:left w:w="180" w:type="dxa"/>
-              <w:bottom w:w="120" w:type="dxa"/>
-              <w:right w:w="180" w:type="dxa"/>
-            </w:tcMar>
-            <w:vAlign w:val="center"/>
-          </w:tcPr>
-          <w:p>
-            <w:pPr>
-              <w:rPr>
-                <w:rFonts w:hint="eastAsia" w:ascii="楷体" w:hAnsi="楷体" w:eastAsia="楷体" w:cs="楷体"/>
-                <w:sz w:val="24"/>
-                <w:szCs w:val="24"/>
-              </w:rPr>
-            </w:pPr>
-            <w:r>
-              <w:rPr>
-                <w:rFonts w:hint="eastAsia" w:ascii="楷体" w:hAnsi="楷体" w:eastAsia="楷体" w:cs="楷体"/>
-                <w:sz w:val="24"/>
-                <w:szCs w:val="24"/>
-                <w:lang w:val="en-US" w:eastAsia="zh-CN"/>
-              </w:rPr>
-              <w:t>管理员 - 告警查看</w:t>
-            </w:r>
-          </w:p>
-        </w:tc>
-        <w:tc>
-          <w:tcPr>
-            <w:tcW w:w="0" w:type="auto"/>
-            <w:tcBorders>
-              <w:top w:val="nil"/>
-              <w:left w:val="nil"/>
-              <w:bottom w:val="nil"/>
-              <w:right w:val="nil"/>
-            </w:tcBorders>
-            <w:shd w:val="clear" w:color="auto" w:fill="auto"/>
-            <w:tcMar>
-              <w:top w:w="120" w:type="dxa"/>
-              <w:left w:w="180" w:type="dxa"/>
-              <w:bottom w:w="120" w:type="dxa"/>
-              <w:right w:w="180" w:type="dxa"/>
-            </w:tcMar>
-            <w:vAlign w:val="center"/>
-          </w:tcPr>
-          <w:p>
-            <w:pPr>
-              <w:rPr>
-                <w:rFonts w:hint="eastAsia" w:ascii="楷体" w:hAnsi="楷体" w:eastAsia="楷体" w:cs="楷体"/>
-                <w:sz w:val="24"/>
-                <w:szCs w:val="24"/>
-              </w:rPr>
-            </w:pPr>
-            <w:r>
-              <w:rPr>
-                <w:rFonts w:hint="eastAsia" w:ascii="楷体" w:hAnsi="楷体" w:eastAsia="楷体" w:cs="楷体"/>
-                <w:sz w:val="24"/>
-                <w:szCs w:val="24"/>
-                <w:lang w:val="en-US" w:eastAsia="zh-CN"/>
-              </w:rPr>
-              <w:t>高</w:t>
-            </w:r>
-          </w:p>
-        </w:tc>
-      </w:tr>
-      <w:tr>
-        <w:tblPrEx>
-          <w:tblBorders>
-            <w:top w:val="single" w:color="auto" w:sz="2" w:space="0"/>
-            <w:left w:val="single" w:color="auto" w:sz="2" w:space="0"/>
-            <w:bottom w:val="single" w:color="auto" w:sz="2" w:space="0"/>
-            <w:right w:val="single" w:color="auto" w:sz="2" w:space="0"/>
-            <w:insideH w:val="none" w:color="auto" w:sz="0" w:space="0"/>
-            <w:insideV w:val="none" w:color="auto" w:sz="0" w:space="0"/>
-          </w:tblBorders>
-          <w:tblCellMar>
-            <w:top w:w="0" w:type="dxa"/>
-            <w:left w:w="0" w:type="dxa"/>
-            <w:bottom w:w="0" w:type="dxa"/>
-            <w:right w:w="0" w:type="dxa"/>
-          </w:tblCellMar>
-        </w:tblPrEx>
-        <w:tc>
-          <w:tcPr>
-            <w:tcW w:w="0" w:type="auto"/>
-            <w:tcBorders>
-              <w:top w:val="nil"/>
-              <w:left w:val="nil"/>
-              <w:bottom w:val="nil"/>
-              <w:right w:val="single" w:color="auto" w:sz="2" w:space="0"/>
-            </w:tcBorders>
-            <w:shd w:val="clear" w:color="auto" w:fill="auto"/>
-            <w:tcMar>
-              <w:top w:w="120" w:type="dxa"/>
-              <w:left w:w="180" w:type="dxa"/>
-              <w:bottom w:w="120" w:type="dxa"/>
-              <w:right w:w="180" w:type="dxa"/>
-            </w:tcMar>
-            <w:vAlign w:val="center"/>
-          </w:tcPr>
-          <w:p>
-            <w:pPr>
-              <w:rPr>
-                <w:rFonts w:hint="eastAsia" w:ascii="楷体" w:hAnsi="楷体" w:eastAsia="楷体" w:cs="楷体"/>
-                <w:sz w:val="24"/>
-                <w:szCs w:val="24"/>
-              </w:rPr>
-            </w:pPr>
-            <w:r>
-              <w:rPr>
-                <w:rFonts w:hint="eastAsia" w:ascii="楷体" w:hAnsi="楷体" w:eastAsia="楷体" w:cs="楷体"/>
-                <w:sz w:val="24"/>
-                <w:szCs w:val="24"/>
-                <w:lang w:val="en-US" w:eastAsia="zh-CN"/>
-              </w:rPr>
-              <w:t>管理员 - 人工派单</w:t>
-            </w:r>
-          </w:p>
-        </w:tc>
-        <w:tc>
-          <w:tcPr>
-            <w:tcW w:w="0" w:type="auto"/>
-            <w:tcBorders>
-              <w:top w:val="nil"/>
-              <w:left w:val="nil"/>
-              <w:bottom w:val="nil"/>
-              <w:right w:val="nil"/>
-            </w:tcBorders>
-            <w:shd w:val="clear" w:color="auto" w:fill="auto"/>
-            <w:tcMar>
-              <w:top w:w="120" w:type="dxa"/>
-              <w:left w:w="180" w:type="dxa"/>
-              <w:bottom w:w="120" w:type="dxa"/>
-              <w:right w:w="180" w:type="dxa"/>
-            </w:tcMar>
-            <w:vAlign w:val="center"/>
-          </w:tcPr>
-          <w:p>
-            <w:pPr>
-              <w:rPr>
-                <w:rFonts w:hint="eastAsia" w:ascii="楷体" w:hAnsi="楷体" w:eastAsia="楷体" w:cs="楷体"/>
-                <w:sz w:val="24"/>
-                <w:szCs w:val="24"/>
-              </w:rPr>
-            </w:pPr>
-            <w:r>
-              <w:rPr>
-                <w:rFonts w:hint="eastAsia" w:ascii="楷体" w:hAnsi="楷体" w:eastAsia="楷体" w:cs="楷体"/>
-                <w:sz w:val="24"/>
-                <w:szCs w:val="24"/>
-                <w:lang w:val="en-US" w:eastAsia="zh-CN"/>
-              </w:rPr>
-              <w:t>高</w:t>
-            </w:r>
-          </w:p>
-        </w:tc>
-      </w:tr>
-      <w:tr>
-        <w:tblPrEx>
-          <w:tblBorders>
-            <w:top w:val="single" w:color="auto" w:sz="2" w:space="0"/>
-            <w:left w:val="single" w:color="auto" w:sz="2" w:space="0"/>
-            <w:bottom w:val="single" w:color="auto" w:sz="2" w:space="0"/>
-            <w:right w:val="single" w:color="auto" w:sz="2" w:space="0"/>
-            <w:insideH w:val="none" w:color="auto" w:sz="0" w:space="0"/>
-            <w:insideV w:val="none" w:color="auto" w:sz="0" w:space="0"/>
-          </w:tblBorders>
-          <w:tblCellMar>
-            <w:top w:w="0" w:type="dxa"/>
-            <w:left w:w="0" w:type="dxa"/>
-            <w:bottom w:w="0" w:type="dxa"/>
-            <w:right w:w="0" w:type="dxa"/>
-          </w:tblCellMar>
-        </w:tblPrEx>
-        <w:tc>
-          <w:tcPr>
-            <w:tcW w:w="0" w:type="auto"/>
-            <w:tcBorders>
-              <w:top w:val="nil"/>
-              <w:left w:val="nil"/>
-              <w:bottom w:val="nil"/>
-              <w:right w:val="single" w:color="auto" w:sz="2" w:space="0"/>
-            </w:tcBorders>
-            <w:shd w:val="clear" w:color="auto" w:fill="auto"/>
-            <w:tcMar>
-              <w:top w:w="120" w:type="dxa"/>
-              <w:left w:w="180" w:type="dxa"/>
-              <w:bottom w:w="120" w:type="dxa"/>
-              <w:right w:w="180" w:type="dxa"/>
-            </w:tcMar>
-            <w:vAlign w:val="center"/>
-          </w:tcPr>
-          <w:p>
-            <w:pPr>
-              <w:rPr>
-                <w:rFonts w:hint="eastAsia" w:ascii="楷体" w:hAnsi="楷体" w:eastAsia="楷体" w:cs="楷体"/>
-                <w:sz w:val="24"/>
-                <w:szCs w:val="24"/>
-              </w:rPr>
-            </w:pPr>
-            <w:r>
-              <w:rPr>
-                <w:rFonts w:hint="eastAsia" w:ascii="楷体" w:hAnsi="楷体" w:eastAsia="楷体" w:cs="楷体"/>
-                <w:sz w:val="24"/>
-                <w:szCs w:val="24"/>
-                <w:lang w:val="en-US" w:eastAsia="zh-CN"/>
-              </w:rPr>
-              <w:t>管理员 - 查看日志</w:t>
-            </w:r>
-          </w:p>
-        </w:tc>
-        <w:tc>
-          <w:tcPr>
-            <w:tcW w:w="0" w:type="auto"/>
-            <w:tcBorders>
-              <w:top w:val="nil"/>
-              <w:left w:val="nil"/>
-              <w:bottom w:val="nil"/>
-              <w:right w:val="nil"/>
-            </w:tcBorders>
-            <w:shd w:val="clear" w:color="auto" w:fill="auto"/>
-            <w:tcMar>
-              <w:top w:w="120" w:type="dxa"/>
-              <w:left w:w="180" w:type="dxa"/>
-              <w:bottom w:w="120" w:type="dxa"/>
-              <w:right w:w="180" w:type="dxa"/>
-            </w:tcMar>
-            <w:vAlign w:val="center"/>
-          </w:tcPr>
-          <w:p>
-            <w:pPr>
-              <w:rPr>
-                <w:rFonts w:hint="eastAsia" w:ascii="楷体" w:hAnsi="楷体" w:eastAsia="楷体" w:cs="楷体"/>
-                <w:sz w:val="24"/>
-                <w:szCs w:val="24"/>
-              </w:rPr>
-            </w:pPr>
-            <w:r>
-              <w:rPr>
-                <w:rFonts w:hint="eastAsia" w:ascii="楷体" w:hAnsi="楷体" w:eastAsia="楷体" w:cs="楷体"/>
-                <w:sz w:val="24"/>
-                <w:szCs w:val="24"/>
-                <w:lang w:val="en-US" w:eastAsia="zh-CN"/>
-              </w:rPr>
-              <w:t>中</w:t>
-            </w:r>
-          </w:p>
-        </w:tc>
-      </w:tr>
-      <w:tr>
-        <w:tblPrEx>
-          <w:tblBorders>
-            <w:top w:val="single" w:color="auto" w:sz="2" w:space="0"/>
-            <w:left w:val="single" w:color="auto" w:sz="2" w:space="0"/>
-            <w:bottom w:val="single" w:color="auto" w:sz="2" w:space="0"/>
-            <w:right w:val="single" w:color="auto" w:sz="2" w:space="0"/>
-            <w:insideH w:val="none" w:color="auto" w:sz="0" w:space="0"/>
-            <w:insideV w:val="none" w:color="auto" w:sz="0" w:space="0"/>
-          </w:tblBorders>
-          <w:tblCellMar>
-            <w:top w:w="0" w:type="dxa"/>
-            <w:left w:w="0" w:type="dxa"/>
-            <w:bottom w:w="0" w:type="dxa"/>
-            <w:right w:w="0" w:type="dxa"/>
-          </w:tblCellMar>
-        </w:tblPrEx>
-        <w:tc>
-          <w:tcPr>
-            <w:tcW w:w="0" w:type="auto"/>
-            <w:tcBorders>
-              <w:top w:val="nil"/>
-              <w:left w:val="nil"/>
-              <w:bottom w:val="nil"/>
-              <w:right w:val="single" w:color="auto" w:sz="2" w:space="0"/>
-            </w:tcBorders>
-            <w:shd w:val="clear" w:color="auto" w:fill="auto"/>
-            <w:tcMar>
-              <w:top w:w="120" w:type="dxa"/>
-              <w:left w:w="180" w:type="dxa"/>
-              <w:bottom w:w="120" w:type="dxa"/>
-              <w:right w:w="180" w:type="dxa"/>
-            </w:tcMar>
-            <w:vAlign w:val="center"/>
-          </w:tcPr>
-          <w:p>
-            <w:pPr>
-              <w:rPr>
-                <w:rFonts w:hint="eastAsia" w:ascii="楷体" w:hAnsi="楷体" w:eastAsia="楷体" w:cs="楷体"/>
-                <w:sz w:val="24"/>
-                <w:szCs w:val="24"/>
-              </w:rPr>
-            </w:pPr>
-            <w:r>
-              <w:rPr>
-                <w:rFonts w:hint="eastAsia" w:ascii="楷体" w:hAnsi="楷体" w:eastAsia="楷体" w:cs="楷体"/>
-                <w:sz w:val="24"/>
-                <w:szCs w:val="24"/>
-                <w:lang w:val="en-US" w:eastAsia="zh-CN"/>
-              </w:rPr>
-              <w:t>维修人员 - 辖区设备查看</w:t>
-            </w:r>
-          </w:p>
-        </w:tc>
-        <w:tc>
-          <w:tcPr>
-            <w:tcW w:w="0" w:type="auto"/>
-            <w:tcBorders>
-              <w:top w:val="nil"/>
-              <w:left w:val="nil"/>
-              <w:bottom w:val="nil"/>
-              <w:right w:val="nil"/>
-            </w:tcBorders>
-            <w:shd w:val="clear" w:color="auto" w:fill="auto"/>
-            <w:tcMar>
-              <w:top w:w="120" w:type="dxa"/>
-              <w:left w:w="180" w:type="dxa"/>
-              <w:bottom w:w="120" w:type="dxa"/>
-              <w:right w:w="180" w:type="dxa"/>
-            </w:tcMar>
-            <w:vAlign w:val="center"/>
-          </w:tcPr>
-          <w:p>
-            <w:pPr>
-              <w:rPr>
-                <w:rFonts w:hint="eastAsia" w:ascii="楷体" w:hAnsi="楷体" w:eastAsia="楷体" w:cs="楷体"/>
-                <w:sz w:val="24"/>
-                <w:szCs w:val="24"/>
-              </w:rPr>
-            </w:pPr>
-            <w:r>
-              <w:rPr>
-                <w:rFonts w:hint="eastAsia" w:ascii="楷体" w:hAnsi="楷体" w:eastAsia="楷体" w:cs="楷体"/>
-                <w:sz w:val="24"/>
-                <w:szCs w:val="24"/>
-                <w:lang w:val="en-US" w:eastAsia="zh-CN"/>
-              </w:rPr>
-              <w:t>高</w:t>
-            </w:r>
-          </w:p>
-        </w:tc>
-      </w:tr>
-      <w:tr>
-        <w:tblPrEx>
-          <w:tblBorders>
-            <w:top w:val="single" w:color="auto" w:sz="2" w:space="0"/>
-            <w:left w:val="single" w:color="auto" w:sz="2" w:space="0"/>
-            <w:bottom w:val="single" w:color="auto" w:sz="2" w:space="0"/>
-            <w:right w:val="single" w:color="auto" w:sz="2" w:space="0"/>
-            <w:insideH w:val="none" w:color="auto" w:sz="0" w:space="0"/>
-            <w:insideV w:val="none" w:color="auto" w:sz="0" w:space="0"/>
-          </w:tblBorders>
-          <w:shd w:val="clear" w:color="auto" w:fill="auto"/>
-          <w:tblCellMar>
-            <w:top w:w="0" w:type="dxa"/>
-            <w:left w:w="0" w:type="dxa"/>
-            <w:bottom w:w="0" w:type="dxa"/>
-            <w:right w:w="0" w:type="dxa"/>
-          </w:tblCellMar>
-        </w:tblPrEx>
-        <w:tc>
-          <w:tcPr>
-            <w:tcW w:w="0" w:type="auto"/>
-            <w:tcBorders>
-              <w:top w:val="nil"/>
-              <w:left w:val="nil"/>
-              <w:bottom w:val="nil"/>
-              <w:right w:val="single" w:color="auto" w:sz="2" w:space="0"/>
-            </w:tcBorders>
-            <w:shd w:val="clear" w:color="auto" w:fill="auto"/>
-            <w:tcMar>
-              <w:top w:w="120" w:type="dxa"/>
-              <w:left w:w="180" w:type="dxa"/>
-              <w:bottom w:w="120" w:type="dxa"/>
-              <w:right w:w="180" w:type="dxa"/>
-            </w:tcMar>
-            <w:vAlign w:val="center"/>
-          </w:tcPr>
-          <w:p>
-            <w:pPr>
-              <w:rPr>
-                <w:rFonts w:hint="eastAsia" w:ascii="楷体" w:hAnsi="楷体" w:eastAsia="楷体" w:cs="楷体"/>
-                <w:sz w:val="24"/>
-                <w:szCs w:val="24"/>
-              </w:rPr>
-            </w:pPr>
-            <w:r>
-              <w:rPr>
-                <w:rFonts w:hint="eastAsia" w:ascii="楷体" w:hAnsi="楷体" w:eastAsia="楷体" w:cs="楷体"/>
-                <w:sz w:val="24"/>
-                <w:szCs w:val="24"/>
-                <w:lang w:val="en-US" w:eastAsia="zh-CN"/>
-              </w:rPr>
-              <w:t>维修人员 - 工单抢单 / 拒单 / 提交</w:t>
-            </w:r>
-          </w:p>
-        </w:tc>
-        <w:tc>
-          <w:tcPr>
-            <w:tcW w:w="0" w:type="auto"/>
-            <w:tcBorders>
-              <w:top w:val="nil"/>
-              <w:left w:val="nil"/>
-              <w:bottom w:val="nil"/>
-              <w:right w:val="nil"/>
-            </w:tcBorders>
-            <w:shd w:val="clear" w:color="auto" w:fill="auto"/>
-            <w:tcMar>
-              <w:top w:w="120" w:type="dxa"/>
-              <w:left w:w="180" w:type="dxa"/>
-              <w:bottom w:w="120" w:type="dxa"/>
-              <w:right w:w="180" w:type="dxa"/>
-            </w:tcMar>
-            <w:vAlign w:val="center"/>
-          </w:tcPr>
-          <w:p>
-            <w:pPr>
-              <w:rPr>
-                <w:rFonts w:hint="eastAsia" w:ascii="楷体" w:hAnsi="楷体" w:eastAsia="楷体" w:cs="楷体"/>
-                <w:sz w:val="24"/>
-                <w:szCs w:val="24"/>
-              </w:rPr>
-            </w:pPr>
-            <w:r>
-              <w:rPr>
-                <w:rFonts w:hint="eastAsia" w:ascii="楷体" w:hAnsi="楷体" w:eastAsia="楷体" w:cs="楷体"/>
-                <w:sz w:val="24"/>
-                <w:szCs w:val="24"/>
-                <w:lang w:val="en-US" w:eastAsia="zh-CN"/>
-              </w:rPr>
-              <w:t>高</w:t>
-            </w:r>
-          </w:p>
-        </w:tc>
-      </w:tr>
-      <w:tr>
-        <w:tblPrEx>
-          <w:tblBorders>
-            <w:top w:val="single" w:color="auto" w:sz="2" w:space="0"/>
-            <w:left w:val="single" w:color="auto" w:sz="2" w:space="0"/>
-            <w:bottom w:val="single" w:color="auto" w:sz="2" w:space="0"/>
-            <w:right w:val="single" w:color="auto" w:sz="2" w:space="0"/>
-            <w:insideH w:val="none" w:color="auto" w:sz="0" w:space="0"/>
-            <w:insideV w:val="none" w:color="auto" w:sz="0" w:space="0"/>
-          </w:tblBorders>
-          <w:tblCellMar>
-            <w:top w:w="0" w:type="dxa"/>
-            <w:left w:w="0" w:type="dxa"/>
-            <w:bottom w:w="0" w:type="dxa"/>
-            <w:right w:w="0" w:type="dxa"/>
-          </w:tblCellMar>
-        </w:tblPrEx>
-        <w:tc>
-          <w:tcPr>
-            <w:tcW w:w="0" w:type="auto"/>
-            <w:tcBorders>
-              <w:top w:val="nil"/>
-              <w:left w:val="nil"/>
-              <w:bottom w:val="nil"/>
-              <w:right w:val="single" w:color="auto" w:sz="2" w:space="0"/>
-            </w:tcBorders>
-            <w:shd w:val="clear" w:color="auto" w:fill="auto"/>
-            <w:tcMar>
-              <w:top w:w="120" w:type="dxa"/>
-              <w:left w:w="180" w:type="dxa"/>
-              <w:bottom w:w="120" w:type="dxa"/>
-              <w:right w:w="180" w:type="dxa"/>
-            </w:tcMar>
-            <w:vAlign w:val="center"/>
-          </w:tcPr>
-          <w:p>
-            <w:pPr>
-              <w:rPr>
-                <w:rFonts w:hint="eastAsia" w:ascii="楷体" w:hAnsi="楷体" w:eastAsia="楷体" w:cs="楷体"/>
-                <w:sz w:val="24"/>
-                <w:szCs w:val="24"/>
-              </w:rPr>
-            </w:pPr>
-            <w:r>
-              <w:rPr>
-                <w:rFonts w:hint="eastAsia" w:ascii="楷体" w:hAnsi="楷体" w:eastAsia="楷体" w:cs="楷体"/>
-                <w:sz w:val="24"/>
-                <w:szCs w:val="24"/>
-                <w:lang w:val="en-US" w:eastAsia="zh-CN"/>
-              </w:rPr>
-              <w:t>维修人员 - 查看通知</w:t>
-            </w:r>
-          </w:p>
-        </w:tc>
-        <w:tc>
-          <w:tcPr>
-            <w:tcW w:w="0" w:type="auto"/>
-            <w:tcBorders>
-              <w:top w:val="nil"/>
-              <w:left w:val="nil"/>
-              <w:bottom w:val="nil"/>
-              <w:right w:val="nil"/>
-            </w:tcBorders>
-            <w:shd w:val="clear" w:color="auto" w:fill="auto"/>
-            <w:tcMar>
-              <w:top w:w="120" w:type="dxa"/>
-              <w:left w:w="180" w:type="dxa"/>
-              <w:bottom w:w="120" w:type="dxa"/>
-              <w:right w:w="180" w:type="dxa"/>
-            </w:tcMar>
-            <w:vAlign w:val="center"/>
-          </w:tcPr>
-          <w:p>
-            <w:pPr>
-              <w:rPr>
-                <w:rFonts w:hint="eastAsia" w:ascii="楷体" w:hAnsi="楷体" w:eastAsia="楷体" w:cs="楷体"/>
-                <w:sz w:val="24"/>
-                <w:szCs w:val="24"/>
-              </w:rPr>
-            </w:pPr>
-            <w:r>
-              <w:rPr>
-                <w:rFonts w:hint="eastAsia" w:ascii="楷体" w:hAnsi="楷体" w:eastAsia="楷体" w:cs="楷体"/>
-                <w:sz w:val="24"/>
-                <w:szCs w:val="24"/>
-                <w:lang w:val="en-US" w:eastAsia="zh-CN"/>
-              </w:rPr>
-              <w:t>低</w:t>
-            </w:r>
-          </w:p>
-        </w:tc>
-      </w:tr>
-      <w:tr>
-        <w:tblPrEx>
-          <w:tblBorders>
-            <w:top w:val="single" w:color="auto" w:sz="2" w:space="0"/>
-            <w:left w:val="single" w:color="auto" w:sz="2" w:space="0"/>
-            <w:bottom w:val="single" w:color="auto" w:sz="2" w:space="0"/>
-            <w:right w:val="single" w:color="auto" w:sz="2" w:space="0"/>
-            <w:insideH w:val="none" w:color="auto" w:sz="0" w:space="0"/>
-            <w:insideV w:val="none" w:color="auto" w:sz="0" w:space="0"/>
-          </w:tblBorders>
-          <w:tblCellMar>
-            <w:top w:w="0" w:type="dxa"/>
-            <w:left w:w="0" w:type="dxa"/>
-            <w:bottom w:w="0" w:type="dxa"/>
-            <w:right w:w="0" w:type="dxa"/>
-          </w:tblCellMar>
-        </w:tblPrEx>
-        <w:tc>
-          <w:tcPr>
-            <w:tcW w:w="0" w:type="auto"/>
-            <w:tcBorders>
-              <w:top w:val="nil"/>
-              <w:left w:val="nil"/>
-              <w:bottom w:val="nil"/>
-              <w:right w:val="single" w:color="auto" w:sz="2" w:space="0"/>
-            </w:tcBorders>
-            <w:shd w:val="clear" w:color="auto" w:fill="auto"/>
-            <w:tcMar>
-              <w:top w:w="120" w:type="dxa"/>
-              <w:left w:w="180" w:type="dxa"/>
-              <w:bottom w:w="120" w:type="dxa"/>
-              <w:right w:w="180" w:type="dxa"/>
-            </w:tcMar>
-            <w:vAlign w:val="center"/>
-          </w:tcPr>
-          <w:p>
-            <w:pPr>
-              <w:rPr>
-                <w:rFonts w:hint="eastAsia" w:ascii="楷体" w:hAnsi="楷体" w:eastAsia="楷体" w:cs="楷体"/>
-                <w:sz w:val="24"/>
-                <w:szCs w:val="24"/>
-              </w:rPr>
-            </w:pPr>
-            <w:r>
-              <w:rPr>
-                <w:rFonts w:hint="eastAsia" w:ascii="楷体" w:hAnsi="楷体" w:eastAsia="楷体" w:cs="楷体"/>
-                <w:sz w:val="24"/>
-                <w:szCs w:val="24"/>
-                <w:lang w:val="en-US" w:eastAsia="zh-CN"/>
-              </w:rPr>
-              <w:t>学生 - 饮水点地图查看</w:t>
-            </w:r>
-          </w:p>
-        </w:tc>
-        <w:tc>
-          <w:tcPr>
-            <w:tcW w:w="0" w:type="auto"/>
-            <w:tcBorders>
-              <w:top w:val="nil"/>
-              <w:left w:val="nil"/>
-              <w:bottom w:val="nil"/>
-              <w:right w:val="nil"/>
-            </w:tcBorders>
-            <w:shd w:val="clear" w:color="auto" w:fill="auto"/>
-            <w:tcMar>
-              <w:top w:w="120" w:type="dxa"/>
-              <w:left w:w="180" w:type="dxa"/>
-              <w:bottom w:w="120" w:type="dxa"/>
-              <w:right w:w="180" w:type="dxa"/>
-            </w:tcMar>
-            <w:vAlign w:val="center"/>
-          </w:tcPr>
-          <w:p>
-            <w:pPr>
-              <w:rPr>
-                <w:rFonts w:hint="eastAsia" w:ascii="楷体" w:hAnsi="楷体" w:eastAsia="楷体" w:cs="楷体"/>
-                <w:sz w:val="24"/>
-                <w:szCs w:val="24"/>
-              </w:rPr>
-            </w:pPr>
-            <w:r>
-              <w:rPr>
-                <w:rFonts w:hint="eastAsia" w:ascii="楷体" w:hAnsi="楷体" w:eastAsia="楷体" w:cs="楷体"/>
-                <w:sz w:val="24"/>
-                <w:szCs w:val="24"/>
-                <w:lang w:val="en-US" w:eastAsia="zh-CN"/>
-              </w:rPr>
-              <w:t>高</w:t>
-            </w:r>
-          </w:p>
-        </w:tc>
-      </w:tr>
-      <w:tr>
-        <w:tblPrEx>
-          <w:tblBorders>
-            <w:top w:val="single" w:color="auto" w:sz="2" w:space="0"/>
-            <w:left w:val="single" w:color="auto" w:sz="2" w:space="0"/>
-            <w:bottom w:val="single" w:color="auto" w:sz="2" w:space="0"/>
-            <w:right w:val="single" w:color="auto" w:sz="2" w:space="0"/>
-            <w:insideH w:val="none" w:color="auto" w:sz="0" w:space="0"/>
-            <w:insideV w:val="none" w:color="auto" w:sz="0" w:space="0"/>
-          </w:tblBorders>
-          <w:shd w:val="clear" w:color="auto" w:fill="auto"/>
           <w:tblCellMar>
             <w:top w:w="0" w:type="dxa"/>
             <w:left w:w="0" w:type="dxa"/>
@@ -4601,7 +4590,6 @@
             <w:insideH w:val="none" w:color="auto" w:sz="0" w:space="0"/>
             <w:insideV w:val="none" w:color="auto" w:sz="0" w:space="0"/>
           </w:tblBorders>
-          <w:shd w:val="clear" w:color="auto" w:fill="auto"/>
           <w:tblCellMar>
             <w:top w:w="0" w:type="dxa"/>
             <w:left w:w="0" w:type="dxa"/>
@@ -5054,6 +5042,8 @@
           <w:szCs w:val="24"/>
         </w:rPr>
       </w:pPr>
+      <w:bookmarkStart w:id="0" w:name="_GoBack"/>
+      <w:bookmarkEnd w:id="0"/>
       <w:r>
         <w:rPr>
           <w:rFonts w:hint="eastAsia" w:ascii="楷体" w:hAnsi="楷体" w:eastAsia="楷体" w:cs="楷体"/>
@@ -5103,9 +5093,9 @@
         </w:tblCellMar>
       </w:tblPr>
       <w:tblGrid>
-        <w:gridCol w:w="2376"/>
-        <w:gridCol w:w="3304"/>
-        <w:gridCol w:w="2986"/>
+        <w:gridCol w:w="2405"/>
+        <w:gridCol w:w="3238"/>
+        <w:gridCol w:w="3023"/>
       </w:tblGrid>
       <w:tr>
         <w:tblPrEx>
@@ -5117,7 +5107,6 @@
             <w:insideH w:val="none" w:color="auto" w:sz="0" w:space="0"/>
             <w:insideV w:val="none" w:color="auto" w:sz="0" w:space="0"/>
           </w:tblBorders>
-          <w:shd w:val="clear" w:color="auto" w:fill="auto"/>
           <w:tblCellMar>
             <w:top w:w="0" w:type="dxa"/>
             <w:left w:w="0" w:type="dxa"/>
@@ -5236,6 +5225,264 @@
                 <w:lang w:val="en-US" w:eastAsia="zh-CN"/>
               </w:rPr>
               <w:t>责任人</w:t>
+            </w:r>
+          </w:p>
+        </w:tc>
+      </w:tr>
+      <w:tr>
+        <w:tblPrEx>
+          <w:tblBorders>
+            <w:top w:val="single" w:color="auto" w:sz="2" w:space="0"/>
+            <w:left w:val="single" w:color="auto" w:sz="2" w:space="0"/>
+            <w:bottom w:val="single" w:color="auto" w:sz="2" w:space="0"/>
+            <w:right w:val="single" w:color="auto" w:sz="2" w:space="0"/>
+            <w:insideH w:val="none" w:color="auto" w:sz="0" w:space="0"/>
+            <w:insideV w:val="none" w:color="auto" w:sz="0" w:space="0"/>
+          </w:tblBorders>
+          <w:tblCellMar>
+            <w:top w:w="0" w:type="dxa"/>
+            <w:left w:w="0" w:type="dxa"/>
+            <w:bottom w:w="0" w:type="dxa"/>
+            <w:right w:w="0" w:type="dxa"/>
+          </w:tblCellMar>
+        </w:tblPrEx>
+        <w:tc>
+          <w:tcPr>
+            <w:tcW w:w="0" w:type="auto"/>
+            <w:tcBorders>
+              <w:top w:val="nil"/>
+              <w:left w:val="nil"/>
+              <w:bottom w:val="nil"/>
+              <w:right w:val="single" w:color="auto" w:sz="2" w:space="0"/>
+            </w:tcBorders>
+            <w:shd w:val="clear" w:color="auto" w:fill="auto"/>
+            <w:tcMar>
+              <w:top w:w="120" w:type="dxa"/>
+              <w:left w:w="180" w:type="dxa"/>
+              <w:bottom w:w="120" w:type="dxa"/>
+              <w:right w:w="180" w:type="dxa"/>
+            </w:tcMar>
+            <w:vAlign w:val="center"/>
+          </w:tcPr>
+          <w:p>
+            <w:pPr>
+              <w:rPr>
+                <w:rFonts w:hint="eastAsia" w:ascii="楷体" w:hAnsi="楷体" w:eastAsia="楷体" w:cs="楷体"/>
+                <w:sz w:val="24"/>
+                <w:szCs w:val="24"/>
+              </w:rPr>
+            </w:pPr>
+            <w:r>
+              <w:rPr>
+                <w:rFonts w:hint="eastAsia" w:ascii="楷体" w:hAnsi="楷体" w:eastAsia="楷体" w:cs="楷体"/>
+                <w:sz w:val="24"/>
+                <w:szCs w:val="24"/>
+                <w:lang w:val="en-US" w:eastAsia="zh-CN"/>
+              </w:rPr>
+              <w:t>用户登录（多角色）</w:t>
+            </w:r>
+          </w:p>
+        </w:tc>
+        <w:tc>
+          <w:tcPr>
+            <w:tcW w:w="0" w:type="auto"/>
+            <w:tcBorders>
+              <w:top w:val="nil"/>
+              <w:left w:val="nil"/>
+              <w:bottom w:val="nil"/>
+              <w:right w:val="single" w:color="auto" w:sz="2" w:space="0"/>
+            </w:tcBorders>
+            <w:shd w:val="clear" w:color="auto" w:fill="auto"/>
+            <w:tcMar>
+              <w:top w:w="120" w:type="dxa"/>
+              <w:left w:w="180" w:type="dxa"/>
+              <w:bottom w:w="120" w:type="dxa"/>
+              <w:right w:w="180" w:type="dxa"/>
+            </w:tcMar>
+            <w:vAlign w:val="center"/>
+          </w:tcPr>
+          <w:p>
+            <w:pPr>
+              <w:rPr>
+                <w:rFonts w:hint="eastAsia" w:ascii="楷体" w:hAnsi="楷体" w:eastAsia="楷体" w:cs="楷体"/>
+                <w:sz w:val="24"/>
+                <w:szCs w:val="24"/>
+              </w:rPr>
+            </w:pPr>
+            <w:r>
+              <w:rPr>
+                <w:rFonts w:hint="eastAsia" w:ascii="楷体" w:hAnsi="楷体" w:eastAsia="楷体" w:cs="楷体"/>
+                <w:sz w:val="24"/>
+                <w:szCs w:val="24"/>
+                <w:lang w:val="en-US" w:eastAsia="zh-CN"/>
+              </w:rPr>
+              <w:t>前后端登录功能代码、权限校验逻辑代码</w:t>
+            </w:r>
+          </w:p>
+        </w:tc>
+        <w:tc>
+          <w:tcPr>
+            <w:tcW w:w="0" w:type="auto"/>
+            <w:tcBorders>
+              <w:top w:val="nil"/>
+              <w:left w:val="nil"/>
+              <w:bottom w:val="nil"/>
+              <w:right w:val="nil"/>
+            </w:tcBorders>
+            <w:shd w:val="clear" w:color="auto" w:fill="auto"/>
+            <w:tcMar>
+              <w:top w:w="120" w:type="dxa"/>
+              <w:left w:w="180" w:type="dxa"/>
+              <w:bottom w:w="120" w:type="dxa"/>
+              <w:right w:w="180" w:type="dxa"/>
+            </w:tcMar>
+            <w:vAlign w:val="center"/>
+          </w:tcPr>
+          <w:p>
+            <w:pPr>
+              <w:rPr>
+                <w:rFonts w:hint="eastAsia" w:ascii="楷体" w:hAnsi="楷体" w:eastAsia="楷体" w:cs="楷体"/>
+                <w:sz w:val="24"/>
+                <w:szCs w:val="24"/>
+              </w:rPr>
+            </w:pPr>
+            <w:r>
+              <w:rPr>
+                <w:rFonts w:hint="eastAsia" w:ascii="楷体" w:hAnsi="楷体" w:eastAsia="楷体" w:cs="楷体"/>
+                <w:sz w:val="24"/>
+                <w:szCs w:val="24"/>
+                <w:lang w:val="en-US" w:eastAsia="zh-CN"/>
+              </w:rPr>
+              <w:t>后端 2、前端 1（Web 端）、前端 2（APP 端）</w:t>
+            </w:r>
+          </w:p>
+        </w:tc>
+      </w:tr>
+      <w:tr>
+        <w:tblPrEx>
+          <w:tblBorders>
+            <w:top w:val="single" w:color="auto" w:sz="2" w:space="0"/>
+            <w:left w:val="single" w:color="auto" w:sz="2" w:space="0"/>
+            <w:bottom w:val="single" w:color="auto" w:sz="2" w:space="0"/>
+            <w:right w:val="single" w:color="auto" w:sz="2" w:space="0"/>
+            <w:insideH w:val="none" w:color="auto" w:sz="0" w:space="0"/>
+            <w:insideV w:val="none" w:color="auto" w:sz="0" w:space="0"/>
+          </w:tblBorders>
+          <w:tblCellMar>
+            <w:top w:w="0" w:type="dxa"/>
+            <w:left w:w="0" w:type="dxa"/>
+            <w:bottom w:w="0" w:type="dxa"/>
+            <w:right w:w="0" w:type="dxa"/>
+          </w:tblCellMar>
+        </w:tblPrEx>
+        <w:tc>
+          <w:tcPr>
+            <w:tcW w:w="0" w:type="auto"/>
+            <w:tcBorders>
+              <w:top w:val="nil"/>
+              <w:left w:val="nil"/>
+              <w:bottom w:val="nil"/>
+              <w:right w:val="single" w:color="auto" w:sz="2" w:space="0"/>
+            </w:tcBorders>
+            <w:shd w:val="clear" w:color="auto" w:fill="auto"/>
+            <w:tcMar>
+              <w:top w:w="120" w:type="dxa"/>
+              <w:left w:w="180" w:type="dxa"/>
+              <w:bottom w:w="120" w:type="dxa"/>
+              <w:right w:w="180" w:type="dxa"/>
+            </w:tcMar>
+            <w:vAlign w:val="center"/>
+          </w:tcPr>
+          <w:p>
+            <w:pPr>
+              <w:rPr>
+                <w:rFonts w:hint="eastAsia" w:ascii="楷体" w:hAnsi="楷体" w:eastAsia="楷体" w:cs="楷体"/>
+                <w:sz w:val="24"/>
+                <w:szCs w:val="24"/>
+              </w:rPr>
+            </w:pPr>
+            <w:r>
+              <w:rPr>
+                <w:rFonts w:hint="eastAsia" w:ascii="楷体" w:hAnsi="楷体" w:eastAsia="楷体" w:cs="楷体"/>
+                <w:sz w:val="24"/>
+                <w:szCs w:val="24"/>
+                <w:lang w:val="en-US" w:eastAsia="zh-CN"/>
+              </w:rPr>
+              <w:t>数据模拟器（定时生成）</w:t>
+            </w:r>
+          </w:p>
+        </w:tc>
+        <w:tc>
+          <w:tcPr>
+            <w:tcW w:w="0" w:type="auto"/>
+            <w:tcBorders>
+              <w:top w:val="nil"/>
+              <w:left w:val="nil"/>
+              <w:bottom w:val="nil"/>
+              <w:right w:val="single" w:color="auto" w:sz="2" w:space="0"/>
+            </w:tcBorders>
+            <w:shd w:val="clear" w:color="auto" w:fill="auto"/>
+            <w:tcMar>
+              <w:top w:w="120" w:type="dxa"/>
+              <w:left w:w="180" w:type="dxa"/>
+              <w:bottom w:w="120" w:type="dxa"/>
+              <w:right w:w="180" w:type="dxa"/>
+            </w:tcMar>
+            <w:vAlign w:val="center"/>
+          </w:tcPr>
+          <w:p>
+            <w:pPr>
+              <w:rPr>
+                <w:rFonts w:hint="eastAsia" w:ascii="楷体" w:hAnsi="楷体" w:eastAsia="楷体" w:cs="楷体"/>
+                <w:sz w:val="24"/>
+                <w:szCs w:val="24"/>
+              </w:rPr>
+            </w:pPr>
+            <w:r>
+              <w:rPr>
+                <w:rFonts w:hint="eastAsia" w:ascii="楷体" w:hAnsi="楷体" w:eastAsia="楷体" w:cs="楷体"/>
+                <w:sz w:val="24"/>
+                <w:szCs w:val="24"/>
+                <w:lang w:val="en-US" w:eastAsia="zh-CN"/>
+              </w:rPr>
+              <w:t>Java 版模拟器源码、模拟规则文档、MQTT 发送代码</w:t>
+            </w:r>
+          </w:p>
+        </w:tc>
+        <w:tc>
+          <w:tcPr>
+            <w:tcW w:w="0" w:type="auto"/>
+            <w:tcBorders>
+              <w:top w:val="nil"/>
+              <w:left w:val="nil"/>
+              <w:bottom w:val="nil"/>
+              <w:right w:val="nil"/>
+            </w:tcBorders>
+            <w:shd w:val="clear" w:color="auto" w:fill="auto"/>
+            <w:tcMar>
+              <w:top w:w="120" w:type="dxa"/>
+              <w:left w:w="180" w:type="dxa"/>
+              <w:bottom w:w="120" w:type="dxa"/>
+              <w:right w:w="180" w:type="dxa"/>
+            </w:tcMar>
+            <w:vAlign w:val="center"/>
+          </w:tcPr>
+          <w:p>
+            <w:pPr>
+              <w:rPr>
+                <w:rFonts w:hint="eastAsia" w:ascii="楷体" w:hAnsi="楷体" w:eastAsia="楷体" w:cs="楷体"/>
+                <w:sz w:val="24"/>
+                <w:szCs w:val="24"/>
+              </w:rPr>
+            </w:pPr>
+            <w:r>
+              <w:rPr>
+                <w:rFonts w:hint="eastAsia" w:ascii="楷体" w:hAnsi="楷体" w:eastAsia="楷体" w:cs="楷体"/>
+                <w:sz w:val="24"/>
+                <w:szCs w:val="24"/>
+                <w:lang w:val="en-US" w:eastAsia="zh-CN"/>
+              </w:rPr>
+              <w:t>后端 1</w:t>
             </w:r>
           </w:p>
         </w:tc>
@@ -5291,7 +5538,7 @@
                 <w:szCs w:val="24"/>
                 <w:lang w:val="en-US" w:eastAsia="zh-CN"/>
               </w:rPr>
-              <w:t>用户登录（多角色）</w:t>
+              <w:t>MQTT 数据接收服务</w:t>
             </w:r>
           </w:p>
         </w:tc>
@@ -5328,7 +5575,7 @@
                 <w:szCs w:val="24"/>
                 <w:lang w:val="en-US" w:eastAsia="zh-CN"/>
               </w:rPr>
-              <w:t>前后端登录功能代码、权限校验逻辑代码</w:t>
+              <w:t>数据接收与解析代码</w:t>
             </w:r>
           </w:p>
         </w:tc>
@@ -5365,7 +5612,781 @@
                 <w:szCs w:val="24"/>
                 <w:lang w:val="en-US" w:eastAsia="zh-CN"/>
               </w:rPr>
-              <w:t>后端 2、前端 1（Web 端）、前端 2（APP 端）</w:t>
+              <w:t>后端 1</w:t>
+            </w:r>
+          </w:p>
+        </w:tc>
+      </w:tr>
+      <w:tr>
+        <w:tblPrEx>
+          <w:tblBorders>
+            <w:top w:val="single" w:color="auto" w:sz="2" w:space="0"/>
+            <w:left w:val="single" w:color="auto" w:sz="2" w:space="0"/>
+            <w:bottom w:val="single" w:color="auto" w:sz="2" w:space="0"/>
+            <w:right w:val="single" w:color="auto" w:sz="2" w:space="0"/>
+            <w:insideH w:val="none" w:color="auto" w:sz="0" w:space="0"/>
+            <w:insideV w:val="none" w:color="auto" w:sz="0" w:space="0"/>
+          </w:tblBorders>
+          <w:tblCellMar>
+            <w:top w:w="0" w:type="dxa"/>
+            <w:left w:w="0" w:type="dxa"/>
+            <w:bottom w:w="0" w:type="dxa"/>
+            <w:right w:w="0" w:type="dxa"/>
+          </w:tblCellMar>
+        </w:tblPrEx>
+        <w:tc>
+          <w:tcPr>
+            <w:tcW w:w="0" w:type="auto"/>
+            <w:tcBorders>
+              <w:top w:val="nil"/>
+              <w:left w:val="nil"/>
+              <w:bottom w:val="nil"/>
+              <w:right w:val="single" w:color="auto" w:sz="2" w:space="0"/>
+            </w:tcBorders>
+            <w:shd w:val="clear" w:color="auto" w:fill="auto"/>
+            <w:tcMar>
+              <w:top w:w="120" w:type="dxa"/>
+              <w:left w:w="180" w:type="dxa"/>
+              <w:bottom w:w="120" w:type="dxa"/>
+              <w:right w:w="180" w:type="dxa"/>
+            </w:tcMar>
+            <w:vAlign w:val="center"/>
+          </w:tcPr>
+          <w:p>
+            <w:pPr>
+              <w:rPr>
+                <w:rFonts w:hint="eastAsia" w:ascii="楷体" w:hAnsi="楷体" w:eastAsia="楷体" w:cs="楷体"/>
+                <w:sz w:val="24"/>
+                <w:szCs w:val="24"/>
+              </w:rPr>
+            </w:pPr>
+            <w:r>
+              <w:rPr>
+                <w:rFonts w:hint="eastAsia" w:ascii="楷体" w:hAnsi="楷体" w:eastAsia="楷体" w:cs="楷体"/>
+                <w:sz w:val="24"/>
+                <w:szCs w:val="24"/>
+                <w:lang w:val="en-US" w:eastAsia="zh-CN"/>
+              </w:rPr>
+              <w:t>数据库搭建</w:t>
+            </w:r>
+          </w:p>
+        </w:tc>
+        <w:tc>
+          <w:tcPr>
+            <w:tcW w:w="0" w:type="auto"/>
+            <w:tcBorders>
+              <w:top w:val="nil"/>
+              <w:left w:val="nil"/>
+              <w:bottom w:val="nil"/>
+              <w:right w:val="single" w:color="auto" w:sz="2" w:space="0"/>
+            </w:tcBorders>
+            <w:shd w:val="clear" w:color="auto" w:fill="auto"/>
+            <w:tcMar>
+              <w:top w:w="120" w:type="dxa"/>
+              <w:left w:w="180" w:type="dxa"/>
+              <w:bottom w:w="120" w:type="dxa"/>
+              <w:right w:w="180" w:type="dxa"/>
+            </w:tcMar>
+            <w:vAlign w:val="center"/>
+          </w:tcPr>
+          <w:p>
+            <w:pPr>
+              <w:rPr>
+                <w:rFonts w:hint="eastAsia" w:ascii="楷体" w:hAnsi="楷体" w:eastAsia="楷体" w:cs="楷体"/>
+                <w:sz w:val="24"/>
+                <w:szCs w:val="24"/>
+              </w:rPr>
+            </w:pPr>
+            <w:r>
+              <w:rPr>
+                <w:rFonts w:hint="eastAsia" w:ascii="楷体" w:hAnsi="楷体" w:eastAsia="楷体" w:cs="楷体"/>
+                <w:sz w:val="24"/>
+                <w:szCs w:val="24"/>
+                <w:lang w:val="en-US" w:eastAsia="zh-CN"/>
+              </w:rPr>
+              <w:t>数据库脚本（表结构设计）、环境搭建文档</w:t>
+            </w:r>
+          </w:p>
+        </w:tc>
+        <w:tc>
+          <w:tcPr>
+            <w:tcW w:w="0" w:type="auto"/>
+            <w:tcBorders>
+              <w:top w:val="nil"/>
+              <w:left w:val="nil"/>
+              <w:bottom w:val="nil"/>
+              <w:right w:val="nil"/>
+            </w:tcBorders>
+            <w:shd w:val="clear" w:color="auto" w:fill="auto"/>
+            <w:tcMar>
+              <w:top w:w="120" w:type="dxa"/>
+              <w:left w:w="180" w:type="dxa"/>
+              <w:bottom w:w="120" w:type="dxa"/>
+              <w:right w:w="180" w:type="dxa"/>
+            </w:tcMar>
+            <w:vAlign w:val="center"/>
+          </w:tcPr>
+          <w:p>
+            <w:pPr>
+              <w:rPr>
+                <w:rFonts w:hint="eastAsia" w:ascii="楷体" w:hAnsi="楷体" w:eastAsia="楷体" w:cs="楷体"/>
+                <w:sz w:val="24"/>
+                <w:szCs w:val="24"/>
+              </w:rPr>
+            </w:pPr>
+            <w:r>
+              <w:rPr>
+                <w:rFonts w:hint="eastAsia" w:ascii="楷体" w:hAnsi="楷体" w:eastAsia="楷体" w:cs="楷体"/>
+                <w:sz w:val="24"/>
+                <w:szCs w:val="24"/>
+                <w:lang w:val="en-US" w:eastAsia="zh-CN"/>
+              </w:rPr>
+              <w:t>后端 2</w:t>
+            </w:r>
+          </w:p>
+        </w:tc>
+      </w:tr>
+      <w:tr>
+        <w:tblPrEx>
+          <w:tblBorders>
+            <w:top w:val="single" w:color="auto" w:sz="2" w:space="0"/>
+            <w:left w:val="single" w:color="auto" w:sz="2" w:space="0"/>
+            <w:bottom w:val="single" w:color="auto" w:sz="2" w:space="0"/>
+            <w:right w:val="single" w:color="auto" w:sz="2" w:space="0"/>
+            <w:insideH w:val="none" w:color="auto" w:sz="0" w:space="0"/>
+            <w:insideV w:val="none" w:color="auto" w:sz="0" w:space="0"/>
+          </w:tblBorders>
+          <w:tblCellMar>
+            <w:top w:w="0" w:type="dxa"/>
+            <w:left w:w="0" w:type="dxa"/>
+            <w:bottom w:w="0" w:type="dxa"/>
+            <w:right w:w="0" w:type="dxa"/>
+          </w:tblCellMar>
+        </w:tblPrEx>
+        <w:tc>
+          <w:tcPr>
+            <w:tcW w:w="0" w:type="auto"/>
+            <w:tcBorders>
+              <w:top w:val="nil"/>
+              <w:left w:val="nil"/>
+              <w:bottom w:val="nil"/>
+              <w:right w:val="single" w:color="auto" w:sz="2" w:space="0"/>
+            </w:tcBorders>
+            <w:shd w:val="clear" w:color="auto" w:fill="auto"/>
+            <w:tcMar>
+              <w:top w:w="120" w:type="dxa"/>
+              <w:left w:w="180" w:type="dxa"/>
+              <w:bottom w:w="120" w:type="dxa"/>
+              <w:right w:w="180" w:type="dxa"/>
+            </w:tcMar>
+            <w:vAlign w:val="center"/>
+          </w:tcPr>
+          <w:p>
+            <w:pPr>
+              <w:rPr>
+                <w:rFonts w:hint="eastAsia" w:ascii="楷体" w:hAnsi="楷体" w:eastAsia="楷体" w:cs="楷体"/>
+                <w:sz w:val="24"/>
+                <w:szCs w:val="24"/>
+              </w:rPr>
+            </w:pPr>
+            <w:r>
+              <w:rPr>
+                <w:rFonts w:hint="eastAsia" w:ascii="楷体" w:hAnsi="楷体" w:eastAsia="楷体" w:cs="楷体"/>
+                <w:sz w:val="24"/>
+                <w:szCs w:val="24"/>
+                <w:lang w:val="en-US" w:eastAsia="zh-CN"/>
+              </w:rPr>
+              <w:t>管理员 - 设备监控</w:t>
+            </w:r>
+          </w:p>
+        </w:tc>
+        <w:tc>
+          <w:tcPr>
+            <w:tcW w:w="0" w:type="auto"/>
+            <w:tcBorders>
+              <w:top w:val="nil"/>
+              <w:left w:val="nil"/>
+              <w:bottom w:val="nil"/>
+              <w:right w:val="single" w:color="auto" w:sz="2" w:space="0"/>
+            </w:tcBorders>
+            <w:shd w:val="clear" w:color="auto" w:fill="auto"/>
+            <w:tcMar>
+              <w:top w:w="120" w:type="dxa"/>
+              <w:left w:w="180" w:type="dxa"/>
+              <w:bottom w:w="120" w:type="dxa"/>
+              <w:right w:w="180" w:type="dxa"/>
+            </w:tcMar>
+            <w:vAlign w:val="center"/>
+          </w:tcPr>
+          <w:p>
+            <w:pPr>
+              <w:rPr>
+                <w:rFonts w:hint="eastAsia" w:ascii="楷体" w:hAnsi="楷体" w:eastAsia="楷体" w:cs="楷体"/>
+                <w:sz w:val="24"/>
+                <w:szCs w:val="24"/>
+              </w:rPr>
+            </w:pPr>
+            <w:r>
+              <w:rPr>
+                <w:rFonts w:hint="eastAsia" w:ascii="楷体" w:hAnsi="楷体" w:eastAsia="楷体" w:cs="楷体"/>
+                <w:sz w:val="24"/>
+                <w:szCs w:val="24"/>
+                <w:lang w:val="en-US" w:eastAsia="zh-CN"/>
+              </w:rPr>
+              <w:t>Web 端设备监控页面代码、数据查询接口代码</w:t>
+            </w:r>
+          </w:p>
+        </w:tc>
+        <w:tc>
+          <w:tcPr>
+            <w:tcW w:w="0" w:type="auto"/>
+            <w:tcBorders>
+              <w:top w:val="nil"/>
+              <w:left w:val="nil"/>
+              <w:bottom w:val="nil"/>
+              <w:right w:val="nil"/>
+            </w:tcBorders>
+            <w:shd w:val="clear" w:color="auto" w:fill="auto"/>
+            <w:tcMar>
+              <w:top w:w="120" w:type="dxa"/>
+              <w:left w:w="180" w:type="dxa"/>
+              <w:bottom w:w="120" w:type="dxa"/>
+              <w:right w:w="180" w:type="dxa"/>
+            </w:tcMar>
+            <w:vAlign w:val="center"/>
+          </w:tcPr>
+          <w:p>
+            <w:pPr>
+              <w:rPr>
+                <w:rFonts w:hint="eastAsia" w:ascii="楷体" w:hAnsi="楷体" w:eastAsia="楷体" w:cs="楷体"/>
+                <w:sz w:val="24"/>
+                <w:szCs w:val="24"/>
+              </w:rPr>
+            </w:pPr>
+            <w:r>
+              <w:rPr>
+                <w:rFonts w:hint="eastAsia" w:ascii="楷体" w:hAnsi="楷体" w:eastAsia="楷体" w:cs="楷体"/>
+                <w:sz w:val="24"/>
+                <w:szCs w:val="24"/>
+                <w:lang w:val="en-US" w:eastAsia="zh-CN"/>
+              </w:rPr>
+              <w:t>后端 2、前端 1</w:t>
+            </w:r>
+          </w:p>
+        </w:tc>
+      </w:tr>
+      <w:tr>
+        <w:tblPrEx>
+          <w:tblBorders>
+            <w:top w:val="single" w:color="auto" w:sz="2" w:space="0"/>
+            <w:left w:val="single" w:color="auto" w:sz="2" w:space="0"/>
+            <w:bottom w:val="single" w:color="auto" w:sz="2" w:space="0"/>
+            <w:right w:val="single" w:color="auto" w:sz="2" w:space="0"/>
+            <w:insideH w:val="none" w:color="auto" w:sz="0" w:space="0"/>
+            <w:insideV w:val="none" w:color="auto" w:sz="0" w:space="0"/>
+          </w:tblBorders>
+          <w:tblCellMar>
+            <w:top w:w="0" w:type="dxa"/>
+            <w:left w:w="0" w:type="dxa"/>
+            <w:bottom w:w="0" w:type="dxa"/>
+            <w:right w:w="0" w:type="dxa"/>
+          </w:tblCellMar>
+        </w:tblPrEx>
+        <w:tc>
+          <w:tcPr>
+            <w:tcW w:w="0" w:type="auto"/>
+            <w:tcBorders>
+              <w:top w:val="nil"/>
+              <w:left w:val="nil"/>
+              <w:bottom w:val="nil"/>
+              <w:right w:val="single" w:color="auto" w:sz="2" w:space="0"/>
+            </w:tcBorders>
+            <w:shd w:val="clear" w:color="auto" w:fill="auto"/>
+            <w:tcMar>
+              <w:top w:w="120" w:type="dxa"/>
+              <w:left w:w="180" w:type="dxa"/>
+              <w:bottom w:w="120" w:type="dxa"/>
+              <w:right w:w="180" w:type="dxa"/>
+            </w:tcMar>
+            <w:vAlign w:val="center"/>
+          </w:tcPr>
+          <w:p>
+            <w:pPr>
+              <w:rPr>
+                <w:rFonts w:hint="eastAsia" w:ascii="楷体" w:hAnsi="楷体" w:eastAsia="楷体" w:cs="楷体"/>
+                <w:sz w:val="24"/>
+                <w:szCs w:val="24"/>
+              </w:rPr>
+            </w:pPr>
+            <w:r>
+              <w:rPr>
+                <w:rFonts w:hint="eastAsia" w:ascii="楷体" w:hAnsi="楷体" w:eastAsia="楷体" w:cs="楷体"/>
+                <w:sz w:val="24"/>
+                <w:szCs w:val="24"/>
+                <w:lang w:val="en-US" w:eastAsia="zh-CN"/>
+              </w:rPr>
+              <w:t>管理员 - 人员 / 用户管理</w:t>
+            </w:r>
+          </w:p>
+        </w:tc>
+        <w:tc>
+          <w:tcPr>
+            <w:tcW w:w="0" w:type="auto"/>
+            <w:tcBorders>
+              <w:top w:val="nil"/>
+              <w:left w:val="nil"/>
+              <w:bottom w:val="nil"/>
+              <w:right w:val="single" w:color="auto" w:sz="2" w:space="0"/>
+            </w:tcBorders>
+            <w:shd w:val="clear" w:color="auto" w:fill="auto"/>
+            <w:tcMar>
+              <w:top w:w="120" w:type="dxa"/>
+              <w:left w:w="180" w:type="dxa"/>
+              <w:bottom w:w="120" w:type="dxa"/>
+              <w:right w:w="180" w:type="dxa"/>
+            </w:tcMar>
+            <w:vAlign w:val="center"/>
+          </w:tcPr>
+          <w:p>
+            <w:pPr>
+              <w:rPr>
+                <w:rFonts w:hint="eastAsia" w:ascii="楷体" w:hAnsi="楷体" w:eastAsia="楷体" w:cs="楷体"/>
+                <w:sz w:val="24"/>
+                <w:szCs w:val="24"/>
+              </w:rPr>
+            </w:pPr>
+            <w:r>
+              <w:rPr>
+                <w:rFonts w:hint="eastAsia" w:ascii="楷体" w:hAnsi="楷体" w:eastAsia="楷体" w:cs="楷体"/>
+                <w:sz w:val="24"/>
+                <w:szCs w:val="24"/>
+                <w:lang w:val="en-US" w:eastAsia="zh-CN"/>
+              </w:rPr>
+              <w:t>Web 端人员管理页面代码、用户增删改查接口代码</w:t>
+            </w:r>
+          </w:p>
+        </w:tc>
+        <w:tc>
+          <w:tcPr>
+            <w:tcW w:w="0" w:type="auto"/>
+            <w:tcBorders>
+              <w:top w:val="nil"/>
+              <w:left w:val="nil"/>
+              <w:bottom w:val="nil"/>
+              <w:right w:val="nil"/>
+            </w:tcBorders>
+            <w:shd w:val="clear" w:color="auto" w:fill="auto"/>
+            <w:tcMar>
+              <w:top w:w="120" w:type="dxa"/>
+              <w:left w:w="180" w:type="dxa"/>
+              <w:bottom w:w="120" w:type="dxa"/>
+              <w:right w:w="180" w:type="dxa"/>
+            </w:tcMar>
+            <w:vAlign w:val="center"/>
+          </w:tcPr>
+          <w:p>
+            <w:pPr>
+              <w:rPr>
+                <w:rFonts w:hint="eastAsia" w:ascii="楷体" w:hAnsi="楷体" w:eastAsia="楷体" w:cs="楷体"/>
+                <w:sz w:val="24"/>
+                <w:szCs w:val="24"/>
+              </w:rPr>
+            </w:pPr>
+            <w:r>
+              <w:rPr>
+                <w:rFonts w:hint="eastAsia" w:ascii="楷体" w:hAnsi="楷体" w:eastAsia="楷体" w:cs="楷体"/>
+                <w:sz w:val="24"/>
+                <w:szCs w:val="24"/>
+                <w:lang w:val="en-US" w:eastAsia="zh-CN"/>
+              </w:rPr>
+              <w:t>后端 2、前端 1</w:t>
+            </w:r>
+          </w:p>
+        </w:tc>
+      </w:tr>
+      <w:tr>
+        <w:tblPrEx>
+          <w:tblBorders>
+            <w:top w:val="single" w:color="auto" w:sz="2" w:space="0"/>
+            <w:left w:val="single" w:color="auto" w:sz="2" w:space="0"/>
+            <w:bottom w:val="single" w:color="auto" w:sz="2" w:space="0"/>
+            <w:right w:val="single" w:color="auto" w:sz="2" w:space="0"/>
+            <w:insideH w:val="none" w:color="auto" w:sz="0" w:space="0"/>
+            <w:insideV w:val="none" w:color="auto" w:sz="0" w:space="0"/>
+          </w:tblBorders>
+          <w:tblCellMar>
+            <w:top w:w="0" w:type="dxa"/>
+            <w:left w:w="0" w:type="dxa"/>
+            <w:bottom w:w="0" w:type="dxa"/>
+            <w:right w:w="0" w:type="dxa"/>
+          </w:tblCellMar>
+        </w:tblPrEx>
+        <w:tc>
+          <w:tcPr>
+            <w:tcW w:w="0" w:type="auto"/>
+            <w:tcBorders>
+              <w:top w:val="nil"/>
+              <w:left w:val="nil"/>
+              <w:bottom w:val="nil"/>
+              <w:right w:val="single" w:color="auto" w:sz="2" w:space="0"/>
+            </w:tcBorders>
+            <w:shd w:val="clear" w:color="auto" w:fill="auto"/>
+            <w:tcMar>
+              <w:top w:w="120" w:type="dxa"/>
+              <w:left w:w="180" w:type="dxa"/>
+              <w:bottom w:w="120" w:type="dxa"/>
+              <w:right w:w="180" w:type="dxa"/>
+            </w:tcMar>
+            <w:vAlign w:val="center"/>
+          </w:tcPr>
+          <w:p>
+            <w:pPr>
+              <w:rPr>
+                <w:rFonts w:hint="eastAsia" w:ascii="楷体" w:hAnsi="楷体" w:eastAsia="楷体" w:cs="楷体"/>
+                <w:sz w:val="24"/>
+                <w:szCs w:val="24"/>
+              </w:rPr>
+            </w:pPr>
+            <w:r>
+              <w:rPr>
+                <w:rFonts w:hint="eastAsia" w:ascii="楷体" w:hAnsi="楷体" w:eastAsia="楷体" w:cs="楷体"/>
+                <w:sz w:val="24"/>
+                <w:szCs w:val="24"/>
+                <w:lang w:val="en-US" w:eastAsia="zh-CN"/>
+              </w:rPr>
+              <w:t>管理员 - 告警查看</w:t>
+            </w:r>
+          </w:p>
+        </w:tc>
+        <w:tc>
+          <w:tcPr>
+            <w:tcW w:w="0" w:type="auto"/>
+            <w:tcBorders>
+              <w:top w:val="nil"/>
+              <w:left w:val="nil"/>
+              <w:bottom w:val="nil"/>
+              <w:right w:val="single" w:color="auto" w:sz="2" w:space="0"/>
+            </w:tcBorders>
+            <w:shd w:val="clear" w:color="auto" w:fill="auto"/>
+            <w:tcMar>
+              <w:top w:w="120" w:type="dxa"/>
+              <w:left w:w="180" w:type="dxa"/>
+              <w:bottom w:w="120" w:type="dxa"/>
+              <w:right w:w="180" w:type="dxa"/>
+            </w:tcMar>
+            <w:vAlign w:val="center"/>
+          </w:tcPr>
+          <w:p>
+            <w:pPr>
+              <w:rPr>
+                <w:rFonts w:hint="eastAsia" w:ascii="楷体" w:hAnsi="楷体" w:eastAsia="楷体" w:cs="楷体"/>
+                <w:sz w:val="24"/>
+                <w:szCs w:val="24"/>
+              </w:rPr>
+            </w:pPr>
+            <w:r>
+              <w:rPr>
+                <w:rFonts w:hint="eastAsia" w:ascii="楷体" w:hAnsi="楷体" w:eastAsia="楷体" w:cs="楷体"/>
+                <w:sz w:val="24"/>
+                <w:szCs w:val="24"/>
+                <w:lang w:val="en-US" w:eastAsia="zh-CN"/>
+              </w:rPr>
+              <w:t>Web 端告警列表页面代码、告警接口代码</w:t>
+            </w:r>
+          </w:p>
+        </w:tc>
+        <w:tc>
+          <w:tcPr>
+            <w:tcW w:w="0" w:type="auto"/>
+            <w:tcBorders>
+              <w:top w:val="nil"/>
+              <w:left w:val="nil"/>
+              <w:bottom w:val="nil"/>
+              <w:right w:val="nil"/>
+            </w:tcBorders>
+            <w:shd w:val="clear" w:color="auto" w:fill="auto"/>
+            <w:tcMar>
+              <w:top w:w="120" w:type="dxa"/>
+              <w:left w:w="180" w:type="dxa"/>
+              <w:bottom w:w="120" w:type="dxa"/>
+              <w:right w:w="180" w:type="dxa"/>
+            </w:tcMar>
+            <w:vAlign w:val="center"/>
+          </w:tcPr>
+          <w:p>
+            <w:pPr>
+              <w:rPr>
+                <w:rFonts w:hint="eastAsia" w:ascii="楷体" w:hAnsi="楷体" w:eastAsia="楷体" w:cs="楷体"/>
+                <w:sz w:val="24"/>
+                <w:szCs w:val="24"/>
+              </w:rPr>
+            </w:pPr>
+            <w:r>
+              <w:rPr>
+                <w:rFonts w:hint="eastAsia" w:ascii="楷体" w:hAnsi="楷体" w:eastAsia="楷体" w:cs="楷体"/>
+                <w:sz w:val="24"/>
+                <w:szCs w:val="24"/>
+                <w:lang w:val="en-US" w:eastAsia="zh-CN"/>
+              </w:rPr>
+              <w:t>后端 2、前端 1</w:t>
+            </w:r>
+          </w:p>
+        </w:tc>
+      </w:tr>
+      <w:tr>
+        <w:tblPrEx>
+          <w:tblBorders>
+            <w:top w:val="single" w:color="auto" w:sz="2" w:space="0"/>
+            <w:left w:val="single" w:color="auto" w:sz="2" w:space="0"/>
+            <w:bottom w:val="single" w:color="auto" w:sz="2" w:space="0"/>
+            <w:right w:val="single" w:color="auto" w:sz="2" w:space="0"/>
+            <w:insideH w:val="none" w:color="auto" w:sz="0" w:space="0"/>
+            <w:insideV w:val="none" w:color="auto" w:sz="0" w:space="0"/>
+          </w:tblBorders>
+          <w:tblCellMar>
+            <w:top w:w="0" w:type="dxa"/>
+            <w:left w:w="0" w:type="dxa"/>
+            <w:bottom w:w="0" w:type="dxa"/>
+            <w:right w:w="0" w:type="dxa"/>
+          </w:tblCellMar>
+        </w:tblPrEx>
+        <w:tc>
+          <w:tcPr>
+            <w:tcW w:w="0" w:type="auto"/>
+            <w:tcBorders>
+              <w:top w:val="nil"/>
+              <w:left w:val="nil"/>
+              <w:bottom w:val="nil"/>
+              <w:right w:val="single" w:color="auto" w:sz="2" w:space="0"/>
+            </w:tcBorders>
+            <w:shd w:val="clear" w:color="auto" w:fill="auto"/>
+            <w:tcMar>
+              <w:top w:w="120" w:type="dxa"/>
+              <w:left w:w="180" w:type="dxa"/>
+              <w:bottom w:w="120" w:type="dxa"/>
+              <w:right w:w="180" w:type="dxa"/>
+            </w:tcMar>
+            <w:vAlign w:val="center"/>
+          </w:tcPr>
+          <w:p>
+            <w:pPr>
+              <w:rPr>
+                <w:rFonts w:hint="eastAsia" w:ascii="楷体" w:hAnsi="楷体" w:eastAsia="楷体" w:cs="楷体"/>
+                <w:sz w:val="24"/>
+                <w:szCs w:val="24"/>
+              </w:rPr>
+            </w:pPr>
+            <w:r>
+              <w:rPr>
+                <w:rFonts w:hint="eastAsia" w:ascii="楷体" w:hAnsi="楷体" w:eastAsia="楷体" w:cs="楷体"/>
+                <w:sz w:val="24"/>
+                <w:szCs w:val="24"/>
+                <w:lang w:val="en-US" w:eastAsia="zh-CN"/>
+              </w:rPr>
+              <w:t>管理员 - 人工派单</w:t>
+            </w:r>
+          </w:p>
+        </w:tc>
+        <w:tc>
+          <w:tcPr>
+            <w:tcW w:w="0" w:type="auto"/>
+            <w:tcBorders>
+              <w:top w:val="nil"/>
+              <w:left w:val="nil"/>
+              <w:bottom w:val="nil"/>
+              <w:right w:val="single" w:color="auto" w:sz="2" w:space="0"/>
+            </w:tcBorders>
+            <w:shd w:val="clear" w:color="auto" w:fill="auto"/>
+            <w:tcMar>
+              <w:top w:w="120" w:type="dxa"/>
+              <w:left w:w="180" w:type="dxa"/>
+              <w:bottom w:w="120" w:type="dxa"/>
+              <w:right w:w="180" w:type="dxa"/>
+            </w:tcMar>
+            <w:vAlign w:val="center"/>
+          </w:tcPr>
+          <w:p>
+            <w:pPr>
+              <w:rPr>
+                <w:rFonts w:hint="eastAsia" w:ascii="楷体" w:hAnsi="楷体" w:eastAsia="楷体" w:cs="楷体"/>
+                <w:sz w:val="24"/>
+                <w:szCs w:val="24"/>
+              </w:rPr>
+            </w:pPr>
+            <w:r>
+              <w:rPr>
+                <w:rFonts w:hint="eastAsia" w:ascii="楷体" w:hAnsi="楷体" w:eastAsia="楷体" w:cs="楷体"/>
+                <w:sz w:val="24"/>
+                <w:szCs w:val="24"/>
+                <w:lang w:val="en-US" w:eastAsia="zh-CN"/>
+              </w:rPr>
+              <w:t>Web 端派单页面代码、派单接口代码</w:t>
+            </w:r>
+          </w:p>
+        </w:tc>
+        <w:tc>
+          <w:tcPr>
+            <w:tcW w:w="0" w:type="auto"/>
+            <w:tcBorders>
+              <w:top w:val="nil"/>
+              <w:left w:val="nil"/>
+              <w:bottom w:val="nil"/>
+              <w:right w:val="nil"/>
+            </w:tcBorders>
+            <w:shd w:val="clear" w:color="auto" w:fill="auto"/>
+            <w:tcMar>
+              <w:top w:w="120" w:type="dxa"/>
+              <w:left w:w="180" w:type="dxa"/>
+              <w:bottom w:w="120" w:type="dxa"/>
+              <w:right w:w="180" w:type="dxa"/>
+            </w:tcMar>
+            <w:vAlign w:val="center"/>
+          </w:tcPr>
+          <w:p>
+            <w:pPr>
+              <w:rPr>
+                <w:rFonts w:hint="eastAsia" w:ascii="楷体" w:hAnsi="楷体" w:eastAsia="楷体" w:cs="楷体"/>
+                <w:sz w:val="24"/>
+                <w:szCs w:val="24"/>
+              </w:rPr>
+            </w:pPr>
+            <w:r>
+              <w:rPr>
+                <w:rFonts w:hint="eastAsia" w:ascii="楷体" w:hAnsi="楷体" w:eastAsia="楷体" w:cs="楷体"/>
+                <w:sz w:val="24"/>
+                <w:szCs w:val="24"/>
+                <w:lang w:val="en-US" w:eastAsia="zh-CN"/>
+              </w:rPr>
+              <w:t>后端 2、前端 1</w:t>
+            </w:r>
+          </w:p>
+        </w:tc>
+      </w:tr>
+      <w:tr>
+        <w:tblPrEx>
+          <w:tblBorders>
+            <w:top w:val="single" w:color="auto" w:sz="2" w:space="0"/>
+            <w:left w:val="single" w:color="auto" w:sz="2" w:space="0"/>
+            <w:bottom w:val="single" w:color="auto" w:sz="2" w:space="0"/>
+            <w:right w:val="single" w:color="auto" w:sz="2" w:space="0"/>
+            <w:insideH w:val="none" w:color="auto" w:sz="0" w:space="0"/>
+            <w:insideV w:val="none" w:color="auto" w:sz="0" w:space="0"/>
+          </w:tblBorders>
+          <w:tblCellMar>
+            <w:top w:w="0" w:type="dxa"/>
+            <w:left w:w="0" w:type="dxa"/>
+            <w:bottom w:w="0" w:type="dxa"/>
+            <w:right w:w="0" w:type="dxa"/>
+          </w:tblCellMar>
+        </w:tblPrEx>
+        <w:tc>
+          <w:tcPr>
+            <w:tcW w:w="0" w:type="auto"/>
+            <w:tcBorders>
+              <w:top w:val="nil"/>
+              <w:left w:val="nil"/>
+              <w:bottom w:val="nil"/>
+              <w:right w:val="single" w:color="auto" w:sz="2" w:space="0"/>
+            </w:tcBorders>
+            <w:shd w:val="clear" w:color="auto" w:fill="auto"/>
+            <w:tcMar>
+              <w:top w:w="120" w:type="dxa"/>
+              <w:left w:w="180" w:type="dxa"/>
+              <w:bottom w:w="120" w:type="dxa"/>
+              <w:right w:w="180" w:type="dxa"/>
+            </w:tcMar>
+            <w:vAlign w:val="center"/>
+          </w:tcPr>
+          <w:p>
+            <w:pPr>
+              <w:rPr>
+                <w:rFonts w:hint="eastAsia" w:ascii="楷体" w:hAnsi="楷体" w:eastAsia="楷体" w:cs="楷体"/>
+                <w:sz w:val="24"/>
+                <w:szCs w:val="24"/>
+              </w:rPr>
+            </w:pPr>
+            <w:r>
+              <w:rPr>
+                <w:rFonts w:hint="eastAsia" w:ascii="楷体" w:hAnsi="楷体" w:eastAsia="楷体" w:cs="楷体"/>
+                <w:sz w:val="24"/>
+                <w:szCs w:val="24"/>
+                <w:lang w:val="en-US" w:eastAsia="zh-CN"/>
+              </w:rPr>
+              <w:t>管理员 - 查看日志</w:t>
+            </w:r>
+          </w:p>
+        </w:tc>
+        <w:tc>
+          <w:tcPr>
+            <w:tcW w:w="0" w:type="auto"/>
+            <w:tcBorders>
+              <w:top w:val="nil"/>
+              <w:left w:val="nil"/>
+              <w:bottom w:val="nil"/>
+              <w:right w:val="single" w:color="auto" w:sz="2" w:space="0"/>
+            </w:tcBorders>
+            <w:shd w:val="clear" w:color="auto" w:fill="auto"/>
+            <w:tcMar>
+              <w:top w:w="120" w:type="dxa"/>
+              <w:left w:w="180" w:type="dxa"/>
+              <w:bottom w:w="120" w:type="dxa"/>
+              <w:right w:w="180" w:type="dxa"/>
+            </w:tcMar>
+            <w:vAlign w:val="center"/>
+          </w:tcPr>
+          <w:p>
+            <w:pPr>
+              <w:rPr>
+                <w:rFonts w:hint="eastAsia" w:ascii="楷体" w:hAnsi="楷体" w:eastAsia="楷体" w:cs="楷体"/>
+                <w:sz w:val="24"/>
+                <w:szCs w:val="24"/>
+              </w:rPr>
+            </w:pPr>
+            <w:r>
+              <w:rPr>
+                <w:rFonts w:hint="eastAsia" w:ascii="楷体" w:hAnsi="楷体" w:eastAsia="楷体" w:cs="楷体"/>
+                <w:sz w:val="24"/>
+                <w:szCs w:val="24"/>
+                <w:lang w:val="en-US" w:eastAsia="zh-CN"/>
+              </w:rPr>
+              <w:t>Web 端日志页面代码、日志记录与导出接口代码</w:t>
+            </w:r>
+          </w:p>
+        </w:tc>
+        <w:tc>
+          <w:tcPr>
+            <w:tcW w:w="0" w:type="auto"/>
+            <w:tcBorders>
+              <w:top w:val="nil"/>
+              <w:left w:val="nil"/>
+              <w:bottom w:val="nil"/>
+              <w:right w:val="nil"/>
+            </w:tcBorders>
+            <w:shd w:val="clear" w:color="auto" w:fill="auto"/>
+            <w:tcMar>
+              <w:top w:w="120" w:type="dxa"/>
+              <w:left w:w="180" w:type="dxa"/>
+              <w:bottom w:w="120" w:type="dxa"/>
+              <w:right w:w="180" w:type="dxa"/>
+            </w:tcMar>
+            <w:vAlign w:val="center"/>
+          </w:tcPr>
+          <w:p>
+            <w:pPr>
+              <w:rPr>
+                <w:rFonts w:hint="eastAsia" w:ascii="楷体" w:hAnsi="楷体" w:eastAsia="楷体" w:cs="楷体"/>
+                <w:sz w:val="24"/>
+                <w:szCs w:val="24"/>
+              </w:rPr>
+            </w:pPr>
+            <w:r>
+              <w:rPr>
+                <w:rFonts w:hint="eastAsia" w:ascii="楷体" w:hAnsi="楷体" w:eastAsia="楷体" w:cs="楷体"/>
+                <w:sz w:val="24"/>
+                <w:szCs w:val="24"/>
+                <w:lang w:val="en-US" w:eastAsia="zh-CN"/>
+              </w:rPr>
+              <w:t>后端 2、前端 1</w:t>
             </w:r>
           </w:p>
         </w:tc>
@@ -5421,7 +6442,7 @@
                 <w:szCs w:val="24"/>
                 <w:lang w:val="en-US" w:eastAsia="zh-CN"/>
               </w:rPr>
-              <w:t>数据模拟器（定时生成）</w:t>
+              <w:t>维修人员 - 辖区设备查看</w:t>
             </w:r>
           </w:p>
         </w:tc>
@@ -5458,7 +6479,7 @@
                 <w:szCs w:val="24"/>
                 <w:lang w:val="en-US" w:eastAsia="zh-CN"/>
               </w:rPr>
-              <w:t>Python 版模拟器源码、模拟规则文档、MQTT 发送代码</w:t>
+              <w:t>APP 端设备列表页面代码、辖区筛选接口代码</w:t>
             </w:r>
           </w:p>
         </w:tc>
@@ -5495,7 +6516,7 @@
                 <w:szCs w:val="24"/>
                 <w:lang w:val="en-US" w:eastAsia="zh-CN"/>
               </w:rPr>
-              <w:t>后端 1</w:t>
+              <w:t>后端 3、前端 2</w:t>
             </w:r>
           </w:p>
         </w:tc>
@@ -5550,7 +6571,7 @@
                 <w:szCs w:val="24"/>
                 <w:lang w:val="en-US" w:eastAsia="zh-CN"/>
               </w:rPr>
-              <w:t>MQTT 数据接收服务</w:t>
+              <w:t>维修人员 - 工单抢单 / 拒单 / 提交</w:t>
             </w:r>
           </w:p>
         </w:tc>
@@ -5587,7 +6608,7 @@
                 <w:szCs w:val="24"/>
                 <w:lang w:val="en-US" w:eastAsia="zh-CN"/>
               </w:rPr>
-              <w:t>数据接收与解析代码</w:t>
+              <w:t>APP 端工单相关页面代码、工单状态更新接口代码</w:t>
             </w:r>
           </w:p>
         </w:tc>
@@ -5624,7 +6645,7 @@
                 <w:szCs w:val="24"/>
                 <w:lang w:val="en-US" w:eastAsia="zh-CN"/>
               </w:rPr>
-              <w:t>后端 1</w:t>
+              <w:t>后端 3、前端 2</w:t>
             </w:r>
           </w:p>
         </w:tc>
@@ -5679,7 +6700,7 @@
                 <w:szCs w:val="24"/>
                 <w:lang w:val="en-US" w:eastAsia="zh-CN"/>
               </w:rPr>
-              <w:t>数据库搭建</w:t>
+              <w:t>学生 - 饮水点地图查看</w:t>
             </w:r>
           </w:p>
         </w:tc>
@@ -5716,7 +6737,7 @@
                 <w:szCs w:val="24"/>
                 <w:lang w:val="en-US" w:eastAsia="zh-CN"/>
               </w:rPr>
-              <w:t>数据库脚本（表结构设计）、环境搭建文档</w:t>
+              <w:t>APP 端地图页面代码、饮水点标注接口代码</w:t>
             </w:r>
           </w:p>
         </w:tc>
@@ -5753,7 +6774,136 @@
                 <w:szCs w:val="24"/>
                 <w:lang w:val="en-US" w:eastAsia="zh-CN"/>
               </w:rPr>
-              <w:t>后端 2</w:t>
+              <w:t>后端 3、前端 2</w:t>
+            </w:r>
+          </w:p>
+        </w:tc>
+      </w:tr>
+      <w:tr>
+        <w:tblPrEx>
+          <w:tblBorders>
+            <w:top w:val="single" w:color="auto" w:sz="2" w:space="0"/>
+            <w:left w:val="single" w:color="auto" w:sz="2" w:space="0"/>
+            <w:bottom w:val="single" w:color="auto" w:sz="2" w:space="0"/>
+            <w:right w:val="single" w:color="auto" w:sz="2" w:space="0"/>
+            <w:insideH w:val="none" w:color="auto" w:sz="0" w:space="0"/>
+            <w:insideV w:val="none" w:color="auto" w:sz="0" w:space="0"/>
+          </w:tblBorders>
+          <w:tblCellMar>
+            <w:top w:w="0" w:type="dxa"/>
+            <w:left w:w="0" w:type="dxa"/>
+            <w:bottom w:w="0" w:type="dxa"/>
+            <w:right w:w="0" w:type="dxa"/>
+          </w:tblCellMar>
+        </w:tblPrEx>
+        <w:tc>
+          <w:tcPr>
+            <w:tcW w:w="0" w:type="auto"/>
+            <w:tcBorders>
+              <w:top w:val="nil"/>
+              <w:left w:val="nil"/>
+              <w:bottom w:val="nil"/>
+              <w:right w:val="single" w:color="auto" w:sz="2" w:space="0"/>
+            </w:tcBorders>
+            <w:shd w:val="clear" w:color="auto" w:fill="auto"/>
+            <w:tcMar>
+              <w:top w:w="120" w:type="dxa"/>
+              <w:left w:w="180" w:type="dxa"/>
+              <w:bottom w:w="120" w:type="dxa"/>
+              <w:right w:w="180" w:type="dxa"/>
+            </w:tcMar>
+            <w:vAlign w:val="center"/>
+          </w:tcPr>
+          <w:p>
+            <w:pPr>
+              <w:rPr>
+                <w:rFonts w:hint="eastAsia" w:ascii="楷体" w:hAnsi="楷体" w:eastAsia="楷体" w:cs="楷体"/>
+                <w:sz w:val="24"/>
+                <w:szCs w:val="24"/>
+              </w:rPr>
+            </w:pPr>
+            <w:r>
+              <w:rPr>
+                <w:rFonts w:hint="eastAsia" w:ascii="楷体" w:hAnsi="楷体" w:eastAsia="楷体" w:cs="楷体"/>
+                <w:sz w:val="24"/>
+                <w:szCs w:val="24"/>
+                <w:lang w:val="en-US" w:eastAsia="zh-CN"/>
+              </w:rPr>
+              <w:t>学生 - 扫码用水</w:t>
+            </w:r>
+          </w:p>
+        </w:tc>
+        <w:tc>
+          <w:tcPr>
+            <w:tcW w:w="0" w:type="auto"/>
+            <w:tcBorders>
+              <w:top w:val="nil"/>
+              <w:left w:val="nil"/>
+              <w:bottom w:val="nil"/>
+              <w:right w:val="single" w:color="auto" w:sz="2" w:space="0"/>
+            </w:tcBorders>
+            <w:shd w:val="clear" w:color="auto" w:fill="auto"/>
+            <w:tcMar>
+              <w:top w:w="120" w:type="dxa"/>
+              <w:left w:w="180" w:type="dxa"/>
+              <w:bottom w:w="120" w:type="dxa"/>
+              <w:right w:w="180" w:type="dxa"/>
+            </w:tcMar>
+            <w:vAlign w:val="center"/>
+          </w:tcPr>
+          <w:p>
+            <w:pPr>
+              <w:rPr>
+                <w:rFonts w:hint="eastAsia" w:ascii="楷体" w:hAnsi="楷体" w:eastAsia="楷体" w:cs="楷体"/>
+                <w:sz w:val="24"/>
+                <w:szCs w:val="24"/>
+              </w:rPr>
+            </w:pPr>
+            <w:r>
+              <w:rPr>
+                <w:rFonts w:hint="eastAsia" w:ascii="楷体" w:hAnsi="楷体" w:eastAsia="楷体" w:cs="楷体"/>
+                <w:sz w:val="24"/>
+                <w:szCs w:val="24"/>
+                <w:lang w:val="en-US" w:eastAsia="zh-CN"/>
+              </w:rPr>
+              <w:t>APP 端扫码模块代码、出水控制接口代码</w:t>
+            </w:r>
+          </w:p>
+        </w:tc>
+        <w:tc>
+          <w:tcPr>
+            <w:tcW w:w="0" w:type="auto"/>
+            <w:tcBorders>
+              <w:top w:val="nil"/>
+              <w:left w:val="nil"/>
+              <w:bottom w:val="nil"/>
+              <w:right w:val="nil"/>
+            </w:tcBorders>
+            <w:shd w:val="clear" w:color="auto" w:fill="auto"/>
+            <w:tcMar>
+              <w:top w:w="120" w:type="dxa"/>
+              <w:left w:w="180" w:type="dxa"/>
+              <w:bottom w:w="120" w:type="dxa"/>
+              <w:right w:w="180" w:type="dxa"/>
+            </w:tcMar>
+            <w:vAlign w:val="center"/>
+          </w:tcPr>
+          <w:p>
+            <w:pPr>
+              <w:rPr>
+                <w:rFonts w:hint="eastAsia" w:ascii="楷体" w:hAnsi="楷体" w:eastAsia="楷体" w:cs="楷体"/>
+                <w:sz w:val="24"/>
+                <w:szCs w:val="24"/>
+              </w:rPr>
+            </w:pPr>
+            <w:r>
+              <w:rPr>
+                <w:rFonts w:hint="eastAsia" w:ascii="楷体" w:hAnsi="楷体" w:eastAsia="楷体" w:cs="楷体"/>
+                <w:sz w:val="24"/>
+                <w:szCs w:val="24"/>
+                <w:lang w:val="en-US" w:eastAsia="zh-CN"/>
+              </w:rPr>
+              <w:t>后端 3、前端 2</w:t>
             </w:r>
           </w:p>
         </w:tc>
@@ -5809,7 +6959,7 @@
                 <w:szCs w:val="24"/>
                 <w:lang w:val="en-US" w:eastAsia="zh-CN"/>
               </w:rPr>
-              <w:t>管理员 - 设备监控</w:t>
+              <w:t>学生 - 水质信息查看</w:t>
             </w:r>
           </w:p>
         </w:tc>
@@ -5846,7 +6996,7 @@
                 <w:szCs w:val="24"/>
                 <w:lang w:val="en-US" w:eastAsia="zh-CN"/>
               </w:rPr>
-              <w:t>Web 端设备监控页面代码、数据查询接口代码</w:t>
+              <w:t>APP 端水质页面代码、水质查询接口代码</w:t>
             </w:r>
           </w:p>
         </w:tc>
@@ -5883,7 +7033,7 @@
                 <w:szCs w:val="24"/>
                 <w:lang w:val="en-US" w:eastAsia="zh-CN"/>
               </w:rPr>
-              <w:t>后端 2、前端 1</w:t>
+              <w:t>后端 3、前端 2</w:t>
             </w:r>
           </w:p>
         </w:tc>
@@ -5898,1173 +7048,6 @@
             <w:insideH w:val="none" w:color="auto" w:sz="0" w:space="0"/>
             <w:insideV w:val="none" w:color="auto" w:sz="0" w:space="0"/>
           </w:tblBorders>
-          <w:tblCellMar>
-            <w:top w:w="0" w:type="dxa"/>
-            <w:left w:w="0" w:type="dxa"/>
-            <w:bottom w:w="0" w:type="dxa"/>
-            <w:right w:w="0" w:type="dxa"/>
-          </w:tblCellMar>
-        </w:tblPrEx>
-        <w:tc>
-          <w:tcPr>
-            <w:tcW w:w="0" w:type="auto"/>
-            <w:tcBorders>
-              <w:top w:val="nil"/>
-              <w:left w:val="nil"/>
-              <w:bottom w:val="nil"/>
-              <w:right w:val="single" w:color="auto" w:sz="2" w:space="0"/>
-            </w:tcBorders>
-            <w:shd w:val="clear" w:color="auto" w:fill="auto"/>
-            <w:tcMar>
-              <w:top w:w="120" w:type="dxa"/>
-              <w:left w:w="180" w:type="dxa"/>
-              <w:bottom w:w="120" w:type="dxa"/>
-              <w:right w:w="180" w:type="dxa"/>
-            </w:tcMar>
-            <w:vAlign w:val="center"/>
-          </w:tcPr>
-          <w:p>
-            <w:pPr>
-              <w:rPr>
-                <w:rFonts w:hint="eastAsia" w:ascii="楷体" w:hAnsi="楷体" w:eastAsia="楷体" w:cs="楷体"/>
-                <w:sz w:val="24"/>
-                <w:szCs w:val="24"/>
-              </w:rPr>
-            </w:pPr>
-            <w:r>
-              <w:rPr>
-                <w:rFonts w:hint="eastAsia" w:ascii="楷体" w:hAnsi="楷体" w:eastAsia="楷体" w:cs="楷体"/>
-                <w:sz w:val="24"/>
-                <w:szCs w:val="24"/>
-                <w:lang w:val="en-US" w:eastAsia="zh-CN"/>
-              </w:rPr>
-              <w:t>管理员 - 人员 / 用户管理</w:t>
-            </w:r>
-          </w:p>
-        </w:tc>
-        <w:tc>
-          <w:tcPr>
-            <w:tcW w:w="0" w:type="auto"/>
-            <w:tcBorders>
-              <w:top w:val="nil"/>
-              <w:left w:val="nil"/>
-              <w:bottom w:val="nil"/>
-              <w:right w:val="single" w:color="auto" w:sz="2" w:space="0"/>
-            </w:tcBorders>
-            <w:shd w:val="clear" w:color="auto" w:fill="auto"/>
-            <w:tcMar>
-              <w:top w:w="120" w:type="dxa"/>
-              <w:left w:w="180" w:type="dxa"/>
-              <w:bottom w:w="120" w:type="dxa"/>
-              <w:right w:w="180" w:type="dxa"/>
-            </w:tcMar>
-            <w:vAlign w:val="center"/>
-          </w:tcPr>
-          <w:p>
-            <w:pPr>
-              <w:rPr>
-                <w:rFonts w:hint="eastAsia" w:ascii="楷体" w:hAnsi="楷体" w:eastAsia="楷体" w:cs="楷体"/>
-                <w:sz w:val="24"/>
-                <w:szCs w:val="24"/>
-              </w:rPr>
-            </w:pPr>
-            <w:r>
-              <w:rPr>
-                <w:rFonts w:hint="eastAsia" w:ascii="楷体" w:hAnsi="楷体" w:eastAsia="楷体" w:cs="楷体"/>
-                <w:sz w:val="24"/>
-                <w:szCs w:val="24"/>
-                <w:lang w:val="en-US" w:eastAsia="zh-CN"/>
-              </w:rPr>
-              <w:t>Web 端人员管理页面代码、用户增删改查接口代码</w:t>
-            </w:r>
-          </w:p>
-        </w:tc>
-        <w:tc>
-          <w:tcPr>
-            <w:tcW w:w="0" w:type="auto"/>
-            <w:tcBorders>
-              <w:top w:val="nil"/>
-              <w:left w:val="nil"/>
-              <w:bottom w:val="nil"/>
-              <w:right w:val="nil"/>
-            </w:tcBorders>
-            <w:shd w:val="clear" w:color="auto" w:fill="auto"/>
-            <w:tcMar>
-              <w:top w:w="120" w:type="dxa"/>
-              <w:left w:w="180" w:type="dxa"/>
-              <w:bottom w:w="120" w:type="dxa"/>
-              <w:right w:w="180" w:type="dxa"/>
-            </w:tcMar>
-            <w:vAlign w:val="center"/>
-          </w:tcPr>
-          <w:p>
-            <w:pPr>
-              <w:rPr>
-                <w:rFonts w:hint="eastAsia" w:ascii="楷体" w:hAnsi="楷体" w:eastAsia="楷体" w:cs="楷体"/>
-                <w:sz w:val="24"/>
-                <w:szCs w:val="24"/>
-              </w:rPr>
-            </w:pPr>
-            <w:r>
-              <w:rPr>
-                <w:rFonts w:hint="eastAsia" w:ascii="楷体" w:hAnsi="楷体" w:eastAsia="楷体" w:cs="楷体"/>
-                <w:sz w:val="24"/>
-                <w:szCs w:val="24"/>
-                <w:lang w:val="en-US" w:eastAsia="zh-CN"/>
-              </w:rPr>
-              <w:t>后端 2、前端 1</w:t>
-            </w:r>
-          </w:p>
-        </w:tc>
-      </w:tr>
-      <w:tr>
-        <w:tblPrEx>
-          <w:tblBorders>
-            <w:top w:val="single" w:color="auto" w:sz="2" w:space="0"/>
-            <w:left w:val="single" w:color="auto" w:sz="2" w:space="0"/>
-            <w:bottom w:val="single" w:color="auto" w:sz="2" w:space="0"/>
-            <w:right w:val="single" w:color="auto" w:sz="2" w:space="0"/>
-            <w:insideH w:val="none" w:color="auto" w:sz="0" w:space="0"/>
-            <w:insideV w:val="none" w:color="auto" w:sz="0" w:space="0"/>
-          </w:tblBorders>
-          <w:shd w:val="clear" w:color="auto" w:fill="auto"/>
-          <w:tblCellMar>
-            <w:top w:w="0" w:type="dxa"/>
-            <w:left w:w="0" w:type="dxa"/>
-            <w:bottom w:w="0" w:type="dxa"/>
-            <w:right w:w="0" w:type="dxa"/>
-          </w:tblCellMar>
-        </w:tblPrEx>
-        <w:tc>
-          <w:tcPr>
-            <w:tcW w:w="0" w:type="auto"/>
-            <w:tcBorders>
-              <w:top w:val="nil"/>
-              <w:left w:val="nil"/>
-              <w:bottom w:val="nil"/>
-              <w:right w:val="single" w:color="auto" w:sz="2" w:space="0"/>
-            </w:tcBorders>
-            <w:shd w:val="clear" w:color="auto" w:fill="auto"/>
-            <w:tcMar>
-              <w:top w:w="120" w:type="dxa"/>
-              <w:left w:w="180" w:type="dxa"/>
-              <w:bottom w:w="120" w:type="dxa"/>
-              <w:right w:w="180" w:type="dxa"/>
-            </w:tcMar>
-            <w:vAlign w:val="center"/>
-          </w:tcPr>
-          <w:p>
-            <w:pPr>
-              <w:rPr>
-                <w:rFonts w:hint="eastAsia" w:ascii="楷体" w:hAnsi="楷体" w:eastAsia="楷体" w:cs="楷体"/>
-                <w:sz w:val="24"/>
-                <w:szCs w:val="24"/>
-              </w:rPr>
-            </w:pPr>
-            <w:r>
-              <w:rPr>
-                <w:rFonts w:hint="eastAsia" w:ascii="楷体" w:hAnsi="楷体" w:eastAsia="楷体" w:cs="楷体"/>
-                <w:sz w:val="24"/>
-                <w:szCs w:val="24"/>
-                <w:lang w:val="en-US" w:eastAsia="zh-CN"/>
-              </w:rPr>
-              <w:t>管理员 - 告警查看</w:t>
-            </w:r>
-          </w:p>
-        </w:tc>
-        <w:tc>
-          <w:tcPr>
-            <w:tcW w:w="0" w:type="auto"/>
-            <w:tcBorders>
-              <w:top w:val="nil"/>
-              <w:left w:val="nil"/>
-              <w:bottom w:val="nil"/>
-              <w:right w:val="single" w:color="auto" w:sz="2" w:space="0"/>
-            </w:tcBorders>
-            <w:shd w:val="clear" w:color="auto" w:fill="auto"/>
-            <w:tcMar>
-              <w:top w:w="120" w:type="dxa"/>
-              <w:left w:w="180" w:type="dxa"/>
-              <w:bottom w:w="120" w:type="dxa"/>
-              <w:right w:w="180" w:type="dxa"/>
-            </w:tcMar>
-            <w:vAlign w:val="center"/>
-          </w:tcPr>
-          <w:p>
-            <w:pPr>
-              <w:rPr>
-                <w:rFonts w:hint="eastAsia" w:ascii="楷体" w:hAnsi="楷体" w:eastAsia="楷体" w:cs="楷体"/>
-                <w:sz w:val="24"/>
-                <w:szCs w:val="24"/>
-              </w:rPr>
-            </w:pPr>
-            <w:r>
-              <w:rPr>
-                <w:rFonts w:hint="eastAsia" w:ascii="楷体" w:hAnsi="楷体" w:eastAsia="楷体" w:cs="楷体"/>
-                <w:sz w:val="24"/>
-                <w:szCs w:val="24"/>
-                <w:lang w:val="en-US" w:eastAsia="zh-CN"/>
-              </w:rPr>
-              <w:t>Web 端告警列表页面代码、告警接口代码</w:t>
-            </w:r>
-          </w:p>
-        </w:tc>
-        <w:tc>
-          <w:tcPr>
-            <w:tcW w:w="0" w:type="auto"/>
-            <w:tcBorders>
-              <w:top w:val="nil"/>
-              <w:left w:val="nil"/>
-              <w:bottom w:val="nil"/>
-              <w:right w:val="nil"/>
-            </w:tcBorders>
-            <w:shd w:val="clear" w:color="auto" w:fill="auto"/>
-            <w:tcMar>
-              <w:top w:w="120" w:type="dxa"/>
-              <w:left w:w="180" w:type="dxa"/>
-              <w:bottom w:w="120" w:type="dxa"/>
-              <w:right w:w="180" w:type="dxa"/>
-            </w:tcMar>
-            <w:vAlign w:val="center"/>
-          </w:tcPr>
-          <w:p>
-            <w:pPr>
-              <w:rPr>
-                <w:rFonts w:hint="eastAsia" w:ascii="楷体" w:hAnsi="楷体" w:eastAsia="楷体" w:cs="楷体"/>
-                <w:sz w:val="24"/>
-                <w:szCs w:val="24"/>
-              </w:rPr>
-            </w:pPr>
-            <w:r>
-              <w:rPr>
-                <w:rFonts w:hint="eastAsia" w:ascii="楷体" w:hAnsi="楷体" w:eastAsia="楷体" w:cs="楷体"/>
-                <w:sz w:val="24"/>
-                <w:szCs w:val="24"/>
-                <w:lang w:val="en-US" w:eastAsia="zh-CN"/>
-              </w:rPr>
-              <w:t>后端 2、前端 1</w:t>
-            </w:r>
-          </w:p>
-        </w:tc>
-      </w:tr>
-      <w:tr>
-        <w:tblPrEx>
-          <w:tblBorders>
-            <w:top w:val="single" w:color="auto" w:sz="2" w:space="0"/>
-            <w:left w:val="single" w:color="auto" w:sz="2" w:space="0"/>
-            <w:bottom w:val="single" w:color="auto" w:sz="2" w:space="0"/>
-            <w:right w:val="single" w:color="auto" w:sz="2" w:space="0"/>
-            <w:insideH w:val="none" w:color="auto" w:sz="0" w:space="0"/>
-            <w:insideV w:val="none" w:color="auto" w:sz="0" w:space="0"/>
-          </w:tblBorders>
-          <w:tblCellMar>
-            <w:top w:w="0" w:type="dxa"/>
-            <w:left w:w="0" w:type="dxa"/>
-            <w:bottom w:w="0" w:type="dxa"/>
-            <w:right w:w="0" w:type="dxa"/>
-          </w:tblCellMar>
-        </w:tblPrEx>
-        <w:tc>
-          <w:tcPr>
-            <w:tcW w:w="0" w:type="auto"/>
-            <w:tcBorders>
-              <w:top w:val="nil"/>
-              <w:left w:val="nil"/>
-              <w:bottom w:val="nil"/>
-              <w:right w:val="single" w:color="auto" w:sz="2" w:space="0"/>
-            </w:tcBorders>
-            <w:shd w:val="clear" w:color="auto" w:fill="auto"/>
-            <w:tcMar>
-              <w:top w:w="120" w:type="dxa"/>
-              <w:left w:w="180" w:type="dxa"/>
-              <w:bottom w:w="120" w:type="dxa"/>
-              <w:right w:w="180" w:type="dxa"/>
-            </w:tcMar>
-            <w:vAlign w:val="center"/>
-          </w:tcPr>
-          <w:p>
-            <w:pPr>
-              <w:rPr>
-                <w:rFonts w:hint="eastAsia" w:ascii="楷体" w:hAnsi="楷体" w:eastAsia="楷体" w:cs="楷体"/>
-                <w:sz w:val="24"/>
-                <w:szCs w:val="24"/>
-              </w:rPr>
-            </w:pPr>
-            <w:r>
-              <w:rPr>
-                <w:rFonts w:hint="eastAsia" w:ascii="楷体" w:hAnsi="楷体" w:eastAsia="楷体" w:cs="楷体"/>
-                <w:sz w:val="24"/>
-                <w:szCs w:val="24"/>
-                <w:lang w:val="en-US" w:eastAsia="zh-CN"/>
-              </w:rPr>
-              <w:t>管理员 - 人工派单</w:t>
-            </w:r>
-          </w:p>
-        </w:tc>
-        <w:tc>
-          <w:tcPr>
-            <w:tcW w:w="0" w:type="auto"/>
-            <w:tcBorders>
-              <w:top w:val="nil"/>
-              <w:left w:val="nil"/>
-              <w:bottom w:val="nil"/>
-              <w:right w:val="single" w:color="auto" w:sz="2" w:space="0"/>
-            </w:tcBorders>
-            <w:shd w:val="clear" w:color="auto" w:fill="auto"/>
-            <w:tcMar>
-              <w:top w:w="120" w:type="dxa"/>
-              <w:left w:w="180" w:type="dxa"/>
-              <w:bottom w:w="120" w:type="dxa"/>
-              <w:right w:w="180" w:type="dxa"/>
-            </w:tcMar>
-            <w:vAlign w:val="center"/>
-          </w:tcPr>
-          <w:p>
-            <w:pPr>
-              <w:rPr>
-                <w:rFonts w:hint="eastAsia" w:ascii="楷体" w:hAnsi="楷体" w:eastAsia="楷体" w:cs="楷体"/>
-                <w:sz w:val="24"/>
-                <w:szCs w:val="24"/>
-              </w:rPr>
-            </w:pPr>
-            <w:r>
-              <w:rPr>
-                <w:rFonts w:hint="eastAsia" w:ascii="楷体" w:hAnsi="楷体" w:eastAsia="楷体" w:cs="楷体"/>
-                <w:sz w:val="24"/>
-                <w:szCs w:val="24"/>
-                <w:lang w:val="en-US" w:eastAsia="zh-CN"/>
-              </w:rPr>
-              <w:t>Web 端派单页面代码、派单接口代码</w:t>
-            </w:r>
-          </w:p>
-        </w:tc>
-        <w:tc>
-          <w:tcPr>
-            <w:tcW w:w="0" w:type="auto"/>
-            <w:tcBorders>
-              <w:top w:val="nil"/>
-              <w:left w:val="nil"/>
-              <w:bottom w:val="nil"/>
-              <w:right w:val="nil"/>
-            </w:tcBorders>
-            <w:shd w:val="clear" w:color="auto" w:fill="auto"/>
-            <w:tcMar>
-              <w:top w:w="120" w:type="dxa"/>
-              <w:left w:w="180" w:type="dxa"/>
-              <w:bottom w:w="120" w:type="dxa"/>
-              <w:right w:w="180" w:type="dxa"/>
-            </w:tcMar>
-            <w:vAlign w:val="center"/>
-          </w:tcPr>
-          <w:p>
-            <w:pPr>
-              <w:rPr>
-                <w:rFonts w:hint="eastAsia" w:ascii="楷体" w:hAnsi="楷体" w:eastAsia="楷体" w:cs="楷体"/>
-                <w:sz w:val="24"/>
-                <w:szCs w:val="24"/>
-              </w:rPr>
-            </w:pPr>
-            <w:r>
-              <w:rPr>
-                <w:rFonts w:hint="eastAsia" w:ascii="楷体" w:hAnsi="楷体" w:eastAsia="楷体" w:cs="楷体"/>
-                <w:sz w:val="24"/>
-                <w:szCs w:val="24"/>
-                <w:lang w:val="en-US" w:eastAsia="zh-CN"/>
-              </w:rPr>
-              <w:t>后端 2、前端 1</w:t>
-            </w:r>
-          </w:p>
-        </w:tc>
-      </w:tr>
-      <w:tr>
-        <w:tblPrEx>
-          <w:tblBorders>
-            <w:top w:val="single" w:color="auto" w:sz="2" w:space="0"/>
-            <w:left w:val="single" w:color="auto" w:sz="2" w:space="0"/>
-            <w:bottom w:val="single" w:color="auto" w:sz="2" w:space="0"/>
-            <w:right w:val="single" w:color="auto" w:sz="2" w:space="0"/>
-            <w:insideH w:val="none" w:color="auto" w:sz="0" w:space="0"/>
-            <w:insideV w:val="none" w:color="auto" w:sz="0" w:space="0"/>
-          </w:tblBorders>
-          <w:tblCellMar>
-            <w:top w:w="0" w:type="dxa"/>
-            <w:left w:w="0" w:type="dxa"/>
-            <w:bottom w:w="0" w:type="dxa"/>
-            <w:right w:w="0" w:type="dxa"/>
-          </w:tblCellMar>
-        </w:tblPrEx>
-        <w:tc>
-          <w:tcPr>
-            <w:tcW w:w="0" w:type="auto"/>
-            <w:tcBorders>
-              <w:top w:val="nil"/>
-              <w:left w:val="nil"/>
-              <w:bottom w:val="nil"/>
-              <w:right w:val="single" w:color="auto" w:sz="2" w:space="0"/>
-            </w:tcBorders>
-            <w:shd w:val="clear" w:color="auto" w:fill="auto"/>
-            <w:tcMar>
-              <w:top w:w="120" w:type="dxa"/>
-              <w:left w:w="180" w:type="dxa"/>
-              <w:bottom w:w="120" w:type="dxa"/>
-              <w:right w:w="180" w:type="dxa"/>
-            </w:tcMar>
-            <w:vAlign w:val="center"/>
-          </w:tcPr>
-          <w:p>
-            <w:pPr>
-              <w:rPr>
-                <w:rFonts w:hint="eastAsia" w:ascii="楷体" w:hAnsi="楷体" w:eastAsia="楷体" w:cs="楷体"/>
-                <w:sz w:val="24"/>
-                <w:szCs w:val="24"/>
-              </w:rPr>
-            </w:pPr>
-            <w:r>
-              <w:rPr>
-                <w:rFonts w:hint="eastAsia" w:ascii="楷体" w:hAnsi="楷体" w:eastAsia="楷体" w:cs="楷体"/>
-                <w:sz w:val="24"/>
-                <w:szCs w:val="24"/>
-                <w:lang w:val="en-US" w:eastAsia="zh-CN"/>
-              </w:rPr>
-              <w:t>管理员 - 查看日志</w:t>
-            </w:r>
-          </w:p>
-        </w:tc>
-        <w:tc>
-          <w:tcPr>
-            <w:tcW w:w="0" w:type="auto"/>
-            <w:tcBorders>
-              <w:top w:val="nil"/>
-              <w:left w:val="nil"/>
-              <w:bottom w:val="nil"/>
-              <w:right w:val="single" w:color="auto" w:sz="2" w:space="0"/>
-            </w:tcBorders>
-            <w:shd w:val="clear" w:color="auto" w:fill="auto"/>
-            <w:tcMar>
-              <w:top w:w="120" w:type="dxa"/>
-              <w:left w:w="180" w:type="dxa"/>
-              <w:bottom w:w="120" w:type="dxa"/>
-              <w:right w:w="180" w:type="dxa"/>
-            </w:tcMar>
-            <w:vAlign w:val="center"/>
-          </w:tcPr>
-          <w:p>
-            <w:pPr>
-              <w:rPr>
-                <w:rFonts w:hint="eastAsia" w:ascii="楷体" w:hAnsi="楷体" w:eastAsia="楷体" w:cs="楷体"/>
-                <w:sz w:val="24"/>
-                <w:szCs w:val="24"/>
-              </w:rPr>
-            </w:pPr>
-            <w:r>
-              <w:rPr>
-                <w:rFonts w:hint="eastAsia" w:ascii="楷体" w:hAnsi="楷体" w:eastAsia="楷体" w:cs="楷体"/>
-                <w:sz w:val="24"/>
-                <w:szCs w:val="24"/>
-                <w:lang w:val="en-US" w:eastAsia="zh-CN"/>
-              </w:rPr>
-              <w:t>Web 端日志页面代码、日志记录与导出接口代码</w:t>
-            </w:r>
-          </w:p>
-        </w:tc>
-        <w:tc>
-          <w:tcPr>
-            <w:tcW w:w="0" w:type="auto"/>
-            <w:tcBorders>
-              <w:top w:val="nil"/>
-              <w:left w:val="nil"/>
-              <w:bottom w:val="nil"/>
-              <w:right w:val="nil"/>
-            </w:tcBorders>
-            <w:shd w:val="clear" w:color="auto" w:fill="auto"/>
-            <w:tcMar>
-              <w:top w:w="120" w:type="dxa"/>
-              <w:left w:w="180" w:type="dxa"/>
-              <w:bottom w:w="120" w:type="dxa"/>
-              <w:right w:w="180" w:type="dxa"/>
-            </w:tcMar>
-            <w:vAlign w:val="center"/>
-          </w:tcPr>
-          <w:p>
-            <w:pPr>
-              <w:rPr>
-                <w:rFonts w:hint="eastAsia" w:ascii="楷体" w:hAnsi="楷体" w:eastAsia="楷体" w:cs="楷体"/>
-                <w:sz w:val="24"/>
-                <w:szCs w:val="24"/>
-              </w:rPr>
-            </w:pPr>
-            <w:r>
-              <w:rPr>
-                <w:rFonts w:hint="eastAsia" w:ascii="楷体" w:hAnsi="楷体" w:eastAsia="楷体" w:cs="楷体"/>
-                <w:sz w:val="24"/>
-                <w:szCs w:val="24"/>
-                <w:lang w:val="en-US" w:eastAsia="zh-CN"/>
-              </w:rPr>
-              <w:t>后端 2、前端 1</w:t>
-            </w:r>
-          </w:p>
-        </w:tc>
-      </w:tr>
-      <w:tr>
-        <w:tblPrEx>
-          <w:tblBorders>
-            <w:top w:val="single" w:color="auto" w:sz="2" w:space="0"/>
-            <w:left w:val="single" w:color="auto" w:sz="2" w:space="0"/>
-            <w:bottom w:val="single" w:color="auto" w:sz="2" w:space="0"/>
-            <w:right w:val="single" w:color="auto" w:sz="2" w:space="0"/>
-            <w:insideH w:val="none" w:color="auto" w:sz="0" w:space="0"/>
-            <w:insideV w:val="none" w:color="auto" w:sz="0" w:space="0"/>
-          </w:tblBorders>
-          <w:shd w:val="clear" w:color="auto" w:fill="auto"/>
-          <w:tblCellMar>
-            <w:top w:w="0" w:type="dxa"/>
-            <w:left w:w="0" w:type="dxa"/>
-            <w:bottom w:w="0" w:type="dxa"/>
-            <w:right w:w="0" w:type="dxa"/>
-          </w:tblCellMar>
-        </w:tblPrEx>
-        <w:tc>
-          <w:tcPr>
-            <w:tcW w:w="0" w:type="auto"/>
-            <w:tcBorders>
-              <w:top w:val="nil"/>
-              <w:left w:val="nil"/>
-              <w:bottom w:val="nil"/>
-              <w:right w:val="single" w:color="auto" w:sz="2" w:space="0"/>
-            </w:tcBorders>
-            <w:shd w:val="clear" w:color="auto" w:fill="auto"/>
-            <w:tcMar>
-              <w:top w:w="120" w:type="dxa"/>
-              <w:left w:w="180" w:type="dxa"/>
-              <w:bottom w:w="120" w:type="dxa"/>
-              <w:right w:w="180" w:type="dxa"/>
-            </w:tcMar>
-            <w:vAlign w:val="center"/>
-          </w:tcPr>
-          <w:p>
-            <w:pPr>
-              <w:rPr>
-                <w:rFonts w:hint="eastAsia" w:ascii="楷体" w:hAnsi="楷体" w:eastAsia="楷体" w:cs="楷体"/>
-                <w:sz w:val="24"/>
-                <w:szCs w:val="24"/>
-              </w:rPr>
-            </w:pPr>
-            <w:r>
-              <w:rPr>
-                <w:rFonts w:hint="eastAsia" w:ascii="楷体" w:hAnsi="楷体" w:eastAsia="楷体" w:cs="楷体"/>
-                <w:sz w:val="24"/>
-                <w:szCs w:val="24"/>
-                <w:lang w:val="en-US" w:eastAsia="zh-CN"/>
-              </w:rPr>
-              <w:t>维修人员 - 辖区设备查看</w:t>
-            </w:r>
-          </w:p>
-        </w:tc>
-        <w:tc>
-          <w:tcPr>
-            <w:tcW w:w="0" w:type="auto"/>
-            <w:tcBorders>
-              <w:top w:val="nil"/>
-              <w:left w:val="nil"/>
-              <w:bottom w:val="nil"/>
-              <w:right w:val="single" w:color="auto" w:sz="2" w:space="0"/>
-            </w:tcBorders>
-            <w:shd w:val="clear" w:color="auto" w:fill="auto"/>
-            <w:tcMar>
-              <w:top w:w="120" w:type="dxa"/>
-              <w:left w:w="180" w:type="dxa"/>
-              <w:bottom w:w="120" w:type="dxa"/>
-              <w:right w:w="180" w:type="dxa"/>
-            </w:tcMar>
-            <w:vAlign w:val="center"/>
-          </w:tcPr>
-          <w:p>
-            <w:pPr>
-              <w:rPr>
-                <w:rFonts w:hint="eastAsia" w:ascii="楷体" w:hAnsi="楷体" w:eastAsia="楷体" w:cs="楷体"/>
-                <w:sz w:val="24"/>
-                <w:szCs w:val="24"/>
-              </w:rPr>
-            </w:pPr>
-            <w:r>
-              <w:rPr>
-                <w:rFonts w:hint="eastAsia" w:ascii="楷体" w:hAnsi="楷体" w:eastAsia="楷体" w:cs="楷体"/>
-                <w:sz w:val="24"/>
-                <w:szCs w:val="24"/>
-                <w:lang w:val="en-US" w:eastAsia="zh-CN"/>
-              </w:rPr>
-              <w:t>APP 端设备列表页面代码、辖区筛选接口代码</w:t>
-            </w:r>
-          </w:p>
-        </w:tc>
-        <w:tc>
-          <w:tcPr>
-            <w:tcW w:w="0" w:type="auto"/>
-            <w:tcBorders>
-              <w:top w:val="nil"/>
-              <w:left w:val="nil"/>
-              <w:bottom w:val="nil"/>
-              <w:right w:val="nil"/>
-            </w:tcBorders>
-            <w:shd w:val="clear" w:color="auto" w:fill="auto"/>
-            <w:tcMar>
-              <w:top w:w="120" w:type="dxa"/>
-              <w:left w:w="180" w:type="dxa"/>
-              <w:bottom w:w="120" w:type="dxa"/>
-              <w:right w:w="180" w:type="dxa"/>
-            </w:tcMar>
-            <w:vAlign w:val="center"/>
-          </w:tcPr>
-          <w:p>
-            <w:pPr>
-              <w:rPr>
-                <w:rFonts w:hint="eastAsia" w:ascii="楷体" w:hAnsi="楷体" w:eastAsia="楷体" w:cs="楷体"/>
-                <w:sz w:val="24"/>
-                <w:szCs w:val="24"/>
-              </w:rPr>
-            </w:pPr>
-            <w:r>
-              <w:rPr>
-                <w:rFonts w:hint="eastAsia" w:ascii="楷体" w:hAnsi="楷体" w:eastAsia="楷体" w:cs="楷体"/>
-                <w:sz w:val="24"/>
-                <w:szCs w:val="24"/>
-                <w:lang w:val="en-US" w:eastAsia="zh-CN"/>
-              </w:rPr>
-              <w:t>后端 3、前端 2</w:t>
-            </w:r>
-          </w:p>
-        </w:tc>
-      </w:tr>
-      <w:tr>
-        <w:tblPrEx>
-          <w:tblBorders>
-            <w:top w:val="single" w:color="auto" w:sz="2" w:space="0"/>
-            <w:left w:val="single" w:color="auto" w:sz="2" w:space="0"/>
-            <w:bottom w:val="single" w:color="auto" w:sz="2" w:space="0"/>
-            <w:right w:val="single" w:color="auto" w:sz="2" w:space="0"/>
-            <w:insideH w:val="none" w:color="auto" w:sz="0" w:space="0"/>
-            <w:insideV w:val="none" w:color="auto" w:sz="0" w:space="0"/>
-          </w:tblBorders>
-          <w:shd w:val="clear" w:color="auto" w:fill="auto"/>
-          <w:tblCellMar>
-            <w:top w:w="0" w:type="dxa"/>
-            <w:left w:w="0" w:type="dxa"/>
-            <w:bottom w:w="0" w:type="dxa"/>
-            <w:right w:w="0" w:type="dxa"/>
-          </w:tblCellMar>
-        </w:tblPrEx>
-        <w:tc>
-          <w:tcPr>
-            <w:tcW w:w="0" w:type="auto"/>
-            <w:tcBorders>
-              <w:top w:val="nil"/>
-              <w:left w:val="nil"/>
-              <w:bottom w:val="nil"/>
-              <w:right w:val="single" w:color="auto" w:sz="2" w:space="0"/>
-            </w:tcBorders>
-            <w:shd w:val="clear" w:color="auto" w:fill="auto"/>
-            <w:tcMar>
-              <w:top w:w="120" w:type="dxa"/>
-              <w:left w:w="180" w:type="dxa"/>
-              <w:bottom w:w="120" w:type="dxa"/>
-              <w:right w:w="180" w:type="dxa"/>
-            </w:tcMar>
-            <w:vAlign w:val="center"/>
-          </w:tcPr>
-          <w:p>
-            <w:pPr>
-              <w:rPr>
-                <w:rFonts w:hint="eastAsia" w:ascii="楷体" w:hAnsi="楷体" w:eastAsia="楷体" w:cs="楷体"/>
-                <w:sz w:val="24"/>
-                <w:szCs w:val="24"/>
-              </w:rPr>
-            </w:pPr>
-            <w:r>
-              <w:rPr>
-                <w:rFonts w:hint="eastAsia" w:ascii="楷体" w:hAnsi="楷体" w:eastAsia="楷体" w:cs="楷体"/>
-                <w:sz w:val="24"/>
-                <w:szCs w:val="24"/>
-                <w:lang w:val="en-US" w:eastAsia="zh-CN"/>
-              </w:rPr>
-              <w:t>维修人员 - 工单抢单 / 拒单 / 提交</w:t>
-            </w:r>
-          </w:p>
-        </w:tc>
-        <w:tc>
-          <w:tcPr>
-            <w:tcW w:w="0" w:type="auto"/>
-            <w:tcBorders>
-              <w:top w:val="nil"/>
-              <w:left w:val="nil"/>
-              <w:bottom w:val="nil"/>
-              <w:right w:val="single" w:color="auto" w:sz="2" w:space="0"/>
-            </w:tcBorders>
-            <w:shd w:val="clear" w:color="auto" w:fill="auto"/>
-            <w:tcMar>
-              <w:top w:w="120" w:type="dxa"/>
-              <w:left w:w="180" w:type="dxa"/>
-              <w:bottom w:w="120" w:type="dxa"/>
-              <w:right w:w="180" w:type="dxa"/>
-            </w:tcMar>
-            <w:vAlign w:val="center"/>
-          </w:tcPr>
-          <w:p>
-            <w:pPr>
-              <w:rPr>
-                <w:rFonts w:hint="eastAsia" w:ascii="楷体" w:hAnsi="楷体" w:eastAsia="楷体" w:cs="楷体"/>
-                <w:sz w:val="24"/>
-                <w:szCs w:val="24"/>
-              </w:rPr>
-            </w:pPr>
-            <w:r>
-              <w:rPr>
-                <w:rFonts w:hint="eastAsia" w:ascii="楷体" w:hAnsi="楷体" w:eastAsia="楷体" w:cs="楷体"/>
-                <w:sz w:val="24"/>
-                <w:szCs w:val="24"/>
-                <w:lang w:val="en-US" w:eastAsia="zh-CN"/>
-              </w:rPr>
-              <w:t>APP 端工单相关页面代码、工单状态更新接口代码</w:t>
-            </w:r>
-          </w:p>
-        </w:tc>
-        <w:tc>
-          <w:tcPr>
-            <w:tcW w:w="0" w:type="auto"/>
-            <w:tcBorders>
-              <w:top w:val="nil"/>
-              <w:left w:val="nil"/>
-              <w:bottom w:val="nil"/>
-              <w:right w:val="nil"/>
-            </w:tcBorders>
-            <w:shd w:val="clear" w:color="auto" w:fill="auto"/>
-            <w:tcMar>
-              <w:top w:w="120" w:type="dxa"/>
-              <w:left w:w="180" w:type="dxa"/>
-              <w:bottom w:w="120" w:type="dxa"/>
-              <w:right w:w="180" w:type="dxa"/>
-            </w:tcMar>
-            <w:vAlign w:val="center"/>
-          </w:tcPr>
-          <w:p>
-            <w:pPr>
-              <w:rPr>
-                <w:rFonts w:hint="eastAsia" w:ascii="楷体" w:hAnsi="楷体" w:eastAsia="楷体" w:cs="楷体"/>
-                <w:sz w:val="24"/>
-                <w:szCs w:val="24"/>
-              </w:rPr>
-            </w:pPr>
-            <w:r>
-              <w:rPr>
-                <w:rFonts w:hint="eastAsia" w:ascii="楷体" w:hAnsi="楷体" w:eastAsia="楷体" w:cs="楷体"/>
-                <w:sz w:val="24"/>
-                <w:szCs w:val="24"/>
-                <w:lang w:val="en-US" w:eastAsia="zh-CN"/>
-              </w:rPr>
-              <w:t>后端 3、前端 2</w:t>
-            </w:r>
-          </w:p>
-        </w:tc>
-      </w:tr>
-      <w:tr>
-        <w:tblPrEx>
-          <w:tblBorders>
-            <w:top w:val="single" w:color="auto" w:sz="2" w:space="0"/>
-            <w:left w:val="single" w:color="auto" w:sz="2" w:space="0"/>
-            <w:bottom w:val="single" w:color="auto" w:sz="2" w:space="0"/>
-            <w:right w:val="single" w:color="auto" w:sz="2" w:space="0"/>
-            <w:insideH w:val="none" w:color="auto" w:sz="0" w:space="0"/>
-            <w:insideV w:val="none" w:color="auto" w:sz="0" w:space="0"/>
-          </w:tblBorders>
-          <w:shd w:val="clear" w:color="auto" w:fill="auto"/>
-          <w:tblCellMar>
-            <w:top w:w="0" w:type="dxa"/>
-            <w:left w:w="0" w:type="dxa"/>
-            <w:bottom w:w="0" w:type="dxa"/>
-            <w:right w:w="0" w:type="dxa"/>
-          </w:tblCellMar>
-        </w:tblPrEx>
-        <w:tc>
-          <w:tcPr>
-            <w:tcW w:w="0" w:type="auto"/>
-            <w:tcBorders>
-              <w:top w:val="nil"/>
-              <w:left w:val="nil"/>
-              <w:bottom w:val="nil"/>
-              <w:right w:val="single" w:color="auto" w:sz="2" w:space="0"/>
-            </w:tcBorders>
-            <w:shd w:val="clear" w:color="auto" w:fill="auto"/>
-            <w:tcMar>
-              <w:top w:w="120" w:type="dxa"/>
-              <w:left w:w="180" w:type="dxa"/>
-              <w:bottom w:w="120" w:type="dxa"/>
-              <w:right w:w="180" w:type="dxa"/>
-            </w:tcMar>
-            <w:vAlign w:val="center"/>
-          </w:tcPr>
-          <w:p>
-            <w:pPr>
-              <w:rPr>
-                <w:rFonts w:hint="eastAsia" w:ascii="楷体" w:hAnsi="楷体" w:eastAsia="楷体" w:cs="楷体"/>
-                <w:sz w:val="24"/>
-                <w:szCs w:val="24"/>
-              </w:rPr>
-            </w:pPr>
-            <w:r>
-              <w:rPr>
-                <w:rFonts w:hint="eastAsia" w:ascii="楷体" w:hAnsi="楷体" w:eastAsia="楷体" w:cs="楷体"/>
-                <w:sz w:val="24"/>
-                <w:szCs w:val="24"/>
-                <w:lang w:val="en-US" w:eastAsia="zh-CN"/>
-              </w:rPr>
-              <w:t>学生 - 饮水点地图查看</w:t>
-            </w:r>
-          </w:p>
-        </w:tc>
-        <w:tc>
-          <w:tcPr>
-            <w:tcW w:w="0" w:type="auto"/>
-            <w:tcBorders>
-              <w:top w:val="nil"/>
-              <w:left w:val="nil"/>
-              <w:bottom w:val="nil"/>
-              <w:right w:val="single" w:color="auto" w:sz="2" w:space="0"/>
-            </w:tcBorders>
-            <w:shd w:val="clear" w:color="auto" w:fill="auto"/>
-            <w:tcMar>
-              <w:top w:w="120" w:type="dxa"/>
-              <w:left w:w="180" w:type="dxa"/>
-              <w:bottom w:w="120" w:type="dxa"/>
-              <w:right w:w="180" w:type="dxa"/>
-            </w:tcMar>
-            <w:vAlign w:val="center"/>
-          </w:tcPr>
-          <w:p>
-            <w:pPr>
-              <w:rPr>
-                <w:rFonts w:hint="eastAsia" w:ascii="楷体" w:hAnsi="楷体" w:eastAsia="楷体" w:cs="楷体"/>
-                <w:sz w:val="24"/>
-                <w:szCs w:val="24"/>
-              </w:rPr>
-            </w:pPr>
-            <w:r>
-              <w:rPr>
-                <w:rFonts w:hint="eastAsia" w:ascii="楷体" w:hAnsi="楷体" w:eastAsia="楷体" w:cs="楷体"/>
-                <w:sz w:val="24"/>
-                <w:szCs w:val="24"/>
-                <w:lang w:val="en-US" w:eastAsia="zh-CN"/>
-              </w:rPr>
-              <w:t>APP 端地图页面代码、饮水点标注接口代码</w:t>
-            </w:r>
-          </w:p>
-        </w:tc>
-        <w:tc>
-          <w:tcPr>
-            <w:tcW w:w="0" w:type="auto"/>
-            <w:tcBorders>
-              <w:top w:val="nil"/>
-              <w:left w:val="nil"/>
-              <w:bottom w:val="nil"/>
-              <w:right w:val="nil"/>
-            </w:tcBorders>
-            <w:shd w:val="clear" w:color="auto" w:fill="auto"/>
-            <w:tcMar>
-              <w:top w:w="120" w:type="dxa"/>
-              <w:left w:w="180" w:type="dxa"/>
-              <w:bottom w:w="120" w:type="dxa"/>
-              <w:right w:w="180" w:type="dxa"/>
-            </w:tcMar>
-            <w:vAlign w:val="center"/>
-          </w:tcPr>
-          <w:p>
-            <w:pPr>
-              <w:rPr>
-                <w:rFonts w:hint="eastAsia" w:ascii="楷体" w:hAnsi="楷体" w:eastAsia="楷体" w:cs="楷体"/>
-                <w:sz w:val="24"/>
-                <w:szCs w:val="24"/>
-              </w:rPr>
-            </w:pPr>
-            <w:r>
-              <w:rPr>
-                <w:rFonts w:hint="eastAsia" w:ascii="楷体" w:hAnsi="楷体" w:eastAsia="楷体" w:cs="楷体"/>
-                <w:sz w:val="24"/>
-                <w:szCs w:val="24"/>
-                <w:lang w:val="en-US" w:eastAsia="zh-CN"/>
-              </w:rPr>
-              <w:t>后端 3、前端 2</w:t>
-            </w:r>
-          </w:p>
-        </w:tc>
-      </w:tr>
-      <w:tr>
-        <w:tblPrEx>
-          <w:tblBorders>
-            <w:top w:val="single" w:color="auto" w:sz="2" w:space="0"/>
-            <w:left w:val="single" w:color="auto" w:sz="2" w:space="0"/>
-            <w:bottom w:val="single" w:color="auto" w:sz="2" w:space="0"/>
-            <w:right w:val="single" w:color="auto" w:sz="2" w:space="0"/>
-            <w:insideH w:val="none" w:color="auto" w:sz="0" w:space="0"/>
-            <w:insideV w:val="none" w:color="auto" w:sz="0" w:space="0"/>
-          </w:tblBorders>
-          <w:tblCellMar>
-            <w:top w:w="0" w:type="dxa"/>
-            <w:left w:w="0" w:type="dxa"/>
-            <w:bottom w:w="0" w:type="dxa"/>
-            <w:right w:w="0" w:type="dxa"/>
-          </w:tblCellMar>
-        </w:tblPrEx>
-        <w:tc>
-          <w:tcPr>
-            <w:tcW w:w="0" w:type="auto"/>
-            <w:tcBorders>
-              <w:top w:val="nil"/>
-              <w:left w:val="nil"/>
-              <w:bottom w:val="nil"/>
-              <w:right w:val="single" w:color="auto" w:sz="2" w:space="0"/>
-            </w:tcBorders>
-            <w:shd w:val="clear" w:color="auto" w:fill="auto"/>
-            <w:tcMar>
-              <w:top w:w="120" w:type="dxa"/>
-              <w:left w:w="180" w:type="dxa"/>
-              <w:bottom w:w="120" w:type="dxa"/>
-              <w:right w:w="180" w:type="dxa"/>
-            </w:tcMar>
-            <w:vAlign w:val="center"/>
-          </w:tcPr>
-          <w:p>
-            <w:pPr>
-              <w:rPr>
-                <w:rFonts w:hint="eastAsia" w:ascii="楷体" w:hAnsi="楷体" w:eastAsia="楷体" w:cs="楷体"/>
-                <w:sz w:val="24"/>
-                <w:szCs w:val="24"/>
-              </w:rPr>
-            </w:pPr>
-            <w:r>
-              <w:rPr>
-                <w:rFonts w:hint="eastAsia" w:ascii="楷体" w:hAnsi="楷体" w:eastAsia="楷体" w:cs="楷体"/>
-                <w:sz w:val="24"/>
-                <w:szCs w:val="24"/>
-                <w:lang w:val="en-US" w:eastAsia="zh-CN"/>
-              </w:rPr>
-              <w:t>学生 - 扫码用水</w:t>
-            </w:r>
-          </w:p>
-        </w:tc>
-        <w:tc>
-          <w:tcPr>
-            <w:tcW w:w="0" w:type="auto"/>
-            <w:tcBorders>
-              <w:top w:val="nil"/>
-              <w:left w:val="nil"/>
-              <w:bottom w:val="nil"/>
-              <w:right w:val="single" w:color="auto" w:sz="2" w:space="0"/>
-            </w:tcBorders>
-            <w:shd w:val="clear" w:color="auto" w:fill="auto"/>
-            <w:tcMar>
-              <w:top w:w="120" w:type="dxa"/>
-              <w:left w:w="180" w:type="dxa"/>
-              <w:bottom w:w="120" w:type="dxa"/>
-              <w:right w:w="180" w:type="dxa"/>
-            </w:tcMar>
-            <w:vAlign w:val="center"/>
-          </w:tcPr>
-          <w:p>
-            <w:pPr>
-              <w:rPr>
-                <w:rFonts w:hint="eastAsia" w:ascii="楷体" w:hAnsi="楷体" w:eastAsia="楷体" w:cs="楷体"/>
-                <w:sz w:val="24"/>
-                <w:szCs w:val="24"/>
-              </w:rPr>
-            </w:pPr>
-            <w:r>
-              <w:rPr>
-                <w:rFonts w:hint="eastAsia" w:ascii="楷体" w:hAnsi="楷体" w:eastAsia="楷体" w:cs="楷体"/>
-                <w:sz w:val="24"/>
-                <w:szCs w:val="24"/>
-                <w:lang w:val="en-US" w:eastAsia="zh-CN"/>
-              </w:rPr>
-              <w:t>APP 端扫码模块代码、出水控制接口代码</w:t>
-            </w:r>
-          </w:p>
-        </w:tc>
-        <w:tc>
-          <w:tcPr>
-            <w:tcW w:w="0" w:type="auto"/>
-            <w:tcBorders>
-              <w:top w:val="nil"/>
-              <w:left w:val="nil"/>
-              <w:bottom w:val="nil"/>
-              <w:right w:val="nil"/>
-            </w:tcBorders>
-            <w:shd w:val="clear" w:color="auto" w:fill="auto"/>
-            <w:tcMar>
-              <w:top w:w="120" w:type="dxa"/>
-              <w:left w:w="180" w:type="dxa"/>
-              <w:bottom w:w="120" w:type="dxa"/>
-              <w:right w:w="180" w:type="dxa"/>
-            </w:tcMar>
-            <w:vAlign w:val="center"/>
-          </w:tcPr>
-          <w:p>
-            <w:pPr>
-              <w:rPr>
-                <w:rFonts w:hint="eastAsia" w:ascii="楷体" w:hAnsi="楷体" w:eastAsia="楷体" w:cs="楷体"/>
-                <w:sz w:val="24"/>
-                <w:szCs w:val="24"/>
-              </w:rPr>
-            </w:pPr>
-            <w:r>
-              <w:rPr>
-                <w:rFonts w:hint="eastAsia" w:ascii="楷体" w:hAnsi="楷体" w:eastAsia="楷体" w:cs="楷体"/>
-                <w:sz w:val="24"/>
-                <w:szCs w:val="24"/>
-                <w:lang w:val="en-US" w:eastAsia="zh-CN"/>
-              </w:rPr>
-              <w:t>后端 3、前端 2</w:t>
-            </w:r>
-          </w:p>
-        </w:tc>
-      </w:tr>
-      <w:tr>
-        <w:tblPrEx>
-          <w:tblBorders>
-            <w:top w:val="single" w:color="auto" w:sz="2" w:space="0"/>
-            <w:left w:val="single" w:color="auto" w:sz="2" w:space="0"/>
-            <w:bottom w:val="single" w:color="auto" w:sz="2" w:space="0"/>
-            <w:right w:val="single" w:color="auto" w:sz="2" w:space="0"/>
-            <w:insideH w:val="none" w:color="auto" w:sz="0" w:space="0"/>
-            <w:insideV w:val="none" w:color="auto" w:sz="0" w:space="0"/>
-          </w:tblBorders>
-          <w:shd w:val="clear" w:color="auto" w:fill="auto"/>
-          <w:tblCellMar>
-            <w:top w:w="0" w:type="dxa"/>
-            <w:left w:w="0" w:type="dxa"/>
-            <w:bottom w:w="0" w:type="dxa"/>
-            <w:right w:w="0" w:type="dxa"/>
-          </w:tblCellMar>
-        </w:tblPrEx>
-        <w:tc>
-          <w:tcPr>
-            <w:tcW w:w="0" w:type="auto"/>
-            <w:tcBorders>
-              <w:top w:val="nil"/>
-              <w:left w:val="nil"/>
-              <w:bottom w:val="nil"/>
-              <w:right w:val="single" w:color="auto" w:sz="2" w:space="0"/>
-            </w:tcBorders>
-            <w:shd w:val="clear" w:color="auto" w:fill="auto"/>
-            <w:tcMar>
-              <w:top w:w="120" w:type="dxa"/>
-              <w:left w:w="180" w:type="dxa"/>
-              <w:bottom w:w="120" w:type="dxa"/>
-              <w:right w:w="180" w:type="dxa"/>
-            </w:tcMar>
-            <w:vAlign w:val="center"/>
-          </w:tcPr>
-          <w:p>
-            <w:pPr>
-              <w:rPr>
-                <w:rFonts w:hint="eastAsia" w:ascii="楷体" w:hAnsi="楷体" w:eastAsia="楷体" w:cs="楷体"/>
-                <w:sz w:val="24"/>
-                <w:szCs w:val="24"/>
-              </w:rPr>
-            </w:pPr>
-            <w:r>
-              <w:rPr>
-                <w:rFonts w:hint="eastAsia" w:ascii="楷体" w:hAnsi="楷体" w:eastAsia="楷体" w:cs="楷体"/>
-                <w:sz w:val="24"/>
-                <w:szCs w:val="24"/>
-                <w:lang w:val="en-US" w:eastAsia="zh-CN"/>
-              </w:rPr>
-              <w:t>学生 - 水质信息查看</w:t>
-            </w:r>
-          </w:p>
-        </w:tc>
-        <w:tc>
-          <w:tcPr>
-            <w:tcW w:w="0" w:type="auto"/>
-            <w:tcBorders>
-              <w:top w:val="nil"/>
-              <w:left w:val="nil"/>
-              <w:bottom w:val="nil"/>
-              <w:right w:val="single" w:color="auto" w:sz="2" w:space="0"/>
-            </w:tcBorders>
-            <w:shd w:val="clear" w:color="auto" w:fill="auto"/>
-            <w:tcMar>
-              <w:top w:w="120" w:type="dxa"/>
-              <w:left w:w="180" w:type="dxa"/>
-              <w:bottom w:w="120" w:type="dxa"/>
-              <w:right w:w="180" w:type="dxa"/>
-            </w:tcMar>
-            <w:vAlign w:val="center"/>
-          </w:tcPr>
-          <w:p>
-            <w:pPr>
-              <w:rPr>
-                <w:rFonts w:hint="eastAsia" w:ascii="楷体" w:hAnsi="楷体" w:eastAsia="楷体" w:cs="楷体"/>
-                <w:sz w:val="24"/>
-                <w:szCs w:val="24"/>
-              </w:rPr>
-            </w:pPr>
-            <w:r>
-              <w:rPr>
-                <w:rFonts w:hint="eastAsia" w:ascii="楷体" w:hAnsi="楷体" w:eastAsia="楷体" w:cs="楷体"/>
-                <w:sz w:val="24"/>
-                <w:szCs w:val="24"/>
-                <w:lang w:val="en-US" w:eastAsia="zh-CN"/>
-              </w:rPr>
-              <w:t>APP 端水质页面代码、水质查询接口代码</w:t>
-            </w:r>
-          </w:p>
-        </w:tc>
-        <w:tc>
-          <w:tcPr>
-            <w:tcW w:w="0" w:type="auto"/>
-            <w:tcBorders>
-              <w:top w:val="nil"/>
-              <w:left w:val="nil"/>
-              <w:bottom w:val="nil"/>
-              <w:right w:val="nil"/>
-            </w:tcBorders>
-            <w:shd w:val="clear" w:color="auto" w:fill="auto"/>
-            <w:tcMar>
-              <w:top w:w="120" w:type="dxa"/>
-              <w:left w:w="180" w:type="dxa"/>
-              <w:bottom w:w="120" w:type="dxa"/>
-              <w:right w:w="180" w:type="dxa"/>
-            </w:tcMar>
-            <w:vAlign w:val="center"/>
-          </w:tcPr>
-          <w:p>
-            <w:pPr>
-              <w:rPr>
-                <w:rFonts w:hint="eastAsia" w:ascii="楷体" w:hAnsi="楷体" w:eastAsia="楷体" w:cs="楷体"/>
-                <w:sz w:val="24"/>
-                <w:szCs w:val="24"/>
-              </w:rPr>
-            </w:pPr>
-            <w:r>
-              <w:rPr>
-                <w:rFonts w:hint="eastAsia" w:ascii="楷体" w:hAnsi="楷体" w:eastAsia="楷体" w:cs="楷体"/>
-                <w:sz w:val="24"/>
-                <w:szCs w:val="24"/>
-                <w:lang w:val="en-US" w:eastAsia="zh-CN"/>
-              </w:rPr>
-              <w:t>后端 3、前端 2</w:t>
-            </w:r>
-          </w:p>
-        </w:tc>
-      </w:tr>
-      <w:tr>
-        <w:tblPrEx>
-          <w:tblBorders>
-            <w:top w:val="single" w:color="auto" w:sz="2" w:space="0"/>
-            <w:left w:val="single" w:color="auto" w:sz="2" w:space="0"/>
-            <w:bottom w:val="single" w:color="auto" w:sz="2" w:space="0"/>
-            <w:right w:val="single" w:color="auto" w:sz="2" w:space="0"/>
-            <w:insideH w:val="none" w:color="auto" w:sz="0" w:space="0"/>
-            <w:insideV w:val="none" w:color="auto" w:sz="0" w:space="0"/>
-          </w:tblBorders>
-          <w:shd w:val="clear" w:color="auto" w:fill="auto"/>
           <w:tblCellMar>
             <w:top w:w="0" w:type="dxa"/>
             <w:left w:w="0" w:type="dxa"/>
@@ -7265,6 +7248,7 @@
             <w:insideH w:val="none" w:color="auto" w:sz="0" w:space="0"/>
             <w:insideV w:val="none" w:color="auto" w:sz="0" w:space="0"/>
           </w:tblBorders>
+          <w:shd w:val="clear" w:color="auto" w:fill="auto"/>
           <w:tblCellMar>
             <w:top w:w="0" w:type="dxa"/>
             <w:left w:w="0" w:type="dxa"/>
@@ -7351,7 +7335,7 @@
         </w:tc>
         <w:tc>
           <w:tcPr>
-            <w:tcW w:w="0" w:type="auto"/>
+            <w:tcW w:w="2208" w:type="dxa"/>
             <w:tcBorders>
               <w:top w:val="nil"/>
               <w:left w:val="nil"/>
@@ -7480,7 +7464,7 @@
         </w:tc>
         <w:tc>
           <w:tcPr>
-            <w:tcW w:w="0" w:type="auto"/>
+            <w:tcW w:w="2208" w:type="dxa"/>
             <w:tcBorders>
               <w:top w:val="nil"/>
               <w:left w:val="nil"/>
@@ -7610,7 +7594,7 @@
         </w:tc>
         <w:tc>
           <w:tcPr>
-            <w:tcW w:w="0" w:type="auto"/>
+            <w:tcW w:w="2208" w:type="dxa"/>
             <w:tcBorders>
               <w:top w:val="nil"/>
               <w:left w:val="nil"/>
@@ -7739,7 +7723,7 @@
         </w:tc>
         <w:tc>
           <w:tcPr>
-            <w:tcW w:w="0" w:type="auto"/>
+            <w:tcW w:w="2208" w:type="dxa"/>
             <w:tcBorders>
               <w:top w:val="nil"/>
               <w:left w:val="nil"/>
@@ -7771,135 +7755,6 @@
                 <w:lang w:val="en-US" w:eastAsia="zh-CN"/>
               </w:rPr>
               <w:t>后端 2、前端 2</w:t>
-            </w:r>
-          </w:p>
-        </w:tc>
-      </w:tr>
-      <w:tr>
-        <w:tblPrEx>
-          <w:tblBorders>
-            <w:top w:val="single" w:color="auto" w:sz="2" w:space="0"/>
-            <w:left w:val="single" w:color="auto" w:sz="2" w:space="0"/>
-            <w:bottom w:val="single" w:color="auto" w:sz="2" w:space="0"/>
-            <w:right w:val="single" w:color="auto" w:sz="2" w:space="0"/>
-            <w:insideH w:val="none" w:color="auto" w:sz="0" w:space="0"/>
-            <w:insideV w:val="none" w:color="auto" w:sz="0" w:space="0"/>
-          </w:tblBorders>
-          <w:tblCellMar>
-            <w:top w:w="0" w:type="dxa"/>
-            <w:left w:w="0" w:type="dxa"/>
-            <w:bottom w:w="0" w:type="dxa"/>
-            <w:right w:w="0" w:type="dxa"/>
-          </w:tblCellMar>
-        </w:tblPrEx>
-        <w:tc>
-          <w:tcPr>
-            <w:tcW w:w="0" w:type="auto"/>
-            <w:tcBorders>
-              <w:top w:val="nil"/>
-              <w:left w:val="nil"/>
-              <w:bottom w:val="nil"/>
-              <w:right w:val="single" w:color="auto" w:sz="2" w:space="0"/>
-            </w:tcBorders>
-            <w:shd w:val="clear" w:color="auto" w:fill="auto"/>
-            <w:tcMar>
-              <w:top w:w="120" w:type="dxa"/>
-              <w:left w:w="180" w:type="dxa"/>
-              <w:bottom w:w="120" w:type="dxa"/>
-              <w:right w:w="180" w:type="dxa"/>
-            </w:tcMar>
-            <w:vAlign w:val="center"/>
-          </w:tcPr>
-          <w:p>
-            <w:pPr>
-              <w:rPr>
-                <w:rFonts w:hint="eastAsia" w:ascii="楷体" w:hAnsi="楷体" w:eastAsia="楷体" w:cs="楷体"/>
-                <w:sz w:val="24"/>
-                <w:szCs w:val="24"/>
-              </w:rPr>
-            </w:pPr>
-            <w:r>
-              <w:rPr>
-                <w:rFonts w:hint="eastAsia" w:ascii="楷体" w:hAnsi="楷体" w:eastAsia="楷体" w:cs="楷体"/>
-                <w:sz w:val="24"/>
-                <w:szCs w:val="24"/>
-                <w:lang w:val="en-US" w:eastAsia="zh-CN"/>
-              </w:rPr>
-              <w:t>实时查询数据</w:t>
-            </w:r>
-          </w:p>
-        </w:tc>
-        <w:tc>
-          <w:tcPr>
-            <w:tcW w:w="0" w:type="auto"/>
-            <w:tcBorders>
-              <w:top w:val="nil"/>
-              <w:left w:val="nil"/>
-              <w:bottom w:val="nil"/>
-              <w:right w:val="single" w:color="auto" w:sz="2" w:space="0"/>
-            </w:tcBorders>
-            <w:shd w:val="clear" w:color="auto" w:fill="auto"/>
-            <w:tcMar>
-              <w:top w:w="120" w:type="dxa"/>
-              <w:left w:w="180" w:type="dxa"/>
-              <w:bottom w:w="120" w:type="dxa"/>
-              <w:right w:w="180" w:type="dxa"/>
-            </w:tcMar>
-            <w:vAlign w:val="center"/>
-          </w:tcPr>
-          <w:p>
-            <w:pPr>
-              <w:rPr>
-                <w:rFonts w:hint="eastAsia" w:ascii="楷体" w:hAnsi="楷体" w:eastAsia="楷体" w:cs="楷体"/>
-                <w:sz w:val="24"/>
-                <w:szCs w:val="24"/>
-              </w:rPr>
-            </w:pPr>
-            <w:r>
-              <w:rPr>
-                <w:rFonts w:hint="eastAsia" w:ascii="楷体" w:hAnsi="楷体" w:eastAsia="楷体" w:cs="楷体"/>
-                <w:sz w:val="24"/>
-                <w:szCs w:val="24"/>
-                <w:lang w:val="en-US" w:eastAsia="zh-CN"/>
-              </w:rPr>
-              <w:t>模拟器实时生成模块源码、实时查询接口代码</w:t>
-            </w:r>
-          </w:p>
-        </w:tc>
-        <w:tc>
-          <w:tcPr>
-            <w:tcW w:w="0" w:type="auto"/>
-            <w:tcBorders>
-              <w:top w:val="nil"/>
-              <w:left w:val="nil"/>
-              <w:bottom w:val="nil"/>
-              <w:right w:val="nil"/>
-            </w:tcBorders>
-            <w:shd w:val="clear" w:color="auto" w:fill="auto"/>
-            <w:tcMar>
-              <w:top w:w="120" w:type="dxa"/>
-              <w:left w:w="180" w:type="dxa"/>
-              <w:bottom w:w="120" w:type="dxa"/>
-              <w:right w:w="180" w:type="dxa"/>
-            </w:tcMar>
-            <w:vAlign w:val="center"/>
-          </w:tcPr>
-          <w:p>
-            <w:pPr>
-              <w:rPr>
-                <w:rFonts w:hint="eastAsia" w:ascii="楷体" w:hAnsi="楷体" w:eastAsia="楷体" w:cs="楷体"/>
-                <w:sz w:val="24"/>
-                <w:szCs w:val="24"/>
-              </w:rPr>
-            </w:pPr>
-            <w:r>
-              <w:rPr>
-                <w:rFonts w:hint="eastAsia" w:ascii="楷体" w:hAnsi="楷体" w:eastAsia="楷体" w:cs="楷体"/>
-                <w:sz w:val="24"/>
-                <w:szCs w:val="24"/>
-                <w:lang w:val="en-US" w:eastAsia="zh-CN"/>
-              </w:rPr>
-              <w:t>后端 1、后端 2</w:t>
             </w:r>
           </w:p>
         </w:tc>
@@ -7955,6 +7810,135 @@
                 <w:szCs w:val="24"/>
                 <w:lang w:val="en-US" w:eastAsia="zh-CN"/>
               </w:rPr>
+              <w:t>实时查询数据</w:t>
+            </w:r>
+          </w:p>
+        </w:tc>
+        <w:tc>
+          <w:tcPr>
+            <w:tcW w:w="0" w:type="auto"/>
+            <w:tcBorders>
+              <w:top w:val="nil"/>
+              <w:left w:val="nil"/>
+              <w:bottom w:val="nil"/>
+              <w:right w:val="single" w:color="auto" w:sz="2" w:space="0"/>
+            </w:tcBorders>
+            <w:shd w:val="clear" w:color="auto" w:fill="auto"/>
+            <w:tcMar>
+              <w:top w:w="120" w:type="dxa"/>
+              <w:left w:w="180" w:type="dxa"/>
+              <w:bottom w:w="120" w:type="dxa"/>
+              <w:right w:w="180" w:type="dxa"/>
+            </w:tcMar>
+            <w:vAlign w:val="center"/>
+          </w:tcPr>
+          <w:p>
+            <w:pPr>
+              <w:rPr>
+                <w:rFonts w:hint="eastAsia" w:ascii="楷体" w:hAnsi="楷体" w:eastAsia="楷体" w:cs="楷体"/>
+                <w:sz w:val="24"/>
+                <w:szCs w:val="24"/>
+              </w:rPr>
+            </w:pPr>
+            <w:r>
+              <w:rPr>
+                <w:rFonts w:hint="eastAsia" w:ascii="楷体" w:hAnsi="楷体" w:eastAsia="楷体" w:cs="楷体"/>
+                <w:sz w:val="24"/>
+                <w:szCs w:val="24"/>
+                <w:lang w:val="en-US" w:eastAsia="zh-CN"/>
+              </w:rPr>
+              <w:t>模拟器实时生成模块源码、实时查询接口代码</w:t>
+            </w:r>
+          </w:p>
+        </w:tc>
+        <w:tc>
+          <w:tcPr>
+            <w:tcW w:w="2208" w:type="dxa"/>
+            <w:tcBorders>
+              <w:top w:val="nil"/>
+              <w:left w:val="nil"/>
+              <w:bottom w:val="nil"/>
+              <w:right w:val="nil"/>
+            </w:tcBorders>
+            <w:shd w:val="clear" w:color="auto" w:fill="auto"/>
+            <w:tcMar>
+              <w:top w:w="120" w:type="dxa"/>
+              <w:left w:w="180" w:type="dxa"/>
+              <w:bottom w:w="120" w:type="dxa"/>
+              <w:right w:w="180" w:type="dxa"/>
+            </w:tcMar>
+            <w:vAlign w:val="center"/>
+          </w:tcPr>
+          <w:p>
+            <w:pPr>
+              <w:rPr>
+                <w:rFonts w:hint="eastAsia" w:ascii="楷体" w:hAnsi="楷体" w:eastAsia="楷体" w:cs="楷体"/>
+                <w:sz w:val="24"/>
+                <w:szCs w:val="24"/>
+              </w:rPr>
+            </w:pPr>
+            <w:r>
+              <w:rPr>
+                <w:rFonts w:hint="eastAsia" w:ascii="楷体" w:hAnsi="楷体" w:eastAsia="楷体" w:cs="楷体"/>
+                <w:sz w:val="24"/>
+                <w:szCs w:val="24"/>
+                <w:lang w:val="en-US" w:eastAsia="zh-CN"/>
+              </w:rPr>
+              <w:t>后端 1、后端 2</w:t>
+            </w:r>
+          </w:p>
+        </w:tc>
+      </w:tr>
+      <w:tr>
+        <w:tblPrEx>
+          <w:tblBorders>
+            <w:top w:val="single" w:color="auto" w:sz="2" w:space="0"/>
+            <w:left w:val="single" w:color="auto" w:sz="2" w:space="0"/>
+            <w:bottom w:val="single" w:color="auto" w:sz="2" w:space="0"/>
+            <w:right w:val="single" w:color="auto" w:sz="2" w:space="0"/>
+            <w:insideH w:val="none" w:color="auto" w:sz="0" w:space="0"/>
+            <w:insideV w:val="none" w:color="auto" w:sz="0" w:space="0"/>
+          </w:tblBorders>
+          <w:tblCellMar>
+            <w:top w:w="0" w:type="dxa"/>
+            <w:left w:w="0" w:type="dxa"/>
+            <w:bottom w:w="0" w:type="dxa"/>
+            <w:right w:w="0" w:type="dxa"/>
+          </w:tblCellMar>
+        </w:tblPrEx>
+        <w:tc>
+          <w:tcPr>
+            <w:tcW w:w="0" w:type="auto"/>
+            <w:tcBorders>
+              <w:top w:val="nil"/>
+              <w:left w:val="nil"/>
+              <w:bottom w:val="nil"/>
+              <w:right w:val="single" w:color="auto" w:sz="2" w:space="0"/>
+            </w:tcBorders>
+            <w:shd w:val="clear" w:color="auto" w:fill="auto"/>
+            <w:tcMar>
+              <w:top w:w="120" w:type="dxa"/>
+              <w:left w:w="180" w:type="dxa"/>
+              <w:bottom w:w="120" w:type="dxa"/>
+              <w:right w:w="180" w:type="dxa"/>
+            </w:tcMar>
+            <w:vAlign w:val="center"/>
+          </w:tcPr>
+          <w:p>
+            <w:pPr>
+              <w:rPr>
+                <w:rFonts w:hint="eastAsia" w:ascii="楷体" w:hAnsi="楷体" w:eastAsia="楷体" w:cs="楷体"/>
+                <w:sz w:val="24"/>
+                <w:szCs w:val="24"/>
+              </w:rPr>
+            </w:pPr>
+            <w:r>
+              <w:rPr>
+                <w:rFonts w:hint="eastAsia" w:ascii="楷体" w:hAnsi="楷体" w:eastAsia="楷体" w:cs="楷体"/>
+                <w:sz w:val="24"/>
+                <w:szCs w:val="24"/>
+                <w:lang w:val="en-US" w:eastAsia="zh-CN"/>
+              </w:rPr>
               <w:t>系统性能优化</w:t>
             </w:r>
           </w:p>
@@ -7998,7 +7982,7 @@
         </w:tc>
         <w:tc>
           <w:tcPr>
-            <w:tcW w:w="0" w:type="auto"/>
+            <w:tcW w:w="2208" w:type="dxa"/>
             <w:tcBorders>
               <w:top w:val="nil"/>
               <w:left w:val="nil"/>
@@ -8128,7 +8112,7 @@
         </w:tc>
         <w:tc>
           <w:tcPr>
-            <w:tcW w:w="0" w:type="auto"/>
+            <w:tcW w:w="2208" w:type="dxa"/>
             <w:tcBorders>
               <w:top w:val="nil"/>
               <w:left w:val="nil"/>
@@ -8174,7 +8158,6 @@
             <w:insideH w:val="none" w:color="auto" w:sz="0" w:space="0"/>
             <w:insideV w:val="none" w:color="auto" w:sz="0" w:space="0"/>
           </w:tblBorders>
-          <w:shd w:val="clear" w:color="auto" w:fill="auto"/>
           <w:tblCellMar>
             <w:top w:w="0" w:type="dxa"/>
             <w:left w:w="0" w:type="dxa"/>
@@ -8258,7 +8241,7 @@
         </w:tc>
         <w:tc>
           <w:tcPr>
-            <w:tcW w:w="0" w:type="auto"/>
+            <w:tcW w:w="2208" w:type="dxa"/>
             <w:tcBorders>
               <w:top w:val="nil"/>
               <w:left w:val="nil"/>
@@ -8504,6 +8487,7 @@
             <w:insideH w:val="none" w:color="auto" w:sz="0" w:space="0"/>
             <w:insideV w:val="none" w:color="auto" w:sz="0" w:space="0"/>
           </w:tblBorders>
+          <w:shd w:val="clear" w:color="auto" w:fill="auto"/>
           <w:tblCellMar>
             <w:top w:w="0" w:type="dxa"/>
             <w:left w:w="0" w:type="dxa"/>
@@ -8659,175 +8643,6 @@
                 <w:lang w:val="en-US" w:eastAsia="zh-CN"/>
               </w:rPr>
               <w:t>班级</w:t>
-            </w:r>
-          </w:p>
-        </w:tc>
-      </w:tr>
-      <w:tr>
-        <w:tblPrEx>
-          <w:tblBorders>
-            <w:top w:val="single" w:color="auto" w:sz="2" w:space="0"/>
-            <w:left w:val="single" w:color="auto" w:sz="2" w:space="0"/>
-            <w:bottom w:val="single" w:color="auto" w:sz="2" w:space="0"/>
-            <w:right w:val="single" w:color="auto" w:sz="2" w:space="0"/>
-            <w:insideH w:val="none" w:color="auto" w:sz="0" w:space="0"/>
-            <w:insideV w:val="none" w:color="auto" w:sz="0" w:space="0"/>
-          </w:tblBorders>
-          <w:tblCellMar>
-            <w:top w:w="0" w:type="dxa"/>
-            <w:left w:w="0" w:type="dxa"/>
-            <w:bottom w:w="0" w:type="dxa"/>
-            <w:right w:w="0" w:type="dxa"/>
-          </w:tblCellMar>
-        </w:tblPrEx>
-        <w:tc>
-          <w:tcPr>
-            <w:tcW w:w="0" w:type="auto"/>
-            <w:tcBorders>
-              <w:top w:val="nil"/>
-              <w:left w:val="nil"/>
-              <w:bottom w:val="nil"/>
-              <w:right w:val="single" w:color="auto" w:sz="2" w:space="0"/>
-            </w:tcBorders>
-            <w:shd w:val="clear" w:color="auto" w:fill="auto"/>
-            <w:tcMar>
-              <w:top w:w="120" w:type="dxa"/>
-              <w:left w:w="180" w:type="dxa"/>
-              <w:bottom w:w="120" w:type="dxa"/>
-              <w:right w:w="180" w:type="dxa"/>
-            </w:tcMar>
-            <w:vAlign w:val="center"/>
-          </w:tcPr>
-          <w:p>
-            <w:pPr>
-              <w:rPr>
-                <w:rFonts w:hint="eastAsia" w:ascii="楷体" w:hAnsi="楷体" w:eastAsia="楷体" w:cs="楷体"/>
-                <w:sz w:val="24"/>
-                <w:szCs w:val="24"/>
-              </w:rPr>
-            </w:pPr>
-            <w:r>
-              <w:rPr>
-                <w:rFonts w:hint="eastAsia" w:ascii="楷体" w:hAnsi="楷体" w:eastAsia="楷体" w:cs="楷体"/>
-                <w:sz w:val="24"/>
-                <w:szCs w:val="24"/>
-                <w:lang w:val="en-US" w:eastAsia="zh-CN"/>
-              </w:rPr>
-              <w:t>1</w:t>
-            </w:r>
-          </w:p>
-        </w:tc>
-        <w:tc>
-          <w:tcPr>
-            <w:tcW w:w="0" w:type="auto"/>
-            <w:tcBorders>
-              <w:top w:val="nil"/>
-              <w:left w:val="nil"/>
-              <w:bottom w:val="nil"/>
-              <w:right w:val="single" w:color="auto" w:sz="2" w:space="0"/>
-            </w:tcBorders>
-            <w:shd w:val="clear" w:color="auto" w:fill="auto"/>
-            <w:tcMar>
-              <w:top w:w="120" w:type="dxa"/>
-              <w:left w:w="180" w:type="dxa"/>
-              <w:bottom w:w="120" w:type="dxa"/>
-              <w:right w:w="180" w:type="dxa"/>
-            </w:tcMar>
-            <w:vAlign w:val="center"/>
-          </w:tcPr>
-          <w:p>
-            <w:pPr>
-              <w:rPr>
-                <w:rFonts w:hint="eastAsia" w:ascii="楷体" w:hAnsi="楷体" w:eastAsia="楷体" w:cs="楷体"/>
-                <w:sz w:val="24"/>
-                <w:szCs w:val="24"/>
-                <w:lang w:val="en-US"/>
-              </w:rPr>
-            </w:pPr>
-            <w:r>
-              <w:rPr>
-                <w:rFonts w:hint="eastAsia" w:ascii="楷体" w:hAnsi="楷体" w:eastAsia="楷体" w:cs="楷体"/>
-                <w:sz w:val="24"/>
-                <w:szCs w:val="24"/>
-                <w:lang w:val="en-US" w:eastAsia="zh-CN"/>
-              </w:rPr>
-              <w:t>曹峻茂</w:t>
-            </w:r>
-          </w:p>
-        </w:tc>
-        <w:tc>
-          <w:tcPr>
-            <w:tcW w:w="0" w:type="auto"/>
-            <w:tcBorders>
-              <w:top w:val="nil"/>
-              <w:left w:val="nil"/>
-              <w:bottom w:val="nil"/>
-              <w:right w:val="single" w:color="auto" w:sz="2" w:space="0"/>
-            </w:tcBorders>
-            <w:shd w:val="clear" w:color="auto" w:fill="auto"/>
-            <w:tcMar>
-              <w:top w:w="120" w:type="dxa"/>
-              <w:left w:w="180" w:type="dxa"/>
-              <w:bottom w:w="120" w:type="dxa"/>
-              <w:right w:w="180" w:type="dxa"/>
-            </w:tcMar>
-            <w:vAlign w:val="center"/>
-          </w:tcPr>
-          <w:p>
-            <w:pPr>
-              <w:rPr>
-                <w:rFonts w:hint="eastAsia" w:ascii="楷体" w:hAnsi="楷体" w:eastAsia="楷体" w:cs="楷体"/>
-                <w:sz w:val="24"/>
-                <w:szCs w:val="24"/>
-                <w:lang w:val="en-US"/>
-              </w:rPr>
-            </w:pPr>
-            <w:r>
-              <w:rPr>
-                <w:rFonts w:hint="eastAsia" w:ascii="楷体" w:hAnsi="楷体" w:eastAsia="楷体" w:cs="楷体"/>
-                <w:sz w:val="24"/>
-                <w:szCs w:val="24"/>
-                <w:lang w:val="en-US" w:eastAsia="zh-CN"/>
-              </w:rPr>
-              <w:t>202326010126</w:t>
-            </w:r>
-          </w:p>
-        </w:tc>
-        <w:tc>
-          <w:tcPr>
-            <w:tcW w:w="0" w:type="auto"/>
-            <w:tcBorders>
-              <w:top w:val="nil"/>
-              <w:left w:val="nil"/>
-              <w:bottom w:val="nil"/>
-              <w:right w:val="nil"/>
-            </w:tcBorders>
-            <w:shd w:val="clear" w:color="auto" w:fill="auto"/>
-            <w:tcMar>
-              <w:top w:w="120" w:type="dxa"/>
-              <w:left w:w="180" w:type="dxa"/>
-              <w:bottom w:w="120" w:type="dxa"/>
-              <w:right w:w="180" w:type="dxa"/>
-            </w:tcMar>
-            <w:vAlign w:val="center"/>
-          </w:tcPr>
-          <w:p>
-            <w:pPr>
-              <w:rPr>
-                <w:rFonts w:hint="eastAsia" w:ascii="楷体" w:hAnsi="楷体" w:eastAsia="楷体" w:cs="楷体"/>
-                <w:sz w:val="24"/>
-                <w:szCs w:val="24"/>
-                <w:lang w:val="en-US"/>
-              </w:rPr>
-            </w:pPr>
-            <w:r>
-              <w:rPr>
-                <w:rFonts w:hint="eastAsia" w:ascii="楷体" w:hAnsi="楷体" w:eastAsia="楷体" w:cs="楷体"/>
-                <w:sz w:val="24"/>
-                <w:szCs w:val="24"/>
-                <w:lang w:val="en-US" w:eastAsia="zh-CN"/>
-              </w:rPr>
-              <w:t>软件2301</w:t>
             </w:r>
           </w:p>
         </w:tc>
@@ -8883,7 +8698,7 @@
                 <w:szCs w:val="24"/>
                 <w:lang w:val="en-US" w:eastAsia="zh-CN"/>
               </w:rPr>
-              <w:t>2</w:t>
+              <w:t>1</w:t>
             </w:r>
           </w:p>
         </w:tc>
@@ -8921,7 +8736,7 @@
                 <w:szCs w:val="24"/>
                 <w:lang w:val="en-US" w:eastAsia="zh-CN"/>
               </w:rPr>
-              <w:t>王磊</w:t>
+              <w:t>曹峻茂</w:t>
             </w:r>
           </w:p>
         </w:tc>
@@ -8949,17 +8764,17 @@
                 <w:rFonts w:hint="eastAsia" w:ascii="楷体" w:hAnsi="楷体" w:eastAsia="楷体" w:cs="楷体"/>
                 <w:sz w:val="24"/>
                 <w:szCs w:val="24"/>
-                <w:lang w:val="en-US" w:eastAsia="zh-CN"/>
-              </w:rPr>
-            </w:pPr>
-            <w:r>
-              <w:rPr>
-                <w:rFonts w:hint="eastAsia" w:ascii="楷体" w:hAnsi="楷体" w:eastAsia="楷体" w:cs="楷体"/>
-                <w:sz w:val="24"/>
-                <w:szCs w:val="24"/>
-                <w:lang w:val="en-US" w:eastAsia="zh-CN"/>
-              </w:rPr>
-              <w:t>202326010106</w:t>
+                <w:lang w:val="en-US"/>
+              </w:rPr>
+            </w:pPr>
+            <w:r>
+              <w:rPr>
+                <w:rFonts w:hint="eastAsia" w:ascii="楷体" w:hAnsi="楷体" w:eastAsia="楷体" w:cs="楷体"/>
+                <w:sz w:val="24"/>
+                <w:szCs w:val="24"/>
+                <w:lang w:val="en-US" w:eastAsia="zh-CN"/>
+              </w:rPr>
+              <w:t>202326010126</w:t>
             </w:r>
           </w:p>
         </w:tc>
@@ -8987,6 +8802,7 @@
                 <w:rFonts w:hint="eastAsia" w:ascii="楷体" w:hAnsi="楷体" w:eastAsia="楷体" w:cs="楷体"/>
                 <w:sz w:val="24"/>
                 <w:szCs w:val="24"/>
+                <w:lang w:val="en-US"/>
               </w:rPr>
             </w:pPr>
             <w:r>
@@ -9051,7 +8867,7 @@
                 <w:szCs w:val="24"/>
                 <w:lang w:val="en-US" w:eastAsia="zh-CN"/>
               </w:rPr>
-              <w:t>3</w:t>
+              <w:t>2</w:t>
             </w:r>
           </w:p>
         </w:tc>
@@ -9089,7 +8905,7 @@
                 <w:szCs w:val="24"/>
                 <w:lang w:val="en-US" w:eastAsia="zh-CN"/>
               </w:rPr>
-              <w:t>周竞由</w:t>
+              <w:t>王磊</w:t>
             </w:r>
           </w:p>
         </w:tc>
@@ -9127,7 +8943,7 @@
                 <w:szCs w:val="24"/>
                 <w:lang w:val="en-US" w:eastAsia="zh-CN"/>
               </w:rPr>
-              <w:t>202326010122</w:t>
+              <w:t>202326010106</w:t>
             </w:r>
           </w:p>
         </w:tc>
@@ -9220,7 +9036,7 @@
                 <w:szCs w:val="24"/>
                 <w:lang w:val="en-US" w:eastAsia="zh-CN"/>
               </w:rPr>
-              <w:t>4</w:t>
+              <w:t>3</w:t>
             </w:r>
           </w:p>
         </w:tc>
@@ -9248,17 +9064,17 @@
                 <w:rFonts w:hint="eastAsia" w:ascii="楷体" w:hAnsi="楷体" w:eastAsia="楷体" w:cs="楷体"/>
                 <w:sz w:val="24"/>
                 <w:szCs w:val="24"/>
-                <w:lang w:val="en-US" w:eastAsia="zh-CN"/>
-              </w:rPr>
-            </w:pPr>
-            <w:r>
-              <w:rPr>
-                <w:rFonts w:hint="eastAsia" w:ascii="楷体" w:hAnsi="楷体" w:eastAsia="楷体" w:cs="楷体"/>
-                <w:sz w:val="24"/>
-                <w:szCs w:val="24"/>
-                <w:lang w:val="en-US" w:eastAsia="zh-CN"/>
-              </w:rPr>
-              <w:t>罗月航</w:t>
+                <w:lang w:val="en-US"/>
+              </w:rPr>
+            </w:pPr>
+            <w:r>
+              <w:rPr>
+                <w:rFonts w:hint="eastAsia" w:ascii="楷体" w:hAnsi="楷体" w:eastAsia="楷体" w:cs="楷体"/>
+                <w:sz w:val="24"/>
+                <w:szCs w:val="24"/>
+                <w:lang w:val="en-US" w:eastAsia="zh-CN"/>
+              </w:rPr>
+              <w:t>周竞由</w:t>
             </w:r>
           </w:p>
         </w:tc>
@@ -9296,7 +9112,7 @@
                 <w:szCs w:val="24"/>
                 <w:lang w:val="en-US" w:eastAsia="zh-CN"/>
               </w:rPr>
-              <w:t>202326010125</w:t>
+              <w:t>202326010122</w:t>
             </w:r>
           </w:p>
         </w:tc>
@@ -9349,6 +9165,174 @@
             <w:insideV w:val="none" w:color="auto" w:sz="0" w:space="0"/>
           </w:tblBorders>
           <w:shd w:val="clear" w:color="auto" w:fill="auto"/>
+          <w:tblCellMar>
+            <w:top w:w="0" w:type="dxa"/>
+            <w:left w:w="0" w:type="dxa"/>
+            <w:bottom w:w="0" w:type="dxa"/>
+            <w:right w:w="0" w:type="dxa"/>
+          </w:tblCellMar>
+        </w:tblPrEx>
+        <w:tc>
+          <w:tcPr>
+            <w:tcW w:w="0" w:type="auto"/>
+            <w:tcBorders>
+              <w:top w:val="nil"/>
+              <w:left w:val="nil"/>
+              <w:bottom w:val="nil"/>
+              <w:right w:val="single" w:color="auto" w:sz="2" w:space="0"/>
+            </w:tcBorders>
+            <w:shd w:val="clear" w:color="auto" w:fill="auto"/>
+            <w:tcMar>
+              <w:top w:w="120" w:type="dxa"/>
+              <w:left w:w="180" w:type="dxa"/>
+              <w:bottom w:w="120" w:type="dxa"/>
+              <w:right w:w="180" w:type="dxa"/>
+            </w:tcMar>
+            <w:vAlign w:val="center"/>
+          </w:tcPr>
+          <w:p>
+            <w:pPr>
+              <w:rPr>
+                <w:rFonts w:hint="eastAsia" w:ascii="楷体" w:hAnsi="楷体" w:eastAsia="楷体" w:cs="楷体"/>
+                <w:sz w:val="24"/>
+                <w:szCs w:val="24"/>
+              </w:rPr>
+            </w:pPr>
+            <w:r>
+              <w:rPr>
+                <w:rFonts w:hint="eastAsia" w:ascii="楷体" w:hAnsi="楷体" w:eastAsia="楷体" w:cs="楷体"/>
+                <w:sz w:val="24"/>
+                <w:szCs w:val="24"/>
+                <w:lang w:val="en-US" w:eastAsia="zh-CN"/>
+              </w:rPr>
+              <w:t>4</w:t>
+            </w:r>
+          </w:p>
+        </w:tc>
+        <w:tc>
+          <w:tcPr>
+            <w:tcW w:w="0" w:type="auto"/>
+            <w:tcBorders>
+              <w:top w:val="nil"/>
+              <w:left w:val="nil"/>
+              <w:bottom w:val="nil"/>
+              <w:right w:val="single" w:color="auto" w:sz="2" w:space="0"/>
+            </w:tcBorders>
+            <w:shd w:val="clear" w:color="auto" w:fill="auto"/>
+            <w:tcMar>
+              <w:top w:w="120" w:type="dxa"/>
+              <w:left w:w="180" w:type="dxa"/>
+              <w:bottom w:w="120" w:type="dxa"/>
+              <w:right w:w="180" w:type="dxa"/>
+            </w:tcMar>
+            <w:vAlign w:val="center"/>
+          </w:tcPr>
+          <w:p>
+            <w:pPr>
+              <w:rPr>
+                <w:rFonts w:hint="eastAsia" w:ascii="楷体" w:hAnsi="楷体" w:eastAsia="楷体" w:cs="楷体"/>
+                <w:sz w:val="24"/>
+                <w:szCs w:val="24"/>
+                <w:lang w:val="en-US" w:eastAsia="zh-CN"/>
+              </w:rPr>
+            </w:pPr>
+            <w:r>
+              <w:rPr>
+                <w:rFonts w:hint="eastAsia" w:ascii="楷体" w:hAnsi="楷体" w:eastAsia="楷体" w:cs="楷体"/>
+                <w:sz w:val="24"/>
+                <w:szCs w:val="24"/>
+                <w:lang w:val="en-US" w:eastAsia="zh-CN"/>
+              </w:rPr>
+              <w:t>罗月航</w:t>
+            </w:r>
+          </w:p>
+        </w:tc>
+        <w:tc>
+          <w:tcPr>
+            <w:tcW w:w="0" w:type="auto"/>
+            <w:tcBorders>
+              <w:top w:val="nil"/>
+              <w:left w:val="nil"/>
+              <w:bottom w:val="nil"/>
+              <w:right w:val="single" w:color="auto" w:sz="2" w:space="0"/>
+            </w:tcBorders>
+            <w:shd w:val="clear" w:color="auto" w:fill="auto"/>
+            <w:tcMar>
+              <w:top w:w="120" w:type="dxa"/>
+              <w:left w:w="180" w:type="dxa"/>
+              <w:bottom w:w="120" w:type="dxa"/>
+              <w:right w:w="180" w:type="dxa"/>
+            </w:tcMar>
+            <w:vAlign w:val="center"/>
+          </w:tcPr>
+          <w:p>
+            <w:pPr>
+              <w:rPr>
+                <w:rFonts w:hint="eastAsia" w:ascii="楷体" w:hAnsi="楷体" w:eastAsia="楷体" w:cs="楷体"/>
+                <w:sz w:val="24"/>
+                <w:szCs w:val="24"/>
+                <w:lang w:val="en-US" w:eastAsia="zh-CN"/>
+              </w:rPr>
+            </w:pPr>
+            <w:r>
+              <w:rPr>
+                <w:rFonts w:hint="eastAsia" w:ascii="楷体" w:hAnsi="楷体" w:eastAsia="楷体" w:cs="楷体"/>
+                <w:sz w:val="24"/>
+                <w:szCs w:val="24"/>
+                <w:lang w:val="en-US" w:eastAsia="zh-CN"/>
+              </w:rPr>
+              <w:t>202326010125</w:t>
+            </w:r>
+          </w:p>
+        </w:tc>
+        <w:tc>
+          <w:tcPr>
+            <w:tcW w:w="0" w:type="auto"/>
+            <w:tcBorders>
+              <w:top w:val="nil"/>
+              <w:left w:val="nil"/>
+              <w:bottom w:val="nil"/>
+              <w:right w:val="nil"/>
+            </w:tcBorders>
+            <w:shd w:val="clear" w:color="auto" w:fill="auto"/>
+            <w:tcMar>
+              <w:top w:w="120" w:type="dxa"/>
+              <w:left w:w="180" w:type="dxa"/>
+              <w:bottom w:w="120" w:type="dxa"/>
+              <w:right w:w="180" w:type="dxa"/>
+            </w:tcMar>
+            <w:vAlign w:val="center"/>
+          </w:tcPr>
+          <w:p>
+            <w:pPr>
+              <w:rPr>
+                <w:rFonts w:hint="eastAsia" w:ascii="楷体" w:hAnsi="楷体" w:eastAsia="楷体" w:cs="楷体"/>
+                <w:sz w:val="24"/>
+                <w:szCs w:val="24"/>
+              </w:rPr>
+            </w:pPr>
+            <w:r>
+              <w:rPr>
+                <w:rFonts w:hint="eastAsia" w:ascii="楷体" w:hAnsi="楷体" w:eastAsia="楷体" w:cs="楷体"/>
+                <w:sz w:val="24"/>
+                <w:szCs w:val="24"/>
+                <w:lang w:val="en-US" w:eastAsia="zh-CN"/>
+              </w:rPr>
+              <w:t>软件2301</w:t>
+            </w:r>
+          </w:p>
+        </w:tc>
+      </w:tr>
+      <w:tr>
+        <w:tblPrEx>
+          <w:tblBorders>
+            <w:top w:val="single" w:color="auto" w:sz="2" w:space="0"/>
+            <w:left w:val="single" w:color="auto" w:sz="2" w:space="0"/>
+            <w:bottom w:val="single" w:color="auto" w:sz="2" w:space="0"/>
+            <w:right w:val="single" w:color="auto" w:sz="2" w:space="0"/>
+            <w:insideH w:val="none" w:color="auto" w:sz="0" w:space="0"/>
+            <w:insideV w:val="none" w:color="auto" w:sz="0" w:space="0"/>
+          </w:tblBorders>
           <w:tblCellMar>
             <w:top w:w="0" w:type="dxa"/>
             <w:left w:w="0" w:type="dxa"/>

--- a/doc/project/03-计划文档/迭代开发计划第二稿 .docx
+++ b/doc/project/03-计划文档/迭代开发计划第二稿 .docx
@@ -1797,7 +1797,6 @@
             <w:insideH w:val="none" w:color="auto" w:sz="0" w:space="0"/>
             <w:insideV w:val="none" w:color="auto" w:sz="0" w:space="0"/>
           </w:tblBorders>
-          <w:shd w:val="clear" w:color="auto" w:fill="auto"/>
           <w:tblCellMar>
             <w:top w:w="0" w:type="dxa"/>
             <w:left w:w="0" w:type="dxa"/>
@@ -1890,7 +1889,6 @@
             <w:insideH w:val="none" w:color="auto" w:sz="0" w:space="0"/>
             <w:insideV w:val="none" w:color="auto" w:sz="0" w:space="0"/>
           </w:tblBorders>
-          <w:shd w:val="clear" w:color="auto" w:fill="auto"/>
           <w:tblCellMar>
             <w:top w:w="0" w:type="dxa"/>
             <w:left w:w="0" w:type="dxa"/>
@@ -1983,7 +1981,6 @@
             <w:insideH w:val="none" w:color="auto" w:sz="0" w:space="0"/>
             <w:insideV w:val="none" w:color="auto" w:sz="0" w:space="0"/>
           </w:tblBorders>
-          <w:shd w:val="clear" w:color="auto" w:fill="auto"/>
           <w:tblCellMar>
             <w:top w:w="0" w:type="dxa"/>
             <w:left w:w="0" w:type="dxa"/>
@@ -2076,7 +2073,6 @@
             <w:insideH w:val="none" w:color="auto" w:sz="0" w:space="0"/>
             <w:insideV w:val="none" w:color="auto" w:sz="0" w:space="0"/>
           </w:tblBorders>
-          <w:shd w:val="clear" w:color="auto" w:fill="auto"/>
           <w:tblCellMar>
             <w:top w:w="0" w:type="dxa"/>
             <w:left w:w="0" w:type="dxa"/>
@@ -2169,7 +2165,6 @@
             <w:insideH w:val="none" w:color="auto" w:sz="0" w:space="0"/>
             <w:insideV w:val="none" w:color="auto" w:sz="0" w:space="0"/>
           </w:tblBorders>
-          <w:shd w:val="clear" w:color="auto" w:fill="auto"/>
           <w:tblCellMar>
             <w:top w:w="0" w:type="dxa"/>
             <w:left w:w="0" w:type="dxa"/>
@@ -2694,6 +2689,7 @@
             <w:insideH w:val="none" w:color="auto" w:sz="0" w:space="0"/>
             <w:insideV w:val="none" w:color="auto" w:sz="0" w:space="0"/>
           </w:tblBorders>
+          <w:shd w:val="clear" w:color="auto" w:fill="auto"/>
           <w:tblCellMar>
             <w:top w:w="0" w:type="dxa"/>
             <w:left w:w="0" w:type="dxa"/>
@@ -2735,190 +2731,6 @@
                 <w:lang w:val="en-US" w:eastAsia="zh-CN"/>
               </w:rPr>
               <w:t>用户登录（多角色）</w:t>
-            </w:r>
-          </w:p>
-        </w:tc>
-        <w:tc>
-          <w:tcPr>
-            <w:tcW w:w="0" w:type="auto"/>
-            <w:tcBorders>
-              <w:top w:val="nil"/>
-              <w:left w:val="nil"/>
-              <w:bottom w:val="nil"/>
-              <w:right w:val="nil"/>
-            </w:tcBorders>
-            <w:shd w:val="clear" w:color="auto" w:fill="auto"/>
-            <w:tcMar>
-              <w:top w:w="120" w:type="dxa"/>
-              <w:left w:w="180" w:type="dxa"/>
-              <w:bottom w:w="120" w:type="dxa"/>
-              <w:right w:w="180" w:type="dxa"/>
-            </w:tcMar>
-            <w:vAlign w:val="center"/>
-          </w:tcPr>
-          <w:p>
-            <w:pPr>
-              <w:rPr>
-                <w:rFonts w:hint="eastAsia" w:ascii="楷体" w:hAnsi="楷体" w:eastAsia="楷体" w:cs="楷体"/>
-                <w:sz w:val="24"/>
-                <w:szCs w:val="24"/>
-              </w:rPr>
-            </w:pPr>
-            <w:r>
-              <w:rPr>
-                <w:rFonts w:hint="eastAsia" w:ascii="楷体" w:hAnsi="楷体" w:eastAsia="楷体" w:cs="楷体"/>
-                <w:sz w:val="24"/>
-                <w:szCs w:val="24"/>
-                <w:lang w:val="en-US" w:eastAsia="zh-CN"/>
-              </w:rPr>
-              <w:t>高</w:t>
-            </w:r>
-          </w:p>
-        </w:tc>
-      </w:tr>
-      <w:tr>
-        <w:tblPrEx>
-          <w:tblBorders>
-            <w:top w:val="single" w:color="auto" w:sz="2" w:space="0"/>
-            <w:left w:val="single" w:color="auto" w:sz="2" w:space="0"/>
-            <w:bottom w:val="single" w:color="auto" w:sz="2" w:space="0"/>
-            <w:right w:val="single" w:color="auto" w:sz="2" w:space="0"/>
-            <w:insideH w:val="none" w:color="auto" w:sz="0" w:space="0"/>
-            <w:insideV w:val="none" w:color="auto" w:sz="0" w:space="0"/>
-          </w:tblBorders>
-          <w:tblCellMar>
-            <w:top w:w="0" w:type="dxa"/>
-            <w:left w:w="0" w:type="dxa"/>
-            <w:bottom w:w="0" w:type="dxa"/>
-            <w:right w:w="0" w:type="dxa"/>
-          </w:tblCellMar>
-        </w:tblPrEx>
-        <w:tc>
-          <w:tcPr>
-            <w:tcW w:w="0" w:type="auto"/>
-            <w:tcBorders>
-              <w:top w:val="nil"/>
-              <w:left w:val="nil"/>
-              <w:bottom w:val="nil"/>
-              <w:right w:val="single" w:color="auto" w:sz="2" w:space="0"/>
-            </w:tcBorders>
-            <w:shd w:val="clear" w:color="auto" w:fill="auto"/>
-            <w:tcMar>
-              <w:top w:w="120" w:type="dxa"/>
-              <w:left w:w="180" w:type="dxa"/>
-              <w:bottom w:w="120" w:type="dxa"/>
-              <w:right w:w="180" w:type="dxa"/>
-            </w:tcMar>
-            <w:vAlign w:val="center"/>
-          </w:tcPr>
-          <w:p>
-            <w:pPr>
-              <w:rPr>
-                <w:rFonts w:hint="eastAsia" w:ascii="楷体" w:hAnsi="楷体" w:eastAsia="楷体" w:cs="楷体"/>
-                <w:sz w:val="24"/>
-                <w:szCs w:val="24"/>
-              </w:rPr>
-            </w:pPr>
-            <w:r>
-              <w:rPr>
-                <w:rFonts w:hint="eastAsia" w:ascii="楷体" w:hAnsi="楷体" w:eastAsia="楷体" w:cs="楷体"/>
-                <w:sz w:val="24"/>
-                <w:szCs w:val="24"/>
-                <w:lang w:val="en-US" w:eastAsia="zh-CN"/>
-              </w:rPr>
-              <w:t>数据模拟器（定时生成数据）</w:t>
-            </w:r>
-          </w:p>
-        </w:tc>
-        <w:tc>
-          <w:tcPr>
-            <w:tcW w:w="0" w:type="auto"/>
-            <w:tcBorders>
-              <w:top w:val="nil"/>
-              <w:left w:val="nil"/>
-              <w:bottom w:val="nil"/>
-              <w:right w:val="nil"/>
-            </w:tcBorders>
-            <w:shd w:val="clear" w:color="auto" w:fill="auto"/>
-            <w:tcMar>
-              <w:top w:w="120" w:type="dxa"/>
-              <w:left w:w="180" w:type="dxa"/>
-              <w:bottom w:w="120" w:type="dxa"/>
-              <w:right w:w="180" w:type="dxa"/>
-            </w:tcMar>
-            <w:vAlign w:val="center"/>
-          </w:tcPr>
-          <w:p>
-            <w:pPr>
-              <w:rPr>
-                <w:rFonts w:hint="eastAsia" w:ascii="楷体" w:hAnsi="楷体" w:eastAsia="楷体" w:cs="楷体"/>
-                <w:sz w:val="24"/>
-                <w:szCs w:val="24"/>
-              </w:rPr>
-            </w:pPr>
-            <w:r>
-              <w:rPr>
-                <w:rFonts w:hint="eastAsia" w:ascii="楷体" w:hAnsi="楷体" w:eastAsia="楷体" w:cs="楷体"/>
-                <w:sz w:val="24"/>
-                <w:szCs w:val="24"/>
-                <w:lang w:val="en-US" w:eastAsia="zh-CN"/>
-              </w:rPr>
-              <w:t>高</w:t>
-            </w:r>
-          </w:p>
-        </w:tc>
-      </w:tr>
-      <w:tr>
-        <w:tblPrEx>
-          <w:tblBorders>
-            <w:top w:val="single" w:color="auto" w:sz="2" w:space="0"/>
-            <w:left w:val="single" w:color="auto" w:sz="2" w:space="0"/>
-            <w:bottom w:val="single" w:color="auto" w:sz="2" w:space="0"/>
-            <w:right w:val="single" w:color="auto" w:sz="2" w:space="0"/>
-            <w:insideH w:val="none" w:color="auto" w:sz="0" w:space="0"/>
-            <w:insideV w:val="none" w:color="auto" w:sz="0" w:space="0"/>
-          </w:tblBorders>
-          <w:tblCellMar>
-            <w:top w:w="0" w:type="dxa"/>
-            <w:left w:w="0" w:type="dxa"/>
-            <w:bottom w:w="0" w:type="dxa"/>
-            <w:right w:w="0" w:type="dxa"/>
-          </w:tblCellMar>
-        </w:tblPrEx>
-        <w:tc>
-          <w:tcPr>
-            <w:tcW w:w="0" w:type="auto"/>
-            <w:tcBorders>
-              <w:top w:val="nil"/>
-              <w:left w:val="nil"/>
-              <w:bottom w:val="nil"/>
-              <w:right w:val="single" w:color="auto" w:sz="2" w:space="0"/>
-            </w:tcBorders>
-            <w:shd w:val="clear" w:color="auto" w:fill="auto"/>
-            <w:tcMar>
-              <w:top w:w="120" w:type="dxa"/>
-              <w:left w:w="180" w:type="dxa"/>
-              <w:bottom w:w="120" w:type="dxa"/>
-              <w:right w:w="180" w:type="dxa"/>
-            </w:tcMar>
-            <w:vAlign w:val="center"/>
-          </w:tcPr>
-          <w:p>
-            <w:pPr>
-              <w:rPr>
-                <w:rFonts w:hint="eastAsia" w:ascii="楷体" w:hAnsi="楷体" w:eastAsia="楷体" w:cs="楷体"/>
-                <w:sz w:val="24"/>
-                <w:szCs w:val="24"/>
-              </w:rPr>
-            </w:pPr>
-            <w:r>
-              <w:rPr>
-                <w:rFonts w:hint="eastAsia" w:ascii="楷体" w:hAnsi="楷体" w:eastAsia="楷体" w:cs="楷体"/>
-                <w:sz w:val="24"/>
-                <w:szCs w:val="24"/>
-                <w:lang w:val="en-US" w:eastAsia="zh-CN"/>
-              </w:rPr>
-              <w:t>管理员 - 设备监控</w:t>
             </w:r>
           </w:p>
         </w:tc>
@@ -3011,7 +2823,7 @@
                 <w:szCs w:val="24"/>
                 <w:lang w:val="en-US" w:eastAsia="zh-CN"/>
               </w:rPr>
-              <w:t>管理员 - 人员 / 用户管理</w:t>
+              <w:t>数据模拟器（定时生成数据）</w:t>
             </w:r>
           </w:p>
         </w:tc>
@@ -3049,558 +2861,6 @@
                 <w:lang w:val="en-US" w:eastAsia="zh-CN"/>
               </w:rPr>
               <w:t>高</w:t>
-            </w:r>
-          </w:p>
-        </w:tc>
-      </w:tr>
-      <w:tr>
-        <w:tblPrEx>
-          <w:tblBorders>
-            <w:top w:val="single" w:color="auto" w:sz="2" w:space="0"/>
-            <w:left w:val="single" w:color="auto" w:sz="2" w:space="0"/>
-            <w:bottom w:val="single" w:color="auto" w:sz="2" w:space="0"/>
-            <w:right w:val="single" w:color="auto" w:sz="2" w:space="0"/>
-            <w:insideH w:val="none" w:color="auto" w:sz="0" w:space="0"/>
-            <w:insideV w:val="none" w:color="auto" w:sz="0" w:space="0"/>
-          </w:tblBorders>
-          <w:tblCellMar>
-            <w:top w:w="0" w:type="dxa"/>
-            <w:left w:w="0" w:type="dxa"/>
-            <w:bottom w:w="0" w:type="dxa"/>
-            <w:right w:w="0" w:type="dxa"/>
-          </w:tblCellMar>
-        </w:tblPrEx>
-        <w:tc>
-          <w:tcPr>
-            <w:tcW w:w="0" w:type="auto"/>
-            <w:tcBorders>
-              <w:top w:val="nil"/>
-              <w:left w:val="nil"/>
-              <w:bottom w:val="nil"/>
-              <w:right w:val="single" w:color="auto" w:sz="2" w:space="0"/>
-            </w:tcBorders>
-            <w:shd w:val="clear" w:color="auto" w:fill="auto"/>
-            <w:tcMar>
-              <w:top w:w="120" w:type="dxa"/>
-              <w:left w:w="180" w:type="dxa"/>
-              <w:bottom w:w="120" w:type="dxa"/>
-              <w:right w:w="180" w:type="dxa"/>
-            </w:tcMar>
-            <w:vAlign w:val="center"/>
-          </w:tcPr>
-          <w:p>
-            <w:pPr>
-              <w:rPr>
-                <w:rFonts w:hint="eastAsia" w:ascii="楷体" w:hAnsi="楷体" w:eastAsia="楷体" w:cs="楷体"/>
-                <w:sz w:val="24"/>
-                <w:szCs w:val="24"/>
-              </w:rPr>
-            </w:pPr>
-            <w:r>
-              <w:rPr>
-                <w:rFonts w:hint="eastAsia" w:ascii="楷体" w:hAnsi="楷体" w:eastAsia="楷体" w:cs="楷体"/>
-                <w:sz w:val="24"/>
-                <w:szCs w:val="24"/>
-                <w:lang w:val="en-US" w:eastAsia="zh-CN"/>
-              </w:rPr>
-              <w:t>管理员 - 告警查看</w:t>
-            </w:r>
-          </w:p>
-        </w:tc>
-        <w:tc>
-          <w:tcPr>
-            <w:tcW w:w="0" w:type="auto"/>
-            <w:tcBorders>
-              <w:top w:val="nil"/>
-              <w:left w:val="nil"/>
-              <w:bottom w:val="nil"/>
-              <w:right w:val="nil"/>
-            </w:tcBorders>
-            <w:shd w:val="clear" w:color="auto" w:fill="auto"/>
-            <w:tcMar>
-              <w:top w:w="120" w:type="dxa"/>
-              <w:left w:w="180" w:type="dxa"/>
-              <w:bottom w:w="120" w:type="dxa"/>
-              <w:right w:w="180" w:type="dxa"/>
-            </w:tcMar>
-            <w:vAlign w:val="center"/>
-          </w:tcPr>
-          <w:p>
-            <w:pPr>
-              <w:rPr>
-                <w:rFonts w:hint="eastAsia" w:ascii="楷体" w:hAnsi="楷体" w:eastAsia="楷体" w:cs="楷体"/>
-                <w:sz w:val="24"/>
-                <w:szCs w:val="24"/>
-              </w:rPr>
-            </w:pPr>
-            <w:r>
-              <w:rPr>
-                <w:rFonts w:hint="eastAsia" w:ascii="楷体" w:hAnsi="楷体" w:eastAsia="楷体" w:cs="楷体"/>
-                <w:sz w:val="24"/>
-                <w:szCs w:val="24"/>
-                <w:lang w:val="en-US" w:eastAsia="zh-CN"/>
-              </w:rPr>
-              <w:t>高</w:t>
-            </w:r>
-          </w:p>
-        </w:tc>
-      </w:tr>
-      <w:tr>
-        <w:tblPrEx>
-          <w:tblBorders>
-            <w:top w:val="single" w:color="auto" w:sz="2" w:space="0"/>
-            <w:left w:val="single" w:color="auto" w:sz="2" w:space="0"/>
-            <w:bottom w:val="single" w:color="auto" w:sz="2" w:space="0"/>
-            <w:right w:val="single" w:color="auto" w:sz="2" w:space="0"/>
-            <w:insideH w:val="none" w:color="auto" w:sz="0" w:space="0"/>
-            <w:insideV w:val="none" w:color="auto" w:sz="0" w:space="0"/>
-          </w:tblBorders>
-          <w:tblCellMar>
-            <w:top w:w="0" w:type="dxa"/>
-            <w:left w:w="0" w:type="dxa"/>
-            <w:bottom w:w="0" w:type="dxa"/>
-            <w:right w:w="0" w:type="dxa"/>
-          </w:tblCellMar>
-        </w:tblPrEx>
-        <w:tc>
-          <w:tcPr>
-            <w:tcW w:w="0" w:type="auto"/>
-            <w:tcBorders>
-              <w:top w:val="nil"/>
-              <w:left w:val="nil"/>
-              <w:bottom w:val="nil"/>
-              <w:right w:val="single" w:color="auto" w:sz="2" w:space="0"/>
-            </w:tcBorders>
-            <w:shd w:val="clear" w:color="auto" w:fill="auto"/>
-            <w:tcMar>
-              <w:top w:w="120" w:type="dxa"/>
-              <w:left w:w="180" w:type="dxa"/>
-              <w:bottom w:w="120" w:type="dxa"/>
-              <w:right w:w="180" w:type="dxa"/>
-            </w:tcMar>
-            <w:vAlign w:val="center"/>
-          </w:tcPr>
-          <w:p>
-            <w:pPr>
-              <w:rPr>
-                <w:rFonts w:hint="eastAsia" w:ascii="楷体" w:hAnsi="楷体" w:eastAsia="楷体" w:cs="楷体"/>
-                <w:sz w:val="24"/>
-                <w:szCs w:val="24"/>
-              </w:rPr>
-            </w:pPr>
-            <w:r>
-              <w:rPr>
-                <w:rFonts w:hint="eastAsia" w:ascii="楷体" w:hAnsi="楷体" w:eastAsia="楷体" w:cs="楷体"/>
-                <w:sz w:val="24"/>
-                <w:szCs w:val="24"/>
-                <w:lang w:val="en-US" w:eastAsia="zh-CN"/>
-              </w:rPr>
-              <w:t>管理员 - 人工派单</w:t>
-            </w:r>
-          </w:p>
-        </w:tc>
-        <w:tc>
-          <w:tcPr>
-            <w:tcW w:w="0" w:type="auto"/>
-            <w:tcBorders>
-              <w:top w:val="nil"/>
-              <w:left w:val="nil"/>
-              <w:bottom w:val="nil"/>
-              <w:right w:val="nil"/>
-            </w:tcBorders>
-            <w:shd w:val="clear" w:color="auto" w:fill="auto"/>
-            <w:tcMar>
-              <w:top w:w="120" w:type="dxa"/>
-              <w:left w:w="180" w:type="dxa"/>
-              <w:bottom w:w="120" w:type="dxa"/>
-              <w:right w:w="180" w:type="dxa"/>
-            </w:tcMar>
-            <w:vAlign w:val="center"/>
-          </w:tcPr>
-          <w:p>
-            <w:pPr>
-              <w:rPr>
-                <w:rFonts w:hint="eastAsia" w:ascii="楷体" w:hAnsi="楷体" w:eastAsia="楷体" w:cs="楷体"/>
-                <w:sz w:val="24"/>
-                <w:szCs w:val="24"/>
-              </w:rPr>
-            </w:pPr>
-            <w:r>
-              <w:rPr>
-                <w:rFonts w:hint="eastAsia" w:ascii="楷体" w:hAnsi="楷体" w:eastAsia="楷体" w:cs="楷体"/>
-                <w:sz w:val="24"/>
-                <w:szCs w:val="24"/>
-                <w:lang w:val="en-US" w:eastAsia="zh-CN"/>
-              </w:rPr>
-              <w:t>高</w:t>
-            </w:r>
-          </w:p>
-        </w:tc>
-      </w:tr>
-      <w:tr>
-        <w:tblPrEx>
-          <w:tblBorders>
-            <w:top w:val="single" w:color="auto" w:sz="2" w:space="0"/>
-            <w:left w:val="single" w:color="auto" w:sz="2" w:space="0"/>
-            <w:bottom w:val="single" w:color="auto" w:sz="2" w:space="0"/>
-            <w:right w:val="single" w:color="auto" w:sz="2" w:space="0"/>
-            <w:insideH w:val="none" w:color="auto" w:sz="0" w:space="0"/>
-            <w:insideV w:val="none" w:color="auto" w:sz="0" w:space="0"/>
-          </w:tblBorders>
-          <w:tblCellMar>
-            <w:top w:w="0" w:type="dxa"/>
-            <w:left w:w="0" w:type="dxa"/>
-            <w:bottom w:w="0" w:type="dxa"/>
-            <w:right w:w="0" w:type="dxa"/>
-          </w:tblCellMar>
-        </w:tblPrEx>
-        <w:tc>
-          <w:tcPr>
-            <w:tcW w:w="0" w:type="auto"/>
-            <w:tcBorders>
-              <w:top w:val="nil"/>
-              <w:left w:val="nil"/>
-              <w:bottom w:val="nil"/>
-              <w:right w:val="single" w:color="auto" w:sz="2" w:space="0"/>
-            </w:tcBorders>
-            <w:shd w:val="clear" w:color="auto" w:fill="auto"/>
-            <w:tcMar>
-              <w:top w:w="120" w:type="dxa"/>
-              <w:left w:w="180" w:type="dxa"/>
-              <w:bottom w:w="120" w:type="dxa"/>
-              <w:right w:w="180" w:type="dxa"/>
-            </w:tcMar>
-            <w:vAlign w:val="center"/>
-          </w:tcPr>
-          <w:p>
-            <w:pPr>
-              <w:rPr>
-                <w:rFonts w:hint="eastAsia" w:ascii="楷体" w:hAnsi="楷体" w:eastAsia="楷体" w:cs="楷体"/>
-                <w:sz w:val="24"/>
-                <w:szCs w:val="24"/>
-              </w:rPr>
-            </w:pPr>
-            <w:r>
-              <w:rPr>
-                <w:rFonts w:hint="eastAsia" w:ascii="楷体" w:hAnsi="楷体" w:eastAsia="楷体" w:cs="楷体"/>
-                <w:sz w:val="24"/>
-                <w:szCs w:val="24"/>
-                <w:lang w:val="en-US" w:eastAsia="zh-CN"/>
-              </w:rPr>
-              <w:t>管理员 - 查看日志</w:t>
-            </w:r>
-          </w:p>
-        </w:tc>
-        <w:tc>
-          <w:tcPr>
-            <w:tcW w:w="0" w:type="auto"/>
-            <w:tcBorders>
-              <w:top w:val="nil"/>
-              <w:left w:val="nil"/>
-              <w:bottom w:val="nil"/>
-              <w:right w:val="nil"/>
-            </w:tcBorders>
-            <w:shd w:val="clear" w:color="auto" w:fill="auto"/>
-            <w:tcMar>
-              <w:top w:w="120" w:type="dxa"/>
-              <w:left w:w="180" w:type="dxa"/>
-              <w:bottom w:w="120" w:type="dxa"/>
-              <w:right w:w="180" w:type="dxa"/>
-            </w:tcMar>
-            <w:vAlign w:val="center"/>
-          </w:tcPr>
-          <w:p>
-            <w:pPr>
-              <w:rPr>
-                <w:rFonts w:hint="eastAsia" w:ascii="楷体" w:hAnsi="楷体" w:eastAsia="楷体" w:cs="楷体"/>
-                <w:sz w:val="24"/>
-                <w:szCs w:val="24"/>
-              </w:rPr>
-            </w:pPr>
-            <w:r>
-              <w:rPr>
-                <w:rFonts w:hint="eastAsia" w:ascii="楷体" w:hAnsi="楷体" w:eastAsia="楷体" w:cs="楷体"/>
-                <w:sz w:val="24"/>
-                <w:szCs w:val="24"/>
-                <w:lang w:val="en-US" w:eastAsia="zh-CN"/>
-              </w:rPr>
-              <w:t>中</w:t>
-            </w:r>
-          </w:p>
-        </w:tc>
-      </w:tr>
-      <w:tr>
-        <w:tblPrEx>
-          <w:tblBorders>
-            <w:top w:val="single" w:color="auto" w:sz="2" w:space="0"/>
-            <w:left w:val="single" w:color="auto" w:sz="2" w:space="0"/>
-            <w:bottom w:val="single" w:color="auto" w:sz="2" w:space="0"/>
-            <w:right w:val="single" w:color="auto" w:sz="2" w:space="0"/>
-            <w:insideH w:val="none" w:color="auto" w:sz="0" w:space="0"/>
-            <w:insideV w:val="none" w:color="auto" w:sz="0" w:space="0"/>
-          </w:tblBorders>
-          <w:tblCellMar>
-            <w:top w:w="0" w:type="dxa"/>
-            <w:left w:w="0" w:type="dxa"/>
-            <w:bottom w:w="0" w:type="dxa"/>
-            <w:right w:w="0" w:type="dxa"/>
-          </w:tblCellMar>
-        </w:tblPrEx>
-        <w:tc>
-          <w:tcPr>
-            <w:tcW w:w="0" w:type="auto"/>
-            <w:tcBorders>
-              <w:top w:val="nil"/>
-              <w:left w:val="nil"/>
-              <w:bottom w:val="nil"/>
-              <w:right w:val="single" w:color="auto" w:sz="2" w:space="0"/>
-            </w:tcBorders>
-            <w:shd w:val="clear" w:color="auto" w:fill="auto"/>
-            <w:tcMar>
-              <w:top w:w="120" w:type="dxa"/>
-              <w:left w:w="180" w:type="dxa"/>
-              <w:bottom w:w="120" w:type="dxa"/>
-              <w:right w:w="180" w:type="dxa"/>
-            </w:tcMar>
-            <w:vAlign w:val="center"/>
-          </w:tcPr>
-          <w:p>
-            <w:pPr>
-              <w:rPr>
-                <w:rFonts w:hint="eastAsia" w:ascii="楷体" w:hAnsi="楷体" w:eastAsia="楷体" w:cs="楷体"/>
-                <w:sz w:val="24"/>
-                <w:szCs w:val="24"/>
-              </w:rPr>
-            </w:pPr>
-            <w:r>
-              <w:rPr>
-                <w:rFonts w:hint="eastAsia" w:ascii="楷体" w:hAnsi="楷体" w:eastAsia="楷体" w:cs="楷体"/>
-                <w:sz w:val="24"/>
-                <w:szCs w:val="24"/>
-                <w:lang w:val="en-US" w:eastAsia="zh-CN"/>
-              </w:rPr>
-              <w:t>维修人员 - 辖区设备查看</w:t>
-            </w:r>
-          </w:p>
-        </w:tc>
-        <w:tc>
-          <w:tcPr>
-            <w:tcW w:w="0" w:type="auto"/>
-            <w:tcBorders>
-              <w:top w:val="nil"/>
-              <w:left w:val="nil"/>
-              <w:bottom w:val="nil"/>
-              <w:right w:val="nil"/>
-            </w:tcBorders>
-            <w:shd w:val="clear" w:color="auto" w:fill="auto"/>
-            <w:tcMar>
-              <w:top w:w="120" w:type="dxa"/>
-              <w:left w:w="180" w:type="dxa"/>
-              <w:bottom w:w="120" w:type="dxa"/>
-              <w:right w:w="180" w:type="dxa"/>
-            </w:tcMar>
-            <w:vAlign w:val="center"/>
-          </w:tcPr>
-          <w:p>
-            <w:pPr>
-              <w:rPr>
-                <w:rFonts w:hint="eastAsia" w:ascii="楷体" w:hAnsi="楷体" w:eastAsia="楷体" w:cs="楷体"/>
-                <w:sz w:val="24"/>
-                <w:szCs w:val="24"/>
-              </w:rPr>
-            </w:pPr>
-            <w:r>
-              <w:rPr>
-                <w:rFonts w:hint="eastAsia" w:ascii="楷体" w:hAnsi="楷体" w:eastAsia="楷体" w:cs="楷体"/>
-                <w:sz w:val="24"/>
-                <w:szCs w:val="24"/>
-                <w:lang w:val="en-US" w:eastAsia="zh-CN"/>
-              </w:rPr>
-              <w:t>高</w:t>
-            </w:r>
-          </w:p>
-        </w:tc>
-      </w:tr>
-      <w:tr>
-        <w:tblPrEx>
-          <w:tblBorders>
-            <w:top w:val="single" w:color="auto" w:sz="2" w:space="0"/>
-            <w:left w:val="single" w:color="auto" w:sz="2" w:space="0"/>
-            <w:bottom w:val="single" w:color="auto" w:sz="2" w:space="0"/>
-            <w:right w:val="single" w:color="auto" w:sz="2" w:space="0"/>
-            <w:insideH w:val="none" w:color="auto" w:sz="0" w:space="0"/>
-            <w:insideV w:val="none" w:color="auto" w:sz="0" w:space="0"/>
-          </w:tblBorders>
-          <w:tblCellMar>
-            <w:top w:w="0" w:type="dxa"/>
-            <w:left w:w="0" w:type="dxa"/>
-            <w:bottom w:w="0" w:type="dxa"/>
-            <w:right w:w="0" w:type="dxa"/>
-          </w:tblCellMar>
-        </w:tblPrEx>
-        <w:tc>
-          <w:tcPr>
-            <w:tcW w:w="0" w:type="auto"/>
-            <w:tcBorders>
-              <w:top w:val="nil"/>
-              <w:left w:val="nil"/>
-              <w:bottom w:val="nil"/>
-              <w:right w:val="single" w:color="auto" w:sz="2" w:space="0"/>
-            </w:tcBorders>
-            <w:shd w:val="clear" w:color="auto" w:fill="auto"/>
-            <w:tcMar>
-              <w:top w:w="120" w:type="dxa"/>
-              <w:left w:w="180" w:type="dxa"/>
-              <w:bottom w:w="120" w:type="dxa"/>
-              <w:right w:w="180" w:type="dxa"/>
-            </w:tcMar>
-            <w:vAlign w:val="center"/>
-          </w:tcPr>
-          <w:p>
-            <w:pPr>
-              <w:rPr>
-                <w:rFonts w:hint="eastAsia" w:ascii="楷体" w:hAnsi="楷体" w:eastAsia="楷体" w:cs="楷体"/>
-                <w:sz w:val="24"/>
-                <w:szCs w:val="24"/>
-              </w:rPr>
-            </w:pPr>
-            <w:r>
-              <w:rPr>
-                <w:rFonts w:hint="eastAsia" w:ascii="楷体" w:hAnsi="楷体" w:eastAsia="楷体" w:cs="楷体"/>
-                <w:sz w:val="24"/>
-                <w:szCs w:val="24"/>
-                <w:lang w:val="en-US" w:eastAsia="zh-CN"/>
-              </w:rPr>
-              <w:t>维修人员 - 工单抢单 / 拒单 / 提交</w:t>
-            </w:r>
-          </w:p>
-        </w:tc>
-        <w:tc>
-          <w:tcPr>
-            <w:tcW w:w="0" w:type="auto"/>
-            <w:tcBorders>
-              <w:top w:val="nil"/>
-              <w:left w:val="nil"/>
-              <w:bottom w:val="nil"/>
-              <w:right w:val="nil"/>
-            </w:tcBorders>
-            <w:shd w:val="clear" w:color="auto" w:fill="auto"/>
-            <w:tcMar>
-              <w:top w:w="120" w:type="dxa"/>
-              <w:left w:w="180" w:type="dxa"/>
-              <w:bottom w:w="120" w:type="dxa"/>
-              <w:right w:w="180" w:type="dxa"/>
-            </w:tcMar>
-            <w:vAlign w:val="center"/>
-          </w:tcPr>
-          <w:p>
-            <w:pPr>
-              <w:rPr>
-                <w:rFonts w:hint="eastAsia" w:ascii="楷体" w:hAnsi="楷体" w:eastAsia="楷体" w:cs="楷体"/>
-                <w:sz w:val="24"/>
-                <w:szCs w:val="24"/>
-              </w:rPr>
-            </w:pPr>
-            <w:r>
-              <w:rPr>
-                <w:rFonts w:hint="eastAsia" w:ascii="楷体" w:hAnsi="楷体" w:eastAsia="楷体" w:cs="楷体"/>
-                <w:sz w:val="24"/>
-                <w:szCs w:val="24"/>
-                <w:lang w:val="en-US" w:eastAsia="zh-CN"/>
-              </w:rPr>
-              <w:t>高</w:t>
-            </w:r>
-          </w:p>
-        </w:tc>
-      </w:tr>
-      <w:tr>
-        <w:tblPrEx>
-          <w:tblBorders>
-            <w:top w:val="single" w:color="auto" w:sz="2" w:space="0"/>
-            <w:left w:val="single" w:color="auto" w:sz="2" w:space="0"/>
-            <w:bottom w:val="single" w:color="auto" w:sz="2" w:space="0"/>
-            <w:right w:val="single" w:color="auto" w:sz="2" w:space="0"/>
-            <w:insideH w:val="none" w:color="auto" w:sz="0" w:space="0"/>
-            <w:insideV w:val="none" w:color="auto" w:sz="0" w:space="0"/>
-          </w:tblBorders>
-          <w:tblCellMar>
-            <w:top w:w="0" w:type="dxa"/>
-            <w:left w:w="0" w:type="dxa"/>
-            <w:bottom w:w="0" w:type="dxa"/>
-            <w:right w:w="0" w:type="dxa"/>
-          </w:tblCellMar>
-        </w:tblPrEx>
-        <w:tc>
-          <w:tcPr>
-            <w:tcW w:w="0" w:type="auto"/>
-            <w:tcBorders>
-              <w:top w:val="nil"/>
-              <w:left w:val="nil"/>
-              <w:bottom w:val="nil"/>
-              <w:right w:val="single" w:color="auto" w:sz="2" w:space="0"/>
-            </w:tcBorders>
-            <w:shd w:val="clear" w:color="auto" w:fill="auto"/>
-            <w:tcMar>
-              <w:top w:w="120" w:type="dxa"/>
-              <w:left w:w="180" w:type="dxa"/>
-              <w:bottom w:w="120" w:type="dxa"/>
-              <w:right w:w="180" w:type="dxa"/>
-            </w:tcMar>
-            <w:vAlign w:val="center"/>
-          </w:tcPr>
-          <w:p>
-            <w:pPr>
-              <w:rPr>
-                <w:rFonts w:hint="eastAsia" w:ascii="楷体" w:hAnsi="楷体" w:eastAsia="楷体" w:cs="楷体"/>
-                <w:sz w:val="24"/>
-                <w:szCs w:val="24"/>
-              </w:rPr>
-            </w:pPr>
-            <w:r>
-              <w:rPr>
-                <w:rFonts w:hint="eastAsia" w:ascii="楷体" w:hAnsi="楷体" w:eastAsia="楷体" w:cs="楷体"/>
-                <w:sz w:val="24"/>
-                <w:szCs w:val="24"/>
-                <w:lang w:val="en-US" w:eastAsia="zh-CN"/>
-              </w:rPr>
-              <w:t>维修人员 - 查看通知</w:t>
-            </w:r>
-          </w:p>
-        </w:tc>
-        <w:tc>
-          <w:tcPr>
-            <w:tcW w:w="0" w:type="auto"/>
-            <w:tcBorders>
-              <w:top w:val="nil"/>
-              <w:left w:val="nil"/>
-              <w:bottom w:val="nil"/>
-              <w:right w:val="nil"/>
-            </w:tcBorders>
-            <w:shd w:val="clear" w:color="auto" w:fill="auto"/>
-            <w:tcMar>
-              <w:top w:w="120" w:type="dxa"/>
-              <w:left w:w="180" w:type="dxa"/>
-              <w:bottom w:w="120" w:type="dxa"/>
-              <w:right w:w="180" w:type="dxa"/>
-            </w:tcMar>
-            <w:vAlign w:val="center"/>
-          </w:tcPr>
-          <w:p>
-            <w:pPr>
-              <w:rPr>
-                <w:rFonts w:hint="eastAsia" w:ascii="楷体" w:hAnsi="楷体" w:eastAsia="楷体" w:cs="楷体"/>
-                <w:sz w:val="24"/>
-                <w:szCs w:val="24"/>
-              </w:rPr>
-            </w:pPr>
-            <w:r>
-              <w:rPr>
-                <w:rFonts w:hint="eastAsia" w:ascii="楷体" w:hAnsi="楷体" w:eastAsia="楷体" w:cs="楷体"/>
-                <w:sz w:val="24"/>
-                <w:szCs w:val="24"/>
-                <w:lang w:val="en-US" w:eastAsia="zh-CN"/>
-              </w:rPr>
-              <w:t>低</w:t>
             </w:r>
           </w:p>
         </w:tc>
@@ -3656,99 +2916,7 @@
                 <w:szCs w:val="24"/>
                 <w:lang w:val="en-US" w:eastAsia="zh-CN"/>
               </w:rPr>
-              <w:t>学生 - 饮水点地图查看</w:t>
-            </w:r>
-          </w:p>
-        </w:tc>
-        <w:tc>
-          <w:tcPr>
-            <w:tcW w:w="0" w:type="auto"/>
-            <w:tcBorders>
-              <w:top w:val="nil"/>
-              <w:left w:val="nil"/>
-              <w:bottom w:val="nil"/>
-              <w:right w:val="nil"/>
-            </w:tcBorders>
-            <w:shd w:val="clear" w:color="auto" w:fill="auto"/>
-            <w:tcMar>
-              <w:top w:w="120" w:type="dxa"/>
-              <w:left w:w="180" w:type="dxa"/>
-              <w:bottom w:w="120" w:type="dxa"/>
-              <w:right w:w="180" w:type="dxa"/>
-            </w:tcMar>
-            <w:vAlign w:val="center"/>
-          </w:tcPr>
-          <w:p>
-            <w:pPr>
-              <w:rPr>
-                <w:rFonts w:hint="eastAsia" w:ascii="楷体" w:hAnsi="楷体" w:eastAsia="楷体" w:cs="楷体"/>
-                <w:sz w:val="24"/>
-                <w:szCs w:val="24"/>
-              </w:rPr>
-            </w:pPr>
-            <w:r>
-              <w:rPr>
-                <w:rFonts w:hint="eastAsia" w:ascii="楷体" w:hAnsi="楷体" w:eastAsia="楷体" w:cs="楷体"/>
-                <w:sz w:val="24"/>
-                <w:szCs w:val="24"/>
-                <w:lang w:val="en-US" w:eastAsia="zh-CN"/>
-              </w:rPr>
-              <w:t>高</w:t>
-            </w:r>
-          </w:p>
-        </w:tc>
-      </w:tr>
-      <w:tr>
-        <w:tblPrEx>
-          <w:tblBorders>
-            <w:top w:val="single" w:color="auto" w:sz="2" w:space="0"/>
-            <w:left w:val="single" w:color="auto" w:sz="2" w:space="0"/>
-            <w:bottom w:val="single" w:color="auto" w:sz="2" w:space="0"/>
-            <w:right w:val="single" w:color="auto" w:sz="2" w:space="0"/>
-            <w:insideH w:val="none" w:color="auto" w:sz="0" w:space="0"/>
-            <w:insideV w:val="none" w:color="auto" w:sz="0" w:space="0"/>
-          </w:tblBorders>
-          <w:tblCellMar>
-            <w:top w:w="0" w:type="dxa"/>
-            <w:left w:w="0" w:type="dxa"/>
-            <w:bottom w:w="0" w:type="dxa"/>
-            <w:right w:w="0" w:type="dxa"/>
-          </w:tblCellMar>
-        </w:tblPrEx>
-        <w:tc>
-          <w:tcPr>
-            <w:tcW w:w="0" w:type="auto"/>
-            <w:tcBorders>
-              <w:top w:val="nil"/>
-              <w:left w:val="nil"/>
-              <w:bottom w:val="nil"/>
-              <w:right w:val="single" w:color="auto" w:sz="2" w:space="0"/>
-            </w:tcBorders>
-            <w:shd w:val="clear" w:color="auto" w:fill="auto"/>
-            <w:tcMar>
-              <w:top w:w="120" w:type="dxa"/>
-              <w:left w:w="180" w:type="dxa"/>
-              <w:bottom w:w="120" w:type="dxa"/>
-              <w:right w:w="180" w:type="dxa"/>
-            </w:tcMar>
-            <w:vAlign w:val="center"/>
-          </w:tcPr>
-          <w:p>
-            <w:pPr>
-              <w:rPr>
-                <w:rFonts w:hint="eastAsia" w:ascii="楷体" w:hAnsi="楷体" w:eastAsia="楷体" w:cs="楷体"/>
-                <w:sz w:val="24"/>
-                <w:szCs w:val="24"/>
-              </w:rPr>
-            </w:pPr>
-            <w:r>
-              <w:rPr>
-                <w:rFonts w:hint="eastAsia" w:ascii="楷体" w:hAnsi="楷体" w:eastAsia="楷体" w:cs="楷体"/>
-                <w:sz w:val="24"/>
-                <w:szCs w:val="24"/>
-                <w:lang w:val="en-US" w:eastAsia="zh-CN"/>
-              </w:rPr>
-              <w:t>学生 - 扫码用水</w:t>
+              <w:t>管理员 - 设备监控</w:t>
             </w:r>
           </w:p>
         </w:tc>
@@ -3841,7 +3009,7 @@
                 <w:szCs w:val="24"/>
                 <w:lang w:val="en-US" w:eastAsia="zh-CN"/>
               </w:rPr>
-              <w:t>学生 - 水质信息查看</w:t>
+              <w:t>管理员 - 人员 / 用户管理</w:t>
             </w:r>
           </w:p>
         </w:tc>
@@ -3893,6 +3061,7 @@
             <w:insideH w:val="none" w:color="auto" w:sz="0" w:space="0"/>
             <w:insideV w:val="none" w:color="auto" w:sz="0" w:space="0"/>
           </w:tblBorders>
+          <w:shd w:val="clear" w:color="auto" w:fill="auto"/>
           <w:tblCellMar>
             <w:top w:w="0" w:type="dxa"/>
             <w:left w:w="0" w:type="dxa"/>
@@ -3933,7 +3102,7 @@
                 <w:szCs w:val="24"/>
                 <w:lang w:val="en-US" w:eastAsia="zh-CN"/>
               </w:rPr>
-              <w:t>学生 - 每日饮水量统计</w:t>
+              <w:t>管理员 - 告警查看</w:t>
             </w:r>
           </w:p>
         </w:tc>
@@ -3970,7 +3139,7 @@
                 <w:szCs w:val="24"/>
                 <w:lang w:val="en-US" w:eastAsia="zh-CN"/>
               </w:rPr>
-              <w:t>中</w:t>
+              <w:t>高</w:t>
             </w:r>
           </w:p>
         </w:tc>
@@ -3985,6 +3154,844 @@
             <w:insideH w:val="none" w:color="auto" w:sz="0" w:space="0"/>
             <w:insideV w:val="none" w:color="auto" w:sz="0" w:space="0"/>
           </w:tblBorders>
+          <w:shd w:val="clear" w:color="auto" w:fill="auto"/>
+          <w:tblCellMar>
+            <w:top w:w="0" w:type="dxa"/>
+            <w:left w:w="0" w:type="dxa"/>
+            <w:bottom w:w="0" w:type="dxa"/>
+            <w:right w:w="0" w:type="dxa"/>
+          </w:tblCellMar>
+        </w:tblPrEx>
+        <w:tc>
+          <w:tcPr>
+            <w:tcW w:w="0" w:type="auto"/>
+            <w:tcBorders>
+              <w:top w:val="nil"/>
+              <w:left w:val="nil"/>
+              <w:bottom w:val="nil"/>
+              <w:right w:val="single" w:color="auto" w:sz="2" w:space="0"/>
+            </w:tcBorders>
+            <w:shd w:val="clear" w:color="auto" w:fill="auto"/>
+            <w:tcMar>
+              <w:top w:w="120" w:type="dxa"/>
+              <w:left w:w="180" w:type="dxa"/>
+              <w:bottom w:w="120" w:type="dxa"/>
+              <w:right w:w="180" w:type="dxa"/>
+            </w:tcMar>
+            <w:vAlign w:val="center"/>
+          </w:tcPr>
+          <w:p>
+            <w:pPr>
+              <w:rPr>
+                <w:rFonts w:hint="eastAsia" w:ascii="楷体" w:hAnsi="楷体" w:eastAsia="楷体" w:cs="楷体"/>
+                <w:sz w:val="24"/>
+                <w:szCs w:val="24"/>
+              </w:rPr>
+            </w:pPr>
+            <w:r>
+              <w:rPr>
+                <w:rFonts w:hint="eastAsia" w:ascii="楷体" w:hAnsi="楷体" w:eastAsia="楷体" w:cs="楷体"/>
+                <w:sz w:val="24"/>
+                <w:szCs w:val="24"/>
+                <w:lang w:val="en-US" w:eastAsia="zh-CN"/>
+              </w:rPr>
+              <w:t>管理员 - 人工派单</w:t>
+            </w:r>
+          </w:p>
+        </w:tc>
+        <w:tc>
+          <w:tcPr>
+            <w:tcW w:w="0" w:type="auto"/>
+            <w:tcBorders>
+              <w:top w:val="nil"/>
+              <w:left w:val="nil"/>
+              <w:bottom w:val="nil"/>
+              <w:right w:val="nil"/>
+            </w:tcBorders>
+            <w:shd w:val="clear" w:color="auto" w:fill="auto"/>
+            <w:tcMar>
+              <w:top w:w="120" w:type="dxa"/>
+              <w:left w:w="180" w:type="dxa"/>
+              <w:bottom w:w="120" w:type="dxa"/>
+              <w:right w:w="180" w:type="dxa"/>
+            </w:tcMar>
+            <w:vAlign w:val="center"/>
+          </w:tcPr>
+          <w:p>
+            <w:pPr>
+              <w:rPr>
+                <w:rFonts w:hint="eastAsia" w:ascii="楷体" w:hAnsi="楷体" w:eastAsia="楷体" w:cs="楷体"/>
+                <w:sz w:val="24"/>
+                <w:szCs w:val="24"/>
+              </w:rPr>
+            </w:pPr>
+            <w:r>
+              <w:rPr>
+                <w:rFonts w:hint="eastAsia" w:ascii="楷体" w:hAnsi="楷体" w:eastAsia="楷体" w:cs="楷体"/>
+                <w:sz w:val="24"/>
+                <w:szCs w:val="24"/>
+                <w:lang w:val="en-US" w:eastAsia="zh-CN"/>
+              </w:rPr>
+              <w:t>高</w:t>
+            </w:r>
+          </w:p>
+        </w:tc>
+      </w:tr>
+      <w:tr>
+        <w:tblPrEx>
+          <w:tblBorders>
+            <w:top w:val="single" w:color="auto" w:sz="2" w:space="0"/>
+            <w:left w:val="single" w:color="auto" w:sz="2" w:space="0"/>
+            <w:bottom w:val="single" w:color="auto" w:sz="2" w:space="0"/>
+            <w:right w:val="single" w:color="auto" w:sz="2" w:space="0"/>
+            <w:insideH w:val="none" w:color="auto" w:sz="0" w:space="0"/>
+            <w:insideV w:val="none" w:color="auto" w:sz="0" w:space="0"/>
+          </w:tblBorders>
+          <w:shd w:val="clear" w:color="auto" w:fill="auto"/>
+          <w:tblCellMar>
+            <w:top w:w="0" w:type="dxa"/>
+            <w:left w:w="0" w:type="dxa"/>
+            <w:bottom w:w="0" w:type="dxa"/>
+            <w:right w:w="0" w:type="dxa"/>
+          </w:tblCellMar>
+        </w:tblPrEx>
+        <w:tc>
+          <w:tcPr>
+            <w:tcW w:w="0" w:type="auto"/>
+            <w:tcBorders>
+              <w:top w:val="nil"/>
+              <w:left w:val="nil"/>
+              <w:bottom w:val="nil"/>
+              <w:right w:val="single" w:color="auto" w:sz="2" w:space="0"/>
+            </w:tcBorders>
+            <w:shd w:val="clear" w:color="auto" w:fill="auto"/>
+            <w:tcMar>
+              <w:top w:w="120" w:type="dxa"/>
+              <w:left w:w="180" w:type="dxa"/>
+              <w:bottom w:w="120" w:type="dxa"/>
+              <w:right w:w="180" w:type="dxa"/>
+            </w:tcMar>
+            <w:vAlign w:val="center"/>
+          </w:tcPr>
+          <w:p>
+            <w:pPr>
+              <w:rPr>
+                <w:rFonts w:hint="eastAsia" w:ascii="楷体" w:hAnsi="楷体" w:eastAsia="楷体" w:cs="楷体"/>
+                <w:sz w:val="24"/>
+                <w:szCs w:val="24"/>
+              </w:rPr>
+            </w:pPr>
+            <w:r>
+              <w:rPr>
+                <w:rFonts w:hint="eastAsia" w:ascii="楷体" w:hAnsi="楷体" w:eastAsia="楷体" w:cs="楷体"/>
+                <w:sz w:val="24"/>
+                <w:szCs w:val="24"/>
+                <w:lang w:val="en-US" w:eastAsia="zh-CN"/>
+              </w:rPr>
+              <w:t>管理员 - 查看日志</w:t>
+            </w:r>
+          </w:p>
+        </w:tc>
+        <w:tc>
+          <w:tcPr>
+            <w:tcW w:w="0" w:type="auto"/>
+            <w:tcBorders>
+              <w:top w:val="nil"/>
+              <w:left w:val="nil"/>
+              <w:bottom w:val="nil"/>
+              <w:right w:val="nil"/>
+            </w:tcBorders>
+            <w:shd w:val="clear" w:color="auto" w:fill="auto"/>
+            <w:tcMar>
+              <w:top w:w="120" w:type="dxa"/>
+              <w:left w:w="180" w:type="dxa"/>
+              <w:bottom w:w="120" w:type="dxa"/>
+              <w:right w:w="180" w:type="dxa"/>
+            </w:tcMar>
+            <w:vAlign w:val="center"/>
+          </w:tcPr>
+          <w:p>
+            <w:pPr>
+              <w:rPr>
+                <w:rFonts w:hint="eastAsia" w:ascii="楷体" w:hAnsi="楷体" w:eastAsia="楷体" w:cs="楷体"/>
+                <w:sz w:val="24"/>
+                <w:szCs w:val="24"/>
+              </w:rPr>
+            </w:pPr>
+            <w:r>
+              <w:rPr>
+                <w:rFonts w:hint="eastAsia" w:ascii="楷体" w:hAnsi="楷体" w:eastAsia="楷体" w:cs="楷体"/>
+                <w:sz w:val="24"/>
+                <w:szCs w:val="24"/>
+                <w:lang w:val="en-US" w:eastAsia="zh-CN"/>
+              </w:rPr>
+              <w:t>中</w:t>
+            </w:r>
+          </w:p>
+        </w:tc>
+      </w:tr>
+      <w:tr>
+        <w:tblPrEx>
+          <w:tblBorders>
+            <w:top w:val="single" w:color="auto" w:sz="2" w:space="0"/>
+            <w:left w:val="single" w:color="auto" w:sz="2" w:space="0"/>
+            <w:bottom w:val="single" w:color="auto" w:sz="2" w:space="0"/>
+            <w:right w:val="single" w:color="auto" w:sz="2" w:space="0"/>
+            <w:insideH w:val="none" w:color="auto" w:sz="0" w:space="0"/>
+            <w:insideV w:val="none" w:color="auto" w:sz="0" w:space="0"/>
+          </w:tblBorders>
+          <w:shd w:val="clear" w:color="auto" w:fill="auto"/>
+          <w:tblCellMar>
+            <w:top w:w="0" w:type="dxa"/>
+            <w:left w:w="0" w:type="dxa"/>
+            <w:bottom w:w="0" w:type="dxa"/>
+            <w:right w:w="0" w:type="dxa"/>
+          </w:tblCellMar>
+        </w:tblPrEx>
+        <w:tc>
+          <w:tcPr>
+            <w:tcW w:w="0" w:type="auto"/>
+            <w:tcBorders>
+              <w:top w:val="nil"/>
+              <w:left w:val="nil"/>
+              <w:bottom w:val="nil"/>
+              <w:right w:val="single" w:color="auto" w:sz="2" w:space="0"/>
+            </w:tcBorders>
+            <w:shd w:val="clear" w:color="auto" w:fill="auto"/>
+            <w:tcMar>
+              <w:top w:w="120" w:type="dxa"/>
+              <w:left w:w="180" w:type="dxa"/>
+              <w:bottom w:w="120" w:type="dxa"/>
+              <w:right w:w="180" w:type="dxa"/>
+            </w:tcMar>
+            <w:vAlign w:val="center"/>
+          </w:tcPr>
+          <w:p>
+            <w:pPr>
+              <w:rPr>
+                <w:rFonts w:hint="eastAsia" w:ascii="楷体" w:hAnsi="楷体" w:eastAsia="楷体" w:cs="楷体"/>
+                <w:sz w:val="24"/>
+                <w:szCs w:val="24"/>
+              </w:rPr>
+            </w:pPr>
+            <w:r>
+              <w:rPr>
+                <w:rFonts w:hint="eastAsia" w:ascii="楷体" w:hAnsi="楷体" w:eastAsia="楷体" w:cs="楷体"/>
+                <w:sz w:val="24"/>
+                <w:szCs w:val="24"/>
+                <w:lang w:val="en-US" w:eastAsia="zh-CN"/>
+              </w:rPr>
+              <w:t>维修人员 - 辖区设备查看</w:t>
+            </w:r>
+          </w:p>
+        </w:tc>
+        <w:tc>
+          <w:tcPr>
+            <w:tcW w:w="0" w:type="auto"/>
+            <w:tcBorders>
+              <w:top w:val="nil"/>
+              <w:left w:val="nil"/>
+              <w:bottom w:val="nil"/>
+              <w:right w:val="nil"/>
+            </w:tcBorders>
+            <w:shd w:val="clear" w:color="auto" w:fill="auto"/>
+            <w:tcMar>
+              <w:top w:w="120" w:type="dxa"/>
+              <w:left w:w="180" w:type="dxa"/>
+              <w:bottom w:w="120" w:type="dxa"/>
+              <w:right w:w="180" w:type="dxa"/>
+            </w:tcMar>
+            <w:vAlign w:val="center"/>
+          </w:tcPr>
+          <w:p>
+            <w:pPr>
+              <w:rPr>
+                <w:rFonts w:hint="eastAsia" w:ascii="楷体" w:hAnsi="楷体" w:eastAsia="楷体" w:cs="楷体"/>
+                <w:sz w:val="24"/>
+                <w:szCs w:val="24"/>
+              </w:rPr>
+            </w:pPr>
+            <w:r>
+              <w:rPr>
+                <w:rFonts w:hint="eastAsia" w:ascii="楷体" w:hAnsi="楷体" w:eastAsia="楷体" w:cs="楷体"/>
+                <w:sz w:val="24"/>
+                <w:szCs w:val="24"/>
+                <w:lang w:val="en-US" w:eastAsia="zh-CN"/>
+              </w:rPr>
+              <w:t>高</w:t>
+            </w:r>
+          </w:p>
+        </w:tc>
+      </w:tr>
+      <w:tr>
+        <w:tblPrEx>
+          <w:tblBorders>
+            <w:top w:val="single" w:color="auto" w:sz="2" w:space="0"/>
+            <w:left w:val="single" w:color="auto" w:sz="2" w:space="0"/>
+            <w:bottom w:val="single" w:color="auto" w:sz="2" w:space="0"/>
+            <w:right w:val="single" w:color="auto" w:sz="2" w:space="0"/>
+            <w:insideH w:val="none" w:color="auto" w:sz="0" w:space="0"/>
+            <w:insideV w:val="none" w:color="auto" w:sz="0" w:space="0"/>
+          </w:tblBorders>
+          <w:shd w:val="clear" w:color="auto" w:fill="auto"/>
+          <w:tblCellMar>
+            <w:top w:w="0" w:type="dxa"/>
+            <w:left w:w="0" w:type="dxa"/>
+            <w:bottom w:w="0" w:type="dxa"/>
+            <w:right w:w="0" w:type="dxa"/>
+          </w:tblCellMar>
+        </w:tblPrEx>
+        <w:tc>
+          <w:tcPr>
+            <w:tcW w:w="0" w:type="auto"/>
+            <w:tcBorders>
+              <w:top w:val="nil"/>
+              <w:left w:val="nil"/>
+              <w:bottom w:val="nil"/>
+              <w:right w:val="single" w:color="auto" w:sz="2" w:space="0"/>
+            </w:tcBorders>
+            <w:shd w:val="clear" w:color="auto" w:fill="auto"/>
+            <w:tcMar>
+              <w:top w:w="120" w:type="dxa"/>
+              <w:left w:w="180" w:type="dxa"/>
+              <w:bottom w:w="120" w:type="dxa"/>
+              <w:right w:w="180" w:type="dxa"/>
+            </w:tcMar>
+            <w:vAlign w:val="center"/>
+          </w:tcPr>
+          <w:p>
+            <w:pPr>
+              <w:rPr>
+                <w:rFonts w:hint="eastAsia" w:ascii="楷体" w:hAnsi="楷体" w:eastAsia="楷体" w:cs="楷体"/>
+                <w:sz w:val="24"/>
+                <w:szCs w:val="24"/>
+              </w:rPr>
+            </w:pPr>
+            <w:r>
+              <w:rPr>
+                <w:rFonts w:hint="eastAsia" w:ascii="楷体" w:hAnsi="楷体" w:eastAsia="楷体" w:cs="楷体"/>
+                <w:sz w:val="24"/>
+                <w:szCs w:val="24"/>
+                <w:lang w:val="en-US" w:eastAsia="zh-CN"/>
+              </w:rPr>
+              <w:t>维修人员 - 工单抢单 / 拒单 / 提交</w:t>
+            </w:r>
+          </w:p>
+        </w:tc>
+        <w:tc>
+          <w:tcPr>
+            <w:tcW w:w="0" w:type="auto"/>
+            <w:tcBorders>
+              <w:top w:val="nil"/>
+              <w:left w:val="nil"/>
+              <w:bottom w:val="nil"/>
+              <w:right w:val="nil"/>
+            </w:tcBorders>
+            <w:shd w:val="clear" w:color="auto" w:fill="auto"/>
+            <w:tcMar>
+              <w:top w:w="120" w:type="dxa"/>
+              <w:left w:w="180" w:type="dxa"/>
+              <w:bottom w:w="120" w:type="dxa"/>
+              <w:right w:w="180" w:type="dxa"/>
+            </w:tcMar>
+            <w:vAlign w:val="center"/>
+          </w:tcPr>
+          <w:p>
+            <w:pPr>
+              <w:rPr>
+                <w:rFonts w:hint="eastAsia" w:ascii="楷体" w:hAnsi="楷体" w:eastAsia="楷体" w:cs="楷体"/>
+                <w:sz w:val="24"/>
+                <w:szCs w:val="24"/>
+              </w:rPr>
+            </w:pPr>
+            <w:r>
+              <w:rPr>
+                <w:rFonts w:hint="eastAsia" w:ascii="楷体" w:hAnsi="楷体" w:eastAsia="楷体" w:cs="楷体"/>
+                <w:sz w:val="24"/>
+                <w:szCs w:val="24"/>
+                <w:lang w:val="en-US" w:eastAsia="zh-CN"/>
+              </w:rPr>
+              <w:t>高</w:t>
+            </w:r>
+          </w:p>
+        </w:tc>
+      </w:tr>
+      <w:tr>
+        <w:tblPrEx>
+          <w:tblBorders>
+            <w:top w:val="single" w:color="auto" w:sz="2" w:space="0"/>
+            <w:left w:val="single" w:color="auto" w:sz="2" w:space="0"/>
+            <w:bottom w:val="single" w:color="auto" w:sz="2" w:space="0"/>
+            <w:right w:val="single" w:color="auto" w:sz="2" w:space="0"/>
+            <w:insideH w:val="none" w:color="auto" w:sz="0" w:space="0"/>
+            <w:insideV w:val="none" w:color="auto" w:sz="0" w:space="0"/>
+          </w:tblBorders>
+          <w:shd w:val="clear" w:color="auto" w:fill="auto"/>
+          <w:tblCellMar>
+            <w:top w:w="0" w:type="dxa"/>
+            <w:left w:w="0" w:type="dxa"/>
+            <w:bottom w:w="0" w:type="dxa"/>
+            <w:right w:w="0" w:type="dxa"/>
+          </w:tblCellMar>
+        </w:tblPrEx>
+        <w:tc>
+          <w:tcPr>
+            <w:tcW w:w="0" w:type="auto"/>
+            <w:tcBorders>
+              <w:top w:val="nil"/>
+              <w:left w:val="nil"/>
+              <w:bottom w:val="nil"/>
+              <w:right w:val="single" w:color="auto" w:sz="2" w:space="0"/>
+            </w:tcBorders>
+            <w:shd w:val="clear" w:color="auto" w:fill="auto"/>
+            <w:tcMar>
+              <w:top w:w="120" w:type="dxa"/>
+              <w:left w:w="180" w:type="dxa"/>
+              <w:bottom w:w="120" w:type="dxa"/>
+              <w:right w:w="180" w:type="dxa"/>
+            </w:tcMar>
+            <w:vAlign w:val="center"/>
+          </w:tcPr>
+          <w:p>
+            <w:pPr>
+              <w:rPr>
+                <w:rFonts w:hint="eastAsia" w:ascii="楷体" w:hAnsi="楷体" w:eastAsia="楷体" w:cs="楷体"/>
+                <w:sz w:val="24"/>
+                <w:szCs w:val="24"/>
+              </w:rPr>
+            </w:pPr>
+            <w:r>
+              <w:rPr>
+                <w:rFonts w:hint="eastAsia" w:ascii="楷体" w:hAnsi="楷体" w:eastAsia="楷体" w:cs="楷体"/>
+                <w:sz w:val="24"/>
+                <w:szCs w:val="24"/>
+                <w:lang w:val="en-US" w:eastAsia="zh-CN"/>
+              </w:rPr>
+              <w:t>维修人员 - 查看通知</w:t>
+            </w:r>
+          </w:p>
+        </w:tc>
+        <w:tc>
+          <w:tcPr>
+            <w:tcW w:w="0" w:type="auto"/>
+            <w:tcBorders>
+              <w:top w:val="nil"/>
+              <w:left w:val="nil"/>
+              <w:bottom w:val="nil"/>
+              <w:right w:val="nil"/>
+            </w:tcBorders>
+            <w:shd w:val="clear" w:color="auto" w:fill="auto"/>
+            <w:tcMar>
+              <w:top w:w="120" w:type="dxa"/>
+              <w:left w:w="180" w:type="dxa"/>
+              <w:bottom w:w="120" w:type="dxa"/>
+              <w:right w:w="180" w:type="dxa"/>
+            </w:tcMar>
+            <w:vAlign w:val="center"/>
+          </w:tcPr>
+          <w:p>
+            <w:pPr>
+              <w:rPr>
+                <w:rFonts w:hint="eastAsia" w:ascii="楷体" w:hAnsi="楷体" w:eastAsia="楷体" w:cs="楷体"/>
+                <w:sz w:val="24"/>
+                <w:szCs w:val="24"/>
+              </w:rPr>
+            </w:pPr>
+            <w:r>
+              <w:rPr>
+                <w:rFonts w:hint="eastAsia" w:ascii="楷体" w:hAnsi="楷体" w:eastAsia="楷体" w:cs="楷体"/>
+                <w:sz w:val="24"/>
+                <w:szCs w:val="24"/>
+                <w:lang w:val="en-US" w:eastAsia="zh-CN"/>
+              </w:rPr>
+              <w:t>低</w:t>
+            </w:r>
+          </w:p>
+        </w:tc>
+      </w:tr>
+      <w:tr>
+        <w:tblPrEx>
+          <w:tblBorders>
+            <w:top w:val="single" w:color="auto" w:sz="2" w:space="0"/>
+            <w:left w:val="single" w:color="auto" w:sz="2" w:space="0"/>
+            <w:bottom w:val="single" w:color="auto" w:sz="2" w:space="0"/>
+            <w:right w:val="single" w:color="auto" w:sz="2" w:space="0"/>
+            <w:insideH w:val="none" w:color="auto" w:sz="0" w:space="0"/>
+            <w:insideV w:val="none" w:color="auto" w:sz="0" w:space="0"/>
+          </w:tblBorders>
+          <w:shd w:val="clear" w:color="auto" w:fill="auto"/>
+          <w:tblCellMar>
+            <w:top w:w="0" w:type="dxa"/>
+            <w:left w:w="0" w:type="dxa"/>
+            <w:bottom w:w="0" w:type="dxa"/>
+            <w:right w:w="0" w:type="dxa"/>
+          </w:tblCellMar>
+        </w:tblPrEx>
+        <w:tc>
+          <w:tcPr>
+            <w:tcW w:w="0" w:type="auto"/>
+            <w:tcBorders>
+              <w:top w:val="nil"/>
+              <w:left w:val="nil"/>
+              <w:bottom w:val="nil"/>
+              <w:right w:val="single" w:color="auto" w:sz="2" w:space="0"/>
+            </w:tcBorders>
+            <w:shd w:val="clear" w:color="auto" w:fill="auto"/>
+            <w:tcMar>
+              <w:top w:w="120" w:type="dxa"/>
+              <w:left w:w="180" w:type="dxa"/>
+              <w:bottom w:w="120" w:type="dxa"/>
+              <w:right w:w="180" w:type="dxa"/>
+            </w:tcMar>
+            <w:vAlign w:val="center"/>
+          </w:tcPr>
+          <w:p>
+            <w:pPr>
+              <w:rPr>
+                <w:rFonts w:hint="eastAsia" w:ascii="楷体" w:hAnsi="楷体" w:eastAsia="楷体" w:cs="楷体"/>
+                <w:sz w:val="24"/>
+                <w:szCs w:val="24"/>
+              </w:rPr>
+            </w:pPr>
+            <w:r>
+              <w:rPr>
+                <w:rFonts w:hint="eastAsia" w:ascii="楷体" w:hAnsi="楷体" w:eastAsia="楷体" w:cs="楷体"/>
+                <w:sz w:val="24"/>
+                <w:szCs w:val="24"/>
+                <w:lang w:val="en-US" w:eastAsia="zh-CN"/>
+              </w:rPr>
+              <w:t>学生 - 饮水点地图查看</w:t>
+            </w:r>
+          </w:p>
+        </w:tc>
+        <w:tc>
+          <w:tcPr>
+            <w:tcW w:w="0" w:type="auto"/>
+            <w:tcBorders>
+              <w:top w:val="nil"/>
+              <w:left w:val="nil"/>
+              <w:bottom w:val="nil"/>
+              <w:right w:val="nil"/>
+            </w:tcBorders>
+            <w:shd w:val="clear" w:color="auto" w:fill="auto"/>
+            <w:tcMar>
+              <w:top w:w="120" w:type="dxa"/>
+              <w:left w:w="180" w:type="dxa"/>
+              <w:bottom w:w="120" w:type="dxa"/>
+              <w:right w:w="180" w:type="dxa"/>
+            </w:tcMar>
+            <w:vAlign w:val="center"/>
+          </w:tcPr>
+          <w:p>
+            <w:pPr>
+              <w:rPr>
+                <w:rFonts w:hint="eastAsia" w:ascii="楷体" w:hAnsi="楷体" w:eastAsia="楷体" w:cs="楷体"/>
+                <w:sz w:val="24"/>
+                <w:szCs w:val="24"/>
+              </w:rPr>
+            </w:pPr>
+            <w:r>
+              <w:rPr>
+                <w:rFonts w:hint="eastAsia" w:ascii="楷体" w:hAnsi="楷体" w:eastAsia="楷体" w:cs="楷体"/>
+                <w:sz w:val="24"/>
+                <w:szCs w:val="24"/>
+                <w:lang w:val="en-US" w:eastAsia="zh-CN"/>
+              </w:rPr>
+              <w:t>高</w:t>
+            </w:r>
+          </w:p>
+        </w:tc>
+      </w:tr>
+      <w:tr>
+        <w:tblPrEx>
+          <w:tblBorders>
+            <w:top w:val="single" w:color="auto" w:sz="2" w:space="0"/>
+            <w:left w:val="single" w:color="auto" w:sz="2" w:space="0"/>
+            <w:bottom w:val="single" w:color="auto" w:sz="2" w:space="0"/>
+            <w:right w:val="single" w:color="auto" w:sz="2" w:space="0"/>
+            <w:insideH w:val="none" w:color="auto" w:sz="0" w:space="0"/>
+            <w:insideV w:val="none" w:color="auto" w:sz="0" w:space="0"/>
+          </w:tblBorders>
+          <w:shd w:val="clear" w:color="auto" w:fill="auto"/>
+          <w:tblCellMar>
+            <w:top w:w="0" w:type="dxa"/>
+            <w:left w:w="0" w:type="dxa"/>
+            <w:bottom w:w="0" w:type="dxa"/>
+            <w:right w:w="0" w:type="dxa"/>
+          </w:tblCellMar>
+        </w:tblPrEx>
+        <w:tc>
+          <w:tcPr>
+            <w:tcW w:w="0" w:type="auto"/>
+            <w:tcBorders>
+              <w:top w:val="nil"/>
+              <w:left w:val="nil"/>
+              <w:bottom w:val="nil"/>
+              <w:right w:val="single" w:color="auto" w:sz="2" w:space="0"/>
+            </w:tcBorders>
+            <w:shd w:val="clear" w:color="auto" w:fill="auto"/>
+            <w:tcMar>
+              <w:top w:w="120" w:type="dxa"/>
+              <w:left w:w="180" w:type="dxa"/>
+              <w:bottom w:w="120" w:type="dxa"/>
+              <w:right w:w="180" w:type="dxa"/>
+            </w:tcMar>
+            <w:vAlign w:val="center"/>
+          </w:tcPr>
+          <w:p>
+            <w:pPr>
+              <w:rPr>
+                <w:rFonts w:hint="eastAsia" w:ascii="楷体" w:hAnsi="楷体" w:eastAsia="楷体" w:cs="楷体"/>
+                <w:sz w:val="24"/>
+                <w:szCs w:val="24"/>
+              </w:rPr>
+            </w:pPr>
+            <w:r>
+              <w:rPr>
+                <w:rFonts w:hint="eastAsia" w:ascii="楷体" w:hAnsi="楷体" w:eastAsia="楷体" w:cs="楷体"/>
+                <w:sz w:val="24"/>
+                <w:szCs w:val="24"/>
+                <w:lang w:val="en-US" w:eastAsia="zh-CN"/>
+              </w:rPr>
+              <w:t>学生 - 扫码用水</w:t>
+            </w:r>
+          </w:p>
+        </w:tc>
+        <w:tc>
+          <w:tcPr>
+            <w:tcW w:w="0" w:type="auto"/>
+            <w:tcBorders>
+              <w:top w:val="nil"/>
+              <w:left w:val="nil"/>
+              <w:bottom w:val="nil"/>
+              <w:right w:val="nil"/>
+            </w:tcBorders>
+            <w:shd w:val="clear" w:color="auto" w:fill="auto"/>
+            <w:tcMar>
+              <w:top w:w="120" w:type="dxa"/>
+              <w:left w:w="180" w:type="dxa"/>
+              <w:bottom w:w="120" w:type="dxa"/>
+              <w:right w:w="180" w:type="dxa"/>
+            </w:tcMar>
+            <w:vAlign w:val="center"/>
+          </w:tcPr>
+          <w:p>
+            <w:pPr>
+              <w:rPr>
+                <w:rFonts w:hint="eastAsia" w:ascii="楷体" w:hAnsi="楷体" w:eastAsia="楷体" w:cs="楷体"/>
+                <w:sz w:val="24"/>
+                <w:szCs w:val="24"/>
+              </w:rPr>
+            </w:pPr>
+            <w:r>
+              <w:rPr>
+                <w:rFonts w:hint="eastAsia" w:ascii="楷体" w:hAnsi="楷体" w:eastAsia="楷体" w:cs="楷体"/>
+                <w:sz w:val="24"/>
+                <w:szCs w:val="24"/>
+                <w:lang w:val="en-US" w:eastAsia="zh-CN"/>
+              </w:rPr>
+              <w:t>高</w:t>
+            </w:r>
+          </w:p>
+        </w:tc>
+      </w:tr>
+      <w:tr>
+        <w:tblPrEx>
+          <w:tblBorders>
+            <w:top w:val="single" w:color="auto" w:sz="2" w:space="0"/>
+            <w:left w:val="single" w:color="auto" w:sz="2" w:space="0"/>
+            <w:bottom w:val="single" w:color="auto" w:sz="2" w:space="0"/>
+            <w:right w:val="single" w:color="auto" w:sz="2" w:space="0"/>
+            <w:insideH w:val="none" w:color="auto" w:sz="0" w:space="0"/>
+            <w:insideV w:val="none" w:color="auto" w:sz="0" w:space="0"/>
+          </w:tblBorders>
+          <w:shd w:val="clear" w:color="auto" w:fill="auto"/>
+          <w:tblCellMar>
+            <w:top w:w="0" w:type="dxa"/>
+            <w:left w:w="0" w:type="dxa"/>
+            <w:bottom w:w="0" w:type="dxa"/>
+            <w:right w:w="0" w:type="dxa"/>
+          </w:tblCellMar>
+        </w:tblPrEx>
+        <w:tc>
+          <w:tcPr>
+            <w:tcW w:w="0" w:type="auto"/>
+            <w:tcBorders>
+              <w:top w:val="nil"/>
+              <w:left w:val="nil"/>
+              <w:bottom w:val="nil"/>
+              <w:right w:val="single" w:color="auto" w:sz="2" w:space="0"/>
+            </w:tcBorders>
+            <w:shd w:val="clear" w:color="auto" w:fill="auto"/>
+            <w:tcMar>
+              <w:top w:w="120" w:type="dxa"/>
+              <w:left w:w="180" w:type="dxa"/>
+              <w:bottom w:w="120" w:type="dxa"/>
+              <w:right w:w="180" w:type="dxa"/>
+            </w:tcMar>
+            <w:vAlign w:val="center"/>
+          </w:tcPr>
+          <w:p>
+            <w:pPr>
+              <w:rPr>
+                <w:rFonts w:hint="eastAsia" w:ascii="楷体" w:hAnsi="楷体" w:eastAsia="楷体" w:cs="楷体"/>
+                <w:sz w:val="24"/>
+                <w:szCs w:val="24"/>
+              </w:rPr>
+            </w:pPr>
+            <w:r>
+              <w:rPr>
+                <w:rFonts w:hint="eastAsia" w:ascii="楷体" w:hAnsi="楷体" w:eastAsia="楷体" w:cs="楷体"/>
+                <w:sz w:val="24"/>
+                <w:szCs w:val="24"/>
+                <w:lang w:val="en-US" w:eastAsia="zh-CN"/>
+              </w:rPr>
+              <w:t>学生 - 水质信息查看</w:t>
+            </w:r>
+          </w:p>
+        </w:tc>
+        <w:tc>
+          <w:tcPr>
+            <w:tcW w:w="0" w:type="auto"/>
+            <w:tcBorders>
+              <w:top w:val="nil"/>
+              <w:left w:val="nil"/>
+              <w:bottom w:val="nil"/>
+              <w:right w:val="nil"/>
+            </w:tcBorders>
+            <w:shd w:val="clear" w:color="auto" w:fill="auto"/>
+            <w:tcMar>
+              <w:top w:w="120" w:type="dxa"/>
+              <w:left w:w="180" w:type="dxa"/>
+              <w:bottom w:w="120" w:type="dxa"/>
+              <w:right w:w="180" w:type="dxa"/>
+            </w:tcMar>
+            <w:vAlign w:val="center"/>
+          </w:tcPr>
+          <w:p>
+            <w:pPr>
+              <w:rPr>
+                <w:rFonts w:hint="eastAsia" w:ascii="楷体" w:hAnsi="楷体" w:eastAsia="楷体" w:cs="楷体"/>
+                <w:sz w:val="24"/>
+                <w:szCs w:val="24"/>
+              </w:rPr>
+            </w:pPr>
+            <w:r>
+              <w:rPr>
+                <w:rFonts w:hint="eastAsia" w:ascii="楷体" w:hAnsi="楷体" w:eastAsia="楷体" w:cs="楷体"/>
+                <w:sz w:val="24"/>
+                <w:szCs w:val="24"/>
+                <w:lang w:val="en-US" w:eastAsia="zh-CN"/>
+              </w:rPr>
+              <w:t>高</w:t>
+            </w:r>
+          </w:p>
+        </w:tc>
+      </w:tr>
+      <w:tr>
+        <w:tblPrEx>
+          <w:tblBorders>
+            <w:top w:val="single" w:color="auto" w:sz="2" w:space="0"/>
+            <w:left w:val="single" w:color="auto" w:sz="2" w:space="0"/>
+            <w:bottom w:val="single" w:color="auto" w:sz="2" w:space="0"/>
+            <w:right w:val="single" w:color="auto" w:sz="2" w:space="0"/>
+            <w:insideH w:val="none" w:color="auto" w:sz="0" w:space="0"/>
+            <w:insideV w:val="none" w:color="auto" w:sz="0" w:space="0"/>
+          </w:tblBorders>
+          <w:shd w:val="clear" w:color="auto" w:fill="auto"/>
+          <w:tblCellMar>
+            <w:top w:w="0" w:type="dxa"/>
+            <w:left w:w="0" w:type="dxa"/>
+            <w:bottom w:w="0" w:type="dxa"/>
+            <w:right w:w="0" w:type="dxa"/>
+          </w:tblCellMar>
+        </w:tblPrEx>
+        <w:tc>
+          <w:tcPr>
+            <w:tcW w:w="0" w:type="auto"/>
+            <w:tcBorders>
+              <w:top w:val="nil"/>
+              <w:left w:val="nil"/>
+              <w:bottom w:val="nil"/>
+              <w:right w:val="single" w:color="auto" w:sz="2" w:space="0"/>
+            </w:tcBorders>
+            <w:shd w:val="clear" w:color="auto" w:fill="auto"/>
+            <w:tcMar>
+              <w:top w:w="120" w:type="dxa"/>
+              <w:left w:w="180" w:type="dxa"/>
+              <w:bottom w:w="120" w:type="dxa"/>
+              <w:right w:w="180" w:type="dxa"/>
+            </w:tcMar>
+            <w:vAlign w:val="center"/>
+          </w:tcPr>
+          <w:p>
+            <w:pPr>
+              <w:rPr>
+                <w:rFonts w:hint="eastAsia" w:ascii="楷体" w:hAnsi="楷体" w:eastAsia="楷体" w:cs="楷体"/>
+                <w:sz w:val="24"/>
+                <w:szCs w:val="24"/>
+              </w:rPr>
+            </w:pPr>
+            <w:r>
+              <w:rPr>
+                <w:rFonts w:hint="eastAsia" w:ascii="楷体" w:hAnsi="楷体" w:eastAsia="楷体" w:cs="楷体"/>
+                <w:sz w:val="24"/>
+                <w:szCs w:val="24"/>
+                <w:lang w:val="en-US" w:eastAsia="zh-CN"/>
+              </w:rPr>
+              <w:t>学生 - 每日饮水量统计</w:t>
+            </w:r>
+          </w:p>
+        </w:tc>
+        <w:tc>
+          <w:tcPr>
+            <w:tcW w:w="0" w:type="auto"/>
+            <w:tcBorders>
+              <w:top w:val="nil"/>
+              <w:left w:val="nil"/>
+              <w:bottom w:val="nil"/>
+              <w:right w:val="nil"/>
+            </w:tcBorders>
+            <w:shd w:val="clear" w:color="auto" w:fill="auto"/>
+            <w:tcMar>
+              <w:top w:w="120" w:type="dxa"/>
+              <w:left w:w="180" w:type="dxa"/>
+              <w:bottom w:w="120" w:type="dxa"/>
+              <w:right w:w="180" w:type="dxa"/>
+            </w:tcMar>
+            <w:vAlign w:val="center"/>
+          </w:tcPr>
+          <w:p>
+            <w:pPr>
+              <w:rPr>
+                <w:rFonts w:hint="eastAsia" w:ascii="楷体" w:hAnsi="楷体" w:eastAsia="楷体" w:cs="楷体"/>
+                <w:sz w:val="24"/>
+                <w:szCs w:val="24"/>
+              </w:rPr>
+            </w:pPr>
+            <w:r>
+              <w:rPr>
+                <w:rFonts w:hint="eastAsia" w:ascii="楷体" w:hAnsi="楷体" w:eastAsia="楷体" w:cs="楷体"/>
+                <w:sz w:val="24"/>
+                <w:szCs w:val="24"/>
+                <w:lang w:val="en-US" w:eastAsia="zh-CN"/>
+              </w:rPr>
+              <w:t>中</w:t>
+            </w:r>
+          </w:p>
+        </w:tc>
+      </w:tr>
+      <w:tr>
+        <w:tblPrEx>
+          <w:tblBorders>
+            <w:top w:val="single" w:color="auto" w:sz="2" w:space="0"/>
+            <w:left w:val="single" w:color="auto" w:sz="2" w:space="0"/>
+            <w:bottom w:val="single" w:color="auto" w:sz="2" w:space="0"/>
+            <w:right w:val="single" w:color="auto" w:sz="2" w:space="0"/>
+            <w:insideH w:val="none" w:color="auto" w:sz="0" w:space="0"/>
+            <w:insideV w:val="none" w:color="auto" w:sz="0" w:space="0"/>
+          </w:tblBorders>
+          <w:shd w:val="clear" w:color="auto" w:fill="auto"/>
           <w:tblCellMar>
             <w:top w:w="0" w:type="dxa"/>
             <w:left w:w="0" w:type="dxa"/>
@@ -4265,7 +4272,6 @@
             <w:insideH w:val="none" w:color="auto" w:sz="0" w:space="0"/>
             <w:insideV w:val="none" w:color="auto" w:sz="0" w:space="0"/>
           </w:tblBorders>
-          <w:shd w:val="clear" w:color="auto" w:fill="auto"/>
           <w:tblCellMar>
             <w:top w:w="0" w:type="dxa"/>
             <w:left w:w="0" w:type="dxa"/>
@@ -4395,7 +4401,6 @@
             <w:insideH w:val="none" w:color="auto" w:sz="0" w:space="0"/>
             <w:insideV w:val="none" w:color="auto" w:sz="0" w:space="0"/>
           </w:tblBorders>
-          <w:shd w:val="clear" w:color="auto" w:fill="auto"/>
           <w:tblCellMar>
             <w:top w:w="0" w:type="dxa"/>
             <w:left w:w="0" w:type="dxa"/>
@@ -4590,6 +4595,7 @@
             <w:insideH w:val="none" w:color="auto" w:sz="0" w:space="0"/>
             <w:insideV w:val="none" w:color="auto" w:sz="0" w:space="0"/>
           </w:tblBorders>
+          <w:shd w:val="clear" w:color="auto" w:fill="auto"/>
           <w:tblCellMar>
             <w:top w:w="0" w:type="dxa"/>
             <w:left w:w="0" w:type="dxa"/>
@@ -4792,6 +4798,7 @@
             <w:insideH w:val="none" w:color="auto" w:sz="0" w:space="0"/>
             <w:insideV w:val="none" w:color="auto" w:sz="0" w:space="0"/>
           </w:tblBorders>
+          <w:shd w:val="clear" w:color="auto" w:fill="auto"/>
           <w:tblCellMar>
             <w:top w:w="0" w:type="dxa"/>
             <w:left w:w="0" w:type="dxa"/>
@@ -5042,8 +5049,6 @@
           <w:szCs w:val="24"/>
         </w:rPr>
       </w:pPr>
-      <w:bookmarkStart w:id="0" w:name="_GoBack"/>
-      <w:bookmarkEnd w:id="0"/>
       <w:r>
         <w:rPr>
           <w:rFonts w:hint="eastAsia" w:ascii="楷体" w:hAnsi="楷体" w:eastAsia="楷体" w:cs="楷体"/>
@@ -5107,6 +5112,7 @@
             <w:insideH w:val="none" w:color="auto" w:sz="0" w:space="0"/>
             <w:insideV w:val="none" w:color="auto" w:sz="0" w:space="0"/>
           </w:tblBorders>
+          <w:shd w:val="clear" w:color="auto" w:fill="auto"/>
           <w:tblCellMar>
             <w:top w:w="0" w:type="dxa"/>
             <w:left w:w="0" w:type="dxa"/>
@@ -5225,264 +5231,6 @@
                 <w:lang w:val="en-US" w:eastAsia="zh-CN"/>
               </w:rPr>
               <w:t>责任人</w:t>
-            </w:r>
-          </w:p>
-        </w:tc>
-      </w:tr>
-      <w:tr>
-        <w:tblPrEx>
-          <w:tblBorders>
-            <w:top w:val="single" w:color="auto" w:sz="2" w:space="0"/>
-            <w:left w:val="single" w:color="auto" w:sz="2" w:space="0"/>
-            <w:bottom w:val="single" w:color="auto" w:sz="2" w:space="0"/>
-            <w:right w:val="single" w:color="auto" w:sz="2" w:space="0"/>
-            <w:insideH w:val="none" w:color="auto" w:sz="0" w:space="0"/>
-            <w:insideV w:val="none" w:color="auto" w:sz="0" w:space="0"/>
-          </w:tblBorders>
-          <w:tblCellMar>
-            <w:top w:w="0" w:type="dxa"/>
-            <w:left w:w="0" w:type="dxa"/>
-            <w:bottom w:w="0" w:type="dxa"/>
-            <w:right w:w="0" w:type="dxa"/>
-          </w:tblCellMar>
-        </w:tblPrEx>
-        <w:tc>
-          <w:tcPr>
-            <w:tcW w:w="0" w:type="auto"/>
-            <w:tcBorders>
-              <w:top w:val="nil"/>
-              <w:left w:val="nil"/>
-              <w:bottom w:val="nil"/>
-              <w:right w:val="single" w:color="auto" w:sz="2" w:space="0"/>
-            </w:tcBorders>
-            <w:shd w:val="clear" w:color="auto" w:fill="auto"/>
-            <w:tcMar>
-              <w:top w:w="120" w:type="dxa"/>
-              <w:left w:w="180" w:type="dxa"/>
-              <w:bottom w:w="120" w:type="dxa"/>
-              <w:right w:w="180" w:type="dxa"/>
-            </w:tcMar>
-            <w:vAlign w:val="center"/>
-          </w:tcPr>
-          <w:p>
-            <w:pPr>
-              <w:rPr>
-                <w:rFonts w:hint="eastAsia" w:ascii="楷体" w:hAnsi="楷体" w:eastAsia="楷体" w:cs="楷体"/>
-                <w:sz w:val="24"/>
-                <w:szCs w:val="24"/>
-              </w:rPr>
-            </w:pPr>
-            <w:r>
-              <w:rPr>
-                <w:rFonts w:hint="eastAsia" w:ascii="楷体" w:hAnsi="楷体" w:eastAsia="楷体" w:cs="楷体"/>
-                <w:sz w:val="24"/>
-                <w:szCs w:val="24"/>
-                <w:lang w:val="en-US" w:eastAsia="zh-CN"/>
-              </w:rPr>
-              <w:t>用户登录（多角色）</w:t>
-            </w:r>
-          </w:p>
-        </w:tc>
-        <w:tc>
-          <w:tcPr>
-            <w:tcW w:w="0" w:type="auto"/>
-            <w:tcBorders>
-              <w:top w:val="nil"/>
-              <w:left w:val="nil"/>
-              <w:bottom w:val="nil"/>
-              <w:right w:val="single" w:color="auto" w:sz="2" w:space="0"/>
-            </w:tcBorders>
-            <w:shd w:val="clear" w:color="auto" w:fill="auto"/>
-            <w:tcMar>
-              <w:top w:w="120" w:type="dxa"/>
-              <w:left w:w="180" w:type="dxa"/>
-              <w:bottom w:w="120" w:type="dxa"/>
-              <w:right w:w="180" w:type="dxa"/>
-            </w:tcMar>
-            <w:vAlign w:val="center"/>
-          </w:tcPr>
-          <w:p>
-            <w:pPr>
-              <w:rPr>
-                <w:rFonts w:hint="eastAsia" w:ascii="楷体" w:hAnsi="楷体" w:eastAsia="楷体" w:cs="楷体"/>
-                <w:sz w:val="24"/>
-                <w:szCs w:val="24"/>
-              </w:rPr>
-            </w:pPr>
-            <w:r>
-              <w:rPr>
-                <w:rFonts w:hint="eastAsia" w:ascii="楷体" w:hAnsi="楷体" w:eastAsia="楷体" w:cs="楷体"/>
-                <w:sz w:val="24"/>
-                <w:szCs w:val="24"/>
-                <w:lang w:val="en-US" w:eastAsia="zh-CN"/>
-              </w:rPr>
-              <w:t>前后端登录功能代码、权限校验逻辑代码</w:t>
-            </w:r>
-          </w:p>
-        </w:tc>
-        <w:tc>
-          <w:tcPr>
-            <w:tcW w:w="0" w:type="auto"/>
-            <w:tcBorders>
-              <w:top w:val="nil"/>
-              <w:left w:val="nil"/>
-              <w:bottom w:val="nil"/>
-              <w:right w:val="nil"/>
-            </w:tcBorders>
-            <w:shd w:val="clear" w:color="auto" w:fill="auto"/>
-            <w:tcMar>
-              <w:top w:w="120" w:type="dxa"/>
-              <w:left w:w="180" w:type="dxa"/>
-              <w:bottom w:w="120" w:type="dxa"/>
-              <w:right w:w="180" w:type="dxa"/>
-            </w:tcMar>
-            <w:vAlign w:val="center"/>
-          </w:tcPr>
-          <w:p>
-            <w:pPr>
-              <w:rPr>
-                <w:rFonts w:hint="eastAsia" w:ascii="楷体" w:hAnsi="楷体" w:eastAsia="楷体" w:cs="楷体"/>
-                <w:sz w:val="24"/>
-                <w:szCs w:val="24"/>
-              </w:rPr>
-            </w:pPr>
-            <w:r>
-              <w:rPr>
-                <w:rFonts w:hint="eastAsia" w:ascii="楷体" w:hAnsi="楷体" w:eastAsia="楷体" w:cs="楷体"/>
-                <w:sz w:val="24"/>
-                <w:szCs w:val="24"/>
-                <w:lang w:val="en-US" w:eastAsia="zh-CN"/>
-              </w:rPr>
-              <w:t>后端 2、前端 1（Web 端）、前端 2（APP 端）</w:t>
-            </w:r>
-          </w:p>
-        </w:tc>
-      </w:tr>
-      <w:tr>
-        <w:tblPrEx>
-          <w:tblBorders>
-            <w:top w:val="single" w:color="auto" w:sz="2" w:space="0"/>
-            <w:left w:val="single" w:color="auto" w:sz="2" w:space="0"/>
-            <w:bottom w:val="single" w:color="auto" w:sz="2" w:space="0"/>
-            <w:right w:val="single" w:color="auto" w:sz="2" w:space="0"/>
-            <w:insideH w:val="none" w:color="auto" w:sz="0" w:space="0"/>
-            <w:insideV w:val="none" w:color="auto" w:sz="0" w:space="0"/>
-          </w:tblBorders>
-          <w:tblCellMar>
-            <w:top w:w="0" w:type="dxa"/>
-            <w:left w:w="0" w:type="dxa"/>
-            <w:bottom w:w="0" w:type="dxa"/>
-            <w:right w:w="0" w:type="dxa"/>
-          </w:tblCellMar>
-        </w:tblPrEx>
-        <w:tc>
-          <w:tcPr>
-            <w:tcW w:w="0" w:type="auto"/>
-            <w:tcBorders>
-              <w:top w:val="nil"/>
-              <w:left w:val="nil"/>
-              <w:bottom w:val="nil"/>
-              <w:right w:val="single" w:color="auto" w:sz="2" w:space="0"/>
-            </w:tcBorders>
-            <w:shd w:val="clear" w:color="auto" w:fill="auto"/>
-            <w:tcMar>
-              <w:top w:w="120" w:type="dxa"/>
-              <w:left w:w="180" w:type="dxa"/>
-              <w:bottom w:w="120" w:type="dxa"/>
-              <w:right w:w="180" w:type="dxa"/>
-            </w:tcMar>
-            <w:vAlign w:val="center"/>
-          </w:tcPr>
-          <w:p>
-            <w:pPr>
-              <w:rPr>
-                <w:rFonts w:hint="eastAsia" w:ascii="楷体" w:hAnsi="楷体" w:eastAsia="楷体" w:cs="楷体"/>
-                <w:sz w:val="24"/>
-                <w:szCs w:val="24"/>
-              </w:rPr>
-            </w:pPr>
-            <w:r>
-              <w:rPr>
-                <w:rFonts w:hint="eastAsia" w:ascii="楷体" w:hAnsi="楷体" w:eastAsia="楷体" w:cs="楷体"/>
-                <w:sz w:val="24"/>
-                <w:szCs w:val="24"/>
-                <w:lang w:val="en-US" w:eastAsia="zh-CN"/>
-              </w:rPr>
-              <w:t>数据模拟器（定时生成）</w:t>
-            </w:r>
-          </w:p>
-        </w:tc>
-        <w:tc>
-          <w:tcPr>
-            <w:tcW w:w="0" w:type="auto"/>
-            <w:tcBorders>
-              <w:top w:val="nil"/>
-              <w:left w:val="nil"/>
-              <w:bottom w:val="nil"/>
-              <w:right w:val="single" w:color="auto" w:sz="2" w:space="0"/>
-            </w:tcBorders>
-            <w:shd w:val="clear" w:color="auto" w:fill="auto"/>
-            <w:tcMar>
-              <w:top w:w="120" w:type="dxa"/>
-              <w:left w:w="180" w:type="dxa"/>
-              <w:bottom w:w="120" w:type="dxa"/>
-              <w:right w:w="180" w:type="dxa"/>
-            </w:tcMar>
-            <w:vAlign w:val="center"/>
-          </w:tcPr>
-          <w:p>
-            <w:pPr>
-              <w:rPr>
-                <w:rFonts w:hint="eastAsia" w:ascii="楷体" w:hAnsi="楷体" w:eastAsia="楷体" w:cs="楷体"/>
-                <w:sz w:val="24"/>
-                <w:szCs w:val="24"/>
-              </w:rPr>
-            </w:pPr>
-            <w:r>
-              <w:rPr>
-                <w:rFonts w:hint="eastAsia" w:ascii="楷体" w:hAnsi="楷体" w:eastAsia="楷体" w:cs="楷体"/>
-                <w:sz w:val="24"/>
-                <w:szCs w:val="24"/>
-                <w:lang w:val="en-US" w:eastAsia="zh-CN"/>
-              </w:rPr>
-              <w:t>Java 版模拟器源码、模拟规则文档、MQTT 发送代码</w:t>
-            </w:r>
-          </w:p>
-        </w:tc>
-        <w:tc>
-          <w:tcPr>
-            <w:tcW w:w="0" w:type="auto"/>
-            <w:tcBorders>
-              <w:top w:val="nil"/>
-              <w:left w:val="nil"/>
-              <w:bottom w:val="nil"/>
-              <w:right w:val="nil"/>
-            </w:tcBorders>
-            <w:shd w:val="clear" w:color="auto" w:fill="auto"/>
-            <w:tcMar>
-              <w:top w:w="120" w:type="dxa"/>
-              <w:left w:w="180" w:type="dxa"/>
-              <w:bottom w:w="120" w:type="dxa"/>
-              <w:right w:w="180" w:type="dxa"/>
-            </w:tcMar>
-            <w:vAlign w:val="center"/>
-          </w:tcPr>
-          <w:p>
-            <w:pPr>
-              <w:rPr>
-                <w:rFonts w:hint="eastAsia" w:ascii="楷体" w:hAnsi="楷体" w:eastAsia="楷体" w:cs="楷体"/>
-                <w:sz w:val="24"/>
-                <w:szCs w:val="24"/>
-              </w:rPr>
-            </w:pPr>
-            <w:r>
-              <w:rPr>
-                <w:rFonts w:hint="eastAsia" w:ascii="楷体" w:hAnsi="楷体" w:eastAsia="楷体" w:cs="楷体"/>
-                <w:sz w:val="24"/>
-                <w:szCs w:val="24"/>
-                <w:lang w:val="en-US" w:eastAsia="zh-CN"/>
-              </w:rPr>
-              <w:t>后端 1</w:t>
             </w:r>
           </w:p>
         </w:tc>
@@ -5538,7 +5286,7 @@
                 <w:szCs w:val="24"/>
                 <w:lang w:val="en-US" w:eastAsia="zh-CN"/>
               </w:rPr>
-              <w:t>MQTT 数据接收服务</w:t>
+              <w:t>用户登录</w:t>
             </w:r>
           </w:p>
         </w:tc>
@@ -5575,7 +5323,7 @@
                 <w:szCs w:val="24"/>
                 <w:lang w:val="en-US" w:eastAsia="zh-CN"/>
               </w:rPr>
-              <w:t>数据接收与解析代码</w:t>
+              <w:t>前后端登录功能代码、权限校验逻辑代码</w:t>
             </w:r>
           </w:p>
         </w:tc>
@@ -5612,781 +5360,7 @@
                 <w:szCs w:val="24"/>
                 <w:lang w:val="en-US" w:eastAsia="zh-CN"/>
               </w:rPr>
-              <w:t>后端 1</w:t>
-            </w:r>
-          </w:p>
-        </w:tc>
-      </w:tr>
-      <w:tr>
-        <w:tblPrEx>
-          <w:tblBorders>
-            <w:top w:val="single" w:color="auto" w:sz="2" w:space="0"/>
-            <w:left w:val="single" w:color="auto" w:sz="2" w:space="0"/>
-            <w:bottom w:val="single" w:color="auto" w:sz="2" w:space="0"/>
-            <w:right w:val="single" w:color="auto" w:sz="2" w:space="0"/>
-            <w:insideH w:val="none" w:color="auto" w:sz="0" w:space="0"/>
-            <w:insideV w:val="none" w:color="auto" w:sz="0" w:space="0"/>
-          </w:tblBorders>
-          <w:tblCellMar>
-            <w:top w:w="0" w:type="dxa"/>
-            <w:left w:w="0" w:type="dxa"/>
-            <w:bottom w:w="0" w:type="dxa"/>
-            <w:right w:w="0" w:type="dxa"/>
-          </w:tblCellMar>
-        </w:tblPrEx>
-        <w:tc>
-          <w:tcPr>
-            <w:tcW w:w="0" w:type="auto"/>
-            <w:tcBorders>
-              <w:top w:val="nil"/>
-              <w:left w:val="nil"/>
-              <w:bottom w:val="nil"/>
-              <w:right w:val="single" w:color="auto" w:sz="2" w:space="0"/>
-            </w:tcBorders>
-            <w:shd w:val="clear" w:color="auto" w:fill="auto"/>
-            <w:tcMar>
-              <w:top w:w="120" w:type="dxa"/>
-              <w:left w:w="180" w:type="dxa"/>
-              <w:bottom w:w="120" w:type="dxa"/>
-              <w:right w:w="180" w:type="dxa"/>
-            </w:tcMar>
-            <w:vAlign w:val="center"/>
-          </w:tcPr>
-          <w:p>
-            <w:pPr>
-              <w:rPr>
-                <w:rFonts w:hint="eastAsia" w:ascii="楷体" w:hAnsi="楷体" w:eastAsia="楷体" w:cs="楷体"/>
-                <w:sz w:val="24"/>
-                <w:szCs w:val="24"/>
-              </w:rPr>
-            </w:pPr>
-            <w:r>
-              <w:rPr>
-                <w:rFonts w:hint="eastAsia" w:ascii="楷体" w:hAnsi="楷体" w:eastAsia="楷体" w:cs="楷体"/>
-                <w:sz w:val="24"/>
-                <w:szCs w:val="24"/>
-                <w:lang w:val="en-US" w:eastAsia="zh-CN"/>
-              </w:rPr>
-              <w:t>数据库搭建</w:t>
-            </w:r>
-          </w:p>
-        </w:tc>
-        <w:tc>
-          <w:tcPr>
-            <w:tcW w:w="0" w:type="auto"/>
-            <w:tcBorders>
-              <w:top w:val="nil"/>
-              <w:left w:val="nil"/>
-              <w:bottom w:val="nil"/>
-              <w:right w:val="single" w:color="auto" w:sz="2" w:space="0"/>
-            </w:tcBorders>
-            <w:shd w:val="clear" w:color="auto" w:fill="auto"/>
-            <w:tcMar>
-              <w:top w:w="120" w:type="dxa"/>
-              <w:left w:w="180" w:type="dxa"/>
-              <w:bottom w:w="120" w:type="dxa"/>
-              <w:right w:w="180" w:type="dxa"/>
-            </w:tcMar>
-            <w:vAlign w:val="center"/>
-          </w:tcPr>
-          <w:p>
-            <w:pPr>
-              <w:rPr>
-                <w:rFonts w:hint="eastAsia" w:ascii="楷体" w:hAnsi="楷体" w:eastAsia="楷体" w:cs="楷体"/>
-                <w:sz w:val="24"/>
-                <w:szCs w:val="24"/>
-              </w:rPr>
-            </w:pPr>
-            <w:r>
-              <w:rPr>
-                <w:rFonts w:hint="eastAsia" w:ascii="楷体" w:hAnsi="楷体" w:eastAsia="楷体" w:cs="楷体"/>
-                <w:sz w:val="24"/>
-                <w:szCs w:val="24"/>
-                <w:lang w:val="en-US" w:eastAsia="zh-CN"/>
-              </w:rPr>
-              <w:t>数据库脚本（表结构设计）、环境搭建文档</w:t>
-            </w:r>
-          </w:p>
-        </w:tc>
-        <w:tc>
-          <w:tcPr>
-            <w:tcW w:w="0" w:type="auto"/>
-            <w:tcBorders>
-              <w:top w:val="nil"/>
-              <w:left w:val="nil"/>
-              <w:bottom w:val="nil"/>
-              <w:right w:val="nil"/>
-            </w:tcBorders>
-            <w:shd w:val="clear" w:color="auto" w:fill="auto"/>
-            <w:tcMar>
-              <w:top w:w="120" w:type="dxa"/>
-              <w:left w:w="180" w:type="dxa"/>
-              <w:bottom w:w="120" w:type="dxa"/>
-              <w:right w:w="180" w:type="dxa"/>
-            </w:tcMar>
-            <w:vAlign w:val="center"/>
-          </w:tcPr>
-          <w:p>
-            <w:pPr>
-              <w:rPr>
-                <w:rFonts w:hint="eastAsia" w:ascii="楷体" w:hAnsi="楷体" w:eastAsia="楷体" w:cs="楷体"/>
-                <w:sz w:val="24"/>
-                <w:szCs w:val="24"/>
-              </w:rPr>
-            </w:pPr>
-            <w:r>
-              <w:rPr>
-                <w:rFonts w:hint="eastAsia" w:ascii="楷体" w:hAnsi="楷体" w:eastAsia="楷体" w:cs="楷体"/>
-                <w:sz w:val="24"/>
-                <w:szCs w:val="24"/>
-                <w:lang w:val="en-US" w:eastAsia="zh-CN"/>
-              </w:rPr>
-              <w:t>后端 2</w:t>
-            </w:r>
-          </w:p>
-        </w:tc>
-      </w:tr>
-      <w:tr>
-        <w:tblPrEx>
-          <w:tblBorders>
-            <w:top w:val="single" w:color="auto" w:sz="2" w:space="0"/>
-            <w:left w:val="single" w:color="auto" w:sz="2" w:space="0"/>
-            <w:bottom w:val="single" w:color="auto" w:sz="2" w:space="0"/>
-            <w:right w:val="single" w:color="auto" w:sz="2" w:space="0"/>
-            <w:insideH w:val="none" w:color="auto" w:sz="0" w:space="0"/>
-            <w:insideV w:val="none" w:color="auto" w:sz="0" w:space="0"/>
-          </w:tblBorders>
-          <w:tblCellMar>
-            <w:top w:w="0" w:type="dxa"/>
-            <w:left w:w="0" w:type="dxa"/>
-            <w:bottom w:w="0" w:type="dxa"/>
-            <w:right w:w="0" w:type="dxa"/>
-          </w:tblCellMar>
-        </w:tblPrEx>
-        <w:tc>
-          <w:tcPr>
-            <w:tcW w:w="0" w:type="auto"/>
-            <w:tcBorders>
-              <w:top w:val="nil"/>
-              <w:left w:val="nil"/>
-              <w:bottom w:val="nil"/>
-              <w:right w:val="single" w:color="auto" w:sz="2" w:space="0"/>
-            </w:tcBorders>
-            <w:shd w:val="clear" w:color="auto" w:fill="auto"/>
-            <w:tcMar>
-              <w:top w:w="120" w:type="dxa"/>
-              <w:left w:w="180" w:type="dxa"/>
-              <w:bottom w:w="120" w:type="dxa"/>
-              <w:right w:w="180" w:type="dxa"/>
-            </w:tcMar>
-            <w:vAlign w:val="center"/>
-          </w:tcPr>
-          <w:p>
-            <w:pPr>
-              <w:rPr>
-                <w:rFonts w:hint="eastAsia" w:ascii="楷体" w:hAnsi="楷体" w:eastAsia="楷体" w:cs="楷体"/>
-                <w:sz w:val="24"/>
-                <w:szCs w:val="24"/>
-              </w:rPr>
-            </w:pPr>
-            <w:r>
-              <w:rPr>
-                <w:rFonts w:hint="eastAsia" w:ascii="楷体" w:hAnsi="楷体" w:eastAsia="楷体" w:cs="楷体"/>
-                <w:sz w:val="24"/>
-                <w:szCs w:val="24"/>
-                <w:lang w:val="en-US" w:eastAsia="zh-CN"/>
-              </w:rPr>
-              <w:t>管理员 - 设备监控</w:t>
-            </w:r>
-          </w:p>
-        </w:tc>
-        <w:tc>
-          <w:tcPr>
-            <w:tcW w:w="0" w:type="auto"/>
-            <w:tcBorders>
-              <w:top w:val="nil"/>
-              <w:left w:val="nil"/>
-              <w:bottom w:val="nil"/>
-              <w:right w:val="single" w:color="auto" w:sz="2" w:space="0"/>
-            </w:tcBorders>
-            <w:shd w:val="clear" w:color="auto" w:fill="auto"/>
-            <w:tcMar>
-              <w:top w:w="120" w:type="dxa"/>
-              <w:left w:w="180" w:type="dxa"/>
-              <w:bottom w:w="120" w:type="dxa"/>
-              <w:right w:w="180" w:type="dxa"/>
-            </w:tcMar>
-            <w:vAlign w:val="center"/>
-          </w:tcPr>
-          <w:p>
-            <w:pPr>
-              <w:rPr>
-                <w:rFonts w:hint="eastAsia" w:ascii="楷体" w:hAnsi="楷体" w:eastAsia="楷体" w:cs="楷体"/>
-                <w:sz w:val="24"/>
-                <w:szCs w:val="24"/>
-              </w:rPr>
-            </w:pPr>
-            <w:r>
-              <w:rPr>
-                <w:rFonts w:hint="eastAsia" w:ascii="楷体" w:hAnsi="楷体" w:eastAsia="楷体" w:cs="楷体"/>
-                <w:sz w:val="24"/>
-                <w:szCs w:val="24"/>
-                <w:lang w:val="en-US" w:eastAsia="zh-CN"/>
-              </w:rPr>
-              <w:t>Web 端设备监控页面代码、数据查询接口代码</w:t>
-            </w:r>
-          </w:p>
-        </w:tc>
-        <w:tc>
-          <w:tcPr>
-            <w:tcW w:w="0" w:type="auto"/>
-            <w:tcBorders>
-              <w:top w:val="nil"/>
-              <w:left w:val="nil"/>
-              <w:bottom w:val="nil"/>
-              <w:right w:val="nil"/>
-            </w:tcBorders>
-            <w:shd w:val="clear" w:color="auto" w:fill="auto"/>
-            <w:tcMar>
-              <w:top w:w="120" w:type="dxa"/>
-              <w:left w:w="180" w:type="dxa"/>
-              <w:bottom w:w="120" w:type="dxa"/>
-              <w:right w:w="180" w:type="dxa"/>
-            </w:tcMar>
-            <w:vAlign w:val="center"/>
-          </w:tcPr>
-          <w:p>
-            <w:pPr>
-              <w:rPr>
-                <w:rFonts w:hint="eastAsia" w:ascii="楷体" w:hAnsi="楷体" w:eastAsia="楷体" w:cs="楷体"/>
-                <w:sz w:val="24"/>
-                <w:szCs w:val="24"/>
-              </w:rPr>
-            </w:pPr>
-            <w:r>
-              <w:rPr>
-                <w:rFonts w:hint="eastAsia" w:ascii="楷体" w:hAnsi="楷体" w:eastAsia="楷体" w:cs="楷体"/>
-                <w:sz w:val="24"/>
-                <w:szCs w:val="24"/>
-                <w:lang w:val="en-US" w:eastAsia="zh-CN"/>
-              </w:rPr>
-              <w:t>后端 2、前端 1</w:t>
-            </w:r>
-          </w:p>
-        </w:tc>
-      </w:tr>
-      <w:tr>
-        <w:tblPrEx>
-          <w:tblBorders>
-            <w:top w:val="single" w:color="auto" w:sz="2" w:space="0"/>
-            <w:left w:val="single" w:color="auto" w:sz="2" w:space="0"/>
-            <w:bottom w:val="single" w:color="auto" w:sz="2" w:space="0"/>
-            <w:right w:val="single" w:color="auto" w:sz="2" w:space="0"/>
-            <w:insideH w:val="none" w:color="auto" w:sz="0" w:space="0"/>
-            <w:insideV w:val="none" w:color="auto" w:sz="0" w:space="0"/>
-          </w:tblBorders>
-          <w:tblCellMar>
-            <w:top w:w="0" w:type="dxa"/>
-            <w:left w:w="0" w:type="dxa"/>
-            <w:bottom w:w="0" w:type="dxa"/>
-            <w:right w:w="0" w:type="dxa"/>
-          </w:tblCellMar>
-        </w:tblPrEx>
-        <w:tc>
-          <w:tcPr>
-            <w:tcW w:w="0" w:type="auto"/>
-            <w:tcBorders>
-              <w:top w:val="nil"/>
-              <w:left w:val="nil"/>
-              <w:bottom w:val="nil"/>
-              <w:right w:val="single" w:color="auto" w:sz="2" w:space="0"/>
-            </w:tcBorders>
-            <w:shd w:val="clear" w:color="auto" w:fill="auto"/>
-            <w:tcMar>
-              <w:top w:w="120" w:type="dxa"/>
-              <w:left w:w="180" w:type="dxa"/>
-              <w:bottom w:w="120" w:type="dxa"/>
-              <w:right w:w="180" w:type="dxa"/>
-            </w:tcMar>
-            <w:vAlign w:val="center"/>
-          </w:tcPr>
-          <w:p>
-            <w:pPr>
-              <w:rPr>
-                <w:rFonts w:hint="eastAsia" w:ascii="楷体" w:hAnsi="楷体" w:eastAsia="楷体" w:cs="楷体"/>
-                <w:sz w:val="24"/>
-                <w:szCs w:val="24"/>
-              </w:rPr>
-            </w:pPr>
-            <w:r>
-              <w:rPr>
-                <w:rFonts w:hint="eastAsia" w:ascii="楷体" w:hAnsi="楷体" w:eastAsia="楷体" w:cs="楷体"/>
-                <w:sz w:val="24"/>
-                <w:szCs w:val="24"/>
-                <w:lang w:val="en-US" w:eastAsia="zh-CN"/>
-              </w:rPr>
-              <w:t>管理员 - 人员 / 用户管理</w:t>
-            </w:r>
-          </w:p>
-        </w:tc>
-        <w:tc>
-          <w:tcPr>
-            <w:tcW w:w="0" w:type="auto"/>
-            <w:tcBorders>
-              <w:top w:val="nil"/>
-              <w:left w:val="nil"/>
-              <w:bottom w:val="nil"/>
-              <w:right w:val="single" w:color="auto" w:sz="2" w:space="0"/>
-            </w:tcBorders>
-            <w:shd w:val="clear" w:color="auto" w:fill="auto"/>
-            <w:tcMar>
-              <w:top w:w="120" w:type="dxa"/>
-              <w:left w:w="180" w:type="dxa"/>
-              <w:bottom w:w="120" w:type="dxa"/>
-              <w:right w:w="180" w:type="dxa"/>
-            </w:tcMar>
-            <w:vAlign w:val="center"/>
-          </w:tcPr>
-          <w:p>
-            <w:pPr>
-              <w:rPr>
-                <w:rFonts w:hint="eastAsia" w:ascii="楷体" w:hAnsi="楷体" w:eastAsia="楷体" w:cs="楷体"/>
-                <w:sz w:val="24"/>
-                <w:szCs w:val="24"/>
-              </w:rPr>
-            </w:pPr>
-            <w:r>
-              <w:rPr>
-                <w:rFonts w:hint="eastAsia" w:ascii="楷体" w:hAnsi="楷体" w:eastAsia="楷体" w:cs="楷体"/>
-                <w:sz w:val="24"/>
-                <w:szCs w:val="24"/>
-                <w:lang w:val="en-US" w:eastAsia="zh-CN"/>
-              </w:rPr>
-              <w:t>Web 端人员管理页面代码、用户增删改查接口代码</w:t>
-            </w:r>
-          </w:p>
-        </w:tc>
-        <w:tc>
-          <w:tcPr>
-            <w:tcW w:w="0" w:type="auto"/>
-            <w:tcBorders>
-              <w:top w:val="nil"/>
-              <w:left w:val="nil"/>
-              <w:bottom w:val="nil"/>
-              <w:right w:val="nil"/>
-            </w:tcBorders>
-            <w:shd w:val="clear" w:color="auto" w:fill="auto"/>
-            <w:tcMar>
-              <w:top w:w="120" w:type="dxa"/>
-              <w:left w:w="180" w:type="dxa"/>
-              <w:bottom w:w="120" w:type="dxa"/>
-              <w:right w:w="180" w:type="dxa"/>
-            </w:tcMar>
-            <w:vAlign w:val="center"/>
-          </w:tcPr>
-          <w:p>
-            <w:pPr>
-              <w:rPr>
-                <w:rFonts w:hint="eastAsia" w:ascii="楷体" w:hAnsi="楷体" w:eastAsia="楷体" w:cs="楷体"/>
-                <w:sz w:val="24"/>
-                <w:szCs w:val="24"/>
-              </w:rPr>
-            </w:pPr>
-            <w:r>
-              <w:rPr>
-                <w:rFonts w:hint="eastAsia" w:ascii="楷体" w:hAnsi="楷体" w:eastAsia="楷体" w:cs="楷体"/>
-                <w:sz w:val="24"/>
-                <w:szCs w:val="24"/>
-                <w:lang w:val="en-US" w:eastAsia="zh-CN"/>
-              </w:rPr>
-              <w:t>后端 2、前端 1</w:t>
-            </w:r>
-          </w:p>
-        </w:tc>
-      </w:tr>
-      <w:tr>
-        <w:tblPrEx>
-          <w:tblBorders>
-            <w:top w:val="single" w:color="auto" w:sz="2" w:space="0"/>
-            <w:left w:val="single" w:color="auto" w:sz="2" w:space="0"/>
-            <w:bottom w:val="single" w:color="auto" w:sz="2" w:space="0"/>
-            <w:right w:val="single" w:color="auto" w:sz="2" w:space="0"/>
-            <w:insideH w:val="none" w:color="auto" w:sz="0" w:space="0"/>
-            <w:insideV w:val="none" w:color="auto" w:sz="0" w:space="0"/>
-          </w:tblBorders>
-          <w:tblCellMar>
-            <w:top w:w="0" w:type="dxa"/>
-            <w:left w:w="0" w:type="dxa"/>
-            <w:bottom w:w="0" w:type="dxa"/>
-            <w:right w:w="0" w:type="dxa"/>
-          </w:tblCellMar>
-        </w:tblPrEx>
-        <w:tc>
-          <w:tcPr>
-            <w:tcW w:w="0" w:type="auto"/>
-            <w:tcBorders>
-              <w:top w:val="nil"/>
-              <w:left w:val="nil"/>
-              <w:bottom w:val="nil"/>
-              <w:right w:val="single" w:color="auto" w:sz="2" w:space="0"/>
-            </w:tcBorders>
-            <w:shd w:val="clear" w:color="auto" w:fill="auto"/>
-            <w:tcMar>
-              <w:top w:w="120" w:type="dxa"/>
-              <w:left w:w="180" w:type="dxa"/>
-              <w:bottom w:w="120" w:type="dxa"/>
-              <w:right w:w="180" w:type="dxa"/>
-            </w:tcMar>
-            <w:vAlign w:val="center"/>
-          </w:tcPr>
-          <w:p>
-            <w:pPr>
-              <w:rPr>
-                <w:rFonts w:hint="eastAsia" w:ascii="楷体" w:hAnsi="楷体" w:eastAsia="楷体" w:cs="楷体"/>
-                <w:sz w:val="24"/>
-                <w:szCs w:val="24"/>
-              </w:rPr>
-            </w:pPr>
-            <w:r>
-              <w:rPr>
-                <w:rFonts w:hint="eastAsia" w:ascii="楷体" w:hAnsi="楷体" w:eastAsia="楷体" w:cs="楷体"/>
-                <w:sz w:val="24"/>
-                <w:szCs w:val="24"/>
-                <w:lang w:val="en-US" w:eastAsia="zh-CN"/>
-              </w:rPr>
-              <w:t>管理员 - 告警查看</w:t>
-            </w:r>
-          </w:p>
-        </w:tc>
-        <w:tc>
-          <w:tcPr>
-            <w:tcW w:w="0" w:type="auto"/>
-            <w:tcBorders>
-              <w:top w:val="nil"/>
-              <w:left w:val="nil"/>
-              <w:bottom w:val="nil"/>
-              <w:right w:val="single" w:color="auto" w:sz="2" w:space="0"/>
-            </w:tcBorders>
-            <w:shd w:val="clear" w:color="auto" w:fill="auto"/>
-            <w:tcMar>
-              <w:top w:w="120" w:type="dxa"/>
-              <w:left w:w="180" w:type="dxa"/>
-              <w:bottom w:w="120" w:type="dxa"/>
-              <w:right w:w="180" w:type="dxa"/>
-            </w:tcMar>
-            <w:vAlign w:val="center"/>
-          </w:tcPr>
-          <w:p>
-            <w:pPr>
-              <w:rPr>
-                <w:rFonts w:hint="eastAsia" w:ascii="楷体" w:hAnsi="楷体" w:eastAsia="楷体" w:cs="楷体"/>
-                <w:sz w:val="24"/>
-                <w:szCs w:val="24"/>
-              </w:rPr>
-            </w:pPr>
-            <w:r>
-              <w:rPr>
-                <w:rFonts w:hint="eastAsia" w:ascii="楷体" w:hAnsi="楷体" w:eastAsia="楷体" w:cs="楷体"/>
-                <w:sz w:val="24"/>
-                <w:szCs w:val="24"/>
-                <w:lang w:val="en-US" w:eastAsia="zh-CN"/>
-              </w:rPr>
-              <w:t>Web 端告警列表页面代码、告警接口代码</w:t>
-            </w:r>
-          </w:p>
-        </w:tc>
-        <w:tc>
-          <w:tcPr>
-            <w:tcW w:w="0" w:type="auto"/>
-            <w:tcBorders>
-              <w:top w:val="nil"/>
-              <w:left w:val="nil"/>
-              <w:bottom w:val="nil"/>
-              <w:right w:val="nil"/>
-            </w:tcBorders>
-            <w:shd w:val="clear" w:color="auto" w:fill="auto"/>
-            <w:tcMar>
-              <w:top w:w="120" w:type="dxa"/>
-              <w:left w:w="180" w:type="dxa"/>
-              <w:bottom w:w="120" w:type="dxa"/>
-              <w:right w:w="180" w:type="dxa"/>
-            </w:tcMar>
-            <w:vAlign w:val="center"/>
-          </w:tcPr>
-          <w:p>
-            <w:pPr>
-              <w:rPr>
-                <w:rFonts w:hint="eastAsia" w:ascii="楷体" w:hAnsi="楷体" w:eastAsia="楷体" w:cs="楷体"/>
-                <w:sz w:val="24"/>
-                <w:szCs w:val="24"/>
-              </w:rPr>
-            </w:pPr>
-            <w:r>
-              <w:rPr>
-                <w:rFonts w:hint="eastAsia" w:ascii="楷体" w:hAnsi="楷体" w:eastAsia="楷体" w:cs="楷体"/>
-                <w:sz w:val="24"/>
-                <w:szCs w:val="24"/>
-                <w:lang w:val="en-US" w:eastAsia="zh-CN"/>
-              </w:rPr>
-              <w:t>后端 2、前端 1</w:t>
-            </w:r>
-          </w:p>
-        </w:tc>
-      </w:tr>
-      <w:tr>
-        <w:tblPrEx>
-          <w:tblBorders>
-            <w:top w:val="single" w:color="auto" w:sz="2" w:space="0"/>
-            <w:left w:val="single" w:color="auto" w:sz="2" w:space="0"/>
-            <w:bottom w:val="single" w:color="auto" w:sz="2" w:space="0"/>
-            <w:right w:val="single" w:color="auto" w:sz="2" w:space="0"/>
-            <w:insideH w:val="none" w:color="auto" w:sz="0" w:space="0"/>
-            <w:insideV w:val="none" w:color="auto" w:sz="0" w:space="0"/>
-          </w:tblBorders>
-          <w:tblCellMar>
-            <w:top w:w="0" w:type="dxa"/>
-            <w:left w:w="0" w:type="dxa"/>
-            <w:bottom w:w="0" w:type="dxa"/>
-            <w:right w:w="0" w:type="dxa"/>
-          </w:tblCellMar>
-        </w:tblPrEx>
-        <w:tc>
-          <w:tcPr>
-            <w:tcW w:w="0" w:type="auto"/>
-            <w:tcBorders>
-              <w:top w:val="nil"/>
-              <w:left w:val="nil"/>
-              <w:bottom w:val="nil"/>
-              <w:right w:val="single" w:color="auto" w:sz="2" w:space="0"/>
-            </w:tcBorders>
-            <w:shd w:val="clear" w:color="auto" w:fill="auto"/>
-            <w:tcMar>
-              <w:top w:w="120" w:type="dxa"/>
-              <w:left w:w="180" w:type="dxa"/>
-              <w:bottom w:w="120" w:type="dxa"/>
-              <w:right w:w="180" w:type="dxa"/>
-            </w:tcMar>
-            <w:vAlign w:val="center"/>
-          </w:tcPr>
-          <w:p>
-            <w:pPr>
-              <w:rPr>
-                <w:rFonts w:hint="eastAsia" w:ascii="楷体" w:hAnsi="楷体" w:eastAsia="楷体" w:cs="楷体"/>
-                <w:sz w:val="24"/>
-                <w:szCs w:val="24"/>
-              </w:rPr>
-            </w:pPr>
-            <w:r>
-              <w:rPr>
-                <w:rFonts w:hint="eastAsia" w:ascii="楷体" w:hAnsi="楷体" w:eastAsia="楷体" w:cs="楷体"/>
-                <w:sz w:val="24"/>
-                <w:szCs w:val="24"/>
-                <w:lang w:val="en-US" w:eastAsia="zh-CN"/>
-              </w:rPr>
-              <w:t>管理员 - 人工派单</w:t>
-            </w:r>
-          </w:p>
-        </w:tc>
-        <w:tc>
-          <w:tcPr>
-            <w:tcW w:w="0" w:type="auto"/>
-            <w:tcBorders>
-              <w:top w:val="nil"/>
-              <w:left w:val="nil"/>
-              <w:bottom w:val="nil"/>
-              <w:right w:val="single" w:color="auto" w:sz="2" w:space="0"/>
-            </w:tcBorders>
-            <w:shd w:val="clear" w:color="auto" w:fill="auto"/>
-            <w:tcMar>
-              <w:top w:w="120" w:type="dxa"/>
-              <w:left w:w="180" w:type="dxa"/>
-              <w:bottom w:w="120" w:type="dxa"/>
-              <w:right w:w="180" w:type="dxa"/>
-            </w:tcMar>
-            <w:vAlign w:val="center"/>
-          </w:tcPr>
-          <w:p>
-            <w:pPr>
-              <w:rPr>
-                <w:rFonts w:hint="eastAsia" w:ascii="楷体" w:hAnsi="楷体" w:eastAsia="楷体" w:cs="楷体"/>
-                <w:sz w:val="24"/>
-                <w:szCs w:val="24"/>
-              </w:rPr>
-            </w:pPr>
-            <w:r>
-              <w:rPr>
-                <w:rFonts w:hint="eastAsia" w:ascii="楷体" w:hAnsi="楷体" w:eastAsia="楷体" w:cs="楷体"/>
-                <w:sz w:val="24"/>
-                <w:szCs w:val="24"/>
-                <w:lang w:val="en-US" w:eastAsia="zh-CN"/>
-              </w:rPr>
-              <w:t>Web 端派单页面代码、派单接口代码</w:t>
-            </w:r>
-          </w:p>
-        </w:tc>
-        <w:tc>
-          <w:tcPr>
-            <w:tcW w:w="0" w:type="auto"/>
-            <w:tcBorders>
-              <w:top w:val="nil"/>
-              <w:left w:val="nil"/>
-              <w:bottom w:val="nil"/>
-              <w:right w:val="nil"/>
-            </w:tcBorders>
-            <w:shd w:val="clear" w:color="auto" w:fill="auto"/>
-            <w:tcMar>
-              <w:top w:w="120" w:type="dxa"/>
-              <w:left w:w="180" w:type="dxa"/>
-              <w:bottom w:w="120" w:type="dxa"/>
-              <w:right w:w="180" w:type="dxa"/>
-            </w:tcMar>
-            <w:vAlign w:val="center"/>
-          </w:tcPr>
-          <w:p>
-            <w:pPr>
-              <w:rPr>
-                <w:rFonts w:hint="eastAsia" w:ascii="楷体" w:hAnsi="楷体" w:eastAsia="楷体" w:cs="楷体"/>
-                <w:sz w:val="24"/>
-                <w:szCs w:val="24"/>
-              </w:rPr>
-            </w:pPr>
-            <w:r>
-              <w:rPr>
-                <w:rFonts w:hint="eastAsia" w:ascii="楷体" w:hAnsi="楷体" w:eastAsia="楷体" w:cs="楷体"/>
-                <w:sz w:val="24"/>
-                <w:szCs w:val="24"/>
-                <w:lang w:val="en-US" w:eastAsia="zh-CN"/>
-              </w:rPr>
-              <w:t>后端 2、前端 1</w:t>
-            </w:r>
-          </w:p>
-        </w:tc>
-      </w:tr>
-      <w:tr>
-        <w:tblPrEx>
-          <w:tblBorders>
-            <w:top w:val="single" w:color="auto" w:sz="2" w:space="0"/>
-            <w:left w:val="single" w:color="auto" w:sz="2" w:space="0"/>
-            <w:bottom w:val="single" w:color="auto" w:sz="2" w:space="0"/>
-            <w:right w:val="single" w:color="auto" w:sz="2" w:space="0"/>
-            <w:insideH w:val="none" w:color="auto" w:sz="0" w:space="0"/>
-            <w:insideV w:val="none" w:color="auto" w:sz="0" w:space="0"/>
-          </w:tblBorders>
-          <w:tblCellMar>
-            <w:top w:w="0" w:type="dxa"/>
-            <w:left w:w="0" w:type="dxa"/>
-            <w:bottom w:w="0" w:type="dxa"/>
-            <w:right w:w="0" w:type="dxa"/>
-          </w:tblCellMar>
-        </w:tblPrEx>
-        <w:tc>
-          <w:tcPr>
-            <w:tcW w:w="0" w:type="auto"/>
-            <w:tcBorders>
-              <w:top w:val="nil"/>
-              <w:left w:val="nil"/>
-              <w:bottom w:val="nil"/>
-              <w:right w:val="single" w:color="auto" w:sz="2" w:space="0"/>
-            </w:tcBorders>
-            <w:shd w:val="clear" w:color="auto" w:fill="auto"/>
-            <w:tcMar>
-              <w:top w:w="120" w:type="dxa"/>
-              <w:left w:w="180" w:type="dxa"/>
-              <w:bottom w:w="120" w:type="dxa"/>
-              <w:right w:w="180" w:type="dxa"/>
-            </w:tcMar>
-            <w:vAlign w:val="center"/>
-          </w:tcPr>
-          <w:p>
-            <w:pPr>
-              <w:rPr>
-                <w:rFonts w:hint="eastAsia" w:ascii="楷体" w:hAnsi="楷体" w:eastAsia="楷体" w:cs="楷体"/>
-                <w:sz w:val="24"/>
-                <w:szCs w:val="24"/>
-              </w:rPr>
-            </w:pPr>
-            <w:r>
-              <w:rPr>
-                <w:rFonts w:hint="eastAsia" w:ascii="楷体" w:hAnsi="楷体" w:eastAsia="楷体" w:cs="楷体"/>
-                <w:sz w:val="24"/>
-                <w:szCs w:val="24"/>
-                <w:lang w:val="en-US" w:eastAsia="zh-CN"/>
-              </w:rPr>
-              <w:t>管理员 - 查看日志</w:t>
-            </w:r>
-          </w:p>
-        </w:tc>
-        <w:tc>
-          <w:tcPr>
-            <w:tcW w:w="0" w:type="auto"/>
-            <w:tcBorders>
-              <w:top w:val="nil"/>
-              <w:left w:val="nil"/>
-              <w:bottom w:val="nil"/>
-              <w:right w:val="single" w:color="auto" w:sz="2" w:space="0"/>
-            </w:tcBorders>
-            <w:shd w:val="clear" w:color="auto" w:fill="auto"/>
-            <w:tcMar>
-              <w:top w:w="120" w:type="dxa"/>
-              <w:left w:w="180" w:type="dxa"/>
-              <w:bottom w:w="120" w:type="dxa"/>
-              <w:right w:w="180" w:type="dxa"/>
-            </w:tcMar>
-            <w:vAlign w:val="center"/>
-          </w:tcPr>
-          <w:p>
-            <w:pPr>
-              <w:rPr>
-                <w:rFonts w:hint="eastAsia" w:ascii="楷体" w:hAnsi="楷体" w:eastAsia="楷体" w:cs="楷体"/>
-                <w:sz w:val="24"/>
-                <w:szCs w:val="24"/>
-              </w:rPr>
-            </w:pPr>
-            <w:r>
-              <w:rPr>
-                <w:rFonts w:hint="eastAsia" w:ascii="楷体" w:hAnsi="楷体" w:eastAsia="楷体" w:cs="楷体"/>
-                <w:sz w:val="24"/>
-                <w:szCs w:val="24"/>
-                <w:lang w:val="en-US" w:eastAsia="zh-CN"/>
-              </w:rPr>
-              <w:t>Web 端日志页面代码、日志记录与导出接口代码</w:t>
-            </w:r>
-          </w:p>
-        </w:tc>
-        <w:tc>
-          <w:tcPr>
-            <w:tcW w:w="0" w:type="auto"/>
-            <w:tcBorders>
-              <w:top w:val="nil"/>
-              <w:left w:val="nil"/>
-              <w:bottom w:val="nil"/>
-              <w:right w:val="nil"/>
-            </w:tcBorders>
-            <w:shd w:val="clear" w:color="auto" w:fill="auto"/>
-            <w:tcMar>
-              <w:top w:w="120" w:type="dxa"/>
-              <w:left w:w="180" w:type="dxa"/>
-              <w:bottom w:w="120" w:type="dxa"/>
-              <w:right w:w="180" w:type="dxa"/>
-            </w:tcMar>
-            <w:vAlign w:val="center"/>
-          </w:tcPr>
-          <w:p>
-            <w:pPr>
-              <w:rPr>
-                <w:rFonts w:hint="eastAsia" w:ascii="楷体" w:hAnsi="楷体" w:eastAsia="楷体" w:cs="楷体"/>
-                <w:sz w:val="24"/>
-                <w:szCs w:val="24"/>
-              </w:rPr>
-            </w:pPr>
-            <w:r>
-              <w:rPr>
-                <w:rFonts w:hint="eastAsia" w:ascii="楷体" w:hAnsi="楷体" w:eastAsia="楷体" w:cs="楷体"/>
-                <w:sz w:val="24"/>
-                <w:szCs w:val="24"/>
-                <w:lang w:val="en-US" w:eastAsia="zh-CN"/>
-              </w:rPr>
-              <w:t>后端 2、前端 1</w:t>
+              <w:t>后端 3、前端 1（Web 端）、前端 2（APP 端）</w:t>
             </w:r>
           </w:p>
         </w:tc>
@@ -6442,7 +5416,7 @@
                 <w:szCs w:val="24"/>
                 <w:lang w:val="en-US" w:eastAsia="zh-CN"/>
               </w:rPr>
-              <w:t>维修人员 - 辖区设备查看</w:t>
+              <w:t>数据模拟器（定时生成）</w:t>
             </w:r>
           </w:p>
         </w:tc>
@@ -6479,7 +5453,7 @@
                 <w:szCs w:val="24"/>
                 <w:lang w:val="en-US" w:eastAsia="zh-CN"/>
               </w:rPr>
-              <w:t>APP 端设备列表页面代码、辖区筛选接口代码</w:t>
+              <w:t>Java 版模拟器源码、模拟规则文档、MQTT 发送代码</w:t>
             </w:r>
           </w:p>
         </w:tc>
@@ -6516,394 +5490,7 @@
                 <w:szCs w:val="24"/>
                 <w:lang w:val="en-US" w:eastAsia="zh-CN"/>
               </w:rPr>
-              <w:t>后端 3、前端 2</w:t>
-            </w:r>
-          </w:p>
-        </w:tc>
-      </w:tr>
-      <w:tr>
-        <w:tblPrEx>
-          <w:tblBorders>
-            <w:top w:val="single" w:color="auto" w:sz="2" w:space="0"/>
-            <w:left w:val="single" w:color="auto" w:sz="2" w:space="0"/>
-            <w:bottom w:val="single" w:color="auto" w:sz="2" w:space="0"/>
-            <w:right w:val="single" w:color="auto" w:sz="2" w:space="0"/>
-            <w:insideH w:val="none" w:color="auto" w:sz="0" w:space="0"/>
-            <w:insideV w:val="none" w:color="auto" w:sz="0" w:space="0"/>
-          </w:tblBorders>
-          <w:tblCellMar>
-            <w:top w:w="0" w:type="dxa"/>
-            <w:left w:w="0" w:type="dxa"/>
-            <w:bottom w:w="0" w:type="dxa"/>
-            <w:right w:w="0" w:type="dxa"/>
-          </w:tblCellMar>
-        </w:tblPrEx>
-        <w:tc>
-          <w:tcPr>
-            <w:tcW w:w="0" w:type="auto"/>
-            <w:tcBorders>
-              <w:top w:val="nil"/>
-              <w:left w:val="nil"/>
-              <w:bottom w:val="nil"/>
-              <w:right w:val="single" w:color="auto" w:sz="2" w:space="0"/>
-            </w:tcBorders>
-            <w:shd w:val="clear" w:color="auto" w:fill="auto"/>
-            <w:tcMar>
-              <w:top w:w="120" w:type="dxa"/>
-              <w:left w:w="180" w:type="dxa"/>
-              <w:bottom w:w="120" w:type="dxa"/>
-              <w:right w:w="180" w:type="dxa"/>
-            </w:tcMar>
-            <w:vAlign w:val="center"/>
-          </w:tcPr>
-          <w:p>
-            <w:pPr>
-              <w:rPr>
-                <w:rFonts w:hint="eastAsia" w:ascii="楷体" w:hAnsi="楷体" w:eastAsia="楷体" w:cs="楷体"/>
-                <w:sz w:val="24"/>
-                <w:szCs w:val="24"/>
-              </w:rPr>
-            </w:pPr>
-            <w:r>
-              <w:rPr>
-                <w:rFonts w:hint="eastAsia" w:ascii="楷体" w:hAnsi="楷体" w:eastAsia="楷体" w:cs="楷体"/>
-                <w:sz w:val="24"/>
-                <w:szCs w:val="24"/>
-                <w:lang w:val="en-US" w:eastAsia="zh-CN"/>
-              </w:rPr>
-              <w:t>维修人员 - 工单抢单 / 拒单 / 提交</w:t>
-            </w:r>
-          </w:p>
-        </w:tc>
-        <w:tc>
-          <w:tcPr>
-            <w:tcW w:w="0" w:type="auto"/>
-            <w:tcBorders>
-              <w:top w:val="nil"/>
-              <w:left w:val="nil"/>
-              <w:bottom w:val="nil"/>
-              <w:right w:val="single" w:color="auto" w:sz="2" w:space="0"/>
-            </w:tcBorders>
-            <w:shd w:val="clear" w:color="auto" w:fill="auto"/>
-            <w:tcMar>
-              <w:top w:w="120" w:type="dxa"/>
-              <w:left w:w="180" w:type="dxa"/>
-              <w:bottom w:w="120" w:type="dxa"/>
-              <w:right w:w="180" w:type="dxa"/>
-            </w:tcMar>
-            <w:vAlign w:val="center"/>
-          </w:tcPr>
-          <w:p>
-            <w:pPr>
-              <w:rPr>
-                <w:rFonts w:hint="eastAsia" w:ascii="楷体" w:hAnsi="楷体" w:eastAsia="楷体" w:cs="楷体"/>
-                <w:sz w:val="24"/>
-                <w:szCs w:val="24"/>
-              </w:rPr>
-            </w:pPr>
-            <w:r>
-              <w:rPr>
-                <w:rFonts w:hint="eastAsia" w:ascii="楷体" w:hAnsi="楷体" w:eastAsia="楷体" w:cs="楷体"/>
-                <w:sz w:val="24"/>
-                <w:szCs w:val="24"/>
-                <w:lang w:val="en-US" w:eastAsia="zh-CN"/>
-              </w:rPr>
-              <w:t>APP 端工单相关页面代码、工单状态更新接口代码</w:t>
-            </w:r>
-          </w:p>
-        </w:tc>
-        <w:tc>
-          <w:tcPr>
-            <w:tcW w:w="0" w:type="auto"/>
-            <w:tcBorders>
-              <w:top w:val="nil"/>
-              <w:left w:val="nil"/>
-              <w:bottom w:val="nil"/>
-              <w:right w:val="nil"/>
-            </w:tcBorders>
-            <w:shd w:val="clear" w:color="auto" w:fill="auto"/>
-            <w:tcMar>
-              <w:top w:w="120" w:type="dxa"/>
-              <w:left w:w="180" w:type="dxa"/>
-              <w:bottom w:w="120" w:type="dxa"/>
-              <w:right w:w="180" w:type="dxa"/>
-            </w:tcMar>
-            <w:vAlign w:val="center"/>
-          </w:tcPr>
-          <w:p>
-            <w:pPr>
-              <w:rPr>
-                <w:rFonts w:hint="eastAsia" w:ascii="楷体" w:hAnsi="楷体" w:eastAsia="楷体" w:cs="楷体"/>
-                <w:sz w:val="24"/>
-                <w:szCs w:val="24"/>
-              </w:rPr>
-            </w:pPr>
-            <w:r>
-              <w:rPr>
-                <w:rFonts w:hint="eastAsia" w:ascii="楷体" w:hAnsi="楷体" w:eastAsia="楷体" w:cs="楷体"/>
-                <w:sz w:val="24"/>
-                <w:szCs w:val="24"/>
-                <w:lang w:val="en-US" w:eastAsia="zh-CN"/>
-              </w:rPr>
-              <w:t>后端 3、前端 2</w:t>
-            </w:r>
-          </w:p>
-        </w:tc>
-      </w:tr>
-      <w:tr>
-        <w:tblPrEx>
-          <w:tblBorders>
-            <w:top w:val="single" w:color="auto" w:sz="2" w:space="0"/>
-            <w:left w:val="single" w:color="auto" w:sz="2" w:space="0"/>
-            <w:bottom w:val="single" w:color="auto" w:sz="2" w:space="0"/>
-            <w:right w:val="single" w:color="auto" w:sz="2" w:space="0"/>
-            <w:insideH w:val="none" w:color="auto" w:sz="0" w:space="0"/>
-            <w:insideV w:val="none" w:color="auto" w:sz="0" w:space="0"/>
-          </w:tblBorders>
-          <w:tblCellMar>
-            <w:top w:w="0" w:type="dxa"/>
-            <w:left w:w="0" w:type="dxa"/>
-            <w:bottom w:w="0" w:type="dxa"/>
-            <w:right w:w="0" w:type="dxa"/>
-          </w:tblCellMar>
-        </w:tblPrEx>
-        <w:tc>
-          <w:tcPr>
-            <w:tcW w:w="0" w:type="auto"/>
-            <w:tcBorders>
-              <w:top w:val="nil"/>
-              <w:left w:val="nil"/>
-              <w:bottom w:val="nil"/>
-              <w:right w:val="single" w:color="auto" w:sz="2" w:space="0"/>
-            </w:tcBorders>
-            <w:shd w:val="clear" w:color="auto" w:fill="auto"/>
-            <w:tcMar>
-              <w:top w:w="120" w:type="dxa"/>
-              <w:left w:w="180" w:type="dxa"/>
-              <w:bottom w:w="120" w:type="dxa"/>
-              <w:right w:w="180" w:type="dxa"/>
-            </w:tcMar>
-            <w:vAlign w:val="center"/>
-          </w:tcPr>
-          <w:p>
-            <w:pPr>
-              <w:rPr>
-                <w:rFonts w:hint="eastAsia" w:ascii="楷体" w:hAnsi="楷体" w:eastAsia="楷体" w:cs="楷体"/>
-                <w:sz w:val="24"/>
-                <w:szCs w:val="24"/>
-              </w:rPr>
-            </w:pPr>
-            <w:r>
-              <w:rPr>
-                <w:rFonts w:hint="eastAsia" w:ascii="楷体" w:hAnsi="楷体" w:eastAsia="楷体" w:cs="楷体"/>
-                <w:sz w:val="24"/>
-                <w:szCs w:val="24"/>
-                <w:lang w:val="en-US" w:eastAsia="zh-CN"/>
-              </w:rPr>
-              <w:t>学生 - 饮水点地图查看</w:t>
-            </w:r>
-          </w:p>
-        </w:tc>
-        <w:tc>
-          <w:tcPr>
-            <w:tcW w:w="0" w:type="auto"/>
-            <w:tcBorders>
-              <w:top w:val="nil"/>
-              <w:left w:val="nil"/>
-              <w:bottom w:val="nil"/>
-              <w:right w:val="single" w:color="auto" w:sz="2" w:space="0"/>
-            </w:tcBorders>
-            <w:shd w:val="clear" w:color="auto" w:fill="auto"/>
-            <w:tcMar>
-              <w:top w:w="120" w:type="dxa"/>
-              <w:left w:w="180" w:type="dxa"/>
-              <w:bottom w:w="120" w:type="dxa"/>
-              <w:right w:w="180" w:type="dxa"/>
-            </w:tcMar>
-            <w:vAlign w:val="center"/>
-          </w:tcPr>
-          <w:p>
-            <w:pPr>
-              <w:rPr>
-                <w:rFonts w:hint="eastAsia" w:ascii="楷体" w:hAnsi="楷体" w:eastAsia="楷体" w:cs="楷体"/>
-                <w:sz w:val="24"/>
-                <w:szCs w:val="24"/>
-              </w:rPr>
-            </w:pPr>
-            <w:r>
-              <w:rPr>
-                <w:rFonts w:hint="eastAsia" w:ascii="楷体" w:hAnsi="楷体" w:eastAsia="楷体" w:cs="楷体"/>
-                <w:sz w:val="24"/>
-                <w:szCs w:val="24"/>
-                <w:lang w:val="en-US" w:eastAsia="zh-CN"/>
-              </w:rPr>
-              <w:t>APP 端地图页面代码、饮水点标注接口代码</w:t>
-            </w:r>
-          </w:p>
-        </w:tc>
-        <w:tc>
-          <w:tcPr>
-            <w:tcW w:w="0" w:type="auto"/>
-            <w:tcBorders>
-              <w:top w:val="nil"/>
-              <w:left w:val="nil"/>
-              <w:bottom w:val="nil"/>
-              <w:right w:val="nil"/>
-            </w:tcBorders>
-            <w:shd w:val="clear" w:color="auto" w:fill="auto"/>
-            <w:tcMar>
-              <w:top w:w="120" w:type="dxa"/>
-              <w:left w:w="180" w:type="dxa"/>
-              <w:bottom w:w="120" w:type="dxa"/>
-              <w:right w:w="180" w:type="dxa"/>
-            </w:tcMar>
-            <w:vAlign w:val="center"/>
-          </w:tcPr>
-          <w:p>
-            <w:pPr>
-              <w:rPr>
-                <w:rFonts w:hint="eastAsia" w:ascii="楷体" w:hAnsi="楷体" w:eastAsia="楷体" w:cs="楷体"/>
-                <w:sz w:val="24"/>
-                <w:szCs w:val="24"/>
-              </w:rPr>
-            </w:pPr>
-            <w:r>
-              <w:rPr>
-                <w:rFonts w:hint="eastAsia" w:ascii="楷体" w:hAnsi="楷体" w:eastAsia="楷体" w:cs="楷体"/>
-                <w:sz w:val="24"/>
-                <w:szCs w:val="24"/>
-                <w:lang w:val="en-US" w:eastAsia="zh-CN"/>
-              </w:rPr>
-              <w:t>后端 3、前端 2</w:t>
-            </w:r>
-          </w:p>
-        </w:tc>
-      </w:tr>
-      <w:tr>
-        <w:tblPrEx>
-          <w:tblBorders>
-            <w:top w:val="single" w:color="auto" w:sz="2" w:space="0"/>
-            <w:left w:val="single" w:color="auto" w:sz="2" w:space="0"/>
-            <w:bottom w:val="single" w:color="auto" w:sz="2" w:space="0"/>
-            <w:right w:val="single" w:color="auto" w:sz="2" w:space="0"/>
-            <w:insideH w:val="none" w:color="auto" w:sz="0" w:space="0"/>
-            <w:insideV w:val="none" w:color="auto" w:sz="0" w:space="0"/>
-          </w:tblBorders>
-          <w:tblCellMar>
-            <w:top w:w="0" w:type="dxa"/>
-            <w:left w:w="0" w:type="dxa"/>
-            <w:bottom w:w="0" w:type="dxa"/>
-            <w:right w:w="0" w:type="dxa"/>
-          </w:tblCellMar>
-        </w:tblPrEx>
-        <w:tc>
-          <w:tcPr>
-            <w:tcW w:w="0" w:type="auto"/>
-            <w:tcBorders>
-              <w:top w:val="nil"/>
-              <w:left w:val="nil"/>
-              <w:bottom w:val="nil"/>
-              <w:right w:val="single" w:color="auto" w:sz="2" w:space="0"/>
-            </w:tcBorders>
-            <w:shd w:val="clear" w:color="auto" w:fill="auto"/>
-            <w:tcMar>
-              <w:top w:w="120" w:type="dxa"/>
-              <w:left w:w="180" w:type="dxa"/>
-              <w:bottom w:w="120" w:type="dxa"/>
-              <w:right w:w="180" w:type="dxa"/>
-            </w:tcMar>
-            <w:vAlign w:val="center"/>
-          </w:tcPr>
-          <w:p>
-            <w:pPr>
-              <w:rPr>
-                <w:rFonts w:hint="eastAsia" w:ascii="楷体" w:hAnsi="楷体" w:eastAsia="楷体" w:cs="楷体"/>
-                <w:sz w:val="24"/>
-                <w:szCs w:val="24"/>
-              </w:rPr>
-            </w:pPr>
-            <w:r>
-              <w:rPr>
-                <w:rFonts w:hint="eastAsia" w:ascii="楷体" w:hAnsi="楷体" w:eastAsia="楷体" w:cs="楷体"/>
-                <w:sz w:val="24"/>
-                <w:szCs w:val="24"/>
-                <w:lang w:val="en-US" w:eastAsia="zh-CN"/>
-              </w:rPr>
-              <w:t>学生 - 扫码用水</w:t>
-            </w:r>
-          </w:p>
-        </w:tc>
-        <w:tc>
-          <w:tcPr>
-            <w:tcW w:w="0" w:type="auto"/>
-            <w:tcBorders>
-              <w:top w:val="nil"/>
-              <w:left w:val="nil"/>
-              <w:bottom w:val="nil"/>
-              <w:right w:val="single" w:color="auto" w:sz="2" w:space="0"/>
-            </w:tcBorders>
-            <w:shd w:val="clear" w:color="auto" w:fill="auto"/>
-            <w:tcMar>
-              <w:top w:w="120" w:type="dxa"/>
-              <w:left w:w="180" w:type="dxa"/>
-              <w:bottom w:w="120" w:type="dxa"/>
-              <w:right w:w="180" w:type="dxa"/>
-            </w:tcMar>
-            <w:vAlign w:val="center"/>
-          </w:tcPr>
-          <w:p>
-            <w:pPr>
-              <w:rPr>
-                <w:rFonts w:hint="eastAsia" w:ascii="楷体" w:hAnsi="楷体" w:eastAsia="楷体" w:cs="楷体"/>
-                <w:sz w:val="24"/>
-                <w:szCs w:val="24"/>
-              </w:rPr>
-            </w:pPr>
-            <w:r>
-              <w:rPr>
-                <w:rFonts w:hint="eastAsia" w:ascii="楷体" w:hAnsi="楷体" w:eastAsia="楷体" w:cs="楷体"/>
-                <w:sz w:val="24"/>
-                <w:szCs w:val="24"/>
-                <w:lang w:val="en-US" w:eastAsia="zh-CN"/>
-              </w:rPr>
-              <w:t>APP 端扫码模块代码、出水控制接口代码</w:t>
-            </w:r>
-          </w:p>
-        </w:tc>
-        <w:tc>
-          <w:tcPr>
-            <w:tcW w:w="0" w:type="auto"/>
-            <w:tcBorders>
-              <w:top w:val="nil"/>
-              <w:left w:val="nil"/>
-              <w:bottom w:val="nil"/>
-              <w:right w:val="nil"/>
-            </w:tcBorders>
-            <w:shd w:val="clear" w:color="auto" w:fill="auto"/>
-            <w:tcMar>
-              <w:top w:w="120" w:type="dxa"/>
-              <w:left w:w="180" w:type="dxa"/>
-              <w:bottom w:w="120" w:type="dxa"/>
-              <w:right w:w="180" w:type="dxa"/>
-            </w:tcMar>
-            <w:vAlign w:val="center"/>
-          </w:tcPr>
-          <w:p>
-            <w:pPr>
-              <w:rPr>
-                <w:rFonts w:hint="eastAsia" w:ascii="楷体" w:hAnsi="楷体" w:eastAsia="楷体" w:cs="楷体"/>
-                <w:sz w:val="24"/>
-                <w:szCs w:val="24"/>
-              </w:rPr>
-            </w:pPr>
-            <w:r>
-              <w:rPr>
-                <w:rFonts w:hint="eastAsia" w:ascii="楷体" w:hAnsi="楷体" w:eastAsia="楷体" w:cs="楷体"/>
-                <w:sz w:val="24"/>
-                <w:szCs w:val="24"/>
-                <w:lang w:val="en-US" w:eastAsia="zh-CN"/>
-              </w:rPr>
-              <w:t>后端 3、前端 2</w:t>
+              <w:t>后端 1</w:t>
             </w:r>
           </w:p>
         </w:tc>
@@ -6959,7 +5546,7 @@
                 <w:szCs w:val="24"/>
                 <w:lang w:val="en-US" w:eastAsia="zh-CN"/>
               </w:rPr>
-              <w:t>学生 - 水质信息查看</w:t>
+              <w:t>MQTT 数据接收服务</w:t>
             </w:r>
           </w:p>
         </w:tc>
@@ -6996,7 +5583,7 @@
                 <w:szCs w:val="24"/>
                 <w:lang w:val="en-US" w:eastAsia="zh-CN"/>
               </w:rPr>
-              <w:t>APP 端水质页面代码、水质查询接口代码</w:t>
+              <w:t>数据接收与解析代码</w:t>
             </w:r>
           </w:p>
         </w:tc>
@@ -7033,7 +5620,7 @@
                 <w:szCs w:val="24"/>
                 <w:lang w:val="en-US" w:eastAsia="zh-CN"/>
               </w:rPr>
-              <w:t>后端 3、前端 2</w:t>
+              <w:t>后端 1</w:t>
             </w:r>
           </w:p>
         </w:tc>
@@ -7048,6 +5635,1448 @@
             <w:insideH w:val="none" w:color="auto" w:sz="0" w:space="0"/>
             <w:insideV w:val="none" w:color="auto" w:sz="0" w:space="0"/>
           </w:tblBorders>
+          <w:shd w:val="clear" w:color="auto" w:fill="auto"/>
+          <w:tblCellMar>
+            <w:top w:w="0" w:type="dxa"/>
+            <w:left w:w="0" w:type="dxa"/>
+            <w:bottom w:w="0" w:type="dxa"/>
+            <w:right w:w="0" w:type="dxa"/>
+          </w:tblCellMar>
+        </w:tblPrEx>
+        <w:tc>
+          <w:tcPr>
+            <w:tcW w:w="0" w:type="auto"/>
+            <w:tcBorders>
+              <w:top w:val="nil"/>
+              <w:left w:val="nil"/>
+              <w:bottom w:val="nil"/>
+              <w:right w:val="single" w:color="auto" w:sz="2" w:space="0"/>
+            </w:tcBorders>
+            <w:shd w:val="clear" w:color="auto" w:fill="auto"/>
+            <w:tcMar>
+              <w:top w:w="120" w:type="dxa"/>
+              <w:left w:w="180" w:type="dxa"/>
+              <w:bottom w:w="120" w:type="dxa"/>
+              <w:right w:w="180" w:type="dxa"/>
+            </w:tcMar>
+            <w:vAlign w:val="center"/>
+          </w:tcPr>
+          <w:p>
+            <w:pPr>
+              <w:rPr>
+                <w:rFonts w:hint="eastAsia" w:ascii="楷体" w:hAnsi="楷体" w:eastAsia="楷体" w:cs="楷体"/>
+                <w:sz w:val="24"/>
+                <w:szCs w:val="24"/>
+              </w:rPr>
+            </w:pPr>
+            <w:r>
+              <w:rPr>
+                <w:rFonts w:hint="eastAsia" w:ascii="楷体" w:hAnsi="楷体" w:eastAsia="楷体" w:cs="楷体"/>
+                <w:sz w:val="24"/>
+                <w:szCs w:val="24"/>
+                <w:lang w:val="en-US" w:eastAsia="zh-CN"/>
+              </w:rPr>
+              <w:t>数据库搭建</w:t>
+            </w:r>
+          </w:p>
+        </w:tc>
+        <w:tc>
+          <w:tcPr>
+            <w:tcW w:w="0" w:type="auto"/>
+            <w:tcBorders>
+              <w:top w:val="nil"/>
+              <w:left w:val="nil"/>
+              <w:bottom w:val="nil"/>
+              <w:right w:val="single" w:color="auto" w:sz="2" w:space="0"/>
+            </w:tcBorders>
+            <w:shd w:val="clear" w:color="auto" w:fill="auto"/>
+            <w:tcMar>
+              <w:top w:w="120" w:type="dxa"/>
+              <w:left w:w="180" w:type="dxa"/>
+              <w:bottom w:w="120" w:type="dxa"/>
+              <w:right w:w="180" w:type="dxa"/>
+            </w:tcMar>
+            <w:vAlign w:val="center"/>
+          </w:tcPr>
+          <w:p>
+            <w:pPr>
+              <w:rPr>
+                <w:rFonts w:hint="eastAsia" w:ascii="楷体" w:hAnsi="楷体" w:eastAsia="楷体" w:cs="楷体"/>
+                <w:sz w:val="24"/>
+                <w:szCs w:val="24"/>
+              </w:rPr>
+            </w:pPr>
+            <w:r>
+              <w:rPr>
+                <w:rFonts w:hint="eastAsia" w:ascii="楷体" w:hAnsi="楷体" w:eastAsia="楷体" w:cs="楷体"/>
+                <w:sz w:val="24"/>
+                <w:szCs w:val="24"/>
+                <w:lang w:val="en-US" w:eastAsia="zh-CN"/>
+              </w:rPr>
+              <w:t>数据库脚本（表结构设计）、环境搭建文档</w:t>
+            </w:r>
+          </w:p>
+        </w:tc>
+        <w:tc>
+          <w:tcPr>
+            <w:tcW w:w="0" w:type="auto"/>
+            <w:tcBorders>
+              <w:top w:val="nil"/>
+              <w:left w:val="nil"/>
+              <w:bottom w:val="nil"/>
+              <w:right w:val="nil"/>
+            </w:tcBorders>
+            <w:shd w:val="clear" w:color="auto" w:fill="auto"/>
+            <w:tcMar>
+              <w:top w:w="120" w:type="dxa"/>
+              <w:left w:w="180" w:type="dxa"/>
+              <w:bottom w:w="120" w:type="dxa"/>
+              <w:right w:w="180" w:type="dxa"/>
+            </w:tcMar>
+            <w:vAlign w:val="center"/>
+          </w:tcPr>
+          <w:p>
+            <w:pPr>
+              <w:rPr>
+                <w:rFonts w:hint="eastAsia" w:ascii="楷体" w:hAnsi="楷体" w:eastAsia="楷体" w:cs="楷体"/>
+                <w:sz w:val="24"/>
+                <w:szCs w:val="24"/>
+              </w:rPr>
+            </w:pPr>
+            <w:r>
+              <w:rPr>
+                <w:rFonts w:hint="eastAsia" w:ascii="楷体" w:hAnsi="楷体" w:eastAsia="楷体" w:cs="楷体"/>
+                <w:sz w:val="24"/>
+                <w:szCs w:val="24"/>
+                <w:lang w:val="en-US" w:eastAsia="zh-CN"/>
+              </w:rPr>
+              <w:t>后端 2</w:t>
+            </w:r>
+          </w:p>
+        </w:tc>
+      </w:tr>
+      <w:tr>
+        <w:tblPrEx>
+          <w:tblBorders>
+            <w:top w:val="single" w:color="auto" w:sz="2" w:space="0"/>
+            <w:left w:val="single" w:color="auto" w:sz="2" w:space="0"/>
+            <w:bottom w:val="single" w:color="auto" w:sz="2" w:space="0"/>
+            <w:right w:val="single" w:color="auto" w:sz="2" w:space="0"/>
+            <w:insideH w:val="none" w:color="auto" w:sz="0" w:space="0"/>
+            <w:insideV w:val="none" w:color="auto" w:sz="0" w:space="0"/>
+          </w:tblBorders>
+          <w:shd w:val="clear" w:color="auto" w:fill="auto"/>
+          <w:tblCellMar>
+            <w:top w:w="0" w:type="dxa"/>
+            <w:left w:w="0" w:type="dxa"/>
+            <w:bottom w:w="0" w:type="dxa"/>
+            <w:right w:w="0" w:type="dxa"/>
+          </w:tblCellMar>
+        </w:tblPrEx>
+        <w:tc>
+          <w:tcPr>
+            <w:tcW w:w="0" w:type="auto"/>
+            <w:tcBorders>
+              <w:top w:val="nil"/>
+              <w:left w:val="nil"/>
+              <w:bottom w:val="nil"/>
+              <w:right w:val="single" w:color="auto" w:sz="2" w:space="0"/>
+            </w:tcBorders>
+            <w:shd w:val="clear" w:color="auto" w:fill="auto"/>
+            <w:tcMar>
+              <w:top w:w="120" w:type="dxa"/>
+              <w:left w:w="180" w:type="dxa"/>
+              <w:bottom w:w="120" w:type="dxa"/>
+              <w:right w:w="180" w:type="dxa"/>
+            </w:tcMar>
+            <w:vAlign w:val="center"/>
+          </w:tcPr>
+          <w:p>
+            <w:pPr>
+              <w:rPr>
+                <w:rFonts w:hint="eastAsia" w:ascii="楷体" w:hAnsi="楷体" w:eastAsia="楷体" w:cs="楷体"/>
+                <w:sz w:val="24"/>
+                <w:szCs w:val="24"/>
+              </w:rPr>
+            </w:pPr>
+            <w:r>
+              <w:rPr>
+                <w:rFonts w:hint="eastAsia" w:ascii="楷体" w:hAnsi="楷体" w:eastAsia="楷体" w:cs="楷体"/>
+                <w:sz w:val="24"/>
+                <w:szCs w:val="24"/>
+                <w:lang w:val="en-US" w:eastAsia="zh-CN"/>
+              </w:rPr>
+              <w:t>管理员 - 设备监控</w:t>
+            </w:r>
+          </w:p>
+        </w:tc>
+        <w:tc>
+          <w:tcPr>
+            <w:tcW w:w="0" w:type="auto"/>
+            <w:tcBorders>
+              <w:top w:val="nil"/>
+              <w:left w:val="nil"/>
+              <w:bottom w:val="nil"/>
+              <w:right w:val="single" w:color="auto" w:sz="2" w:space="0"/>
+            </w:tcBorders>
+            <w:shd w:val="clear" w:color="auto" w:fill="auto"/>
+            <w:tcMar>
+              <w:top w:w="120" w:type="dxa"/>
+              <w:left w:w="180" w:type="dxa"/>
+              <w:bottom w:w="120" w:type="dxa"/>
+              <w:right w:w="180" w:type="dxa"/>
+            </w:tcMar>
+            <w:vAlign w:val="center"/>
+          </w:tcPr>
+          <w:p>
+            <w:pPr>
+              <w:rPr>
+                <w:rFonts w:hint="eastAsia" w:ascii="楷体" w:hAnsi="楷体" w:eastAsia="楷体" w:cs="楷体"/>
+                <w:sz w:val="24"/>
+                <w:szCs w:val="24"/>
+              </w:rPr>
+            </w:pPr>
+            <w:r>
+              <w:rPr>
+                <w:rFonts w:hint="eastAsia" w:ascii="楷体" w:hAnsi="楷体" w:eastAsia="楷体" w:cs="楷体"/>
+                <w:sz w:val="24"/>
+                <w:szCs w:val="24"/>
+                <w:lang w:val="en-US" w:eastAsia="zh-CN"/>
+              </w:rPr>
+              <w:t>Web 端设备监控页面代码、数据查询接口代码</w:t>
+            </w:r>
+          </w:p>
+        </w:tc>
+        <w:tc>
+          <w:tcPr>
+            <w:tcW w:w="0" w:type="auto"/>
+            <w:tcBorders>
+              <w:top w:val="nil"/>
+              <w:left w:val="nil"/>
+              <w:bottom w:val="nil"/>
+              <w:right w:val="nil"/>
+            </w:tcBorders>
+            <w:shd w:val="clear" w:color="auto" w:fill="auto"/>
+            <w:tcMar>
+              <w:top w:w="120" w:type="dxa"/>
+              <w:left w:w="180" w:type="dxa"/>
+              <w:bottom w:w="120" w:type="dxa"/>
+              <w:right w:w="180" w:type="dxa"/>
+            </w:tcMar>
+            <w:vAlign w:val="center"/>
+          </w:tcPr>
+          <w:p>
+            <w:pPr>
+              <w:rPr>
+                <w:rFonts w:hint="eastAsia" w:ascii="楷体" w:hAnsi="楷体" w:eastAsia="楷体" w:cs="楷体"/>
+                <w:sz w:val="24"/>
+                <w:szCs w:val="24"/>
+              </w:rPr>
+            </w:pPr>
+            <w:r>
+              <w:rPr>
+                <w:rFonts w:hint="eastAsia" w:ascii="楷体" w:hAnsi="楷体" w:eastAsia="楷体" w:cs="楷体"/>
+                <w:sz w:val="24"/>
+                <w:szCs w:val="24"/>
+                <w:lang w:val="en-US" w:eastAsia="zh-CN"/>
+              </w:rPr>
+              <w:t>后端 2、前端 1</w:t>
+            </w:r>
+          </w:p>
+        </w:tc>
+      </w:tr>
+      <w:tr>
+        <w:tblPrEx>
+          <w:tblBorders>
+            <w:top w:val="single" w:color="auto" w:sz="2" w:space="0"/>
+            <w:left w:val="single" w:color="auto" w:sz="2" w:space="0"/>
+            <w:bottom w:val="single" w:color="auto" w:sz="2" w:space="0"/>
+            <w:right w:val="single" w:color="auto" w:sz="2" w:space="0"/>
+            <w:insideH w:val="none" w:color="auto" w:sz="0" w:space="0"/>
+            <w:insideV w:val="none" w:color="auto" w:sz="0" w:space="0"/>
+          </w:tblBorders>
+          <w:shd w:val="clear" w:color="auto" w:fill="auto"/>
+          <w:tblCellMar>
+            <w:top w:w="0" w:type="dxa"/>
+            <w:left w:w="0" w:type="dxa"/>
+            <w:bottom w:w="0" w:type="dxa"/>
+            <w:right w:w="0" w:type="dxa"/>
+          </w:tblCellMar>
+        </w:tblPrEx>
+        <w:tc>
+          <w:tcPr>
+            <w:tcW w:w="0" w:type="auto"/>
+            <w:tcBorders>
+              <w:top w:val="nil"/>
+              <w:left w:val="nil"/>
+              <w:bottom w:val="nil"/>
+              <w:right w:val="single" w:color="auto" w:sz="2" w:space="0"/>
+            </w:tcBorders>
+            <w:shd w:val="clear" w:color="auto" w:fill="auto"/>
+            <w:tcMar>
+              <w:top w:w="120" w:type="dxa"/>
+              <w:left w:w="180" w:type="dxa"/>
+              <w:bottom w:w="120" w:type="dxa"/>
+              <w:right w:w="180" w:type="dxa"/>
+            </w:tcMar>
+            <w:vAlign w:val="center"/>
+          </w:tcPr>
+          <w:p>
+            <w:pPr>
+              <w:rPr>
+                <w:rFonts w:hint="eastAsia" w:ascii="楷体" w:hAnsi="楷体" w:eastAsia="楷体" w:cs="楷体"/>
+                <w:sz w:val="24"/>
+                <w:szCs w:val="24"/>
+              </w:rPr>
+            </w:pPr>
+            <w:r>
+              <w:rPr>
+                <w:rFonts w:hint="eastAsia" w:ascii="楷体" w:hAnsi="楷体" w:eastAsia="楷体" w:cs="楷体"/>
+                <w:sz w:val="24"/>
+                <w:szCs w:val="24"/>
+                <w:lang w:val="en-US" w:eastAsia="zh-CN"/>
+              </w:rPr>
+              <w:t>管理员 - 人员 / 用户管理</w:t>
+            </w:r>
+          </w:p>
+        </w:tc>
+        <w:tc>
+          <w:tcPr>
+            <w:tcW w:w="0" w:type="auto"/>
+            <w:tcBorders>
+              <w:top w:val="nil"/>
+              <w:left w:val="nil"/>
+              <w:bottom w:val="nil"/>
+              <w:right w:val="single" w:color="auto" w:sz="2" w:space="0"/>
+            </w:tcBorders>
+            <w:shd w:val="clear" w:color="auto" w:fill="auto"/>
+            <w:tcMar>
+              <w:top w:w="120" w:type="dxa"/>
+              <w:left w:w="180" w:type="dxa"/>
+              <w:bottom w:w="120" w:type="dxa"/>
+              <w:right w:w="180" w:type="dxa"/>
+            </w:tcMar>
+            <w:vAlign w:val="center"/>
+          </w:tcPr>
+          <w:p>
+            <w:pPr>
+              <w:rPr>
+                <w:rFonts w:hint="eastAsia" w:ascii="楷体" w:hAnsi="楷体" w:eastAsia="楷体" w:cs="楷体"/>
+                <w:sz w:val="24"/>
+                <w:szCs w:val="24"/>
+              </w:rPr>
+            </w:pPr>
+            <w:r>
+              <w:rPr>
+                <w:rFonts w:hint="eastAsia" w:ascii="楷体" w:hAnsi="楷体" w:eastAsia="楷体" w:cs="楷体"/>
+                <w:sz w:val="24"/>
+                <w:szCs w:val="24"/>
+                <w:lang w:val="en-US" w:eastAsia="zh-CN"/>
+              </w:rPr>
+              <w:t>Web 端人员管理页面代码、用户增删改查接口代码</w:t>
+            </w:r>
+          </w:p>
+        </w:tc>
+        <w:tc>
+          <w:tcPr>
+            <w:tcW w:w="0" w:type="auto"/>
+            <w:tcBorders>
+              <w:top w:val="nil"/>
+              <w:left w:val="nil"/>
+              <w:bottom w:val="nil"/>
+              <w:right w:val="nil"/>
+            </w:tcBorders>
+            <w:shd w:val="clear" w:color="auto" w:fill="auto"/>
+            <w:tcMar>
+              <w:top w:w="120" w:type="dxa"/>
+              <w:left w:w="180" w:type="dxa"/>
+              <w:bottom w:w="120" w:type="dxa"/>
+              <w:right w:w="180" w:type="dxa"/>
+            </w:tcMar>
+            <w:vAlign w:val="center"/>
+          </w:tcPr>
+          <w:p>
+            <w:pPr>
+              <w:rPr>
+                <w:rFonts w:hint="eastAsia" w:ascii="楷体" w:hAnsi="楷体" w:eastAsia="楷体" w:cs="楷体"/>
+                <w:sz w:val="24"/>
+                <w:szCs w:val="24"/>
+              </w:rPr>
+            </w:pPr>
+            <w:r>
+              <w:rPr>
+                <w:rFonts w:hint="eastAsia" w:ascii="楷体" w:hAnsi="楷体" w:eastAsia="楷体" w:cs="楷体"/>
+                <w:sz w:val="24"/>
+                <w:szCs w:val="24"/>
+                <w:lang w:val="en-US" w:eastAsia="zh-CN"/>
+              </w:rPr>
+              <w:t>后端 2、前端 1</w:t>
+            </w:r>
+          </w:p>
+        </w:tc>
+      </w:tr>
+      <w:tr>
+        <w:tblPrEx>
+          <w:tblBorders>
+            <w:top w:val="single" w:color="auto" w:sz="2" w:space="0"/>
+            <w:left w:val="single" w:color="auto" w:sz="2" w:space="0"/>
+            <w:bottom w:val="single" w:color="auto" w:sz="2" w:space="0"/>
+            <w:right w:val="single" w:color="auto" w:sz="2" w:space="0"/>
+            <w:insideH w:val="none" w:color="auto" w:sz="0" w:space="0"/>
+            <w:insideV w:val="none" w:color="auto" w:sz="0" w:space="0"/>
+          </w:tblBorders>
+          <w:shd w:val="clear" w:color="auto" w:fill="auto"/>
+          <w:tblCellMar>
+            <w:top w:w="0" w:type="dxa"/>
+            <w:left w:w="0" w:type="dxa"/>
+            <w:bottom w:w="0" w:type="dxa"/>
+            <w:right w:w="0" w:type="dxa"/>
+          </w:tblCellMar>
+        </w:tblPrEx>
+        <w:tc>
+          <w:tcPr>
+            <w:tcW w:w="0" w:type="auto"/>
+            <w:tcBorders>
+              <w:top w:val="nil"/>
+              <w:left w:val="nil"/>
+              <w:bottom w:val="nil"/>
+              <w:right w:val="single" w:color="auto" w:sz="2" w:space="0"/>
+            </w:tcBorders>
+            <w:shd w:val="clear" w:color="auto" w:fill="auto"/>
+            <w:tcMar>
+              <w:top w:w="120" w:type="dxa"/>
+              <w:left w:w="180" w:type="dxa"/>
+              <w:bottom w:w="120" w:type="dxa"/>
+              <w:right w:w="180" w:type="dxa"/>
+            </w:tcMar>
+            <w:vAlign w:val="center"/>
+          </w:tcPr>
+          <w:p>
+            <w:pPr>
+              <w:rPr>
+                <w:rFonts w:hint="eastAsia" w:ascii="楷体" w:hAnsi="楷体" w:eastAsia="楷体" w:cs="楷体"/>
+                <w:sz w:val="24"/>
+                <w:szCs w:val="24"/>
+              </w:rPr>
+            </w:pPr>
+            <w:r>
+              <w:rPr>
+                <w:rFonts w:hint="eastAsia" w:ascii="楷体" w:hAnsi="楷体" w:eastAsia="楷体" w:cs="楷体"/>
+                <w:sz w:val="24"/>
+                <w:szCs w:val="24"/>
+                <w:lang w:val="en-US" w:eastAsia="zh-CN"/>
+              </w:rPr>
+              <w:t>管理员 - 告警查看</w:t>
+            </w:r>
+          </w:p>
+        </w:tc>
+        <w:tc>
+          <w:tcPr>
+            <w:tcW w:w="0" w:type="auto"/>
+            <w:tcBorders>
+              <w:top w:val="nil"/>
+              <w:left w:val="nil"/>
+              <w:bottom w:val="nil"/>
+              <w:right w:val="single" w:color="auto" w:sz="2" w:space="0"/>
+            </w:tcBorders>
+            <w:shd w:val="clear" w:color="auto" w:fill="auto"/>
+            <w:tcMar>
+              <w:top w:w="120" w:type="dxa"/>
+              <w:left w:w="180" w:type="dxa"/>
+              <w:bottom w:w="120" w:type="dxa"/>
+              <w:right w:w="180" w:type="dxa"/>
+            </w:tcMar>
+            <w:vAlign w:val="center"/>
+          </w:tcPr>
+          <w:p>
+            <w:pPr>
+              <w:rPr>
+                <w:rFonts w:hint="eastAsia" w:ascii="楷体" w:hAnsi="楷体" w:eastAsia="楷体" w:cs="楷体"/>
+                <w:sz w:val="24"/>
+                <w:szCs w:val="24"/>
+              </w:rPr>
+            </w:pPr>
+            <w:r>
+              <w:rPr>
+                <w:rFonts w:hint="eastAsia" w:ascii="楷体" w:hAnsi="楷体" w:eastAsia="楷体" w:cs="楷体"/>
+                <w:sz w:val="24"/>
+                <w:szCs w:val="24"/>
+                <w:lang w:val="en-US" w:eastAsia="zh-CN"/>
+              </w:rPr>
+              <w:t>Web 端告警列表页面代码、告警接口代码</w:t>
+            </w:r>
+          </w:p>
+        </w:tc>
+        <w:tc>
+          <w:tcPr>
+            <w:tcW w:w="0" w:type="auto"/>
+            <w:tcBorders>
+              <w:top w:val="nil"/>
+              <w:left w:val="nil"/>
+              <w:bottom w:val="nil"/>
+              <w:right w:val="nil"/>
+            </w:tcBorders>
+            <w:shd w:val="clear" w:color="auto" w:fill="auto"/>
+            <w:tcMar>
+              <w:top w:w="120" w:type="dxa"/>
+              <w:left w:w="180" w:type="dxa"/>
+              <w:bottom w:w="120" w:type="dxa"/>
+              <w:right w:w="180" w:type="dxa"/>
+            </w:tcMar>
+            <w:vAlign w:val="center"/>
+          </w:tcPr>
+          <w:p>
+            <w:pPr>
+              <w:rPr>
+                <w:rFonts w:hint="eastAsia" w:ascii="楷体" w:hAnsi="楷体" w:eastAsia="楷体" w:cs="楷体"/>
+                <w:sz w:val="24"/>
+                <w:szCs w:val="24"/>
+              </w:rPr>
+            </w:pPr>
+            <w:r>
+              <w:rPr>
+                <w:rFonts w:hint="eastAsia" w:ascii="楷体" w:hAnsi="楷体" w:eastAsia="楷体" w:cs="楷体"/>
+                <w:sz w:val="24"/>
+                <w:szCs w:val="24"/>
+                <w:lang w:val="en-US" w:eastAsia="zh-CN"/>
+              </w:rPr>
+              <w:t>后端 2</w:t>
+            </w:r>
+            <w:bookmarkStart w:id="0" w:name="_GoBack"/>
+            <w:bookmarkEnd w:id="0"/>
+            <w:r>
+              <w:rPr>
+                <w:rFonts w:hint="eastAsia" w:ascii="楷体" w:hAnsi="楷体" w:eastAsia="楷体" w:cs="楷体"/>
+                <w:sz w:val="24"/>
+                <w:szCs w:val="24"/>
+                <w:lang w:val="en-US" w:eastAsia="zh-CN"/>
+              </w:rPr>
+              <w:t>、前端 1</w:t>
+            </w:r>
+          </w:p>
+        </w:tc>
+      </w:tr>
+      <w:tr>
+        <w:tblPrEx>
+          <w:tblBorders>
+            <w:top w:val="single" w:color="auto" w:sz="2" w:space="0"/>
+            <w:left w:val="single" w:color="auto" w:sz="2" w:space="0"/>
+            <w:bottom w:val="single" w:color="auto" w:sz="2" w:space="0"/>
+            <w:right w:val="single" w:color="auto" w:sz="2" w:space="0"/>
+            <w:insideH w:val="none" w:color="auto" w:sz="0" w:space="0"/>
+            <w:insideV w:val="none" w:color="auto" w:sz="0" w:space="0"/>
+          </w:tblBorders>
+          <w:shd w:val="clear" w:color="auto" w:fill="auto"/>
+          <w:tblCellMar>
+            <w:top w:w="0" w:type="dxa"/>
+            <w:left w:w="0" w:type="dxa"/>
+            <w:bottom w:w="0" w:type="dxa"/>
+            <w:right w:w="0" w:type="dxa"/>
+          </w:tblCellMar>
+        </w:tblPrEx>
+        <w:tc>
+          <w:tcPr>
+            <w:tcW w:w="0" w:type="auto"/>
+            <w:tcBorders>
+              <w:top w:val="nil"/>
+              <w:left w:val="nil"/>
+              <w:bottom w:val="nil"/>
+              <w:right w:val="single" w:color="auto" w:sz="2" w:space="0"/>
+            </w:tcBorders>
+            <w:shd w:val="clear" w:color="auto" w:fill="auto"/>
+            <w:tcMar>
+              <w:top w:w="120" w:type="dxa"/>
+              <w:left w:w="180" w:type="dxa"/>
+              <w:bottom w:w="120" w:type="dxa"/>
+              <w:right w:w="180" w:type="dxa"/>
+            </w:tcMar>
+            <w:vAlign w:val="center"/>
+          </w:tcPr>
+          <w:p>
+            <w:pPr>
+              <w:rPr>
+                <w:rFonts w:hint="eastAsia" w:ascii="楷体" w:hAnsi="楷体" w:eastAsia="楷体" w:cs="楷体"/>
+                <w:sz w:val="24"/>
+                <w:szCs w:val="24"/>
+              </w:rPr>
+            </w:pPr>
+            <w:r>
+              <w:rPr>
+                <w:rFonts w:hint="eastAsia" w:ascii="楷体" w:hAnsi="楷体" w:eastAsia="楷体" w:cs="楷体"/>
+                <w:sz w:val="24"/>
+                <w:szCs w:val="24"/>
+                <w:lang w:val="en-US" w:eastAsia="zh-CN"/>
+              </w:rPr>
+              <w:t>管理员 - 人工派单</w:t>
+            </w:r>
+          </w:p>
+        </w:tc>
+        <w:tc>
+          <w:tcPr>
+            <w:tcW w:w="0" w:type="auto"/>
+            <w:tcBorders>
+              <w:top w:val="nil"/>
+              <w:left w:val="nil"/>
+              <w:bottom w:val="nil"/>
+              <w:right w:val="single" w:color="auto" w:sz="2" w:space="0"/>
+            </w:tcBorders>
+            <w:shd w:val="clear" w:color="auto" w:fill="auto"/>
+            <w:tcMar>
+              <w:top w:w="120" w:type="dxa"/>
+              <w:left w:w="180" w:type="dxa"/>
+              <w:bottom w:w="120" w:type="dxa"/>
+              <w:right w:w="180" w:type="dxa"/>
+            </w:tcMar>
+            <w:vAlign w:val="center"/>
+          </w:tcPr>
+          <w:p>
+            <w:pPr>
+              <w:rPr>
+                <w:rFonts w:hint="eastAsia" w:ascii="楷体" w:hAnsi="楷体" w:eastAsia="楷体" w:cs="楷体"/>
+                <w:sz w:val="24"/>
+                <w:szCs w:val="24"/>
+              </w:rPr>
+            </w:pPr>
+            <w:r>
+              <w:rPr>
+                <w:rFonts w:hint="eastAsia" w:ascii="楷体" w:hAnsi="楷体" w:eastAsia="楷体" w:cs="楷体"/>
+                <w:sz w:val="24"/>
+                <w:szCs w:val="24"/>
+                <w:lang w:val="en-US" w:eastAsia="zh-CN"/>
+              </w:rPr>
+              <w:t>Web 端派单页面代码、派单接口代码</w:t>
+            </w:r>
+          </w:p>
+        </w:tc>
+        <w:tc>
+          <w:tcPr>
+            <w:tcW w:w="0" w:type="auto"/>
+            <w:tcBorders>
+              <w:top w:val="nil"/>
+              <w:left w:val="nil"/>
+              <w:bottom w:val="nil"/>
+              <w:right w:val="nil"/>
+            </w:tcBorders>
+            <w:shd w:val="clear" w:color="auto" w:fill="auto"/>
+            <w:tcMar>
+              <w:top w:w="120" w:type="dxa"/>
+              <w:left w:w="180" w:type="dxa"/>
+              <w:bottom w:w="120" w:type="dxa"/>
+              <w:right w:w="180" w:type="dxa"/>
+            </w:tcMar>
+            <w:vAlign w:val="center"/>
+          </w:tcPr>
+          <w:p>
+            <w:pPr>
+              <w:rPr>
+                <w:rFonts w:hint="eastAsia" w:ascii="楷体" w:hAnsi="楷体" w:eastAsia="楷体" w:cs="楷体"/>
+                <w:sz w:val="24"/>
+                <w:szCs w:val="24"/>
+              </w:rPr>
+            </w:pPr>
+            <w:r>
+              <w:rPr>
+                <w:rFonts w:hint="eastAsia" w:ascii="楷体" w:hAnsi="楷体" w:eastAsia="楷体" w:cs="楷体"/>
+                <w:sz w:val="24"/>
+                <w:szCs w:val="24"/>
+                <w:lang w:val="en-US" w:eastAsia="zh-CN"/>
+              </w:rPr>
+              <w:t>后端 2、前端 1</w:t>
+            </w:r>
+          </w:p>
+        </w:tc>
+      </w:tr>
+      <w:tr>
+        <w:tblPrEx>
+          <w:tblBorders>
+            <w:top w:val="single" w:color="auto" w:sz="2" w:space="0"/>
+            <w:left w:val="single" w:color="auto" w:sz="2" w:space="0"/>
+            <w:bottom w:val="single" w:color="auto" w:sz="2" w:space="0"/>
+            <w:right w:val="single" w:color="auto" w:sz="2" w:space="0"/>
+            <w:insideH w:val="none" w:color="auto" w:sz="0" w:space="0"/>
+            <w:insideV w:val="none" w:color="auto" w:sz="0" w:space="0"/>
+          </w:tblBorders>
+          <w:shd w:val="clear" w:color="auto" w:fill="auto"/>
+          <w:tblCellMar>
+            <w:top w:w="0" w:type="dxa"/>
+            <w:left w:w="0" w:type="dxa"/>
+            <w:bottom w:w="0" w:type="dxa"/>
+            <w:right w:w="0" w:type="dxa"/>
+          </w:tblCellMar>
+        </w:tblPrEx>
+        <w:tc>
+          <w:tcPr>
+            <w:tcW w:w="0" w:type="auto"/>
+            <w:tcBorders>
+              <w:top w:val="nil"/>
+              <w:left w:val="nil"/>
+              <w:bottom w:val="nil"/>
+              <w:right w:val="single" w:color="auto" w:sz="2" w:space="0"/>
+            </w:tcBorders>
+            <w:shd w:val="clear" w:color="auto" w:fill="auto"/>
+            <w:tcMar>
+              <w:top w:w="120" w:type="dxa"/>
+              <w:left w:w="180" w:type="dxa"/>
+              <w:bottom w:w="120" w:type="dxa"/>
+              <w:right w:w="180" w:type="dxa"/>
+            </w:tcMar>
+            <w:vAlign w:val="center"/>
+          </w:tcPr>
+          <w:p>
+            <w:pPr>
+              <w:rPr>
+                <w:rFonts w:hint="eastAsia" w:ascii="楷体" w:hAnsi="楷体" w:eastAsia="楷体" w:cs="楷体"/>
+                <w:sz w:val="24"/>
+                <w:szCs w:val="24"/>
+              </w:rPr>
+            </w:pPr>
+            <w:r>
+              <w:rPr>
+                <w:rFonts w:hint="eastAsia" w:ascii="楷体" w:hAnsi="楷体" w:eastAsia="楷体" w:cs="楷体"/>
+                <w:sz w:val="24"/>
+                <w:szCs w:val="24"/>
+                <w:lang w:val="en-US" w:eastAsia="zh-CN"/>
+              </w:rPr>
+              <w:t>管理员 - 查看日志</w:t>
+            </w:r>
+          </w:p>
+        </w:tc>
+        <w:tc>
+          <w:tcPr>
+            <w:tcW w:w="0" w:type="auto"/>
+            <w:tcBorders>
+              <w:top w:val="nil"/>
+              <w:left w:val="nil"/>
+              <w:bottom w:val="nil"/>
+              <w:right w:val="single" w:color="auto" w:sz="2" w:space="0"/>
+            </w:tcBorders>
+            <w:shd w:val="clear" w:color="auto" w:fill="auto"/>
+            <w:tcMar>
+              <w:top w:w="120" w:type="dxa"/>
+              <w:left w:w="180" w:type="dxa"/>
+              <w:bottom w:w="120" w:type="dxa"/>
+              <w:right w:w="180" w:type="dxa"/>
+            </w:tcMar>
+            <w:vAlign w:val="center"/>
+          </w:tcPr>
+          <w:p>
+            <w:pPr>
+              <w:rPr>
+                <w:rFonts w:hint="eastAsia" w:ascii="楷体" w:hAnsi="楷体" w:eastAsia="楷体" w:cs="楷体"/>
+                <w:sz w:val="24"/>
+                <w:szCs w:val="24"/>
+              </w:rPr>
+            </w:pPr>
+            <w:r>
+              <w:rPr>
+                <w:rFonts w:hint="eastAsia" w:ascii="楷体" w:hAnsi="楷体" w:eastAsia="楷体" w:cs="楷体"/>
+                <w:sz w:val="24"/>
+                <w:szCs w:val="24"/>
+                <w:lang w:val="en-US" w:eastAsia="zh-CN"/>
+              </w:rPr>
+              <w:t>Web 端日志页面代码、日志记录与导出接口代码</w:t>
+            </w:r>
+          </w:p>
+        </w:tc>
+        <w:tc>
+          <w:tcPr>
+            <w:tcW w:w="0" w:type="auto"/>
+            <w:tcBorders>
+              <w:top w:val="nil"/>
+              <w:left w:val="nil"/>
+              <w:bottom w:val="nil"/>
+              <w:right w:val="nil"/>
+            </w:tcBorders>
+            <w:shd w:val="clear" w:color="auto" w:fill="auto"/>
+            <w:tcMar>
+              <w:top w:w="120" w:type="dxa"/>
+              <w:left w:w="180" w:type="dxa"/>
+              <w:bottom w:w="120" w:type="dxa"/>
+              <w:right w:w="180" w:type="dxa"/>
+            </w:tcMar>
+            <w:vAlign w:val="center"/>
+          </w:tcPr>
+          <w:p>
+            <w:pPr>
+              <w:rPr>
+                <w:rFonts w:hint="eastAsia" w:ascii="楷体" w:hAnsi="楷体" w:eastAsia="楷体" w:cs="楷体"/>
+                <w:sz w:val="24"/>
+                <w:szCs w:val="24"/>
+              </w:rPr>
+            </w:pPr>
+            <w:r>
+              <w:rPr>
+                <w:rFonts w:hint="eastAsia" w:ascii="楷体" w:hAnsi="楷体" w:eastAsia="楷体" w:cs="楷体"/>
+                <w:sz w:val="24"/>
+                <w:szCs w:val="24"/>
+                <w:lang w:val="en-US" w:eastAsia="zh-CN"/>
+              </w:rPr>
+              <w:t>后端 2、前端 1</w:t>
+            </w:r>
+          </w:p>
+        </w:tc>
+      </w:tr>
+      <w:tr>
+        <w:tblPrEx>
+          <w:tblBorders>
+            <w:top w:val="single" w:color="auto" w:sz="2" w:space="0"/>
+            <w:left w:val="single" w:color="auto" w:sz="2" w:space="0"/>
+            <w:bottom w:val="single" w:color="auto" w:sz="2" w:space="0"/>
+            <w:right w:val="single" w:color="auto" w:sz="2" w:space="0"/>
+            <w:insideH w:val="none" w:color="auto" w:sz="0" w:space="0"/>
+            <w:insideV w:val="none" w:color="auto" w:sz="0" w:space="0"/>
+          </w:tblBorders>
+          <w:shd w:val="clear" w:color="auto" w:fill="auto"/>
+          <w:tblCellMar>
+            <w:top w:w="0" w:type="dxa"/>
+            <w:left w:w="0" w:type="dxa"/>
+            <w:bottom w:w="0" w:type="dxa"/>
+            <w:right w:w="0" w:type="dxa"/>
+          </w:tblCellMar>
+        </w:tblPrEx>
+        <w:tc>
+          <w:tcPr>
+            <w:tcW w:w="0" w:type="auto"/>
+            <w:tcBorders>
+              <w:top w:val="nil"/>
+              <w:left w:val="nil"/>
+              <w:bottom w:val="nil"/>
+              <w:right w:val="single" w:color="auto" w:sz="2" w:space="0"/>
+            </w:tcBorders>
+            <w:shd w:val="clear" w:color="auto" w:fill="auto"/>
+            <w:tcMar>
+              <w:top w:w="120" w:type="dxa"/>
+              <w:left w:w="180" w:type="dxa"/>
+              <w:bottom w:w="120" w:type="dxa"/>
+              <w:right w:w="180" w:type="dxa"/>
+            </w:tcMar>
+            <w:vAlign w:val="center"/>
+          </w:tcPr>
+          <w:p>
+            <w:pPr>
+              <w:rPr>
+                <w:rFonts w:hint="eastAsia" w:ascii="楷体" w:hAnsi="楷体" w:eastAsia="楷体" w:cs="楷体"/>
+                <w:sz w:val="24"/>
+                <w:szCs w:val="24"/>
+              </w:rPr>
+            </w:pPr>
+            <w:r>
+              <w:rPr>
+                <w:rFonts w:hint="eastAsia" w:ascii="楷体" w:hAnsi="楷体" w:eastAsia="楷体" w:cs="楷体"/>
+                <w:sz w:val="24"/>
+                <w:szCs w:val="24"/>
+                <w:lang w:val="en-US" w:eastAsia="zh-CN"/>
+              </w:rPr>
+              <w:t>维修人员 - 辖区设备查看</w:t>
+            </w:r>
+          </w:p>
+        </w:tc>
+        <w:tc>
+          <w:tcPr>
+            <w:tcW w:w="0" w:type="auto"/>
+            <w:tcBorders>
+              <w:top w:val="nil"/>
+              <w:left w:val="nil"/>
+              <w:bottom w:val="nil"/>
+              <w:right w:val="single" w:color="auto" w:sz="2" w:space="0"/>
+            </w:tcBorders>
+            <w:shd w:val="clear" w:color="auto" w:fill="auto"/>
+            <w:tcMar>
+              <w:top w:w="120" w:type="dxa"/>
+              <w:left w:w="180" w:type="dxa"/>
+              <w:bottom w:w="120" w:type="dxa"/>
+              <w:right w:w="180" w:type="dxa"/>
+            </w:tcMar>
+            <w:vAlign w:val="center"/>
+          </w:tcPr>
+          <w:p>
+            <w:pPr>
+              <w:rPr>
+                <w:rFonts w:hint="eastAsia" w:ascii="楷体" w:hAnsi="楷体" w:eastAsia="楷体" w:cs="楷体"/>
+                <w:sz w:val="24"/>
+                <w:szCs w:val="24"/>
+              </w:rPr>
+            </w:pPr>
+            <w:r>
+              <w:rPr>
+                <w:rFonts w:hint="eastAsia" w:ascii="楷体" w:hAnsi="楷体" w:eastAsia="楷体" w:cs="楷体"/>
+                <w:sz w:val="24"/>
+                <w:szCs w:val="24"/>
+                <w:lang w:val="en-US" w:eastAsia="zh-CN"/>
+              </w:rPr>
+              <w:t>APP 端设备列表页面代码、辖区筛选接口代码</w:t>
+            </w:r>
+          </w:p>
+        </w:tc>
+        <w:tc>
+          <w:tcPr>
+            <w:tcW w:w="0" w:type="auto"/>
+            <w:tcBorders>
+              <w:top w:val="nil"/>
+              <w:left w:val="nil"/>
+              <w:bottom w:val="nil"/>
+              <w:right w:val="nil"/>
+            </w:tcBorders>
+            <w:shd w:val="clear" w:color="auto" w:fill="auto"/>
+            <w:tcMar>
+              <w:top w:w="120" w:type="dxa"/>
+              <w:left w:w="180" w:type="dxa"/>
+              <w:bottom w:w="120" w:type="dxa"/>
+              <w:right w:w="180" w:type="dxa"/>
+            </w:tcMar>
+            <w:vAlign w:val="center"/>
+          </w:tcPr>
+          <w:p>
+            <w:pPr>
+              <w:rPr>
+                <w:rFonts w:hint="eastAsia" w:ascii="楷体" w:hAnsi="楷体" w:eastAsia="楷体" w:cs="楷体"/>
+                <w:sz w:val="24"/>
+                <w:szCs w:val="24"/>
+              </w:rPr>
+            </w:pPr>
+            <w:r>
+              <w:rPr>
+                <w:rFonts w:hint="eastAsia" w:ascii="楷体" w:hAnsi="楷体" w:eastAsia="楷体" w:cs="楷体"/>
+                <w:sz w:val="24"/>
+                <w:szCs w:val="24"/>
+                <w:lang w:val="en-US" w:eastAsia="zh-CN"/>
+              </w:rPr>
+              <w:t>后端 3、前端 2</w:t>
+            </w:r>
+          </w:p>
+        </w:tc>
+      </w:tr>
+      <w:tr>
+        <w:tblPrEx>
+          <w:tblBorders>
+            <w:top w:val="single" w:color="auto" w:sz="2" w:space="0"/>
+            <w:left w:val="single" w:color="auto" w:sz="2" w:space="0"/>
+            <w:bottom w:val="single" w:color="auto" w:sz="2" w:space="0"/>
+            <w:right w:val="single" w:color="auto" w:sz="2" w:space="0"/>
+            <w:insideH w:val="none" w:color="auto" w:sz="0" w:space="0"/>
+            <w:insideV w:val="none" w:color="auto" w:sz="0" w:space="0"/>
+          </w:tblBorders>
+          <w:shd w:val="clear" w:color="auto" w:fill="auto"/>
+          <w:tblCellMar>
+            <w:top w:w="0" w:type="dxa"/>
+            <w:left w:w="0" w:type="dxa"/>
+            <w:bottom w:w="0" w:type="dxa"/>
+            <w:right w:w="0" w:type="dxa"/>
+          </w:tblCellMar>
+        </w:tblPrEx>
+        <w:tc>
+          <w:tcPr>
+            <w:tcW w:w="0" w:type="auto"/>
+            <w:tcBorders>
+              <w:top w:val="nil"/>
+              <w:left w:val="nil"/>
+              <w:bottom w:val="nil"/>
+              <w:right w:val="single" w:color="auto" w:sz="2" w:space="0"/>
+            </w:tcBorders>
+            <w:shd w:val="clear" w:color="auto" w:fill="auto"/>
+            <w:tcMar>
+              <w:top w:w="120" w:type="dxa"/>
+              <w:left w:w="180" w:type="dxa"/>
+              <w:bottom w:w="120" w:type="dxa"/>
+              <w:right w:w="180" w:type="dxa"/>
+            </w:tcMar>
+            <w:vAlign w:val="center"/>
+          </w:tcPr>
+          <w:p>
+            <w:pPr>
+              <w:rPr>
+                <w:rFonts w:hint="eastAsia" w:ascii="楷体" w:hAnsi="楷体" w:eastAsia="楷体" w:cs="楷体"/>
+                <w:sz w:val="24"/>
+                <w:szCs w:val="24"/>
+              </w:rPr>
+            </w:pPr>
+            <w:r>
+              <w:rPr>
+                <w:rFonts w:hint="eastAsia" w:ascii="楷体" w:hAnsi="楷体" w:eastAsia="楷体" w:cs="楷体"/>
+                <w:sz w:val="24"/>
+                <w:szCs w:val="24"/>
+                <w:lang w:val="en-US" w:eastAsia="zh-CN"/>
+              </w:rPr>
+              <w:t>维修人员 - 工单抢单 / 拒单 / 提交</w:t>
+            </w:r>
+          </w:p>
+        </w:tc>
+        <w:tc>
+          <w:tcPr>
+            <w:tcW w:w="0" w:type="auto"/>
+            <w:tcBorders>
+              <w:top w:val="nil"/>
+              <w:left w:val="nil"/>
+              <w:bottom w:val="nil"/>
+              <w:right w:val="single" w:color="auto" w:sz="2" w:space="0"/>
+            </w:tcBorders>
+            <w:shd w:val="clear" w:color="auto" w:fill="auto"/>
+            <w:tcMar>
+              <w:top w:w="120" w:type="dxa"/>
+              <w:left w:w="180" w:type="dxa"/>
+              <w:bottom w:w="120" w:type="dxa"/>
+              <w:right w:w="180" w:type="dxa"/>
+            </w:tcMar>
+            <w:vAlign w:val="center"/>
+          </w:tcPr>
+          <w:p>
+            <w:pPr>
+              <w:rPr>
+                <w:rFonts w:hint="eastAsia" w:ascii="楷体" w:hAnsi="楷体" w:eastAsia="楷体" w:cs="楷体"/>
+                <w:sz w:val="24"/>
+                <w:szCs w:val="24"/>
+              </w:rPr>
+            </w:pPr>
+            <w:r>
+              <w:rPr>
+                <w:rFonts w:hint="eastAsia" w:ascii="楷体" w:hAnsi="楷体" w:eastAsia="楷体" w:cs="楷体"/>
+                <w:sz w:val="24"/>
+                <w:szCs w:val="24"/>
+                <w:lang w:val="en-US" w:eastAsia="zh-CN"/>
+              </w:rPr>
+              <w:t>APP 端工单相关页面代码、工单状态更新接口代码</w:t>
+            </w:r>
+          </w:p>
+        </w:tc>
+        <w:tc>
+          <w:tcPr>
+            <w:tcW w:w="0" w:type="auto"/>
+            <w:tcBorders>
+              <w:top w:val="nil"/>
+              <w:left w:val="nil"/>
+              <w:bottom w:val="nil"/>
+              <w:right w:val="nil"/>
+            </w:tcBorders>
+            <w:shd w:val="clear" w:color="auto" w:fill="auto"/>
+            <w:tcMar>
+              <w:top w:w="120" w:type="dxa"/>
+              <w:left w:w="180" w:type="dxa"/>
+              <w:bottom w:w="120" w:type="dxa"/>
+              <w:right w:w="180" w:type="dxa"/>
+            </w:tcMar>
+            <w:vAlign w:val="center"/>
+          </w:tcPr>
+          <w:p>
+            <w:pPr>
+              <w:rPr>
+                <w:rFonts w:hint="eastAsia" w:ascii="楷体" w:hAnsi="楷体" w:eastAsia="楷体" w:cs="楷体"/>
+                <w:sz w:val="24"/>
+                <w:szCs w:val="24"/>
+              </w:rPr>
+            </w:pPr>
+            <w:r>
+              <w:rPr>
+                <w:rFonts w:hint="eastAsia" w:ascii="楷体" w:hAnsi="楷体" w:eastAsia="楷体" w:cs="楷体"/>
+                <w:sz w:val="24"/>
+                <w:szCs w:val="24"/>
+                <w:lang w:val="en-US" w:eastAsia="zh-CN"/>
+              </w:rPr>
+              <w:t>后端 3、前端 2</w:t>
+            </w:r>
+          </w:p>
+        </w:tc>
+      </w:tr>
+      <w:tr>
+        <w:tblPrEx>
+          <w:tblBorders>
+            <w:top w:val="single" w:color="auto" w:sz="2" w:space="0"/>
+            <w:left w:val="single" w:color="auto" w:sz="2" w:space="0"/>
+            <w:bottom w:val="single" w:color="auto" w:sz="2" w:space="0"/>
+            <w:right w:val="single" w:color="auto" w:sz="2" w:space="0"/>
+            <w:insideH w:val="none" w:color="auto" w:sz="0" w:space="0"/>
+            <w:insideV w:val="none" w:color="auto" w:sz="0" w:space="0"/>
+          </w:tblBorders>
+          <w:shd w:val="clear" w:color="auto" w:fill="auto"/>
+          <w:tblCellMar>
+            <w:top w:w="0" w:type="dxa"/>
+            <w:left w:w="0" w:type="dxa"/>
+            <w:bottom w:w="0" w:type="dxa"/>
+            <w:right w:w="0" w:type="dxa"/>
+          </w:tblCellMar>
+        </w:tblPrEx>
+        <w:tc>
+          <w:tcPr>
+            <w:tcW w:w="0" w:type="auto"/>
+            <w:tcBorders>
+              <w:top w:val="nil"/>
+              <w:left w:val="nil"/>
+              <w:bottom w:val="nil"/>
+              <w:right w:val="single" w:color="auto" w:sz="2" w:space="0"/>
+            </w:tcBorders>
+            <w:shd w:val="clear" w:color="auto" w:fill="auto"/>
+            <w:tcMar>
+              <w:top w:w="120" w:type="dxa"/>
+              <w:left w:w="180" w:type="dxa"/>
+              <w:bottom w:w="120" w:type="dxa"/>
+              <w:right w:w="180" w:type="dxa"/>
+            </w:tcMar>
+            <w:vAlign w:val="center"/>
+          </w:tcPr>
+          <w:p>
+            <w:pPr>
+              <w:rPr>
+                <w:rFonts w:hint="eastAsia" w:ascii="楷体" w:hAnsi="楷体" w:eastAsia="楷体" w:cs="楷体"/>
+                <w:sz w:val="24"/>
+                <w:szCs w:val="24"/>
+              </w:rPr>
+            </w:pPr>
+            <w:r>
+              <w:rPr>
+                <w:rFonts w:hint="eastAsia" w:ascii="楷体" w:hAnsi="楷体" w:eastAsia="楷体" w:cs="楷体"/>
+                <w:sz w:val="24"/>
+                <w:szCs w:val="24"/>
+                <w:lang w:val="en-US" w:eastAsia="zh-CN"/>
+              </w:rPr>
+              <w:t>学生 - 饮水点地图查看</w:t>
+            </w:r>
+          </w:p>
+        </w:tc>
+        <w:tc>
+          <w:tcPr>
+            <w:tcW w:w="0" w:type="auto"/>
+            <w:tcBorders>
+              <w:top w:val="nil"/>
+              <w:left w:val="nil"/>
+              <w:bottom w:val="nil"/>
+              <w:right w:val="single" w:color="auto" w:sz="2" w:space="0"/>
+            </w:tcBorders>
+            <w:shd w:val="clear" w:color="auto" w:fill="auto"/>
+            <w:tcMar>
+              <w:top w:w="120" w:type="dxa"/>
+              <w:left w:w="180" w:type="dxa"/>
+              <w:bottom w:w="120" w:type="dxa"/>
+              <w:right w:w="180" w:type="dxa"/>
+            </w:tcMar>
+            <w:vAlign w:val="center"/>
+          </w:tcPr>
+          <w:p>
+            <w:pPr>
+              <w:rPr>
+                <w:rFonts w:hint="eastAsia" w:ascii="楷体" w:hAnsi="楷体" w:eastAsia="楷体" w:cs="楷体"/>
+                <w:sz w:val="24"/>
+                <w:szCs w:val="24"/>
+              </w:rPr>
+            </w:pPr>
+            <w:r>
+              <w:rPr>
+                <w:rFonts w:hint="eastAsia" w:ascii="楷体" w:hAnsi="楷体" w:eastAsia="楷体" w:cs="楷体"/>
+                <w:sz w:val="24"/>
+                <w:szCs w:val="24"/>
+                <w:lang w:val="en-US" w:eastAsia="zh-CN"/>
+              </w:rPr>
+              <w:t>APP 端地图页面代码、饮水点标注接口代码</w:t>
+            </w:r>
+          </w:p>
+        </w:tc>
+        <w:tc>
+          <w:tcPr>
+            <w:tcW w:w="0" w:type="auto"/>
+            <w:tcBorders>
+              <w:top w:val="nil"/>
+              <w:left w:val="nil"/>
+              <w:bottom w:val="nil"/>
+              <w:right w:val="nil"/>
+            </w:tcBorders>
+            <w:shd w:val="clear" w:color="auto" w:fill="auto"/>
+            <w:tcMar>
+              <w:top w:w="120" w:type="dxa"/>
+              <w:left w:w="180" w:type="dxa"/>
+              <w:bottom w:w="120" w:type="dxa"/>
+              <w:right w:w="180" w:type="dxa"/>
+            </w:tcMar>
+            <w:vAlign w:val="center"/>
+          </w:tcPr>
+          <w:p>
+            <w:pPr>
+              <w:rPr>
+                <w:rFonts w:hint="eastAsia" w:ascii="楷体" w:hAnsi="楷体" w:eastAsia="楷体" w:cs="楷体"/>
+                <w:sz w:val="24"/>
+                <w:szCs w:val="24"/>
+              </w:rPr>
+            </w:pPr>
+            <w:r>
+              <w:rPr>
+                <w:rFonts w:hint="eastAsia" w:ascii="楷体" w:hAnsi="楷体" w:eastAsia="楷体" w:cs="楷体"/>
+                <w:sz w:val="24"/>
+                <w:szCs w:val="24"/>
+                <w:lang w:val="en-US" w:eastAsia="zh-CN"/>
+              </w:rPr>
+              <w:t>后端 3、前端 2</w:t>
+            </w:r>
+          </w:p>
+        </w:tc>
+      </w:tr>
+      <w:tr>
+        <w:tblPrEx>
+          <w:tblBorders>
+            <w:top w:val="single" w:color="auto" w:sz="2" w:space="0"/>
+            <w:left w:val="single" w:color="auto" w:sz="2" w:space="0"/>
+            <w:bottom w:val="single" w:color="auto" w:sz="2" w:space="0"/>
+            <w:right w:val="single" w:color="auto" w:sz="2" w:space="0"/>
+            <w:insideH w:val="none" w:color="auto" w:sz="0" w:space="0"/>
+            <w:insideV w:val="none" w:color="auto" w:sz="0" w:space="0"/>
+          </w:tblBorders>
+          <w:shd w:val="clear" w:color="auto" w:fill="auto"/>
+          <w:tblCellMar>
+            <w:top w:w="0" w:type="dxa"/>
+            <w:left w:w="0" w:type="dxa"/>
+            <w:bottom w:w="0" w:type="dxa"/>
+            <w:right w:w="0" w:type="dxa"/>
+          </w:tblCellMar>
+        </w:tblPrEx>
+        <w:tc>
+          <w:tcPr>
+            <w:tcW w:w="0" w:type="auto"/>
+            <w:tcBorders>
+              <w:top w:val="nil"/>
+              <w:left w:val="nil"/>
+              <w:bottom w:val="nil"/>
+              <w:right w:val="single" w:color="auto" w:sz="2" w:space="0"/>
+            </w:tcBorders>
+            <w:shd w:val="clear" w:color="auto" w:fill="auto"/>
+            <w:tcMar>
+              <w:top w:w="120" w:type="dxa"/>
+              <w:left w:w="180" w:type="dxa"/>
+              <w:bottom w:w="120" w:type="dxa"/>
+              <w:right w:w="180" w:type="dxa"/>
+            </w:tcMar>
+            <w:vAlign w:val="center"/>
+          </w:tcPr>
+          <w:p>
+            <w:pPr>
+              <w:rPr>
+                <w:rFonts w:hint="eastAsia" w:ascii="楷体" w:hAnsi="楷体" w:eastAsia="楷体" w:cs="楷体"/>
+                <w:sz w:val="24"/>
+                <w:szCs w:val="24"/>
+              </w:rPr>
+            </w:pPr>
+            <w:r>
+              <w:rPr>
+                <w:rFonts w:hint="eastAsia" w:ascii="楷体" w:hAnsi="楷体" w:eastAsia="楷体" w:cs="楷体"/>
+                <w:sz w:val="24"/>
+                <w:szCs w:val="24"/>
+                <w:lang w:val="en-US" w:eastAsia="zh-CN"/>
+              </w:rPr>
+              <w:t>学生 - 扫码用水</w:t>
+            </w:r>
+          </w:p>
+        </w:tc>
+        <w:tc>
+          <w:tcPr>
+            <w:tcW w:w="0" w:type="auto"/>
+            <w:tcBorders>
+              <w:top w:val="nil"/>
+              <w:left w:val="nil"/>
+              <w:bottom w:val="nil"/>
+              <w:right w:val="single" w:color="auto" w:sz="2" w:space="0"/>
+            </w:tcBorders>
+            <w:shd w:val="clear" w:color="auto" w:fill="auto"/>
+            <w:tcMar>
+              <w:top w:w="120" w:type="dxa"/>
+              <w:left w:w="180" w:type="dxa"/>
+              <w:bottom w:w="120" w:type="dxa"/>
+              <w:right w:w="180" w:type="dxa"/>
+            </w:tcMar>
+            <w:vAlign w:val="center"/>
+          </w:tcPr>
+          <w:p>
+            <w:pPr>
+              <w:rPr>
+                <w:rFonts w:hint="eastAsia" w:ascii="楷体" w:hAnsi="楷体" w:eastAsia="楷体" w:cs="楷体"/>
+                <w:sz w:val="24"/>
+                <w:szCs w:val="24"/>
+              </w:rPr>
+            </w:pPr>
+            <w:r>
+              <w:rPr>
+                <w:rFonts w:hint="eastAsia" w:ascii="楷体" w:hAnsi="楷体" w:eastAsia="楷体" w:cs="楷体"/>
+                <w:sz w:val="24"/>
+                <w:szCs w:val="24"/>
+                <w:lang w:val="en-US" w:eastAsia="zh-CN"/>
+              </w:rPr>
+              <w:t>APP 端扫码模块代码、出水控制接口代码</w:t>
+            </w:r>
+          </w:p>
+        </w:tc>
+        <w:tc>
+          <w:tcPr>
+            <w:tcW w:w="0" w:type="auto"/>
+            <w:tcBorders>
+              <w:top w:val="nil"/>
+              <w:left w:val="nil"/>
+              <w:bottom w:val="nil"/>
+              <w:right w:val="nil"/>
+            </w:tcBorders>
+            <w:shd w:val="clear" w:color="auto" w:fill="auto"/>
+            <w:tcMar>
+              <w:top w:w="120" w:type="dxa"/>
+              <w:left w:w="180" w:type="dxa"/>
+              <w:bottom w:w="120" w:type="dxa"/>
+              <w:right w:w="180" w:type="dxa"/>
+            </w:tcMar>
+            <w:vAlign w:val="center"/>
+          </w:tcPr>
+          <w:p>
+            <w:pPr>
+              <w:rPr>
+                <w:rFonts w:hint="eastAsia" w:ascii="楷体" w:hAnsi="楷体" w:eastAsia="楷体" w:cs="楷体"/>
+                <w:sz w:val="24"/>
+                <w:szCs w:val="24"/>
+              </w:rPr>
+            </w:pPr>
+            <w:r>
+              <w:rPr>
+                <w:rFonts w:hint="eastAsia" w:ascii="楷体" w:hAnsi="楷体" w:eastAsia="楷体" w:cs="楷体"/>
+                <w:sz w:val="24"/>
+                <w:szCs w:val="24"/>
+                <w:lang w:val="en-US" w:eastAsia="zh-CN"/>
+              </w:rPr>
+              <w:t>后端 3、前端 2</w:t>
+            </w:r>
+          </w:p>
+        </w:tc>
+      </w:tr>
+      <w:tr>
+        <w:tblPrEx>
+          <w:tblBorders>
+            <w:top w:val="single" w:color="auto" w:sz="2" w:space="0"/>
+            <w:left w:val="single" w:color="auto" w:sz="2" w:space="0"/>
+            <w:bottom w:val="single" w:color="auto" w:sz="2" w:space="0"/>
+            <w:right w:val="single" w:color="auto" w:sz="2" w:space="0"/>
+            <w:insideH w:val="none" w:color="auto" w:sz="0" w:space="0"/>
+            <w:insideV w:val="none" w:color="auto" w:sz="0" w:space="0"/>
+          </w:tblBorders>
+          <w:shd w:val="clear" w:color="auto" w:fill="auto"/>
+          <w:tblCellMar>
+            <w:top w:w="0" w:type="dxa"/>
+            <w:left w:w="0" w:type="dxa"/>
+            <w:bottom w:w="0" w:type="dxa"/>
+            <w:right w:w="0" w:type="dxa"/>
+          </w:tblCellMar>
+        </w:tblPrEx>
+        <w:tc>
+          <w:tcPr>
+            <w:tcW w:w="0" w:type="auto"/>
+            <w:tcBorders>
+              <w:top w:val="nil"/>
+              <w:left w:val="nil"/>
+              <w:bottom w:val="nil"/>
+              <w:right w:val="single" w:color="auto" w:sz="2" w:space="0"/>
+            </w:tcBorders>
+            <w:shd w:val="clear" w:color="auto" w:fill="auto"/>
+            <w:tcMar>
+              <w:top w:w="120" w:type="dxa"/>
+              <w:left w:w="180" w:type="dxa"/>
+              <w:bottom w:w="120" w:type="dxa"/>
+              <w:right w:w="180" w:type="dxa"/>
+            </w:tcMar>
+            <w:vAlign w:val="center"/>
+          </w:tcPr>
+          <w:p>
+            <w:pPr>
+              <w:rPr>
+                <w:rFonts w:hint="eastAsia" w:ascii="楷体" w:hAnsi="楷体" w:eastAsia="楷体" w:cs="楷体"/>
+                <w:sz w:val="24"/>
+                <w:szCs w:val="24"/>
+              </w:rPr>
+            </w:pPr>
+            <w:r>
+              <w:rPr>
+                <w:rFonts w:hint="eastAsia" w:ascii="楷体" w:hAnsi="楷体" w:eastAsia="楷体" w:cs="楷体"/>
+                <w:sz w:val="24"/>
+                <w:szCs w:val="24"/>
+                <w:lang w:val="en-US" w:eastAsia="zh-CN"/>
+              </w:rPr>
+              <w:t>学生 - 水质信息查看</w:t>
+            </w:r>
+          </w:p>
+        </w:tc>
+        <w:tc>
+          <w:tcPr>
+            <w:tcW w:w="0" w:type="auto"/>
+            <w:tcBorders>
+              <w:top w:val="nil"/>
+              <w:left w:val="nil"/>
+              <w:bottom w:val="nil"/>
+              <w:right w:val="single" w:color="auto" w:sz="2" w:space="0"/>
+            </w:tcBorders>
+            <w:shd w:val="clear" w:color="auto" w:fill="auto"/>
+            <w:tcMar>
+              <w:top w:w="120" w:type="dxa"/>
+              <w:left w:w="180" w:type="dxa"/>
+              <w:bottom w:w="120" w:type="dxa"/>
+              <w:right w:w="180" w:type="dxa"/>
+            </w:tcMar>
+            <w:vAlign w:val="center"/>
+          </w:tcPr>
+          <w:p>
+            <w:pPr>
+              <w:rPr>
+                <w:rFonts w:hint="eastAsia" w:ascii="楷体" w:hAnsi="楷体" w:eastAsia="楷体" w:cs="楷体"/>
+                <w:sz w:val="24"/>
+                <w:szCs w:val="24"/>
+              </w:rPr>
+            </w:pPr>
+            <w:r>
+              <w:rPr>
+                <w:rFonts w:hint="eastAsia" w:ascii="楷体" w:hAnsi="楷体" w:eastAsia="楷体" w:cs="楷体"/>
+                <w:sz w:val="24"/>
+                <w:szCs w:val="24"/>
+                <w:lang w:val="en-US" w:eastAsia="zh-CN"/>
+              </w:rPr>
+              <w:t>APP 端水质页面代码、水质查询接口代码</w:t>
+            </w:r>
+          </w:p>
+        </w:tc>
+        <w:tc>
+          <w:tcPr>
+            <w:tcW w:w="0" w:type="auto"/>
+            <w:tcBorders>
+              <w:top w:val="nil"/>
+              <w:left w:val="nil"/>
+              <w:bottom w:val="nil"/>
+              <w:right w:val="nil"/>
+            </w:tcBorders>
+            <w:shd w:val="clear" w:color="auto" w:fill="auto"/>
+            <w:tcMar>
+              <w:top w:w="120" w:type="dxa"/>
+              <w:left w:w="180" w:type="dxa"/>
+              <w:bottom w:w="120" w:type="dxa"/>
+              <w:right w:w="180" w:type="dxa"/>
+            </w:tcMar>
+            <w:vAlign w:val="center"/>
+          </w:tcPr>
+          <w:p>
+            <w:pPr>
+              <w:rPr>
+                <w:rFonts w:hint="eastAsia" w:ascii="楷体" w:hAnsi="楷体" w:eastAsia="楷体" w:cs="楷体"/>
+                <w:sz w:val="24"/>
+                <w:szCs w:val="24"/>
+              </w:rPr>
+            </w:pPr>
+            <w:r>
+              <w:rPr>
+                <w:rFonts w:hint="eastAsia" w:ascii="楷体" w:hAnsi="楷体" w:eastAsia="楷体" w:cs="楷体"/>
+                <w:sz w:val="24"/>
+                <w:szCs w:val="24"/>
+                <w:lang w:val="en-US" w:eastAsia="zh-CN"/>
+              </w:rPr>
+              <w:t>后端 3、前端 2</w:t>
+            </w:r>
+          </w:p>
+        </w:tc>
+      </w:tr>
+      <w:tr>
+        <w:tblPrEx>
+          <w:tblBorders>
+            <w:top w:val="single" w:color="auto" w:sz="2" w:space="0"/>
+            <w:left w:val="single" w:color="auto" w:sz="2" w:space="0"/>
+            <w:bottom w:val="single" w:color="auto" w:sz="2" w:space="0"/>
+            <w:right w:val="single" w:color="auto" w:sz="2" w:space="0"/>
+            <w:insideH w:val="none" w:color="auto" w:sz="0" w:space="0"/>
+            <w:insideV w:val="none" w:color="auto" w:sz="0" w:space="0"/>
+          </w:tblBorders>
+          <w:shd w:val="clear" w:color="auto" w:fill="auto"/>
           <w:tblCellMar>
             <w:top w:w="0" w:type="dxa"/>
             <w:left w:w="0" w:type="dxa"/>
@@ -7510,7 +7539,6 @@
             <w:insideH w:val="none" w:color="auto" w:sz="0" w:space="0"/>
             <w:insideV w:val="none" w:color="auto" w:sz="0" w:space="0"/>
           </w:tblBorders>
-          <w:shd w:val="clear" w:color="auto" w:fill="auto"/>
           <w:tblCellMar>
             <w:top w:w="0" w:type="dxa"/>
             <w:left w:w="0" w:type="dxa"/>
@@ -7769,7 +7797,6 @@
             <w:insideH w:val="none" w:color="auto" w:sz="0" w:space="0"/>
             <w:insideV w:val="none" w:color="auto" w:sz="0" w:space="0"/>
           </w:tblBorders>
-          <w:shd w:val="clear" w:color="auto" w:fill="auto"/>
           <w:tblCellMar>
             <w:top w:w="0" w:type="dxa"/>
             <w:left w:w="0" w:type="dxa"/>
@@ -8028,7 +8055,6 @@
             <w:insideH w:val="none" w:color="auto" w:sz="0" w:space="0"/>
             <w:insideV w:val="none" w:color="auto" w:sz="0" w:space="0"/>
           </w:tblBorders>
-          <w:shd w:val="clear" w:color="auto" w:fill="auto"/>
           <w:tblCellMar>
             <w:top w:w="0" w:type="dxa"/>
             <w:left w:w="0" w:type="dxa"/>
@@ -8657,7 +8683,6 @@
             <w:insideH w:val="none" w:color="auto" w:sz="0" w:space="0"/>
             <w:insideV w:val="none" w:color="auto" w:sz="0" w:space="0"/>
           </w:tblBorders>
-          <w:shd w:val="clear" w:color="auto" w:fill="auto"/>
           <w:tblCellMar>
             <w:top w:w="0" w:type="dxa"/>
             <w:left w:w="0" w:type="dxa"/>
@@ -8803,174 +8828,6 @@
                 <w:sz w:val="24"/>
                 <w:szCs w:val="24"/>
                 <w:lang w:val="en-US"/>
-              </w:rPr>
-            </w:pPr>
-            <w:r>
-              <w:rPr>
-                <w:rFonts w:hint="eastAsia" w:ascii="楷体" w:hAnsi="楷体" w:eastAsia="楷体" w:cs="楷体"/>
-                <w:sz w:val="24"/>
-                <w:szCs w:val="24"/>
-                <w:lang w:val="en-US" w:eastAsia="zh-CN"/>
-              </w:rPr>
-              <w:t>软件2301</w:t>
-            </w:r>
-          </w:p>
-        </w:tc>
-      </w:tr>
-      <w:tr>
-        <w:tblPrEx>
-          <w:tblBorders>
-            <w:top w:val="single" w:color="auto" w:sz="2" w:space="0"/>
-            <w:left w:val="single" w:color="auto" w:sz="2" w:space="0"/>
-            <w:bottom w:val="single" w:color="auto" w:sz="2" w:space="0"/>
-            <w:right w:val="single" w:color="auto" w:sz="2" w:space="0"/>
-            <w:insideH w:val="none" w:color="auto" w:sz="0" w:space="0"/>
-            <w:insideV w:val="none" w:color="auto" w:sz="0" w:space="0"/>
-          </w:tblBorders>
-          <w:tblCellMar>
-            <w:top w:w="0" w:type="dxa"/>
-            <w:left w:w="0" w:type="dxa"/>
-            <w:bottom w:w="0" w:type="dxa"/>
-            <w:right w:w="0" w:type="dxa"/>
-          </w:tblCellMar>
-        </w:tblPrEx>
-        <w:tc>
-          <w:tcPr>
-            <w:tcW w:w="0" w:type="auto"/>
-            <w:tcBorders>
-              <w:top w:val="nil"/>
-              <w:left w:val="nil"/>
-              <w:bottom w:val="nil"/>
-              <w:right w:val="single" w:color="auto" w:sz="2" w:space="0"/>
-            </w:tcBorders>
-            <w:shd w:val="clear" w:color="auto" w:fill="auto"/>
-            <w:tcMar>
-              <w:top w:w="120" w:type="dxa"/>
-              <w:left w:w="180" w:type="dxa"/>
-              <w:bottom w:w="120" w:type="dxa"/>
-              <w:right w:w="180" w:type="dxa"/>
-            </w:tcMar>
-            <w:vAlign w:val="center"/>
-          </w:tcPr>
-          <w:p>
-            <w:pPr>
-              <w:rPr>
-                <w:rFonts w:hint="eastAsia" w:ascii="楷体" w:hAnsi="楷体" w:eastAsia="楷体" w:cs="楷体"/>
-                <w:sz w:val="24"/>
-                <w:szCs w:val="24"/>
-              </w:rPr>
-            </w:pPr>
-            <w:r>
-              <w:rPr>
-                <w:rFonts w:hint="eastAsia" w:ascii="楷体" w:hAnsi="楷体" w:eastAsia="楷体" w:cs="楷体"/>
-                <w:sz w:val="24"/>
-                <w:szCs w:val="24"/>
-                <w:lang w:val="en-US" w:eastAsia="zh-CN"/>
-              </w:rPr>
-              <w:t>2</w:t>
-            </w:r>
-          </w:p>
-        </w:tc>
-        <w:tc>
-          <w:tcPr>
-            <w:tcW w:w="0" w:type="auto"/>
-            <w:tcBorders>
-              <w:top w:val="nil"/>
-              <w:left w:val="nil"/>
-              <w:bottom w:val="nil"/>
-              <w:right w:val="single" w:color="auto" w:sz="2" w:space="0"/>
-            </w:tcBorders>
-            <w:shd w:val="clear" w:color="auto" w:fill="auto"/>
-            <w:tcMar>
-              <w:top w:w="120" w:type="dxa"/>
-              <w:left w:w="180" w:type="dxa"/>
-              <w:bottom w:w="120" w:type="dxa"/>
-              <w:right w:w="180" w:type="dxa"/>
-            </w:tcMar>
-            <w:vAlign w:val="center"/>
-          </w:tcPr>
-          <w:p>
-            <w:pPr>
-              <w:rPr>
-                <w:rFonts w:hint="eastAsia" w:ascii="楷体" w:hAnsi="楷体" w:eastAsia="楷体" w:cs="楷体"/>
-                <w:sz w:val="24"/>
-                <w:szCs w:val="24"/>
-                <w:lang w:val="en-US"/>
-              </w:rPr>
-            </w:pPr>
-            <w:r>
-              <w:rPr>
-                <w:rFonts w:hint="eastAsia" w:ascii="楷体" w:hAnsi="楷体" w:eastAsia="楷体" w:cs="楷体"/>
-                <w:sz w:val="24"/>
-                <w:szCs w:val="24"/>
-                <w:lang w:val="en-US" w:eastAsia="zh-CN"/>
-              </w:rPr>
-              <w:t>王磊</w:t>
-            </w:r>
-          </w:p>
-        </w:tc>
-        <w:tc>
-          <w:tcPr>
-            <w:tcW w:w="0" w:type="auto"/>
-            <w:tcBorders>
-              <w:top w:val="nil"/>
-              <w:left w:val="nil"/>
-              <w:bottom w:val="nil"/>
-              <w:right w:val="single" w:color="auto" w:sz="2" w:space="0"/>
-            </w:tcBorders>
-            <w:shd w:val="clear" w:color="auto" w:fill="auto"/>
-            <w:tcMar>
-              <w:top w:w="120" w:type="dxa"/>
-              <w:left w:w="180" w:type="dxa"/>
-              <w:bottom w:w="120" w:type="dxa"/>
-              <w:right w:w="180" w:type="dxa"/>
-            </w:tcMar>
-            <w:vAlign w:val="center"/>
-          </w:tcPr>
-          <w:p>
-            <w:pPr>
-              <w:rPr>
-                <w:rFonts w:hint="eastAsia" w:ascii="楷体" w:hAnsi="楷体" w:eastAsia="楷体" w:cs="楷体"/>
-                <w:sz w:val="24"/>
-                <w:szCs w:val="24"/>
-                <w:lang w:val="en-US" w:eastAsia="zh-CN"/>
-              </w:rPr>
-            </w:pPr>
-            <w:r>
-              <w:rPr>
-                <w:rFonts w:hint="eastAsia" w:ascii="楷体" w:hAnsi="楷体" w:eastAsia="楷体" w:cs="楷体"/>
-                <w:sz w:val="24"/>
-                <w:szCs w:val="24"/>
-                <w:lang w:val="en-US" w:eastAsia="zh-CN"/>
-              </w:rPr>
-              <w:t>202326010106</w:t>
-            </w:r>
-          </w:p>
-        </w:tc>
-        <w:tc>
-          <w:tcPr>
-            <w:tcW w:w="0" w:type="auto"/>
-            <w:tcBorders>
-              <w:top w:val="nil"/>
-              <w:left w:val="nil"/>
-              <w:bottom w:val="nil"/>
-              <w:right w:val="nil"/>
-            </w:tcBorders>
-            <w:shd w:val="clear" w:color="auto" w:fill="auto"/>
-            <w:tcMar>
-              <w:top w:w="120" w:type="dxa"/>
-              <w:left w:w="180" w:type="dxa"/>
-              <w:bottom w:w="120" w:type="dxa"/>
-              <w:right w:w="180" w:type="dxa"/>
-            </w:tcMar>
-            <w:vAlign w:val="center"/>
-          </w:tcPr>
-          <w:p>
-            <w:pPr>
-              <w:rPr>
-                <w:rFonts w:hint="eastAsia" w:ascii="楷体" w:hAnsi="楷体" w:eastAsia="楷体" w:cs="楷体"/>
-                <w:sz w:val="24"/>
-                <w:szCs w:val="24"/>
               </w:rPr>
             </w:pPr>
             <w:r>
@@ -9036,6 +8893,174 @@
                 <w:szCs w:val="24"/>
                 <w:lang w:val="en-US" w:eastAsia="zh-CN"/>
               </w:rPr>
+              <w:t>2</w:t>
+            </w:r>
+          </w:p>
+        </w:tc>
+        <w:tc>
+          <w:tcPr>
+            <w:tcW w:w="0" w:type="auto"/>
+            <w:tcBorders>
+              <w:top w:val="nil"/>
+              <w:left w:val="nil"/>
+              <w:bottom w:val="nil"/>
+              <w:right w:val="single" w:color="auto" w:sz="2" w:space="0"/>
+            </w:tcBorders>
+            <w:shd w:val="clear" w:color="auto" w:fill="auto"/>
+            <w:tcMar>
+              <w:top w:w="120" w:type="dxa"/>
+              <w:left w:w="180" w:type="dxa"/>
+              <w:bottom w:w="120" w:type="dxa"/>
+              <w:right w:w="180" w:type="dxa"/>
+            </w:tcMar>
+            <w:vAlign w:val="center"/>
+          </w:tcPr>
+          <w:p>
+            <w:pPr>
+              <w:rPr>
+                <w:rFonts w:hint="eastAsia" w:ascii="楷体" w:hAnsi="楷体" w:eastAsia="楷体" w:cs="楷体"/>
+                <w:sz w:val="24"/>
+                <w:szCs w:val="24"/>
+                <w:lang w:val="en-US"/>
+              </w:rPr>
+            </w:pPr>
+            <w:r>
+              <w:rPr>
+                <w:rFonts w:hint="eastAsia" w:ascii="楷体" w:hAnsi="楷体" w:eastAsia="楷体" w:cs="楷体"/>
+                <w:sz w:val="24"/>
+                <w:szCs w:val="24"/>
+                <w:lang w:val="en-US" w:eastAsia="zh-CN"/>
+              </w:rPr>
+              <w:t>王磊</w:t>
+            </w:r>
+          </w:p>
+        </w:tc>
+        <w:tc>
+          <w:tcPr>
+            <w:tcW w:w="0" w:type="auto"/>
+            <w:tcBorders>
+              <w:top w:val="nil"/>
+              <w:left w:val="nil"/>
+              <w:bottom w:val="nil"/>
+              <w:right w:val="single" w:color="auto" w:sz="2" w:space="0"/>
+            </w:tcBorders>
+            <w:shd w:val="clear" w:color="auto" w:fill="auto"/>
+            <w:tcMar>
+              <w:top w:w="120" w:type="dxa"/>
+              <w:left w:w="180" w:type="dxa"/>
+              <w:bottom w:w="120" w:type="dxa"/>
+              <w:right w:w="180" w:type="dxa"/>
+            </w:tcMar>
+            <w:vAlign w:val="center"/>
+          </w:tcPr>
+          <w:p>
+            <w:pPr>
+              <w:rPr>
+                <w:rFonts w:hint="eastAsia" w:ascii="楷体" w:hAnsi="楷体" w:eastAsia="楷体" w:cs="楷体"/>
+                <w:sz w:val="24"/>
+                <w:szCs w:val="24"/>
+                <w:lang w:val="en-US" w:eastAsia="zh-CN"/>
+              </w:rPr>
+            </w:pPr>
+            <w:r>
+              <w:rPr>
+                <w:rFonts w:hint="eastAsia" w:ascii="楷体" w:hAnsi="楷体" w:eastAsia="楷体" w:cs="楷体"/>
+                <w:sz w:val="24"/>
+                <w:szCs w:val="24"/>
+                <w:lang w:val="en-US" w:eastAsia="zh-CN"/>
+              </w:rPr>
+              <w:t>202326010106</w:t>
+            </w:r>
+          </w:p>
+        </w:tc>
+        <w:tc>
+          <w:tcPr>
+            <w:tcW w:w="0" w:type="auto"/>
+            <w:tcBorders>
+              <w:top w:val="nil"/>
+              <w:left w:val="nil"/>
+              <w:bottom w:val="nil"/>
+              <w:right w:val="nil"/>
+            </w:tcBorders>
+            <w:shd w:val="clear" w:color="auto" w:fill="auto"/>
+            <w:tcMar>
+              <w:top w:w="120" w:type="dxa"/>
+              <w:left w:w="180" w:type="dxa"/>
+              <w:bottom w:w="120" w:type="dxa"/>
+              <w:right w:w="180" w:type="dxa"/>
+            </w:tcMar>
+            <w:vAlign w:val="center"/>
+          </w:tcPr>
+          <w:p>
+            <w:pPr>
+              <w:rPr>
+                <w:rFonts w:hint="eastAsia" w:ascii="楷体" w:hAnsi="楷体" w:eastAsia="楷体" w:cs="楷体"/>
+                <w:sz w:val="24"/>
+                <w:szCs w:val="24"/>
+              </w:rPr>
+            </w:pPr>
+            <w:r>
+              <w:rPr>
+                <w:rFonts w:hint="eastAsia" w:ascii="楷体" w:hAnsi="楷体" w:eastAsia="楷体" w:cs="楷体"/>
+                <w:sz w:val="24"/>
+                <w:szCs w:val="24"/>
+                <w:lang w:val="en-US" w:eastAsia="zh-CN"/>
+              </w:rPr>
+              <w:t>软件2301</w:t>
+            </w:r>
+          </w:p>
+        </w:tc>
+      </w:tr>
+      <w:tr>
+        <w:tblPrEx>
+          <w:tblBorders>
+            <w:top w:val="single" w:color="auto" w:sz="2" w:space="0"/>
+            <w:left w:val="single" w:color="auto" w:sz="2" w:space="0"/>
+            <w:bottom w:val="single" w:color="auto" w:sz="2" w:space="0"/>
+            <w:right w:val="single" w:color="auto" w:sz="2" w:space="0"/>
+            <w:insideH w:val="none" w:color="auto" w:sz="0" w:space="0"/>
+            <w:insideV w:val="none" w:color="auto" w:sz="0" w:space="0"/>
+          </w:tblBorders>
+          <w:tblCellMar>
+            <w:top w:w="0" w:type="dxa"/>
+            <w:left w:w="0" w:type="dxa"/>
+            <w:bottom w:w="0" w:type="dxa"/>
+            <w:right w:w="0" w:type="dxa"/>
+          </w:tblCellMar>
+        </w:tblPrEx>
+        <w:tc>
+          <w:tcPr>
+            <w:tcW w:w="0" w:type="auto"/>
+            <w:tcBorders>
+              <w:top w:val="nil"/>
+              <w:left w:val="nil"/>
+              <w:bottom w:val="nil"/>
+              <w:right w:val="single" w:color="auto" w:sz="2" w:space="0"/>
+            </w:tcBorders>
+            <w:shd w:val="clear" w:color="auto" w:fill="auto"/>
+            <w:tcMar>
+              <w:top w:w="120" w:type="dxa"/>
+              <w:left w:w="180" w:type="dxa"/>
+              <w:bottom w:w="120" w:type="dxa"/>
+              <w:right w:w="180" w:type="dxa"/>
+            </w:tcMar>
+            <w:vAlign w:val="center"/>
+          </w:tcPr>
+          <w:p>
+            <w:pPr>
+              <w:rPr>
+                <w:rFonts w:hint="eastAsia" w:ascii="楷体" w:hAnsi="楷体" w:eastAsia="楷体" w:cs="楷体"/>
+                <w:sz w:val="24"/>
+                <w:szCs w:val="24"/>
+              </w:rPr>
+            </w:pPr>
+            <w:r>
+              <w:rPr>
+                <w:rFonts w:hint="eastAsia" w:ascii="楷体" w:hAnsi="楷体" w:eastAsia="楷体" w:cs="楷体"/>
+                <w:sz w:val="24"/>
+                <w:szCs w:val="24"/>
+                <w:lang w:val="en-US" w:eastAsia="zh-CN"/>
+              </w:rPr>
               <w:t>3</w:t>
             </w:r>
           </w:p>
@@ -9333,6 +9358,7 @@
             <w:insideH w:val="none" w:color="auto" w:sz="0" w:space="0"/>
             <w:insideV w:val="none" w:color="auto" w:sz="0" w:space="0"/>
           </w:tblBorders>
+          <w:shd w:val="clear" w:color="auto" w:fill="auto"/>
           <w:tblCellMar>
             <w:top w:w="0" w:type="dxa"/>
             <w:left w:w="0" w:type="dxa"/>
